--- a/新泰週報20260503[2618]B4F.docx
+++ b/新泰週報20260503[2618]B4F.docx
@@ -1,6 +1,6 @@
 
 <file path=word/document.xml><?xml version="1.0" encoding="utf-8"?>
-<w:document xmlns:wpc="http://schemas.microsoft.com/office/word/2010/wordprocessingCanvas" xmlns:mc="http://schemas.openxmlformats.org/markup-compatibility/2006" xmlns:o="urn:schemas-microsoft-com:office:office" xmlns:r="http://schemas.openxmlformats.org/officeDocument/2006/relationships" xmlns:m="http://schemas.openxmlformats.org/officeDocument/2006/math" xmlns:v="urn:schemas-microsoft-com:vml" xmlns:wp14="http://schemas.microsoft.com/office/word/2010/wordprocessingDrawing" xmlns:wp="http://schemas.openxmlformats.org/drawingml/2006/wordprocessingDrawing" xmlns:w10="urn:schemas-microsoft-com:office:word" xmlns:w="http://schemas.openxmlformats.org/wordprocessingml/2006/main" xmlns:w14="http://schemas.microsoft.com/office/word/2010/wordml" xmlns:w15="http://schemas.microsoft.com/office/word/2012/wordml" xmlns:wpg="http://schemas.microsoft.com/office/word/2010/wordprocessingGroup" xmlns:wpi="http://schemas.microsoft.com/office/word/2010/wordprocessingInk" xmlns:wne="http://schemas.microsoft.com/office/word/2006/wordml" xmlns:wps="http://schemas.microsoft.com/office/word/2010/wordprocessingShape" mc:Ignorable="w14 w15 wp14">
+<w:document xmlns:wpc="http://schemas.microsoft.com/office/word/2010/wordprocessingCanvas" xmlns:cx="http://schemas.microsoft.com/office/drawing/2014/chartex" xmlns:cx1="http://schemas.microsoft.com/office/drawing/2015/9/8/chartex" xmlns:cx2="http://schemas.microsoft.com/office/drawing/2015/10/21/chartex" xmlns:cx3="http://schemas.microsoft.com/office/drawing/2016/5/9/chartex" xmlns:cx4="http://schemas.microsoft.com/office/drawing/2016/5/10/chartex" xmlns:cx5="http://schemas.microsoft.com/office/drawing/2016/5/11/chartex" xmlns:cx6="http://schemas.microsoft.com/office/drawing/2016/5/12/chartex" xmlns:cx7="http://schemas.microsoft.com/office/drawing/2016/5/13/chartex" xmlns:cx8="http://schemas.microsoft.com/office/drawing/2016/5/14/chartex" xmlns:mc="http://schemas.openxmlformats.org/markup-compatibility/2006" xmlns:aink="http://schemas.microsoft.com/office/drawing/2016/ink" xmlns:am3d="http://schemas.microsoft.com/office/drawing/2017/model3d" xmlns:o="urn:schemas-microsoft-com:office:office" xmlns:oel="http://schemas.microsoft.com/office/2019/extlst" xmlns:r="http://schemas.openxmlformats.org/officeDocument/2006/relationships" xmlns:m="http://schemas.openxmlformats.org/officeDocument/2006/math" xmlns:v="urn:schemas-microsoft-com:vml" xmlns:wp14="http://schemas.microsoft.com/office/word/2010/wordprocessingDrawing" xmlns:wp="http://schemas.openxmlformats.org/drawingml/2006/wordprocessingDrawing" xmlns:w10="urn:schemas-microsoft-com:office:word" xmlns:w="http://schemas.openxmlformats.org/wordprocessingml/2006/main" xmlns:w14="http://schemas.microsoft.com/office/word/2010/wordml" xmlns:w15="http://schemas.microsoft.com/office/word/2012/wordml" xmlns:w16cex="http://schemas.microsoft.com/office/word/2018/wordml/cex" xmlns:w16cid="http://schemas.microsoft.com/office/word/2016/wordml/cid" xmlns:w16="http://schemas.microsoft.com/office/word/2018/wordml" xmlns:w16du="http://schemas.microsoft.com/office/word/2023/wordml/word16du" xmlns:w16sdtdh="http://schemas.microsoft.com/office/word/2020/wordml/sdtdatahash" xmlns:w16sdtfl="http://schemas.microsoft.com/office/word/2024/wordml/sdtformatlock" xmlns:w16se="http://schemas.microsoft.com/office/word/2015/wordml/symex" xmlns:wpg="http://schemas.microsoft.com/office/word/2010/wordprocessingGroup" xmlns:wpi="http://schemas.microsoft.com/office/word/2010/wordprocessingInk" xmlns:wne="http://schemas.microsoft.com/office/word/2006/wordml" xmlns:wps="http://schemas.microsoft.com/office/word/2010/wordprocessingShape" mc:Ignorable="w14 w15 w16se w16cid w16 w16cex w16sdtdh w16sdtfl w16du wp14">
   <w:body>
     <w:p>
       <w:pPr>
@@ -114,7 +114,7 @@
           <w:sz w:val="20"/>
           <w:szCs w:val="20"/>
         </w:rPr>
-        <w:instrText>7</w:instrText>
+        <w:instrText>8</w:instrText>
       </w:r>
       <w:r>
         <w:rPr>
@@ -153,7 +153,7 @@
           <w:sz w:val="20"/>
           <w:szCs w:val="20"/>
         </w:rPr>
-        <w:t>617</w:t>
+        <w:t>618</w:t>
       </w:r>
       <w:bookmarkEnd w:id="0"/>
       <w:r>
@@ -266,7 +266,7 @@
           <w:sz w:val="20"/>
           <w:szCs w:val="20"/>
         </w:rPr>
-        <w:instrText>4</w:instrText>
+        <w:instrText>5</w:instrText>
       </w:r>
       <w:r>
         <w:rPr>
@@ -295,7 +295,7 @@
           <w:sz w:val="20"/>
           <w:szCs w:val="20"/>
         </w:rPr>
-        <w:t>4</w:t>
+        <w:t>5</w:t>
       </w:r>
       <w:bookmarkEnd w:id="2"/>
       <w:r>
@@ -332,7 +332,7 @@
           <w:sz w:val="20"/>
           <w:szCs w:val="20"/>
         </w:rPr>
-        <w:instrText>26</w:instrText>
+        <w:instrText>3</w:instrText>
       </w:r>
       <w:r>
         <w:rPr>
@@ -361,7 +361,7 @@
           <w:sz w:val="20"/>
           <w:szCs w:val="20"/>
         </w:rPr>
-        <w:t>26</w:t>
+        <w:t>3</w:t>
       </w:r>
       <w:bookmarkEnd w:id="3"/>
       <w:r>
@@ -398,7 +398,16 @@
           <w:sz w:val="20"/>
           <w:szCs w:val="20"/>
         </w:rPr>
-        <w:instrText>31</w:instrText>
+        <w:instrText>3</w:instrText>
+      </w:r>
+      <w:r>
+        <w:rPr>
+          <w:rFonts w:ascii="Barlow Condensed Medium" w:hAnsi="Barlow Condensed Medium" w:cs="Tahoma" w:hint="eastAsia"/>
+          <w:color w:val="404040" w:themeColor="text1" w:themeTint="BF"/>
+          <w:sz w:val="20"/>
+          <w:szCs w:val="20"/>
+        </w:rPr>
+        <w:instrText>0</w:instrText>
       </w:r>
       <w:r>
         <w:rPr>
@@ -427,7 +436,7 @@
           <w:sz w:val="20"/>
           <w:szCs w:val="20"/>
         </w:rPr>
-        <w:t>31</w:t>
+        <w:t>30</w:t>
       </w:r>
       <w:bookmarkEnd w:id="4"/>
       <w:r>
@@ -473,7 +482,7 @@
           <w:sz w:val="20"/>
           <w:szCs w:val="20"/>
         </w:rPr>
-        <w:instrText>0</w:instrText>
+        <w:instrText>1</w:instrText>
       </w:r>
       <w:r>
         <w:rPr>
@@ -502,7 +511,7 @@
           <w:sz w:val="20"/>
           <w:szCs w:val="20"/>
         </w:rPr>
-        <w:t>30</w:t>
+        <w:t>31</w:t>
       </w:r>
       <w:bookmarkEnd w:id="5"/>
       <w:r>
@@ -1902,6 +1911,7 @@
               </w:rPr>
               <w:t>召開</w:t>
             </w:r>
+            <w:proofErr w:type="gramStart"/>
             <w:r>
               <w:rPr>
                 <w:rFonts w:ascii="Barlow Condensed Medium" w:eastAsia="標楷體" w:hAnsi="Barlow Condensed Medium" w:cs="Segoe UI Symbol" w:hint="eastAsia"/>
@@ -1920,6 +1930,7 @@
               </w:rPr>
               <w:t>長執會</w:t>
             </w:r>
+            <w:proofErr w:type="gramEnd"/>
             <w:r>
               <w:rPr>
                 <w:rFonts w:ascii="Barlow Condensed Medium" w:eastAsia="標楷體" w:hAnsi="Barlow Condensed Medium" w:cs="Segoe UI Symbol"/>
@@ -2032,6 +2043,7 @@
               </w:rPr>
               <w:t>)</w:t>
             </w:r>
+            <w:proofErr w:type="gramStart"/>
             <w:r>
               <w:rPr>
                 <w:rFonts w:ascii="Barlow Condensed Medium" w:eastAsia="標楷體" w:hAnsi="Barlow Condensed Medium" w:cs="Segoe UI Symbol" w:hint="eastAsia"/>
@@ -2048,8 +2060,9 @@
                 <w:sz w:val="26"/>
                 <w:szCs w:val="26"/>
               </w:rPr>
-              <w:t>松年團契</w:t>
-            </w:r>
+              <w:t>松年</w:t>
+            </w:r>
+            <w:proofErr w:type="gramEnd"/>
             <w:r>
               <w:rPr>
                 <w:rFonts w:ascii="Barlow Condensed Medium" w:eastAsia="標楷體" w:hAnsi="Barlow Condensed Medium" w:cs="Segoe UI Symbol" w:hint="eastAsia"/>
@@ -2057,7 +2070,7 @@
                 <w:sz w:val="26"/>
                 <w:szCs w:val="26"/>
               </w:rPr>
-              <w:t>將舉辨</w:t>
+              <w:t>團契</w:t>
             </w:r>
             <w:r>
               <w:rPr>
@@ -2066,8 +2079,18 @@
                 <w:sz w:val="26"/>
                 <w:szCs w:val="26"/>
               </w:rPr>
+              <w:t>將舉辨</w:t>
+            </w:r>
+            <w:r>
+              <w:rPr>
+                <w:rFonts w:ascii="Barlow Condensed Medium" w:eastAsia="標楷體" w:hAnsi="Barlow Condensed Medium" w:cs="Segoe UI Symbol" w:hint="eastAsia"/>
+                <w:w w:val="90"/>
+                <w:sz w:val="26"/>
+                <w:szCs w:val="26"/>
+              </w:rPr>
               <w:t>金山</w:t>
             </w:r>
+            <w:proofErr w:type="gramStart"/>
             <w:r>
               <w:rPr>
                 <w:rFonts w:ascii="新細明體" w:eastAsia="新細明體" w:hAnsi="新細明體" w:cs="新細明體" w:hint="eastAsia"/>
@@ -2077,6 +2100,7 @@
               </w:rPr>
               <w:t>‧</w:t>
             </w:r>
+            <w:proofErr w:type="gramEnd"/>
             <w:r>
               <w:rPr>
                 <w:rFonts w:ascii="Barlow Condensed Medium" w:eastAsia="標楷體" w:hAnsi="Barlow Condensed Medium" w:cs="Segoe UI Symbol" w:hint="eastAsia"/>
@@ -2337,6 +2361,7 @@
         </w:rPr>
         <w:t>§</w:t>
       </w:r>
+      <w:proofErr w:type="gramStart"/>
       <w:r>
         <w:rPr>
           <w:rFonts w:ascii="Barlow Condensed Medium" w:eastAsia="華康正顏楷體W9" w:hAnsi="Barlow Condensed Medium" w:cstheme="minorHAnsi"/>
@@ -2344,6 +2369,7 @@
         </w:rPr>
         <w:t>公禱事項</w:t>
       </w:r>
+      <w:proofErr w:type="gramEnd"/>
     </w:p>
     <w:tbl>
       <w:tblPr>
@@ -2486,8 +2512,9 @@
                 <w:sz w:val="26"/>
                 <w:szCs w:val="26"/>
               </w:rPr>
-              <w:t>、人權和生態永續，願　神公義的國度降臨</w:t>
-            </w:r>
+              <w:t xml:space="preserve">、人權和生態永續，願　</w:t>
+            </w:r>
+            <w:proofErr w:type="gramStart"/>
             <w:r>
               <w:rPr>
                 <w:rFonts w:ascii="Barlow Condensed Medium" w:eastAsia="標楷體" w:hAnsi="Barlow Condensed Medium" w:cstheme="minorHAnsi" w:hint="eastAsia"/>
@@ -2495,6 +2522,25 @@
                 <w:sz w:val="26"/>
                 <w:szCs w:val="26"/>
               </w:rPr>
+              <w:t>神公義</w:t>
+            </w:r>
+            <w:proofErr w:type="gramEnd"/>
+            <w:r>
+              <w:rPr>
+                <w:rFonts w:ascii="Barlow Condensed Medium" w:eastAsia="標楷體" w:hAnsi="Barlow Condensed Medium" w:cstheme="minorHAnsi" w:hint="eastAsia"/>
+                <w:w w:val="90"/>
+                <w:sz w:val="26"/>
+                <w:szCs w:val="26"/>
+              </w:rPr>
+              <w:t>的國度降臨</w:t>
+            </w:r>
+            <w:r>
+              <w:rPr>
+                <w:rFonts w:ascii="Barlow Condensed Medium" w:eastAsia="標楷體" w:hAnsi="Barlow Condensed Medium" w:cstheme="minorHAnsi" w:hint="eastAsia"/>
+                <w:w w:val="90"/>
+                <w:sz w:val="26"/>
+                <w:szCs w:val="26"/>
+              </w:rPr>
               <w:t>。</w:t>
             </w:r>
           </w:p>
@@ -2586,8 +2632,19 @@
                 <w:sz w:val="26"/>
                 <w:szCs w:val="26"/>
               </w:rPr>
-              <w:t>年全民為守護台灣更同心、更團結，求真相除詐騙，以及求真　神棄偶像</w:t>
-            </w:r>
+              <w:t xml:space="preserve">年全民為守護台灣更同心、更團結，求真相除詐騙，以及求真　</w:t>
+            </w:r>
+            <w:proofErr w:type="gramStart"/>
+            <w:r>
+              <w:rPr>
+                <w:rFonts w:ascii="Barlow Condensed Medium" w:eastAsia="標楷體" w:hAnsi="Barlow Condensed Medium" w:cstheme="minorHAnsi" w:hint="eastAsia"/>
+                <w:w w:val="90"/>
+                <w:sz w:val="26"/>
+                <w:szCs w:val="26"/>
+              </w:rPr>
+              <w:t>神棄偶像</w:t>
+            </w:r>
+            <w:proofErr w:type="gramEnd"/>
             <w:r>
               <w:rPr>
                 <w:rFonts w:ascii="Barlow Condensed Medium" w:eastAsia="標楷體" w:hAnsi="Barlow Condensed Medium" w:cstheme="minorHAnsi"/>
@@ -2704,8 +2761,19 @@
                 <w:sz w:val="26"/>
                 <w:szCs w:val="26"/>
               </w:rPr>
-              <w:t>事工代禱</w:t>
-            </w:r>
+              <w:t>事</w:t>
+            </w:r>
+            <w:proofErr w:type="gramStart"/>
+            <w:r>
+              <w:rPr>
+                <w:rFonts w:ascii="Barlow Condensed Medium" w:eastAsia="標楷體" w:hAnsi="Barlow Condensed Medium" w:cs="Segoe UI Symbol"/>
+                <w:w w:val="90"/>
+                <w:sz w:val="26"/>
+                <w:szCs w:val="26"/>
+              </w:rPr>
+              <w:t>工代禱</w:t>
+            </w:r>
+            <w:proofErr w:type="gramEnd"/>
             <w:r>
               <w:rPr>
                 <w:rFonts w:ascii="Barlow Condensed Medium" w:eastAsia="標楷體" w:hAnsi="Barlow Condensed Medium" w:cstheme="minorHAnsi"/>
@@ -2822,7 +2890,27 @@
                 <w:sz w:val="26"/>
                 <w:szCs w:val="26"/>
               </w:rPr>
-              <w:t>和家庭代禱。</w:t>
+              <w:t>和</w:t>
+            </w:r>
+            <w:proofErr w:type="gramStart"/>
+            <w:r>
+              <w:rPr>
+                <w:rFonts w:ascii="Barlow Condensed Medium" w:eastAsia="標楷體" w:hAnsi="Barlow Condensed Medium" w:cstheme="minorHAnsi"/>
+                <w:w w:val="90"/>
+                <w:sz w:val="26"/>
+                <w:szCs w:val="26"/>
+              </w:rPr>
+              <w:t>家庭代禱</w:t>
+            </w:r>
+            <w:proofErr w:type="gramEnd"/>
+            <w:r>
+              <w:rPr>
+                <w:rFonts w:ascii="Barlow Condensed Medium" w:eastAsia="標楷體" w:hAnsi="Barlow Condensed Medium" w:cstheme="minorHAnsi"/>
+                <w:w w:val="90"/>
+                <w:sz w:val="26"/>
+                <w:szCs w:val="26"/>
+              </w:rPr>
+              <w:t>。</w:t>
             </w:r>
           </w:p>
         </w:tc>
@@ -2984,8 +3072,9 @@
                 <w:sz w:val="26"/>
                 <w:szCs w:val="26"/>
               </w:rPr>
-              <w:t>兄姊</w:t>
-            </w:r>
+              <w:t>兄</w:t>
+            </w:r>
+            <w:proofErr w:type="gramStart"/>
             <w:r>
               <w:rPr>
                 <w:rFonts w:ascii="Barlow Condensed Medium" w:eastAsia="華康中黑體" w:hAnsi="Barlow Condensed Medium" w:cs="Segoe UI Symbol"/>
@@ -2993,8 +3082,9 @@
                 <w:sz w:val="26"/>
                 <w:szCs w:val="26"/>
               </w:rPr>
-              <w:t>利用代禱卡</w:t>
-            </w:r>
+              <w:t>姊</w:t>
+            </w:r>
+            <w:proofErr w:type="gramEnd"/>
             <w:r>
               <w:rPr>
                 <w:rFonts w:ascii="Barlow Condensed Medium" w:eastAsia="華康中黑體" w:hAnsi="Barlow Condensed Medium" w:cs="Segoe UI Symbol"/>
@@ -3002,8 +3092,9 @@
                 <w:sz w:val="26"/>
                 <w:szCs w:val="26"/>
               </w:rPr>
-              <w:t>(</w:t>
-            </w:r>
+              <w:t>利用</w:t>
+            </w:r>
+            <w:proofErr w:type="gramStart"/>
             <w:r>
               <w:rPr>
                 <w:rFonts w:ascii="Barlow Condensed Medium" w:eastAsia="華康中黑體" w:hAnsi="Barlow Condensed Medium" w:cs="Segoe UI Symbol"/>
@@ -3011,8 +3102,9 @@
                 <w:sz w:val="26"/>
                 <w:szCs w:val="26"/>
               </w:rPr>
-              <w:t>於招待桌上</w:t>
-            </w:r>
+              <w:t>代禱卡</w:t>
+            </w:r>
+            <w:proofErr w:type="gramEnd"/>
             <w:r>
               <w:rPr>
                 <w:rFonts w:ascii="Barlow Condensed Medium" w:eastAsia="華康中黑體" w:hAnsi="Barlow Condensed Medium" w:cs="Segoe UI Symbol"/>
@@ -3020,7 +3112,7 @@
                 <w:sz w:val="26"/>
                 <w:szCs w:val="26"/>
               </w:rPr>
-              <w:t>)</w:t>
+              <w:t>(</w:t>
             </w:r>
             <w:r>
               <w:rPr>
@@ -3029,7 +3121,36 @@
                 <w:sz w:val="26"/>
                 <w:szCs w:val="26"/>
               </w:rPr>
-              <w:t>投代禱信箱。</w:t>
+              <w:t>於招待桌上</w:t>
+            </w:r>
+            <w:r>
+              <w:rPr>
+                <w:rFonts w:ascii="Barlow Condensed Medium" w:eastAsia="華康中黑體" w:hAnsi="Barlow Condensed Medium" w:cs="Segoe UI Symbol"/>
+                <w:w w:val="90"/>
+                <w:sz w:val="26"/>
+                <w:szCs w:val="26"/>
+              </w:rPr>
+              <w:t>)</w:t>
+            </w:r>
+            <w:proofErr w:type="gramStart"/>
+            <w:r>
+              <w:rPr>
+                <w:rFonts w:ascii="Barlow Condensed Medium" w:eastAsia="華康中黑體" w:hAnsi="Barlow Condensed Medium" w:cs="Segoe UI Symbol"/>
+                <w:w w:val="90"/>
+                <w:sz w:val="26"/>
+                <w:szCs w:val="26"/>
+              </w:rPr>
+              <w:t>投代禱</w:t>
+            </w:r>
+            <w:proofErr w:type="gramEnd"/>
+            <w:r>
+              <w:rPr>
+                <w:rFonts w:ascii="Barlow Condensed Medium" w:eastAsia="華康中黑體" w:hAnsi="Barlow Condensed Medium" w:cs="Segoe UI Symbol"/>
+                <w:w w:val="90"/>
+                <w:sz w:val="26"/>
+                <w:szCs w:val="26"/>
+              </w:rPr>
+              <w:t>信箱。</w:t>
             </w:r>
           </w:p>
         </w:tc>
@@ -3108,8 +3229,9 @@
                 <w:sz w:val="26"/>
                 <w:szCs w:val="26"/>
               </w:rPr>
-              <w:t>王聖</w:t>
-            </w:r>
+              <w:t>王</w:t>
+            </w:r>
+            <w:proofErr w:type="gramStart"/>
             <w:r>
               <w:rPr>
                 <w:rFonts w:ascii="Barlow Condensed Medium" w:eastAsia="標楷體" w:hAnsi="Barlow Condensed Medium" w:cstheme="minorHAnsi" w:hint="eastAsia"/>
@@ -3117,7 +3239,7 @@
                 <w:sz w:val="26"/>
                 <w:szCs w:val="26"/>
               </w:rPr>
-              <w:t>崴</w:t>
+              <w:t>聖</w:t>
             </w:r>
             <w:r>
               <w:rPr>
@@ -3126,8 +3248,18 @@
                 <w:sz w:val="26"/>
                 <w:szCs w:val="26"/>
               </w:rPr>
+              <w:t>崴</w:t>
+            </w:r>
+            <w:r>
+              <w:rPr>
+                <w:rFonts w:ascii="Barlow Condensed Medium" w:eastAsia="標楷體" w:hAnsi="Barlow Condensed Medium" w:cstheme="minorHAnsi" w:hint="eastAsia"/>
+                <w:w w:val="90"/>
+                <w:sz w:val="26"/>
+                <w:szCs w:val="26"/>
+              </w:rPr>
               <w:t>。</w:t>
             </w:r>
+            <w:proofErr w:type="gramEnd"/>
           </w:p>
         </w:tc>
       </w:tr>
@@ -3380,7 +3512,7 @@
           <w:sz w:val="26"/>
           <w:szCs w:val="26"/>
         </w:rPr>
-        <w:t>為了主的榮耀</w:t>
+        <w:t>懇求上帝施恩賜福</w:t>
       </w:r>
       <w:r>
         <w:rPr>
@@ -3391,6 +3523,38 @@
           <w:szCs w:val="26"/>
         </w:rPr>
         <w:t>】</w:t>
+      </w:r>
+    </w:p>
+    <w:p>
+      <w:pPr>
+        <w:pStyle w:val="a8"/>
+        <w:numPr>
+          <w:ilvl w:val="0"/>
+          <w:numId w:val="18"/>
+        </w:numPr>
+        <w:kinsoku w:val="0"/>
+        <w:snapToGrid w:val="0"/>
+        <w:spacing w:line="300" w:lineRule="exact"/>
+        <w:ind w:leftChars="0"/>
+        <w:rPr>
+          <w:rFonts w:ascii="Barlow Condensed Medium" w:eastAsia="標楷體" w:hAnsi="Barlow Condensed Medium" w:cs="Arial"/>
+          <w:bCs/>
+          <w:w w:val="72"/>
+          <w:kern w:val="0"/>
+          <w:sz w:val="26"/>
+          <w:szCs w:val="26"/>
+        </w:rPr>
+      </w:pPr>
+      <w:r>
+        <w:rPr>
+          <w:rFonts w:ascii="Barlow Condensed Medium" w:eastAsia="標楷體" w:hAnsi="Barlow Condensed Medium" w:cs="Arial" w:hint="eastAsia"/>
+          <w:bCs/>
+          <w:w w:val="72"/>
+          <w:kern w:val="0"/>
+          <w:sz w:val="26"/>
+          <w:szCs w:val="26"/>
+        </w:rPr>
+        <w:t>懇求上帝施恩賜福，</w:t>
       </w:r>
     </w:p>
     <w:p>
@@ -3399,7 +3563,7 @@
         <w:kinsoku w:val="0"/>
         <w:snapToGrid w:val="0"/>
         <w:spacing w:line="300" w:lineRule="exact"/>
-        <w:ind w:leftChars="0" w:left="0"/>
+        <w:ind w:leftChars="0" w:left="180"/>
         <w:rPr>
           <w:rFonts w:ascii="Barlow Condensed Medium" w:eastAsia="標楷體" w:hAnsi="Barlow Condensed Medium" w:cs="Arial"/>
           <w:bCs/>
@@ -3418,7 +3582,7 @@
           <w:sz w:val="26"/>
           <w:szCs w:val="26"/>
         </w:rPr>
-        <w:t>我主我的牧者，做我保護引導。</w:t>
+        <w:t>保佑一家安樂；</w:t>
       </w:r>
     </w:p>
     <w:p>
@@ -3427,7 +3591,7 @@
         <w:kinsoku w:val="0"/>
         <w:snapToGrid w:val="0"/>
         <w:spacing w:line="300" w:lineRule="exact"/>
-        <w:ind w:leftChars="0" w:left="0"/>
+        <w:ind w:leftChars="0" w:left="180"/>
         <w:rPr>
           <w:rFonts w:ascii="Barlow Condensed Medium" w:eastAsia="標楷體" w:hAnsi="Barlow Condensed Medium" w:cs="Arial"/>
           <w:bCs/>
@@ -3437,6 +3601,7 @@
           <w:szCs w:val="26"/>
         </w:rPr>
       </w:pPr>
+      <w:proofErr w:type="gramStart"/>
       <w:r>
         <w:rPr>
           <w:rFonts w:ascii="Barlow Condensed Medium" w:eastAsia="標楷體" w:hAnsi="Barlow Condensed Medium" w:cs="Arial" w:hint="eastAsia"/>
@@ -3446,7 +3611,43 @@
           <w:sz w:val="26"/>
           <w:szCs w:val="26"/>
         </w:rPr>
-        <w:t>我永遠無欠缺，祂要賞賜我夠額。</w:t>
+        <w:t>嗣</w:t>
+      </w:r>
+      <w:proofErr w:type="gramEnd"/>
+      <w:r>
+        <w:rPr>
+          <w:rFonts w:ascii="Barlow Condensed Medium" w:eastAsia="標楷體" w:hAnsi="Barlow Condensed Medium" w:cs="Arial" w:hint="eastAsia"/>
+          <w:bCs/>
+          <w:w w:val="72"/>
+          <w:kern w:val="0"/>
+          <w:sz w:val="26"/>
+          <w:szCs w:val="26"/>
+        </w:rPr>
+        <w:t>大</w:t>
+      </w:r>
+      <w:proofErr w:type="gramStart"/>
+      <w:r>
+        <w:rPr>
+          <w:rFonts w:ascii="Barlow Condensed Medium" w:eastAsia="標楷體" w:hAnsi="Barlow Condensed Medium" w:cs="Arial" w:hint="eastAsia"/>
+          <w:bCs/>
+          <w:w w:val="72"/>
+          <w:kern w:val="0"/>
+          <w:sz w:val="26"/>
+          <w:szCs w:val="26"/>
+        </w:rPr>
+        <w:t>嗣小信</w:t>
+      </w:r>
+      <w:proofErr w:type="gramEnd"/>
+      <w:r>
+        <w:rPr>
+          <w:rFonts w:ascii="Barlow Condensed Medium" w:eastAsia="標楷體" w:hAnsi="Barlow Condensed Medium" w:cs="Arial" w:hint="eastAsia"/>
+          <w:bCs/>
+          <w:w w:val="72"/>
+          <w:kern w:val="0"/>
+          <w:sz w:val="26"/>
+          <w:szCs w:val="26"/>
+        </w:rPr>
+        <w:t>主基督，</w:t>
       </w:r>
     </w:p>
     <w:p>
@@ -3455,7 +3656,7 @@
         <w:kinsoku w:val="0"/>
         <w:snapToGrid w:val="0"/>
         <w:spacing w:line="300" w:lineRule="exact"/>
-        <w:ind w:leftChars="0" w:left="0"/>
+        <w:ind w:leftChars="0" w:left="180"/>
         <w:rPr>
           <w:rFonts w:ascii="Barlow Condensed Medium" w:eastAsia="標楷體" w:hAnsi="Barlow Condensed Medium" w:cs="Arial"/>
           <w:bCs/>
@@ -3474,7 +3675,63 @@
           <w:sz w:val="26"/>
           <w:szCs w:val="26"/>
         </w:rPr>
-        <w:t>雖然我行佇黑暗中（我行佇黑暗中），祂用愛做光指示（祂要導我），閣我欲跟隨祂引導。我欲用一世人服事祂。</w:t>
+        <w:t>大家相愛和睦。</w:t>
+      </w:r>
+    </w:p>
+    <w:p>
+      <w:pPr>
+        <w:pStyle w:val="a8"/>
+        <w:numPr>
+          <w:ilvl w:val="0"/>
+          <w:numId w:val="18"/>
+        </w:numPr>
+        <w:kinsoku w:val="0"/>
+        <w:snapToGrid w:val="0"/>
+        <w:spacing w:line="300" w:lineRule="exact"/>
+        <w:ind w:leftChars="0"/>
+        <w:rPr>
+          <w:rFonts w:ascii="Barlow Condensed Medium" w:eastAsia="標楷體" w:hAnsi="Barlow Condensed Medium" w:cs="Arial"/>
+          <w:bCs/>
+          <w:w w:val="72"/>
+          <w:kern w:val="0"/>
+          <w:sz w:val="26"/>
+          <w:szCs w:val="26"/>
+        </w:rPr>
+      </w:pPr>
+      <w:r>
+        <w:rPr>
+          <w:rFonts w:ascii="Barlow Condensed Medium" w:eastAsia="標楷體" w:hAnsi="Barlow Condensed Medium" w:cs="Arial" w:hint="eastAsia"/>
+          <w:bCs/>
+          <w:w w:val="72"/>
+          <w:kern w:val="0"/>
+          <w:sz w:val="26"/>
+          <w:szCs w:val="26"/>
+        </w:rPr>
+        <w:t>父慈子孝</w:t>
+      </w:r>
+      <w:proofErr w:type="gramStart"/>
+      <w:r>
+        <w:rPr>
+          <w:rFonts w:ascii="Barlow Condensed Medium" w:eastAsia="標楷體" w:hAnsi="Barlow Condensed Medium" w:cs="Arial" w:hint="eastAsia"/>
+          <w:bCs/>
+          <w:w w:val="72"/>
+          <w:kern w:val="0"/>
+          <w:sz w:val="26"/>
+          <w:szCs w:val="26"/>
+        </w:rPr>
+        <w:t>夫妻保老</w:t>
+      </w:r>
+      <w:proofErr w:type="gramEnd"/>
+      <w:r>
+        <w:rPr>
+          <w:rFonts w:ascii="Barlow Condensed Medium" w:eastAsia="標楷體" w:hAnsi="Barlow Condensed Medium" w:cs="Arial" w:hint="eastAsia"/>
+          <w:bCs/>
+          <w:w w:val="72"/>
+          <w:kern w:val="0"/>
+          <w:sz w:val="26"/>
+          <w:szCs w:val="26"/>
+        </w:rPr>
+        <w:t>，</w:t>
       </w:r>
     </w:p>
     <w:p>
@@ -3483,7 +3740,7 @@
         <w:kinsoku w:val="0"/>
         <w:snapToGrid w:val="0"/>
         <w:spacing w:line="300" w:lineRule="exact"/>
-        <w:ind w:leftChars="0" w:left="0"/>
+        <w:ind w:leftChars="0" w:left="180"/>
         <w:rPr>
           <w:rFonts w:ascii="Barlow Condensed Medium" w:eastAsia="標楷體" w:hAnsi="Barlow Condensed Medium" w:cs="Arial"/>
           <w:bCs/>
@@ -3502,7 +3759,7 @@
           <w:sz w:val="26"/>
           <w:szCs w:val="26"/>
         </w:rPr>
-        <w:t>我要讚美祂，盡我一切氣力。我欲尊崇祂，佇我一生所選。</w:t>
+        <w:t>兄弟姊妹和好；</w:t>
       </w:r>
     </w:p>
     <w:p>
@@ -3511,7 +3768,7 @@
         <w:kinsoku w:val="0"/>
         <w:snapToGrid w:val="0"/>
         <w:spacing w:line="300" w:lineRule="exact"/>
-        <w:ind w:leftChars="0" w:left="0"/>
+        <w:ind w:leftChars="0" w:left="180"/>
         <w:rPr>
           <w:rFonts w:ascii="Barlow Condensed Medium" w:eastAsia="標楷體" w:hAnsi="Barlow Condensed Medium" w:cs="Arial"/>
           <w:bCs/>
@@ -3530,7 +3787,31 @@
           <w:sz w:val="26"/>
           <w:szCs w:val="26"/>
         </w:rPr>
-        <w:t>今我活，為著榮耀主來活，</w:t>
+        <w:t>虔誠</w:t>
+      </w:r>
+      <w:proofErr w:type="gramStart"/>
+      <w:r>
+        <w:rPr>
+          <w:rFonts w:ascii="Barlow Condensed Medium" w:eastAsia="標楷體" w:hAnsi="Barlow Condensed Medium" w:cs="Arial" w:hint="eastAsia"/>
+          <w:bCs/>
+          <w:w w:val="72"/>
+          <w:kern w:val="0"/>
+          <w:sz w:val="26"/>
+          <w:szCs w:val="26"/>
+        </w:rPr>
+        <w:t>祈禱勤讀聖經</w:t>
+      </w:r>
+      <w:proofErr w:type="gramEnd"/>
+      <w:r>
+        <w:rPr>
+          <w:rFonts w:ascii="Barlow Condensed Medium" w:eastAsia="標楷體" w:hAnsi="Barlow Condensed Medium" w:cs="Arial" w:hint="eastAsia"/>
+          <w:bCs/>
+          <w:w w:val="72"/>
+          <w:kern w:val="0"/>
+          <w:sz w:val="26"/>
+          <w:szCs w:val="26"/>
+        </w:rPr>
+        <w:t>，</w:t>
       </w:r>
     </w:p>
     <w:p>
@@ -3539,7 +3820,7 @@
         <w:kinsoku w:val="0"/>
         <w:snapToGrid w:val="0"/>
         <w:spacing w:line="300" w:lineRule="exact"/>
-        <w:ind w:leftChars="0" w:left="0"/>
+        <w:ind w:leftChars="0" w:left="180"/>
         <w:rPr>
           <w:rFonts w:ascii="Barlow Condensed Medium" w:eastAsia="標楷體" w:hAnsi="Barlow Condensed Medium" w:cs="Arial"/>
           <w:bCs/>
@@ -3558,7 +3839,63 @@
           <w:sz w:val="26"/>
           <w:szCs w:val="26"/>
         </w:rPr>
-        <w:t>今我啲活，為著榮耀主來活。</w:t>
+        <w:t>成</w:t>
+      </w:r>
+      <w:proofErr w:type="gramStart"/>
+      <w:r>
+        <w:rPr>
+          <w:rFonts w:ascii="Barlow Condensed Medium" w:eastAsia="標楷體" w:hAnsi="Barlow Condensed Medium" w:cs="Arial" w:hint="eastAsia"/>
+          <w:bCs/>
+          <w:w w:val="72"/>
+          <w:kern w:val="0"/>
+          <w:sz w:val="26"/>
+          <w:szCs w:val="26"/>
+        </w:rPr>
+        <w:t>做屬主</w:t>
+      </w:r>
+      <w:proofErr w:type="gramEnd"/>
+      <w:r>
+        <w:rPr>
+          <w:rFonts w:ascii="Barlow Condensed Medium" w:eastAsia="標楷體" w:hAnsi="Barlow Condensed Medium" w:cs="Arial" w:hint="eastAsia"/>
+          <w:bCs/>
+          <w:w w:val="72"/>
+          <w:kern w:val="0"/>
+          <w:sz w:val="26"/>
+          <w:szCs w:val="26"/>
+        </w:rPr>
+        <w:t>家庭。</w:t>
+      </w:r>
+    </w:p>
+    <w:p>
+      <w:pPr>
+        <w:pStyle w:val="a8"/>
+        <w:numPr>
+          <w:ilvl w:val="0"/>
+          <w:numId w:val="18"/>
+        </w:numPr>
+        <w:kinsoku w:val="0"/>
+        <w:snapToGrid w:val="0"/>
+        <w:spacing w:line="300" w:lineRule="exact"/>
+        <w:ind w:leftChars="0"/>
+        <w:rPr>
+          <w:rFonts w:ascii="Barlow Condensed Medium" w:eastAsia="標楷體" w:hAnsi="Barlow Condensed Medium" w:cs="Arial"/>
+          <w:bCs/>
+          <w:w w:val="72"/>
+          <w:kern w:val="0"/>
+          <w:sz w:val="26"/>
+          <w:szCs w:val="26"/>
+        </w:rPr>
+      </w:pPr>
+      <w:r>
+        <w:rPr>
+          <w:rFonts w:ascii="Barlow Condensed Medium" w:eastAsia="標楷體" w:hAnsi="Barlow Condensed Medium" w:cs="Arial" w:hint="eastAsia"/>
+          <w:bCs/>
+          <w:w w:val="72"/>
+          <w:kern w:val="0"/>
+          <w:sz w:val="26"/>
+          <w:szCs w:val="26"/>
+        </w:rPr>
+        <w:t>全家大小做主聖徒，</w:t>
       </w:r>
     </w:p>
     <w:p>
@@ -3567,7 +3904,7 @@
         <w:kinsoku w:val="0"/>
         <w:snapToGrid w:val="0"/>
         <w:spacing w:line="300" w:lineRule="exact"/>
-        <w:ind w:leftChars="0" w:left="0"/>
+        <w:ind w:leftChars="0" w:left="180"/>
         <w:rPr>
           <w:rFonts w:ascii="Barlow Condensed Medium" w:eastAsia="標楷體" w:hAnsi="Barlow Condensed Medium" w:cs="Arial"/>
           <w:bCs/>
@@ -3586,7 +3923,7 @@
           <w:sz w:val="26"/>
           <w:szCs w:val="26"/>
         </w:rPr>
-        <w:t>我雖然常迷路，主牽我閣照顧引導我到活命水邊，使我安歇佇祂。</w:t>
+        <w:t>所行照主法度；</w:t>
       </w:r>
     </w:p>
     <w:p>
@@ -3595,7 +3932,7 @@
         <w:kinsoku w:val="0"/>
         <w:snapToGrid w:val="0"/>
         <w:spacing w:line="300" w:lineRule="exact"/>
-        <w:ind w:leftChars="0" w:left="0"/>
+        <w:ind w:leftChars="0" w:left="180"/>
         <w:rPr>
           <w:rFonts w:ascii="Barlow Condensed Medium" w:eastAsia="標楷體" w:hAnsi="Barlow Condensed Medium" w:cs="Arial"/>
           <w:bCs/>
@@ -3614,7 +3951,7 @@
           <w:sz w:val="26"/>
           <w:szCs w:val="26"/>
         </w:rPr>
-        <w:t>祂，猶召我向前享受活命恩典，</w:t>
+        <w:t>待人接物為主見證，</w:t>
       </w:r>
     </w:p>
     <w:p>
@@ -3623,7 +3960,7 @@
         <w:kinsoku w:val="0"/>
         <w:snapToGrid w:val="0"/>
         <w:spacing w:line="300" w:lineRule="exact"/>
-        <w:ind w:leftChars="0" w:left="0"/>
+        <w:ind w:leftChars="0" w:left="180"/>
         <w:rPr>
           <w:rFonts w:ascii="Barlow Condensed Medium" w:eastAsia="標楷體" w:hAnsi="Barlow Condensed Medium" w:cs="Arial"/>
           <w:bCs/>
@@ -3642,7 +3979,63 @@
           <w:sz w:val="26"/>
           <w:szCs w:val="26"/>
         </w:rPr>
-        <w:t>（祂猶召我向前，祂有召我。）</w:t>
+        <w:t>凡事做主光燈。</w:t>
+      </w:r>
+    </w:p>
+    <w:p>
+      <w:pPr>
+        <w:pStyle w:val="a8"/>
+        <w:numPr>
+          <w:ilvl w:val="0"/>
+          <w:numId w:val="18"/>
+        </w:numPr>
+        <w:kinsoku w:val="0"/>
+        <w:snapToGrid w:val="0"/>
+        <w:spacing w:line="300" w:lineRule="exact"/>
+        <w:ind w:leftChars="0"/>
+        <w:rPr>
+          <w:rFonts w:ascii="Barlow Condensed Medium" w:eastAsia="標楷體" w:hAnsi="Barlow Condensed Medium" w:cs="Arial"/>
+          <w:bCs/>
+          <w:w w:val="72"/>
+          <w:kern w:val="0"/>
+          <w:sz w:val="26"/>
+          <w:szCs w:val="26"/>
+        </w:rPr>
+      </w:pPr>
+      <w:r>
+        <w:rPr>
+          <w:rFonts w:ascii="Barlow Condensed Medium" w:eastAsia="標楷體" w:hAnsi="Barlow Condensed Medium" w:cs="Arial" w:hint="eastAsia"/>
+          <w:bCs/>
+          <w:w w:val="72"/>
+          <w:kern w:val="0"/>
+          <w:sz w:val="26"/>
+          <w:szCs w:val="26"/>
+        </w:rPr>
+        <w:t>安分守己敬</w:t>
+      </w:r>
+      <w:proofErr w:type="gramStart"/>
+      <w:r>
+        <w:rPr>
+          <w:rFonts w:ascii="Barlow Condensed Medium" w:eastAsia="標楷體" w:hAnsi="Barlow Condensed Medium" w:cs="Arial" w:hint="eastAsia"/>
+          <w:bCs/>
+          <w:w w:val="72"/>
+          <w:kern w:val="0"/>
+          <w:sz w:val="26"/>
+          <w:szCs w:val="26"/>
+        </w:rPr>
+        <w:t>虔</w:t>
+      </w:r>
+      <w:proofErr w:type="gramEnd"/>
+      <w:r>
+        <w:rPr>
+          <w:rFonts w:ascii="Barlow Condensed Medium" w:eastAsia="標楷體" w:hAnsi="Barlow Condensed Medium" w:cs="Arial" w:hint="eastAsia"/>
+          <w:bCs/>
+          <w:w w:val="72"/>
+          <w:kern w:val="0"/>
+          <w:sz w:val="26"/>
+          <w:szCs w:val="26"/>
+        </w:rPr>
+        <w:t>知足，</w:t>
       </w:r>
     </w:p>
     <w:p>
@@ -3651,7 +4044,7 @@
         <w:kinsoku w:val="0"/>
         <w:snapToGrid w:val="0"/>
         <w:spacing w:line="300" w:lineRule="exact"/>
-        <w:ind w:leftChars="0" w:left="0"/>
+        <w:ind w:leftChars="0" w:left="180"/>
         <w:rPr>
           <w:rFonts w:ascii="Barlow Condensed Medium" w:eastAsia="標楷體" w:hAnsi="Barlow Condensed Medium" w:cs="Arial"/>
           <w:bCs/>
@@ -3670,7 +4063,7 @@
           <w:sz w:val="26"/>
           <w:szCs w:val="26"/>
         </w:rPr>
-        <w:t>閣我欲跟隨祂引導；我欲用一世人服事祂。</w:t>
+        <w:t>不敢放縱私慾；</w:t>
       </w:r>
     </w:p>
     <w:p>
@@ -3679,7 +4072,7 @@
         <w:kinsoku w:val="0"/>
         <w:snapToGrid w:val="0"/>
         <w:spacing w:line="300" w:lineRule="exact"/>
-        <w:ind w:leftChars="0" w:left="0"/>
+        <w:ind w:leftChars="0" w:left="180"/>
         <w:rPr>
           <w:rFonts w:ascii="Barlow Condensed Medium" w:eastAsia="標楷體" w:hAnsi="Barlow Condensed Medium" w:cs="Arial"/>
           <w:bCs/>
@@ -3698,7 +4091,7 @@
           <w:sz w:val="26"/>
           <w:szCs w:val="26"/>
         </w:rPr>
-        <w:t>我欲讚美祂，盡我一切氣力。我欲尊崇祂，佇我一生所選。</w:t>
+        <w:t>或是快樂或是艱難，</w:t>
       </w:r>
     </w:p>
     <w:p>
@@ -3707,7 +4100,7 @@
         <w:kinsoku w:val="0"/>
         <w:snapToGrid w:val="0"/>
         <w:spacing w:line="300" w:lineRule="exact"/>
-        <w:ind w:leftChars="0" w:left="0"/>
+        <w:ind w:leftChars="0" w:left="180"/>
         <w:rPr>
           <w:rFonts w:ascii="Barlow Condensed Medium" w:eastAsia="標楷體" w:hAnsi="Barlow Condensed Medium" w:cs="Arial"/>
           <w:bCs/>
@@ -3717,6 +4110,7 @@
           <w:szCs w:val="26"/>
         </w:rPr>
       </w:pPr>
+      <w:proofErr w:type="gramStart"/>
       <w:r>
         <w:rPr>
           <w:rFonts w:ascii="Barlow Condensed Medium" w:eastAsia="標楷體" w:hAnsi="Barlow Condensed Medium" w:cs="Arial" w:hint="eastAsia"/>
@@ -3726,7 +4120,88 @@
           <w:sz w:val="26"/>
           <w:szCs w:val="26"/>
         </w:rPr>
-        <w:t>今我活為著榮耀主來活，</w:t>
+        <w:t>求主賜</w:t>
+      </w:r>
+      <w:proofErr w:type="gramEnd"/>
+      <w:r>
+        <w:rPr>
+          <w:rFonts w:ascii="Barlow Condensed Medium" w:eastAsia="標楷體" w:hAnsi="Barlow Condensed Medium" w:cs="Arial" w:hint="eastAsia"/>
+          <w:bCs/>
+          <w:w w:val="72"/>
+          <w:kern w:val="0"/>
+          <w:sz w:val="26"/>
+          <w:szCs w:val="26"/>
+        </w:rPr>
+        <w:t>阮平安。</w:t>
+      </w:r>
+    </w:p>
+    <w:p>
+      <w:pPr>
+        <w:pStyle w:val="a8"/>
+        <w:numPr>
+          <w:ilvl w:val="0"/>
+          <w:numId w:val="18"/>
+        </w:numPr>
+        <w:kinsoku w:val="0"/>
+        <w:snapToGrid w:val="0"/>
+        <w:spacing w:line="300" w:lineRule="exact"/>
+        <w:ind w:leftChars="0"/>
+        <w:rPr>
+          <w:rFonts w:ascii="Barlow Condensed Medium" w:eastAsia="標楷體" w:hAnsi="Barlow Condensed Medium" w:cs="Arial"/>
+          <w:bCs/>
+          <w:w w:val="72"/>
+          <w:kern w:val="0"/>
+          <w:sz w:val="26"/>
+          <w:szCs w:val="26"/>
+        </w:rPr>
+      </w:pPr>
+      <w:proofErr w:type="gramStart"/>
+      <w:r>
+        <w:rPr>
+          <w:rFonts w:ascii="Barlow Condensed Medium" w:eastAsia="標楷體" w:hAnsi="Barlow Condensed Medium" w:cs="Arial" w:hint="eastAsia"/>
+          <w:bCs/>
+          <w:w w:val="72"/>
+          <w:kern w:val="0"/>
+          <w:sz w:val="26"/>
+          <w:szCs w:val="26"/>
+        </w:rPr>
+        <w:t>旦</w:t>
+      </w:r>
+      <w:proofErr w:type="gramEnd"/>
+      <w:r>
+        <w:rPr>
+          <w:rFonts w:ascii="Barlow Condensed Medium" w:eastAsia="標楷體" w:hAnsi="Barlow Condensed Medium" w:cs="Arial" w:hint="eastAsia"/>
+          <w:bCs/>
+          <w:w w:val="72"/>
+          <w:kern w:val="0"/>
+          <w:sz w:val="26"/>
+          <w:szCs w:val="26"/>
+        </w:rPr>
+        <w:t>求救主踮</w:t>
+      </w:r>
+      <w:proofErr w:type="gramStart"/>
+      <w:r>
+        <w:rPr>
+          <w:rFonts w:ascii="Barlow Condensed Medium" w:eastAsia="標楷體" w:hAnsi="Barlow Condensed Medium" w:cs="Arial" w:hint="eastAsia"/>
+          <w:bCs/>
+          <w:w w:val="72"/>
+          <w:kern w:val="0"/>
+          <w:sz w:val="26"/>
+          <w:szCs w:val="26"/>
+        </w:rPr>
+        <w:t>阮</w:t>
+      </w:r>
+      <w:proofErr w:type="gramEnd"/>
+      <w:r>
+        <w:rPr>
+          <w:rFonts w:ascii="Barlow Condensed Medium" w:eastAsia="標楷體" w:hAnsi="Barlow Condensed Medium" w:cs="Arial" w:hint="eastAsia"/>
+          <w:bCs/>
+          <w:w w:val="72"/>
+          <w:kern w:val="0"/>
+          <w:sz w:val="26"/>
+          <w:szCs w:val="26"/>
+        </w:rPr>
+        <w:t>中央，</w:t>
       </w:r>
     </w:p>
     <w:p>
@@ -3735,7 +4210,7 @@
         <w:kinsoku w:val="0"/>
         <w:snapToGrid w:val="0"/>
         <w:spacing w:line="300" w:lineRule="exact"/>
-        <w:ind w:leftChars="0" w:left="0"/>
+        <w:ind w:leftChars="0" w:left="180"/>
         <w:rPr>
           <w:rFonts w:ascii="Barlow Condensed Medium" w:eastAsia="標楷體" w:hAnsi="Barlow Condensed Medium" w:cs="Arial"/>
           <w:bCs/>
@@ -3754,7 +4229,31 @@
           <w:sz w:val="26"/>
           <w:szCs w:val="26"/>
         </w:rPr>
-        <w:t>今我啲活，為著榮耀主來活。</w:t>
+        <w:t>成做伊</w:t>
+      </w:r>
+      <w:proofErr w:type="gramStart"/>
+      <w:r>
+        <w:rPr>
+          <w:rFonts w:ascii="Barlow Condensed Medium" w:eastAsia="標楷體" w:hAnsi="Barlow Condensed Medium" w:cs="Arial" w:hint="eastAsia"/>
+          <w:bCs/>
+          <w:w w:val="72"/>
+          <w:kern w:val="0"/>
+          <w:sz w:val="26"/>
+          <w:szCs w:val="26"/>
+        </w:rPr>
+        <w:t>甸</w:t>
+      </w:r>
+      <w:proofErr w:type="gramEnd"/>
+      <w:r>
+        <w:rPr>
+          <w:rFonts w:ascii="Barlow Condensed Medium" w:eastAsia="標楷體" w:hAnsi="Barlow Condensed Medium" w:cs="Arial" w:hint="eastAsia"/>
+          <w:bCs/>
+          <w:w w:val="72"/>
+          <w:kern w:val="0"/>
+          <w:sz w:val="26"/>
+          <w:szCs w:val="26"/>
+        </w:rPr>
+        <w:t>樂園；</w:t>
       </w:r>
     </w:p>
     <w:p>
@@ -3763,7 +4262,7 @@
         <w:kinsoku w:val="0"/>
         <w:snapToGrid w:val="0"/>
         <w:spacing w:line="300" w:lineRule="exact"/>
-        <w:ind w:leftChars="0" w:left="0"/>
+        <w:ind w:leftChars="0" w:left="180"/>
         <w:rPr>
           <w:rFonts w:ascii="Barlow Condensed Medium" w:eastAsia="標楷體" w:hAnsi="Barlow Condensed Medium" w:cs="Arial"/>
           <w:bCs/>
@@ -3782,7 +4281,7 @@
           <w:sz w:val="26"/>
           <w:szCs w:val="26"/>
         </w:rPr>
-        <w:t>我欲起來應答主之呼召。我欲奉獻向前無退後。我的確會忠實勇壯，</w:t>
+        <w:t>大家相愛彼此和睦，</w:t>
       </w:r>
     </w:p>
     <w:p>
@@ -3791,7 +4290,7 @@
         <w:kinsoku w:val="0"/>
         <w:snapToGrid w:val="0"/>
         <w:spacing w:line="300" w:lineRule="exact"/>
-        <w:ind w:leftChars="0" w:left="0"/>
+        <w:ind w:leftChars="0" w:left="180"/>
         <w:rPr>
           <w:rFonts w:ascii="Barlow Condensed Medium" w:eastAsia="標楷體" w:hAnsi="Barlow Condensed Medium" w:cs="Arial"/>
           <w:bCs/>
@@ -3810,119 +4309,7 @@
           <w:sz w:val="26"/>
           <w:szCs w:val="26"/>
         </w:rPr>
-        <w:t>當我欲為著榮耀主來活。</w:t>
-      </w:r>
-    </w:p>
-    <w:p>
-      <w:pPr>
-        <w:pStyle w:val="a8"/>
-        <w:kinsoku w:val="0"/>
-        <w:snapToGrid w:val="0"/>
-        <w:spacing w:line="300" w:lineRule="exact"/>
-        <w:ind w:leftChars="0" w:left="0"/>
-        <w:rPr>
-          <w:rFonts w:ascii="Barlow Condensed Medium" w:eastAsia="標楷體" w:hAnsi="Barlow Condensed Medium" w:cs="Arial"/>
-          <w:bCs/>
-          <w:w w:val="72"/>
-          <w:kern w:val="0"/>
-          <w:sz w:val="26"/>
-          <w:szCs w:val="26"/>
-        </w:rPr>
-      </w:pPr>
-      <w:r>
-        <w:rPr>
-          <w:rFonts w:ascii="Barlow Condensed Medium" w:eastAsia="標楷體" w:hAnsi="Barlow Condensed Medium" w:cs="Arial" w:hint="eastAsia"/>
-          <w:bCs/>
-          <w:w w:val="72"/>
-          <w:kern w:val="0"/>
-          <w:sz w:val="26"/>
-          <w:szCs w:val="26"/>
-        </w:rPr>
-        <w:t>我要讚美祂，盡我一切氣力。我要尊崇祂佇我一切所選。</w:t>
-      </w:r>
-    </w:p>
-    <w:p>
-      <w:pPr>
-        <w:pStyle w:val="a8"/>
-        <w:kinsoku w:val="0"/>
-        <w:snapToGrid w:val="0"/>
-        <w:spacing w:line="300" w:lineRule="exact"/>
-        <w:ind w:leftChars="0" w:left="0"/>
-        <w:rPr>
-          <w:rFonts w:ascii="Barlow Condensed Medium" w:eastAsia="標楷體" w:hAnsi="Barlow Condensed Medium" w:cs="Arial"/>
-          <w:bCs/>
-          <w:w w:val="72"/>
-          <w:kern w:val="0"/>
-          <w:sz w:val="26"/>
-          <w:szCs w:val="26"/>
-        </w:rPr>
-      </w:pPr>
-      <w:r>
-        <w:rPr>
-          <w:rFonts w:ascii="Barlow Condensed Medium" w:eastAsia="標楷體" w:hAnsi="Barlow Condensed Medium" w:cs="Arial" w:hint="eastAsia"/>
-          <w:bCs/>
-          <w:w w:val="72"/>
-          <w:kern w:val="0"/>
-          <w:sz w:val="26"/>
-          <w:szCs w:val="26"/>
-        </w:rPr>
-        <w:t>今我活，為著榮耀主來活，</w:t>
-      </w:r>
-    </w:p>
-    <w:p>
-      <w:pPr>
-        <w:pStyle w:val="a8"/>
-        <w:kinsoku w:val="0"/>
-        <w:snapToGrid w:val="0"/>
-        <w:spacing w:line="300" w:lineRule="exact"/>
-        <w:ind w:leftChars="0" w:left="0"/>
-        <w:rPr>
-          <w:rFonts w:ascii="Barlow Condensed Medium" w:eastAsia="標楷體" w:hAnsi="Barlow Condensed Medium" w:cs="Arial"/>
-          <w:bCs/>
-          <w:w w:val="72"/>
-          <w:kern w:val="0"/>
-          <w:sz w:val="26"/>
-          <w:szCs w:val="26"/>
-        </w:rPr>
-      </w:pPr>
-      <w:r>
-        <w:rPr>
-          <w:rFonts w:ascii="Barlow Condensed Medium" w:eastAsia="標楷體" w:hAnsi="Barlow Condensed Medium" w:cs="Arial" w:hint="eastAsia"/>
-          <w:bCs/>
-          <w:w w:val="72"/>
-          <w:kern w:val="0"/>
-          <w:sz w:val="26"/>
-          <w:szCs w:val="26"/>
-        </w:rPr>
-        <w:t>今我啲活，為著榮耀主來活。</w:t>
-      </w:r>
-    </w:p>
-    <w:p>
-      <w:pPr>
-        <w:pStyle w:val="a8"/>
-        <w:kinsoku w:val="0"/>
-        <w:snapToGrid w:val="0"/>
-        <w:spacing w:line="300" w:lineRule="exact"/>
-        <w:ind w:leftChars="0" w:left="0"/>
-        <w:rPr>
-          <w:rFonts w:ascii="Barlow Condensed Medium" w:eastAsia="標楷體" w:hAnsi="Barlow Condensed Medium" w:cs="Arial"/>
-          <w:bCs/>
-          <w:w w:val="72"/>
-          <w:kern w:val="0"/>
-          <w:sz w:val="26"/>
-          <w:szCs w:val="26"/>
-        </w:rPr>
-      </w:pPr>
-      <w:r>
-        <w:rPr>
-          <w:rFonts w:ascii="Barlow Condensed Medium" w:eastAsia="標楷體" w:hAnsi="Barlow Condensed Medium" w:cs="Arial" w:hint="eastAsia"/>
-          <w:bCs/>
-          <w:w w:val="72"/>
-          <w:kern w:val="0"/>
-          <w:sz w:val="26"/>
-          <w:szCs w:val="26"/>
-        </w:rPr>
-        <w:t>今我啲活，為著榮耀主來活！</w:t>
+        <w:t>享受地上天國。</w:t>
       </w:r>
     </w:p>
     <w:p>
@@ -4088,7 +4475,47 @@
                                   <w:w w:val="90"/>
                                   <w:szCs w:val="24"/>
                                 </w:rPr>
-                                <w:t>我們因信主耶穌基督而蒙　神國福音的恩典，成為基督的肢體，並按主的命令彼此相愛。因此我們奉獻自己成為基督的教會的事奉者，用彼此事奉、彼此順服、彼此成全，和彼此學習的心，效法基督成為服事人的僕人。將服事會眾的事看為優先，以服事會眾來服事　神。使我們與我們得救的身分相稱。</w:t>
+                                <w:t>我們因信主耶穌基督而蒙　神國福音的恩典，成為基督的肢體，並按主的命令彼此相愛。因此我們奉獻自己成為基督的教會的</w:t>
+                              </w:r>
+                              <w:proofErr w:type="gramStart"/>
+                              <w:r>
+                                <w:rPr>
+                                  <w:rFonts w:ascii="文鼎粗魏碑" w:eastAsia="文鼎粗魏碑" w:cstheme="minorHAnsi" w:hint="eastAsia"/>
+                                  <w:color w:val="0D0D0D" w:themeColor="text1" w:themeTint="F2"/>
+                                  <w:w w:val="90"/>
+                                  <w:szCs w:val="24"/>
+                                </w:rPr>
+                                <w:t>事奉者</w:t>
+                              </w:r>
+                              <w:proofErr w:type="gramEnd"/>
+                              <w:r>
+                                <w:rPr>
+                                  <w:rFonts w:ascii="文鼎粗魏碑" w:eastAsia="文鼎粗魏碑" w:cstheme="minorHAnsi" w:hint="eastAsia"/>
+                                  <w:color w:val="0D0D0D" w:themeColor="text1" w:themeTint="F2"/>
+                                  <w:w w:val="90"/>
+                                  <w:szCs w:val="24"/>
+                                </w:rPr>
+                                <w:t>，用彼此事奉、彼此順服、彼此成全，和彼此學習的心，效法基督成為服事人的僕人。將服事會眾的事看為優先，以服事</w:t>
+                              </w:r>
+                              <w:proofErr w:type="gramStart"/>
+                              <w:r>
+                                <w:rPr>
+                                  <w:rFonts w:ascii="文鼎粗魏碑" w:eastAsia="文鼎粗魏碑" w:cstheme="minorHAnsi" w:hint="eastAsia"/>
+                                  <w:color w:val="0D0D0D" w:themeColor="text1" w:themeTint="F2"/>
+                                  <w:w w:val="90"/>
+                                  <w:szCs w:val="24"/>
+                                </w:rPr>
+                                <w:t>會眾來服事</w:t>
+                              </w:r>
+                              <w:proofErr w:type="gramEnd"/>
+                              <w:r>
+                                <w:rPr>
+                                  <w:rFonts w:ascii="文鼎粗魏碑" w:eastAsia="文鼎粗魏碑" w:cstheme="minorHAnsi" w:hint="eastAsia"/>
+                                  <w:color w:val="0D0D0D" w:themeColor="text1" w:themeTint="F2"/>
+                                  <w:w w:val="90"/>
+                                  <w:szCs w:val="24"/>
+                                </w:rPr>
+                                <w:t xml:space="preserve">　神。使我們與我們得救的身分相稱。</w:t>
                               </w:r>
                             </w:p>
                           </w:txbxContent>
@@ -4114,7 +4541,7 @@
           </mc:Choice>
           <mc:Fallback>
             <w:pict>
-              <v:group w14:anchorId="789743EB" id="群組 21" o:spid="_x0000_s1026" style="position:absolute;margin-left:538.15pt;margin-top:28.9pt;width:134.65pt;height:261.65pt;z-index:251664384;mso-position-horizontal-relative:page;mso-position-vertical-relative:page;mso-width-relative:margin;mso-height-relative:margin" coordsize="17094,33223" o:gfxdata="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">
+              <v:group w14:anchorId="789743EB" id="群組 21" o:spid="_x0000_s1026" style="position:absolute;margin-left:538.15pt;margin-top:28.9pt;width:134.65pt;height:261.65pt;z-index:251664384;mso-position-horizontal-relative:page;mso-position-vertical-relative:page;mso-width-relative:margin;mso-height-relative:margin" coordsize="17094,33223" o:gfxdata="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">
                 <v:shapetype id="_x0000_t75" coordsize="21600,21600" o:spt="75" o:preferrelative="t" path="m@4@5l@4@11@9@11@9@5xe" filled="f" stroked="f">
                   <v:stroke joinstyle="miter"/>
                   <v:formulas>
@@ -4134,11 +4561,10 @@
                   <v:path o:extrusionok="f" gradientshapeok="t" o:connecttype="rect"/>
                   <o:lock v:ext="edit" aspectratio="t"/>
                 </v:shapetype>
-                <v:shape id="圖片 18" o:spid="_x0000_s1027" type="#_x0000_t75" style="position:absolute;left:-8065;top:8065;width:33223;height:17094;rotation:90;visibility:visible;mso-wrap-style:square" o:gfxdata="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">
+                <v:shape id="圖片 18" o:spid="_x0000_s1027" type="#_x0000_t75" style="position:absolute;left:-8065;top:8065;width:33223;height:17094;rotation:90;visibility:visible;mso-wrap-style:square" o:gfxdata="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">
                   <v:imagedata r:id="rId9" o:title=""/>
-                  <v:path arrowok="t"/>
                 </v:shape>
-                <v:roundrect id="圓角矩形 7" o:spid="_x0000_s1028" style="position:absolute;left:1666;top:2875;width:14086;height:28296;visibility:visible;mso-wrap-style:square;v-text-anchor:top" arcsize="3131f" o:gfxdata="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" filled="f" stroked="f" strokeweight="2.5pt">
+                <v:roundrect id="圓角矩形 7" o:spid="_x0000_s1028" style="position:absolute;left:1666;top:2875;width:14086;height:28296;visibility:visible;mso-wrap-style:square;v-text-anchor:top" arcsize="3131f" o:gfxdata="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" filled="f" stroked="f" strokeweight="2.5pt">
                   <v:stroke joinstyle="miter"/>
                   <v:textbox style="layout-flow:vertical-ideographic" inset="1mm,1mm,1mm,1mm">
                     <w:txbxContent>
@@ -4183,7 +4609,47 @@
                             <w:w w:val="90"/>
                             <w:szCs w:val="24"/>
                           </w:rPr>
-                          <w:t>我們因信主耶穌基督而蒙　神國福音的恩典，成為基督的肢體，並按主的命令彼此相愛。因此我們奉獻自己成為基督的教會的事奉者，用彼此事奉、彼此順服、彼此成全，和彼此學習的心，效法基督成為服事人的僕人。將服事會眾的事看為優先，以服事會眾來服事　神。使我們與我們得救的身分相稱。</w:t>
+                          <w:t>我們因信主耶穌基督而蒙　神國福音的恩典，成為基督的肢體，並按主的命令彼此相愛。因此我們奉獻自己成為基督的教會的</w:t>
+                        </w:r>
+                        <w:proofErr w:type="gramStart"/>
+                        <w:r>
+                          <w:rPr>
+                            <w:rFonts w:ascii="文鼎粗魏碑" w:eastAsia="文鼎粗魏碑" w:cstheme="minorHAnsi" w:hint="eastAsia"/>
+                            <w:color w:val="0D0D0D" w:themeColor="text1" w:themeTint="F2"/>
+                            <w:w w:val="90"/>
+                            <w:szCs w:val="24"/>
+                          </w:rPr>
+                          <w:t>事奉者</w:t>
+                        </w:r>
+                        <w:proofErr w:type="gramEnd"/>
+                        <w:r>
+                          <w:rPr>
+                            <w:rFonts w:ascii="文鼎粗魏碑" w:eastAsia="文鼎粗魏碑" w:cstheme="minorHAnsi" w:hint="eastAsia"/>
+                            <w:color w:val="0D0D0D" w:themeColor="text1" w:themeTint="F2"/>
+                            <w:w w:val="90"/>
+                            <w:szCs w:val="24"/>
+                          </w:rPr>
+                          <w:t>，用彼此事奉、彼此順服、彼此成全，和彼此學習的心，效法基督成為服事人的僕人。將服事會眾的事看為優先，以服事</w:t>
+                        </w:r>
+                        <w:proofErr w:type="gramStart"/>
+                        <w:r>
+                          <w:rPr>
+                            <w:rFonts w:ascii="文鼎粗魏碑" w:eastAsia="文鼎粗魏碑" w:cstheme="minorHAnsi" w:hint="eastAsia"/>
+                            <w:color w:val="0D0D0D" w:themeColor="text1" w:themeTint="F2"/>
+                            <w:w w:val="90"/>
+                            <w:szCs w:val="24"/>
+                          </w:rPr>
+                          <w:t>會眾來服事</w:t>
+                        </w:r>
+                        <w:proofErr w:type="gramEnd"/>
+                        <w:r>
+                          <w:rPr>
+                            <w:rFonts w:ascii="文鼎粗魏碑" w:eastAsia="文鼎粗魏碑" w:cstheme="minorHAnsi" w:hint="eastAsia"/>
+                            <w:color w:val="0D0D0D" w:themeColor="text1" w:themeTint="F2"/>
+                            <w:w w:val="90"/>
+                            <w:szCs w:val="24"/>
+                          </w:rPr>
+                          <w:t xml:space="preserve">　神。使我們與我們得救的身分相稱。</w:t>
                         </w:r>
                       </w:p>
                     </w:txbxContent>
@@ -4200,7 +4666,7 @@
           <w:noProof/>
         </w:rPr>
         <w:drawing>
-          <wp:anchor distT="0" distB="0" distL="114300" distR="114300" simplePos="0" relativeHeight="251660288" behindDoc="0" locked="0" layoutInCell="1" allowOverlap="1" wp14:anchorId="0030E694" wp14:editId="4A521642">
+          <wp:anchor distT="0" distB="0" distL="114300" distR="114300" simplePos="0" relativeHeight="251660288" behindDoc="0" locked="0" layoutInCell="1" allowOverlap="1" wp14:anchorId="0030E694" wp14:editId="5A536E33">
             <wp:simplePos x="0" y="0"/>
             <wp:positionH relativeFrom="column">
               <wp:posOffset>2160905</wp:posOffset>
@@ -4406,6 +4872,7 @@
                                 </w:rPr>
                                 <w:t>聚會時間表</w:t>
                               </w:r>
+                              <w:proofErr w:type="gramStart"/>
                               <w:r>
                                 <w:rPr>
                                   <w:rFonts w:ascii="Barlow Condensed Medium" w:eastAsia="華康正顏楷體W9" w:hAnsi="Barlow Condensed Medium" w:cstheme="minorHAnsi" w:hint="eastAsia"/>
@@ -4415,6 +4882,7 @@
                                 </w:rPr>
                                 <w:t>》</w:t>
                               </w:r>
+                              <w:proofErr w:type="gramEnd"/>
                             </w:p>
                             <w:tbl>
                               <w:tblPr>
@@ -5188,6 +5656,7 @@
                                         <w:szCs w:val="26"/>
                                       </w:rPr>
                                     </w:pPr>
+                                    <w:proofErr w:type="gramStart"/>
                                     <w:r>
                                       <w:rPr>
                                         <w:rFonts w:ascii="Barlow Condensed Medium" w:eastAsia="標楷體" w:hAnsi="Barlow Condensed Medium" w:hint="eastAsia"/>
@@ -5198,6 +5667,7 @@
                                       </w:rPr>
                                       <w:t>拿細耳</w:t>
                                     </w:r>
+                                    <w:proofErr w:type="gramEnd"/>
                                     <w:r>
                                       <w:rPr>
                                         <w:rFonts w:ascii="Barlow Condensed Medium" w:eastAsia="標楷體" w:hAnsi="Barlow Condensed Medium" w:hint="eastAsia"/>
@@ -5351,6 +5821,7 @@
                                         <w:szCs w:val="26"/>
                                       </w:rPr>
                                     </w:pPr>
+                                    <w:proofErr w:type="gramStart"/>
                                     <w:r>
                                       <w:rPr>
                                         <w:rFonts w:ascii="Barlow Condensed Medium" w:eastAsia="標楷體" w:hAnsi="Barlow Condensed Medium" w:hint="eastAsia"/>
@@ -5361,6 +5832,7 @@
                                       </w:rPr>
                                       <w:t>社青小組</w:t>
                                     </w:r>
+                                    <w:proofErr w:type="gramEnd"/>
                                   </w:p>
                                 </w:tc>
                                 <w:tc>
@@ -5554,6 +6026,7 @@
                                         <w:szCs w:val="26"/>
                                       </w:rPr>
                                     </w:pPr>
+                                    <w:proofErr w:type="gramStart"/>
                                     <w:r>
                                       <w:rPr>
                                         <w:rFonts w:ascii="Barlow Condensed Medium" w:eastAsia="標楷體" w:hAnsi="Barlow Condensed Medium"/>
@@ -5564,6 +6037,7 @@
                                       </w:rPr>
                                       <w:t>明憲家</w:t>
                                     </w:r>
+                                    <w:proofErr w:type="gramEnd"/>
                                   </w:p>
                                 </w:tc>
                               </w:tr>
@@ -6142,12 +6616,12 @@
           </mc:Choice>
           <mc:Fallback>
             <w:pict>
-              <v:group w14:anchorId="5DF93223" id="群組 24" o:spid="_x0000_s1029" style="position:absolute;margin-left:533.85pt;margin-top:298.55pt;width:140.3pt;height:259.35pt;z-index:251662336;mso-position-horizontal-relative:page;mso-position-vertical-relative:page;mso-width-relative:margin;mso-height-relative:margin" coordsize="17818,32941" o:gfxdata="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">
+              <v:group w14:anchorId="5DF93223" id="群組 24" o:spid="_x0000_s1029" style="position:absolute;margin-left:533.85pt;margin-top:298.55pt;width:140.3pt;height:259.35pt;z-index:251662336;mso-position-horizontal-relative:page;mso-position-vertical-relative:page;mso-width-relative:margin;mso-height-relative:margin" coordsize="17818,32941" o:gfxdata="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">
                 <v:shapetype id="_x0000_t202" coordsize="21600,21600" o:spt="202" path="m,l,21600r21600,l21600,xe">
                   <v:stroke joinstyle="miter"/>
                   <v:path gradientshapeok="t" o:connecttype="rect"/>
                 </v:shapetype>
-                <v:shape id="_x0000_s1030" type="#_x0000_t202" style="position:absolute;left:351;top:293;width:17279;height:32590;visibility:visible;mso-wrap-style:square;v-text-anchor:top" o:gfxdata="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" stroked="f">
+                <v:shape id="_x0000_s1030" type="#_x0000_t202" style="position:absolute;left:351;top:293;width:17279;height:32590;visibility:visible;mso-wrap-style:square;v-text-anchor:top" o:gfxdata="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" stroked="f">
                   <v:textbox inset="0,0,0,0">
                     <w:txbxContent>
                       <w:p>
@@ -6164,6 +6638,7 @@
                           </w:rPr>
                           <w:t>聚會時間表</w:t>
                         </w:r>
+                        <w:proofErr w:type="gramStart"/>
                         <w:r>
                           <w:rPr>
                             <w:rFonts w:ascii="Barlow Condensed Medium" w:eastAsia="華康正顏楷體W9" w:hAnsi="Barlow Condensed Medium" w:cstheme="minorHAnsi" w:hint="eastAsia"/>
@@ -6173,6 +6648,7 @@
                           </w:rPr>
                           <w:t>》</w:t>
                         </w:r>
+                        <w:proofErr w:type="gramEnd"/>
                       </w:p>
                       <w:tbl>
                         <w:tblPr>
@@ -6946,6 +7422,7 @@
                                   <w:szCs w:val="26"/>
                                 </w:rPr>
                               </w:pPr>
+                              <w:proofErr w:type="gramStart"/>
                               <w:r>
                                 <w:rPr>
                                   <w:rFonts w:ascii="Barlow Condensed Medium" w:eastAsia="標楷體" w:hAnsi="Barlow Condensed Medium" w:hint="eastAsia"/>
@@ -6956,6 +7433,7 @@
                                 </w:rPr>
                                 <w:t>拿細耳</w:t>
                               </w:r>
+                              <w:proofErr w:type="gramEnd"/>
                               <w:r>
                                 <w:rPr>
                                   <w:rFonts w:ascii="Barlow Condensed Medium" w:eastAsia="標楷體" w:hAnsi="Barlow Condensed Medium" w:hint="eastAsia"/>
@@ -7109,6 +7587,7 @@
                                   <w:szCs w:val="26"/>
                                 </w:rPr>
                               </w:pPr>
+                              <w:proofErr w:type="gramStart"/>
                               <w:r>
                                 <w:rPr>
                                   <w:rFonts w:ascii="Barlow Condensed Medium" w:eastAsia="標楷體" w:hAnsi="Barlow Condensed Medium" w:hint="eastAsia"/>
@@ -7119,6 +7598,7 @@
                                 </w:rPr>
                                 <w:t>社青小組</w:t>
                               </w:r>
+                              <w:proofErr w:type="gramEnd"/>
                             </w:p>
                           </w:tc>
                           <w:tc>
@@ -7312,6 +7792,7 @@
                                   <w:szCs w:val="26"/>
                                 </w:rPr>
                               </w:pPr>
+                              <w:proofErr w:type="gramStart"/>
                               <w:r>
                                 <w:rPr>
                                   <w:rFonts w:ascii="Barlow Condensed Medium" w:eastAsia="標楷體" w:hAnsi="Barlow Condensed Medium"/>
@@ -7322,6 +7803,7 @@
                                 </w:rPr>
                                 <w:t>明憲家</w:t>
                               </w:r>
+                              <w:proofErr w:type="gramEnd"/>
                             </w:p>
                           </w:tc>
                         </w:tr>
@@ -7837,7 +8319,7 @@
                     </w:txbxContent>
                   </v:textbox>
                 </v:shape>
-                <v:roundrect id="圓角矩形 5" o:spid="_x0000_s1031" style="position:absolute;width:17818;height:32941;visibility:visible;mso-wrap-style:square;v-text-anchor:middle" arcsize="2169f" o:gfxdata="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" filled="f" strokecolor="#5a5a5a [2109]" strokeweight="2.5pt">
+                <v:roundrect id="圓角矩形 5" o:spid="_x0000_s1031" style="position:absolute;width:17818;height:32941;visibility:visible;mso-wrap-style:square;v-text-anchor:middle" arcsize="2169f" o:gfxdata="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" filled="f" strokecolor="#5a5a5a [2109]" strokeweight="2.5pt">
                   <v:stroke joinstyle="miter"/>
                 </v:roundrect>
                 <w10:wrap anchorx="page" anchory="page"/>
@@ -8052,7 +8534,7 @@
                                   <w:color w:val="000000"/>
                                   <w:w w:val="90"/>
                                 </w:rPr>
-                                <w:t>3</w:t>
+                                <w:t>10</w:t>
                               </w:r>
                               <w:r>
                                 <w:rPr>
@@ -8165,8 +8647,7 @@
                                       <w:rPr>
                                         <w:rFonts w:ascii="Barlow Condensed Medium" w:eastAsia="華康儷楷書" w:hAnsi="Barlow Condensed Medium" w:cs="華康儷楷書"/>
                                         <w:w w:val="45"/>
-                                        <w:sz w:val="26"/>
-                                        <w:szCs w:val="26"/>
+                                        <w:szCs w:val="24"/>
                                       </w:rPr>
                                     </w:pPr>
                                     <w:r>
@@ -8174,10 +8655,29 @@
                                         <w:rFonts w:ascii="Barlow Condensed Medium" w:eastAsia="華康儷楷書" w:hAnsi="Barlow Condensed Medium" w:cs="華康儷楷書" w:hint="eastAsia"/>
                                         <w:color w:val="000000" w:themeColor="text1"/>
                                         <w:w w:val="75"/>
-                                        <w:sz w:val="26"/>
-                                        <w:szCs w:val="26"/>
+                                        <w:szCs w:val="24"/>
                                       </w:rPr>
-                                      <w:t>耶和華作王了</w:t>
+                                      <w:t>先回用琴瑟響</w:t>
+                                    </w:r>
+                                    <w:proofErr w:type="gramStart"/>
+                                    <w:r>
+                                      <w:rPr>
+                                        <w:rFonts w:ascii="Barlow Condensed Medium" w:eastAsia="華康儷楷書" w:hAnsi="Barlow Condensed Medium" w:cs="華康儷楷書" w:hint="eastAsia"/>
+                                        <w:color w:val="000000" w:themeColor="text1"/>
+                                        <w:w w:val="75"/>
+                                        <w:szCs w:val="24"/>
+                                      </w:rPr>
+                                      <w:t>鈸</w:t>
+                                    </w:r>
+                                    <w:proofErr w:type="gramEnd"/>
+                                    <w:r>
+                                      <w:rPr>
+                                        <w:rFonts w:ascii="Barlow Condensed Medium" w:eastAsia="華康儷楷書" w:hAnsi="Barlow Condensed Medium" w:cs="華康儷楷書" w:hint="eastAsia"/>
+                                        <w:color w:val="000000" w:themeColor="text1"/>
+                                        <w:w w:val="75"/>
+                                        <w:szCs w:val="24"/>
+                                      </w:rPr>
+                                      <w:t>說預言</w:t>
                                     </w:r>
                                   </w:p>
                                 </w:tc>
@@ -8270,7 +8770,7 @@
                                         <w:sz w:val="26"/>
                                         <w:szCs w:val="26"/>
                                       </w:rPr>
-                                      <w:t>懼怕　神的約櫃</w:t>
+                                      <w:t>永遠分別出來</w:t>
                                     </w:r>
                                   </w:p>
                                 </w:tc>
@@ -8373,6 +8873,7 @@
                                         <w:szCs w:val="26"/>
                                       </w:rPr>
                                     </w:pPr>
+                                    <w:proofErr w:type="gramStart"/>
                                     <w:r>
                                       <w:rPr>
                                         <w:rFonts w:ascii="Barlow Condensed Medium" w:eastAsia="華康儷楷書" w:hAnsi="Barlow Condensed Medium" w:cs="華康儷楷書" w:hint="eastAsia"/>
@@ -8383,6 +8884,7 @@
                                       </w:rPr>
                                       <w:t>代上</w:t>
                                     </w:r>
+                                    <w:proofErr w:type="gramEnd"/>
                                     <w:r>
                                       <w:rPr>
                                         <w:rFonts w:ascii="Barlow Condensed Medium" w:eastAsia="華康儷楷書" w:hAnsi="Barlow Condensed Medium" w:cs="華康儷楷書"/>
@@ -8391,7 +8893,7 @@
                                         <w:sz w:val="26"/>
                                         <w:szCs w:val="26"/>
                                       </w:rPr>
-                                      <w:t>13:1-14</w:t>
+                                      <w:t>23:1-14</w:t>
                                     </w:r>
                                   </w:p>
                                 </w:tc>
@@ -8493,6 +8995,7 @@
                                         <w:szCs w:val="26"/>
                                       </w:rPr>
                                     </w:pPr>
+                                    <w:proofErr w:type="gramStart"/>
                                     <w:r>
                                       <w:rPr>
                                         <w:rFonts w:ascii="Barlow Condensed Medium" w:eastAsia="華康儷楷書" w:hAnsi="Barlow Condensed Medium" w:cs="華康儷楷書" w:hint="eastAsia"/>
@@ -8501,8 +9004,9 @@
                                         <w:sz w:val="26"/>
                                         <w:szCs w:val="26"/>
                                       </w:rPr>
-                                      <w:t>約</w:t>
+                                      <w:t>彼前</w:t>
                                     </w:r>
+                                    <w:proofErr w:type="gramEnd"/>
                                     <w:r>
                                       <w:rPr>
                                         <w:rFonts w:ascii="Barlow Condensed Medium" w:eastAsia="華康儷楷書" w:hAnsi="Barlow Condensed Medium" w:cs="華康儷楷書" w:hint="eastAsia"/>
@@ -8511,17 +9015,7 @@
                                         <w:sz w:val="26"/>
                                         <w:szCs w:val="26"/>
                                       </w:rPr>
-                                      <w:t>一</w:t>
-                                    </w:r>
-                                    <w:r>
-                                      <w:rPr>
-                                        <w:rFonts w:ascii="Barlow Condensed Medium" w:eastAsia="華康儷楷書" w:hAnsi="Barlow Condensed Medium" w:cs="華康儷楷書" w:hint="eastAsia"/>
-                                        <w:color w:val="000000" w:themeColor="text1"/>
-                                        <w:w w:val="90"/>
-                                        <w:sz w:val="26"/>
-                                        <w:szCs w:val="26"/>
-                                      </w:rPr>
-                                      <w:t>4:18</w:t>
+                                      <w:t>2:9</w:t>
                                     </w:r>
                                   </w:p>
                                 </w:tc>
@@ -8603,7 +9097,7 @@
                                         <w:sz w:val="26"/>
                                         <w:szCs w:val="26"/>
                                       </w:rPr>
-                                      <w:t>新的誡命</w:t>
+                                      <w:t>使徒信經</w:t>
                                     </w:r>
                                   </w:p>
                                 </w:tc>
@@ -8632,6 +9126,7 @@
                                         <w:szCs w:val="26"/>
                                       </w:rPr>
                                     </w:pPr>
+                                    <w:proofErr w:type="gramStart"/>
                                     <w:r>
                                       <w:rPr>
                                         <w:rFonts w:ascii="Barlow Condensed Medium" w:eastAsia="華康中黑體" w:hAnsi="Barlow Condensed Medium" w:hint="eastAsia"/>
@@ -8641,6 +9136,7 @@
                                       </w:rPr>
                                       <w:t>啟應</w:t>
                                     </w:r>
+                                    <w:proofErr w:type="gramEnd"/>
                                     <w:r>
                                       <w:rPr>
                                         <w:rFonts w:ascii="Barlow Condensed Medium" w:eastAsia="華康中黑體" w:hAnsi="Barlow Condensed Medium" w:hint="eastAsia"/>
@@ -8683,7 +9179,7 @@
                                         <w:sz w:val="26"/>
                                         <w:szCs w:val="26"/>
                                       </w:rPr>
-                                      <w:t>26</w:t>
+                                      <w:t>25</w:t>
                                     </w:r>
                                   </w:p>
                                 </w:tc>
@@ -8793,7 +9289,7 @@
                                         <w:sz w:val="26"/>
                                         <w:szCs w:val="26"/>
                                       </w:rPr>
-                                      <w:t>25A,297,508</w:t>
+                                      <w:t>27,283,509</w:t>
                                     </w:r>
                                   </w:p>
                                 </w:tc>
@@ -8866,8 +9362,8 @@
           </mc:Choice>
           <mc:Fallback>
             <w:pict>
-              <v:group w14:anchorId="0AB0FEB2" id="群組 19" o:spid="_x0000_s1032" style="position:absolute;left:0;text-align:left;margin-left:534.4pt;margin-top:567.3pt;width:140.6pt;height:130.1pt;z-index:251651072;mso-position-horizontal-relative:page;mso-position-vertical-relative:page;mso-width-relative:margin;mso-height-relative:margin" coordorigin="108" coordsize="17868,16510" o:gfxdata="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">
-                <v:shape id="_x0000_s1033" type="#_x0000_t202" style="position:absolute;left:317;top:444;width:17634;height:15621;visibility:visible;mso-wrap-style:square;v-text-anchor:top" o:gfxdata="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" stroked="f">
+              <v:group w14:anchorId="0AB0FEB2" id="群組 19" o:spid="_x0000_s1032" style="position:absolute;left:0;text-align:left;margin-left:534.4pt;margin-top:567.3pt;width:140.6pt;height:130.1pt;z-index:251651072;mso-position-horizontal-relative:page;mso-position-vertical-relative:page;mso-width-relative:margin;mso-height-relative:margin" coordorigin="108" coordsize="17868,16510" o:gfxdata="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">
+                <v:shape id="_x0000_s1033" type="#_x0000_t202" style="position:absolute;left:317;top:444;width:17634;height:15621;visibility:visible;mso-wrap-style:square;v-text-anchor:top" o:gfxdata="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" stroked="f">
                   <v:textbox inset="0,0,0,0">
                     <w:txbxContent>
                       <w:p>
@@ -8974,7 +9470,7 @@
                             <w:color w:val="000000"/>
                             <w:w w:val="90"/>
                           </w:rPr>
-                          <w:t>3</w:t>
+                          <w:t>10</w:t>
                         </w:r>
                         <w:r>
                           <w:rPr>
@@ -9087,8 +9583,7 @@
                                 <w:rPr>
                                   <w:rFonts w:ascii="Barlow Condensed Medium" w:eastAsia="華康儷楷書" w:hAnsi="Barlow Condensed Medium" w:cs="華康儷楷書"/>
                                   <w:w w:val="45"/>
-                                  <w:sz w:val="26"/>
-                                  <w:szCs w:val="26"/>
+                                  <w:szCs w:val="24"/>
                                 </w:rPr>
                               </w:pPr>
                               <w:r>
@@ -9096,10 +9591,29 @@
                                   <w:rFonts w:ascii="Barlow Condensed Medium" w:eastAsia="華康儷楷書" w:hAnsi="Barlow Condensed Medium" w:cs="華康儷楷書" w:hint="eastAsia"/>
                                   <w:color w:val="000000" w:themeColor="text1"/>
                                   <w:w w:val="75"/>
-                                  <w:sz w:val="26"/>
-                                  <w:szCs w:val="26"/>
+                                  <w:szCs w:val="24"/>
                                 </w:rPr>
-                                <w:t>耶和華作王了</w:t>
+                                <w:t>先回用琴瑟響</w:t>
+                              </w:r>
+                              <w:proofErr w:type="gramStart"/>
+                              <w:r>
+                                <w:rPr>
+                                  <w:rFonts w:ascii="Barlow Condensed Medium" w:eastAsia="華康儷楷書" w:hAnsi="Barlow Condensed Medium" w:cs="華康儷楷書" w:hint="eastAsia"/>
+                                  <w:color w:val="000000" w:themeColor="text1"/>
+                                  <w:w w:val="75"/>
+                                  <w:szCs w:val="24"/>
+                                </w:rPr>
+                                <w:t>鈸</w:t>
+                              </w:r>
+                              <w:proofErr w:type="gramEnd"/>
+                              <w:r>
+                                <w:rPr>
+                                  <w:rFonts w:ascii="Barlow Condensed Medium" w:eastAsia="華康儷楷書" w:hAnsi="Barlow Condensed Medium" w:cs="華康儷楷書" w:hint="eastAsia"/>
+                                  <w:color w:val="000000" w:themeColor="text1"/>
+                                  <w:w w:val="75"/>
+                                  <w:szCs w:val="24"/>
+                                </w:rPr>
+                                <w:t>說預言</w:t>
                               </w:r>
                             </w:p>
                           </w:tc>
@@ -9192,7 +9706,7 @@
                                   <w:sz w:val="26"/>
                                   <w:szCs w:val="26"/>
                                 </w:rPr>
-                                <w:t>懼怕　神的約櫃</w:t>
+                                <w:t>永遠分別出來</w:t>
                               </w:r>
                             </w:p>
                           </w:tc>
@@ -9295,6 +9809,7 @@
                                   <w:szCs w:val="26"/>
                                 </w:rPr>
                               </w:pPr>
+                              <w:proofErr w:type="gramStart"/>
                               <w:r>
                                 <w:rPr>
                                   <w:rFonts w:ascii="Barlow Condensed Medium" w:eastAsia="華康儷楷書" w:hAnsi="Barlow Condensed Medium" w:cs="華康儷楷書" w:hint="eastAsia"/>
@@ -9305,6 +9820,7 @@
                                 </w:rPr>
                                 <w:t>代上</w:t>
                               </w:r>
+                              <w:proofErr w:type="gramEnd"/>
                               <w:r>
                                 <w:rPr>
                                   <w:rFonts w:ascii="Barlow Condensed Medium" w:eastAsia="華康儷楷書" w:hAnsi="Barlow Condensed Medium" w:cs="華康儷楷書"/>
@@ -9313,7 +9829,7 @@
                                   <w:sz w:val="26"/>
                                   <w:szCs w:val="26"/>
                                 </w:rPr>
-                                <w:t>13:1-14</w:t>
+                                <w:t>23:1-14</w:t>
                               </w:r>
                             </w:p>
                           </w:tc>
@@ -9415,6 +9931,7 @@
                                   <w:szCs w:val="26"/>
                                 </w:rPr>
                               </w:pPr>
+                              <w:proofErr w:type="gramStart"/>
                               <w:r>
                                 <w:rPr>
                                   <w:rFonts w:ascii="Barlow Condensed Medium" w:eastAsia="華康儷楷書" w:hAnsi="Barlow Condensed Medium" w:cs="華康儷楷書" w:hint="eastAsia"/>
@@ -9423,8 +9940,9 @@
                                   <w:sz w:val="26"/>
                                   <w:szCs w:val="26"/>
                                 </w:rPr>
-                                <w:t>約</w:t>
+                                <w:t>彼前</w:t>
                               </w:r>
+                              <w:proofErr w:type="gramEnd"/>
                               <w:r>
                                 <w:rPr>
                                   <w:rFonts w:ascii="Barlow Condensed Medium" w:eastAsia="華康儷楷書" w:hAnsi="Barlow Condensed Medium" w:cs="華康儷楷書" w:hint="eastAsia"/>
@@ -9433,17 +9951,7 @@
                                   <w:sz w:val="26"/>
                                   <w:szCs w:val="26"/>
                                 </w:rPr>
-                                <w:t>一</w:t>
-                              </w:r>
-                              <w:r>
-                                <w:rPr>
-                                  <w:rFonts w:ascii="Barlow Condensed Medium" w:eastAsia="華康儷楷書" w:hAnsi="Barlow Condensed Medium" w:cs="華康儷楷書" w:hint="eastAsia"/>
-                                  <w:color w:val="000000" w:themeColor="text1"/>
-                                  <w:w w:val="90"/>
-                                  <w:sz w:val="26"/>
-                                  <w:szCs w:val="26"/>
-                                </w:rPr>
-                                <w:t>4:18</w:t>
+                                <w:t>2:9</w:t>
                               </w:r>
                             </w:p>
                           </w:tc>
@@ -9525,7 +10033,7 @@
                                   <w:sz w:val="26"/>
                                   <w:szCs w:val="26"/>
                                 </w:rPr>
-                                <w:t>新的誡命</w:t>
+                                <w:t>使徒信經</w:t>
                               </w:r>
                             </w:p>
                           </w:tc>
@@ -9554,6 +10062,7 @@
                                   <w:szCs w:val="26"/>
                                 </w:rPr>
                               </w:pPr>
+                              <w:proofErr w:type="gramStart"/>
                               <w:r>
                                 <w:rPr>
                                   <w:rFonts w:ascii="Barlow Condensed Medium" w:eastAsia="華康中黑體" w:hAnsi="Barlow Condensed Medium" w:hint="eastAsia"/>
@@ -9563,6 +10072,7 @@
                                 </w:rPr>
                                 <w:t>啟應</w:t>
                               </w:r>
+                              <w:proofErr w:type="gramEnd"/>
                               <w:r>
                                 <w:rPr>
                                   <w:rFonts w:ascii="Barlow Condensed Medium" w:eastAsia="華康中黑體" w:hAnsi="Barlow Condensed Medium" w:hint="eastAsia"/>
@@ -9605,7 +10115,7 @@
                                   <w:sz w:val="26"/>
                                   <w:szCs w:val="26"/>
                                 </w:rPr>
-                                <w:t>26</w:t>
+                                <w:t>25</w:t>
                               </w:r>
                             </w:p>
                           </w:tc>
@@ -9715,7 +10225,7 @@
                                   <w:sz w:val="26"/>
                                   <w:szCs w:val="26"/>
                                 </w:rPr>
-                                <w:t>25A,297,508</w:t>
+                                <w:t>27,283,509</w:t>
                               </w:r>
                             </w:p>
                           </w:tc>
@@ -9725,7 +10235,7 @@
                     </w:txbxContent>
                   </v:textbox>
                 </v:shape>
-                <v:roundrect id="圓角矩形 25" o:spid="_x0000_s1034" style="position:absolute;left:108;width:17869;height:16510;visibility:visible;mso-wrap-style:square;v-text-anchor:middle" arcsize="4542f" o:gfxdata="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" filled="f" strokecolor="#5a5a5a [2109]" strokeweight="2.5pt">
+                <v:roundrect id="圓角矩形 25" o:spid="_x0000_s1034" style="position:absolute;left:108;width:17869;height:16510;visibility:visible;mso-wrap-style:square;v-text-anchor:middle" arcsize="4542f" o:gfxdata="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" filled="f" strokecolor="#5a5a5a [2109]" strokeweight="2.5pt">
                   <v:stroke joinstyle="miter"/>
                 </v:roundrect>
                 <w10:wrap anchorx="page" anchory="page"/>
@@ -9893,7 +10403,7 @@
           </mc:Choice>
           <mc:Fallback>
             <w:pict>
-              <v:shape w14:anchorId="76BD7DFF" id="文字方塊 2" o:spid="_x0000_s1035" type="#_x0000_t202" style="position:absolute;margin-left:31.4pt;margin-top:-54.1pt;width:109.8pt;height:110.6pt;z-index:251667456;visibility:visible;mso-wrap-style:square;mso-width-percent:0;mso-height-percent:200;mso-wrap-distance-left:9pt;mso-wrap-distance-top:3.6pt;mso-wrap-distance-right:9pt;mso-wrap-distance-bottom:3.6pt;mso-position-horizontal:absolute;mso-position-horizontal-relative:text;mso-position-vertical:absolute;mso-position-vertical-relative:text;mso-width-percent:0;mso-height-percent:200;mso-width-relative:margin;mso-height-relative:margin;v-text-anchor:top" o:gfxdata="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" filled="f" stroked="f">
+              <v:shape w14:anchorId="76BD7DFF" id="文字方塊 2" o:spid="_x0000_s1035" type="#_x0000_t202" style="position:absolute;margin-left:31.4pt;margin-top:-54.1pt;width:109.8pt;height:110.6pt;z-index:251667456;visibility:visible;mso-wrap-style:square;mso-width-percent:0;mso-height-percent:200;mso-wrap-distance-left:9pt;mso-wrap-distance-top:3.6pt;mso-wrap-distance-right:9pt;mso-wrap-distance-bottom:3.6pt;mso-position-horizontal:absolute;mso-position-horizontal-relative:text;mso-position-vertical:absolute;mso-position-vertical-relative:text;mso-width-percent:0;mso-height-percent:200;mso-width-relative:margin;mso-height-relative:margin;v-text-anchor:top" o:gfxdata="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" filled="f" stroked="f">
                 <v:textbox style="mso-fit-shape-to-text:t" inset="1mm,1mm,1mm,1mm">
                   <w:txbxContent>
                     <w:p>
@@ -10092,7 +10602,7 @@
           </mc:Choice>
           <mc:Fallback>
             <w:pict>
-              <v:roundrect w14:anchorId="4775AEF3" id="圓角矩形 12" o:spid="_x0000_s1036" style="position:absolute;margin-left:-.9pt;margin-top:16.35pt;width:49.3pt;height:15.45pt;z-index:251646976;visibility:visible;mso-wrap-style:square;mso-width-percent:0;mso-height-percent:0;mso-wrap-distance-left:9pt;mso-wrap-distance-top:0;mso-wrap-distance-right:9pt;mso-wrap-distance-bottom:0;mso-position-horizontal:absolute;mso-position-horizontal-relative:text;mso-position-vertical:absolute;mso-position-vertical-relative:text;mso-width-percent:0;mso-height-percent:0;mso-width-relative:margin;mso-height-relative:margin;v-text-anchor:middle" arcsize="10923f" o:gfxdata="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" fillcolor="#5a5a5a [2109]" stroked="f" strokeweight="1pt">
+              <v:roundrect w14:anchorId="4775AEF3" id="圓角矩形 12" o:spid="_x0000_s1036" style="position:absolute;margin-left:-.9pt;margin-top:16.35pt;width:49.3pt;height:15.45pt;z-index:251646976;visibility:visible;mso-wrap-style:square;mso-width-percent:0;mso-height-percent:0;mso-wrap-distance-left:9pt;mso-wrap-distance-top:0;mso-wrap-distance-right:9pt;mso-wrap-distance-bottom:0;mso-position-horizontal:absolute;mso-position-horizontal-relative:text;mso-position-vertical:absolute;mso-position-vertical-relative:text;mso-width-percent:0;mso-height-percent:0;mso-width-relative:margin;mso-height-relative:margin;v-text-anchor:middle" arcsize="10923f" o:gfxdata="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" fillcolor="#5a5a5a [2109]" stroked="f" strokeweight="1pt">
                 <v:stroke joinstyle="miter"/>
                 <v:textbox inset=".5mm,0,.5mm,0">
                   <w:txbxContent>
@@ -10232,7 +10742,7 @@
           </mc:Choice>
           <mc:Fallback>
             <w:pict>
-              <v:roundrect w14:anchorId="196DC3BF" id="圓角矩形 14" o:spid="_x0000_s1037" style="position:absolute;margin-left:-1.25pt;margin-top:16.7pt;width:83.6pt;height:15.3pt;z-index:251648000;visibility:visible;mso-wrap-style:square;mso-width-percent:0;mso-height-percent:0;mso-wrap-distance-left:9pt;mso-wrap-distance-top:0;mso-wrap-distance-right:9pt;mso-wrap-distance-bottom:0;mso-position-horizontal:absolute;mso-position-horizontal-relative:text;mso-position-vertical:absolute;mso-position-vertical-relative:text;mso-width-percent:0;mso-height-percent:0;mso-width-relative:margin;mso-height-relative:margin;v-text-anchor:middle" arcsize="10923f" o:gfxdata="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" fillcolor="#5a5a5a [2109]" stroked="f" strokeweight="1pt">
+              <v:roundrect w14:anchorId="196DC3BF" id="圓角矩形 14" o:spid="_x0000_s1037" style="position:absolute;margin-left:-1.25pt;margin-top:16.7pt;width:83.6pt;height:15.3pt;z-index:251648000;visibility:visible;mso-wrap-style:square;mso-width-percent:0;mso-height-percent:0;mso-wrap-distance-left:9pt;mso-wrap-distance-top:0;mso-wrap-distance-right:9pt;mso-wrap-distance-bottom:0;mso-position-horizontal:absolute;mso-position-horizontal-relative:text;mso-position-vertical:absolute;mso-position-vertical-relative:text;mso-width-percent:0;mso-height-percent:0;mso-width-relative:margin;mso-height-relative:margin;v-text-anchor:middle" arcsize="10923f" o:gfxdata="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" fillcolor="#5a5a5a [2109]" stroked="f" strokeweight="1pt">
                 <v:stroke joinstyle="miter"/>
                 <v:textbox inset=".5mm,0,.5mm,0">
                   <w:txbxContent>
@@ -10428,7 +10938,7 @@
           </mc:Choice>
           <mc:Fallback>
             <w:pict>
-              <v:roundrect w14:anchorId="1A4DC044" id="圓角矩形 9" o:spid="_x0000_s1038" style="position:absolute;margin-left:-.6pt;margin-top:16.6pt;width:30.35pt;height:15.3pt;z-index:251649024;visibility:visible;mso-wrap-style:square;mso-width-percent:0;mso-height-percent:0;mso-wrap-distance-left:9pt;mso-wrap-distance-top:0;mso-wrap-distance-right:9pt;mso-wrap-distance-bottom:0;mso-position-horizontal:absolute;mso-position-horizontal-relative:text;mso-position-vertical:absolute;mso-position-vertical-relative:text;mso-width-percent:0;mso-height-percent:0;mso-width-relative:margin;mso-height-relative:margin;v-text-anchor:middle" arcsize="10923f" o:gfxdata="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" fillcolor="#5a5a5a [2109]" stroked="f" strokeweight="1pt">
+              <v:roundrect w14:anchorId="1A4DC044" id="圓角矩形 9" o:spid="_x0000_s1038" style="position:absolute;margin-left:-.6pt;margin-top:16.6pt;width:30.35pt;height:15.3pt;z-index:251649024;visibility:visible;mso-wrap-style:square;mso-width-percent:0;mso-height-percent:0;mso-wrap-distance-left:9pt;mso-wrap-distance-top:0;mso-wrap-distance-right:9pt;mso-wrap-distance-bottom:0;mso-position-horizontal:absolute;mso-position-horizontal-relative:text;mso-position-vertical:absolute;mso-position-vertical-relative:text;mso-width-percent:0;mso-height-percent:0;mso-width-relative:margin;mso-height-relative:margin;v-text-anchor:middle" arcsize="10923f" o:gfxdata="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" fillcolor="#5a5a5a [2109]" stroked="f" strokeweight="1pt">
                 <v:stroke joinstyle="miter"/>
                 <v:textbox inset=".5mm,0,.5mm,0">
                   <w:txbxContent>
@@ -10692,7 +11202,7 @@
           </mc:Choice>
           <mc:Fallback>
             <w:pict>
-              <v:roundrect w14:anchorId="03BFD3A3" id="圓角矩形 13" o:spid="_x0000_s1039" style="position:absolute;margin-left:-.4pt;margin-top:16.65pt;width:49.3pt;height:15.3pt;z-index:251650048;visibility:visible;mso-wrap-style:square;mso-width-percent:0;mso-height-percent:0;mso-wrap-distance-left:9pt;mso-wrap-distance-top:0;mso-wrap-distance-right:9pt;mso-wrap-distance-bottom:0;mso-position-horizontal:absolute;mso-position-horizontal-relative:text;mso-position-vertical:absolute;mso-position-vertical-relative:text;mso-width-percent:0;mso-height-percent:0;mso-width-relative:margin;mso-height-relative:margin;v-text-anchor:middle" arcsize="10923f" o:gfxdata="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" fillcolor="#5a5a5a [2109]" stroked="f" strokeweight="1pt">
+              <v:roundrect w14:anchorId="03BFD3A3" id="圓角矩形 13" o:spid="_x0000_s1039" style="position:absolute;margin-left:-.4pt;margin-top:16.65pt;width:49.3pt;height:15.3pt;z-index:251650048;visibility:visible;mso-wrap-style:square;mso-width-percent:0;mso-height-percent:0;mso-wrap-distance-left:9pt;mso-wrap-distance-top:0;mso-wrap-distance-right:9pt;mso-wrap-distance-bottom:0;mso-position-horizontal:absolute;mso-position-horizontal-relative:text;mso-position-vertical:absolute;mso-position-vertical-relative:text;mso-width-percent:0;mso-height-percent:0;mso-width-relative:margin;mso-height-relative:margin;v-text-anchor:middle" arcsize="10923f" o:gfxdata="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" fillcolor="#5a5a5a [2109]" stroked="f" strokeweight="1pt">
                 <v:stroke joinstyle="miter"/>
                 <v:textbox inset=".5mm,0,.5mm,0">
                   <w:txbxContent>
@@ -10729,6 +11239,7 @@
         </w:rPr>
         <w:t xml:space="preserve">       </w:t>
       </w:r>
+      <w:proofErr w:type="gramStart"/>
       <w:r>
         <w:rPr>
           <w:rFonts w:ascii="Barlow Condensed Medium" w:eastAsia="華康中圓體" w:hAnsi="Barlow Condensed Medium"/>
@@ -10736,6 +11247,7 @@
         </w:rPr>
         <w:t>主堂</w:t>
       </w:r>
+      <w:proofErr w:type="gramEnd"/>
       <w:r>
         <w:rPr>
           <w:rFonts w:ascii="Barlow Condensed Medium" w:eastAsia="華康中圓體" w:hAnsi="Barlow Condensed Medium"/>
@@ -10879,6 +11391,7 @@
                                 <w:sz w:val="22"/>
                               </w:rPr>
                             </w:pPr>
+                            <w:proofErr w:type="gramStart"/>
                             <w:r>
                               <w:rPr>
                                 <w:rFonts w:ascii="Barlow Condensed Medium" w:eastAsia="華康儷中黑" w:hAnsi="Barlow Condensed Medium"/>
@@ -10886,6 +11399,7 @@
                               </w:rPr>
                               <w:t>教會臉書</w:t>
                             </w:r>
+                            <w:proofErr w:type="gramEnd"/>
                             <w:r>
                               <w:rPr>
                                 <w:rFonts w:ascii="Barlow Condensed Medium" w:eastAsia="華康儷中黑" w:hAnsi="Barlow Condensed Medium"/>
@@ -10928,7 +11442,7 @@
           </mc:Choice>
           <mc:Fallback>
             <w:pict>
-              <v:shape w14:anchorId="77C1E33A" id="_x0000_s1040" type="#_x0000_t202" style="position:absolute;margin-left:107.25pt;margin-top:6.2pt;width:125.55pt;height:16.3pt;z-index:251666432;visibility:visible;mso-wrap-style:square;mso-width-percent:0;mso-height-percent:0;mso-wrap-distance-left:9pt;mso-wrap-distance-top:3.6pt;mso-wrap-distance-right:9pt;mso-wrap-distance-bottom:3.6pt;mso-position-horizontal:absolute;mso-position-horizontal-relative:text;mso-position-vertical:absolute;mso-position-vertical-relative:text;mso-width-percent:0;mso-height-percent:0;mso-width-relative:margin;mso-height-relative:margin;v-text-anchor:top" o:gfxdata="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" filled="f" stroked="f">
+              <v:shape w14:anchorId="77C1E33A" id="_x0000_s1040" type="#_x0000_t202" style="position:absolute;margin-left:107.25pt;margin-top:6.2pt;width:125.55pt;height:16.3pt;z-index:251666432;visibility:visible;mso-wrap-style:square;mso-width-percent:0;mso-height-percent:0;mso-wrap-distance-left:9pt;mso-wrap-distance-top:3.6pt;mso-wrap-distance-right:9pt;mso-wrap-distance-bottom:3.6pt;mso-position-horizontal:absolute;mso-position-horizontal-relative:text;mso-position-vertical:absolute;mso-position-vertical-relative:text;mso-width-percent:0;mso-height-percent:0;mso-width-relative:margin;mso-height-relative:margin;v-text-anchor:top" o:gfxdata="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" filled="f" stroked="f">
                 <v:textbox inset="0,0,0,0">
                   <w:txbxContent>
                     <w:p>
@@ -10939,6 +11453,7 @@
                           <w:sz w:val="22"/>
                         </w:rPr>
                       </w:pPr>
+                      <w:proofErr w:type="gramStart"/>
                       <w:r>
                         <w:rPr>
                           <w:rFonts w:ascii="Barlow Condensed Medium" w:eastAsia="華康儷中黑" w:hAnsi="Barlow Condensed Medium"/>
@@ -10946,6 +11461,7 @@
                         </w:rPr>
                         <w:t>教會臉書</w:t>
                       </w:r>
+                      <w:proofErr w:type="gramEnd"/>
                       <w:r>
                         <w:rPr>
                           <w:rFonts w:ascii="Barlow Condensed Medium" w:eastAsia="華康儷中黑" w:hAnsi="Barlow Condensed Medium"/>
@@ -11208,7 +11724,7 @@
                 <w:sz w:val="20"/>
                 <w:szCs w:val="20"/>
               </w:rPr>
-              <w:t>黃聖耀</w:t>
+              <w:t>林美惠</w:t>
             </w:r>
             <w:r>
               <w:rPr>
@@ -11216,7 +11732,7 @@
                 <w:sz w:val="20"/>
                 <w:szCs w:val="20"/>
               </w:rPr>
-              <w:t xml:space="preserve"> 執事</w:t>
+              <w:t xml:space="preserve"> 長老</w:t>
             </w:r>
           </w:p>
         </w:tc>
@@ -11276,15 +11792,33 @@
                 <w:sz w:val="20"/>
                 <w:szCs w:val="20"/>
               </w:rPr>
-              <w:t>莊舒媛</w:t>
-            </w:r>
+              <w:t>張思</w:t>
+            </w:r>
+            <w:proofErr w:type="gramStart"/>
             <w:r>
               <w:rPr>
                 <w:rFonts w:ascii="標楷體" w:eastAsia="標楷體" w:hAnsi="標楷體" w:hint="eastAsia"/>
                 <w:sz w:val="20"/>
                 <w:szCs w:val="20"/>
               </w:rPr>
-              <w:t xml:space="preserve"> 姊妹</w:t>
+              <w:t>婗</w:t>
+            </w:r>
+            <w:proofErr w:type="gramEnd"/>
+            <w:r>
+              <w:rPr>
+                <w:rFonts w:ascii="標楷體" w:eastAsia="標楷體" w:hAnsi="標楷體" w:hint="eastAsia"/>
+                <w:sz w:val="20"/>
+                <w:szCs w:val="20"/>
+              </w:rPr>
+              <w:t xml:space="preserve"> </w:t>
+            </w:r>
+            <w:r>
+              <w:rPr>
+                <w:rFonts w:ascii="標楷體" w:eastAsia="標楷體" w:hAnsi="標楷體" w:hint="eastAsia"/>
+                <w:sz w:val="20"/>
+                <w:szCs w:val="20"/>
+              </w:rPr>
+              <w:t>姊妹</w:t>
             </w:r>
           </w:p>
         </w:tc>
@@ -11876,7 +12410,7 @@
                 </mc:Choice>
                 <mc:Fallback>
                   <w:pict>
-                    <v:rect w14:anchorId="343BC9BA" id="矩形 8" o:spid="_x0000_s1041" style="position:absolute;left:0;text-align:left;margin-left:-.7pt;margin-top:2.7pt;width:18.75pt;height:92.3pt;z-index:251663360;visibility:visible;mso-wrap-style:square;mso-width-percent:0;mso-height-percent:0;mso-wrap-distance-left:9pt;mso-wrap-distance-top:0;mso-wrap-distance-right:9pt;mso-wrap-distance-bottom:0;mso-position-horizontal:absolute;mso-position-horizontal-relative:text;mso-position-vertical:absolute;mso-position-vertical-relative:text;mso-width-percent:0;mso-height-percent:0;mso-width-relative:margin;mso-height-relative:margin;v-text-anchor:middle" o:gfxdata="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" fillcolor="#5a5a5a [2109]" stroked="f" strokeweight="1pt">
+                    <v:rect w14:anchorId="343BC9BA" id="矩形 8" o:spid="_x0000_s1041" style="position:absolute;left:0;text-align:left;margin-left:-.7pt;margin-top:2.7pt;width:18.75pt;height:92.3pt;z-index:251663360;visibility:visible;mso-wrap-style:square;mso-width-percent:0;mso-height-percent:0;mso-wrap-distance-left:9pt;mso-wrap-distance-top:0;mso-wrap-distance-right:9pt;mso-wrap-distance-bottom:0;mso-position-horizontal:absolute;mso-position-horizontal-relative:text;mso-position-vertical:absolute;mso-position-vertical-relative:text;mso-width-percent:0;mso-height-percent:0;mso-width-relative:margin;mso-height-relative:margin;v-text-anchor:middle" o:gfxdata="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" fillcolor="#5a5a5a [2109]" stroked="f" strokeweight="1pt">
                       <v:textbox style="layout-flow:vertical-ideographic" inset="1mm,1mm,1mm,1mm">
                         <w:txbxContent>
                           <w:p>
@@ -11934,6 +12468,7 @@
                 <w:szCs w:val="20"/>
               </w:rPr>
             </w:pPr>
+            <w:proofErr w:type="gramStart"/>
             <w:r>
               <w:rPr>
                 <w:rFonts w:eastAsia="華康儷中黑" w:cstheme="minorHAnsi"/>
@@ -11944,6 +12479,7 @@
               </w:rPr>
               <w:t>序樂</w:t>
             </w:r>
+            <w:proofErr w:type="gramEnd"/>
           </w:p>
         </w:tc>
         <w:tc>
@@ -12079,6 +12615,7 @@
                 <w:szCs w:val="20"/>
               </w:rPr>
             </w:pPr>
+            <w:proofErr w:type="gramStart"/>
             <w:r>
               <w:rPr>
                 <w:rFonts w:eastAsia="華康儷中黑" w:cstheme="minorHAnsi"/>
@@ -12089,6 +12626,7 @@
               </w:rPr>
               <w:t>宣召</w:t>
             </w:r>
+            <w:proofErr w:type="gramEnd"/>
           </w:p>
         </w:tc>
         <w:tc>
@@ -12281,7 +12819,7 @@
                 <w:sz w:val="20"/>
                 <w:szCs w:val="20"/>
               </w:rPr>
-              <w:t>41</w:t>
+              <w:t>25A</w:t>
             </w:r>
             <w:r>
               <w:rPr>
@@ -12446,7 +12984,29 @@
                 <w:sz w:val="20"/>
                 <w:szCs w:val="20"/>
               </w:rPr>
-              <w:t>十誡</w:t>
+              <w:t>新的</w:t>
+            </w:r>
+            <w:proofErr w:type="gramStart"/>
+            <w:r>
+              <w:rPr>
+                <w:rFonts w:ascii="Bahnschrift SemiBold Condensed" w:eastAsia="標楷體" w:hAnsi="Bahnschrift SemiBold Condensed" w:cstheme="minorHAnsi" w:hint="eastAsia"/>
+                <w:color w:val="000000" w:themeColor="text1"/>
+                <w:w w:val="125"/>
+                <w:sz w:val="20"/>
+                <w:szCs w:val="20"/>
+              </w:rPr>
+              <w:t>誡</w:t>
+            </w:r>
+            <w:proofErr w:type="gramEnd"/>
+            <w:r>
+              <w:rPr>
+                <w:rFonts w:ascii="Bahnschrift SemiBold Condensed" w:eastAsia="標楷體" w:hAnsi="Bahnschrift SemiBold Condensed" w:cstheme="minorHAnsi" w:hint="eastAsia"/>
+                <w:color w:val="000000" w:themeColor="text1"/>
+                <w:w w:val="125"/>
+                <w:sz w:val="20"/>
+                <w:szCs w:val="20"/>
+              </w:rPr>
+              <w:t>命</w:t>
             </w:r>
           </w:p>
         </w:tc>
@@ -12544,6 +13104,7 @@
                 <w:szCs w:val="20"/>
               </w:rPr>
             </w:pPr>
+            <w:proofErr w:type="gramStart"/>
             <w:r>
               <w:rPr>
                 <w:rFonts w:eastAsia="華康儷中黑" w:cstheme="minorHAnsi"/>
@@ -12554,6 +13115,7 @@
               </w:rPr>
               <w:t>啟應文</w:t>
             </w:r>
+            <w:proofErr w:type="gramEnd"/>
           </w:p>
         </w:tc>
         <w:tc>
@@ -12601,7 +13163,7 @@
                 <w:sz w:val="20"/>
                 <w:szCs w:val="20"/>
               </w:rPr>
-              <w:t>21</w:t>
+              <w:t>26</w:t>
             </w:r>
             <w:r>
               <w:rPr>
@@ -12800,13 +13362,13 @@
       <w:tblGrid>
         <w:gridCol w:w="642"/>
         <w:gridCol w:w="1138"/>
-        <w:gridCol w:w="3143"/>
-        <w:gridCol w:w="969"/>
+        <w:gridCol w:w="2955"/>
+        <w:gridCol w:w="1157"/>
       </w:tblGrid>
       <w:tr>
         <w:tc>
           <w:tcPr>
-            <w:tcW w:w="636" w:type="dxa"/>
+            <w:tcW w:w="642" w:type="dxa"/>
             <w:tcBorders>
               <w:top w:val="nil"/>
               <w:left w:val="nil"/>
@@ -12938,7 +13500,7 @@
                 </mc:Choice>
                 <mc:Fallback>
                   <w:pict>
-                    <v:rect w14:anchorId="363672F5" id="矩形 10" o:spid="_x0000_s1042" style="position:absolute;left:0;text-align:left;margin-left:-.7pt;margin-top:12.9pt;width:19.25pt;height:42.9pt;z-index:251659264;visibility:visible;mso-wrap-style:square;mso-width-percent:0;mso-height-percent:0;mso-wrap-distance-left:9pt;mso-wrap-distance-top:0;mso-wrap-distance-right:9pt;mso-wrap-distance-bottom:0;mso-position-horizontal:absolute;mso-position-horizontal-relative:text;mso-position-vertical:absolute;mso-position-vertical-relative:text;mso-width-percent:0;mso-height-percent:0;mso-width-relative:margin;mso-height-relative:margin;v-text-anchor:middle" o:gfxdata="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" fillcolor="#5a5a5a [2109]" stroked="f" strokeweight="1pt">
+                    <v:rect w14:anchorId="363672F5" id="矩形 10" o:spid="_x0000_s1042" style="position:absolute;left:0;text-align:left;margin-left:-.7pt;margin-top:12.9pt;width:19.25pt;height:42.9pt;z-index:251659264;visibility:visible;mso-wrap-style:square;mso-width-percent:0;mso-height-percent:0;mso-wrap-distance-left:9pt;mso-wrap-distance-top:0;mso-wrap-distance-right:9pt;mso-wrap-distance-bottom:0;mso-position-horizontal:absolute;mso-position-horizontal-relative:text;mso-position-vertical:absolute;mso-position-vertical-relative:text;mso-width-percent:0;mso-height-percent:0;mso-width-relative:margin;mso-height-relative:margin;v-text-anchor:middle" o:gfxdata="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" fillcolor="#5a5a5a [2109]" stroked="f" strokeweight="1pt">
                       <v:textbox style="layout-flow:vertical-ideographic" inset="1mm,1mm,1mm,1mm">
                         <w:txbxContent>
                           <w:p>
@@ -12972,7 +13534,7 @@
         </w:tc>
         <w:tc>
           <w:tcPr>
-            <w:tcW w:w="1126" w:type="dxa"/>
+            <w:tcW w:w="1138" w:type="dxa"/>
             <w:tcBorders>
               <w:top w:val="nil"/>
               <w:left w:val="nil"/>
@@ -13010,7 +13572,7 @@
         </w:tc>
         <w:tc>
           <w:tcPr>
-            <w:tcW w:w="3111" w:type="dxa"/>
+            <w:tcW w:w="2955" w:type="dxa"/>
             <w:tcBorders>
               <w:top w:val="nil"/>
               <w:left w:val="nil"/>
@@ -13045,13 +13607,13 @@
                 <w:sz w:val="20"/>
                 <w:szCs w:val="20"/>
               </w:rPr>
-              <w:t>為了主的榮耀</w:t>
-            </w:r>
-          </w:p>
-        </w:tc>
-        <w:tc>
-          <w:tcPr>
-            <w:tcW w:w="959" w:type="dxa"/>
+              <w:t>懇求上帝施恩賜福</w:t>
+            </w:r>
+          </w:p>
+        </w:tc>
+        <w:tc>
+          <w:tcPr>
+            <w:tcW w:w="1157" w:type="dxa"/>
             <w:tcBorders>
               <w:top w:val="nil"/>
               <w:left w:val="nil"/>
@@ -13085,7 +13647,7 @@
                 <w:sz w:val="20"/>
                 <w:szCs w:val="20"/>
               </w:rPr>
-              <w:t>聖歌隊</w:t>
+              <w:t>松年團契</w:t>
             </w:r>
           </w:p>
         </w:tc>
@@ -13257,7 +13819,7 @@
                 <w:sz w:val="20"/>
                 <w:szCs w:val="20"/>
               </w:rPr>
-              <w:t>7</w:t>
+              <w:t>13</w:t>
             </w:r>
             <w:r>
               <w:rPr>
@@ -13277,7 +13839,7 @@
                 <w:sz w:val="20"/>
                 <w:szCs w:val="20"/>
               </w:rPr>
-              <w:t>1-7</w:t>
+              <w:t>1-14</w:t>
             </w:r>
             <w:r>
               <w:rPr>
@@ -13434,8 +13996,21 @@
                 <w:sz w:val="20"/>
                 <w:szCs w:val="20"/>
               </w:rPr>
-              <w:t>勇士的數目</w:t>
-            </w:r>
+              <w:t>懼怕　神</w:t>
+            </w:r>
+            <w:proofErr w:type="gramStart"/>
+            <w:r>
+              <w:rPr>
+                <w:rFonts w:ascii="標楷體" w:eastAsia="標楷體" w:hAnsi="標楷體" w:cstheme="minorHAnsi" w:hint="eastAsia"/>
+                <w:bCs/>
+                <w:color w:val="000000" w:themeColor="text1"/>
+                <w:w w:val="150"/>
+                <w:sz w:val="20"/>
+                <w:szCs w:val="20"/>
+              </w:rPr>
+              <w:t>的約櫃</w:t>
+            </w:r>
+            <w:proofErr w:type="gramEnd"/>
           </w:p>
         </w:tc>
         <w:tc>
@@ -13752,7 +14327,7 @@
                 </mc:Choice>
                 <mc:Fallback>
                   <w:pict>
-                    <v:rect w14:anchorId="4D37C684" id="矩形 11" o:spid="_x0000_s1043" style="position:absolute;left:0;text-align:left;margin-left:-.7pt;margin-top:1.65pt;width:19.25pt;height:111.25pt;z-index:251656192;visibility:visible;mso-wrap-style:square;mso-width-percent:0;mso-height-percent:0;mso-wrap-distance-left:9pt;mso-wrap-distance-top:0;mso-wrap-distance-right:9pt;mso-wrap-distance-bottom:0;mso-position-horizontal:absolute;mso-position-horizontal-relative:text;mso-position-vertical:absolute;mso-position-vertical-relative:text;mso-width-percent:0;mso-height-percent:0;mso-width-relative:margin;mso-height-relative:margin;v-text-anchor:middle" o:gfxdata="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" fillcolor="#5a5a5a [2109]" stroked="f" strokeweight="1pt">
+                    <v:rect w14:anchorId="4D37C684" id="矩形 11" o:spid="_x0000_s1043" style="position:absolute;left:0;text-align:left;margin-left:-.7pt;margin-top:1.65pt;width:19.25pt;height:111.25pt;z-index:251656192;visibility:visible;mso-wrap-style:square;mso-width-percent:0;mso-height-percent:0;mso-wrap-distance-left:9pt;mso-wrap-distance-top:0;mso-wrap-distance-right:9pt;mso-wrap-distance-bottom:0;mso-position-horizontal:absolute;mso-position-horizontal-relative:text;mso-position-vertical:absolute;mso-position-vertical-relative:text;mso-width-percent:0;mso-height-percent:0;mso-width-relative:margin;mso-height-relative:margin;v-text-anchor:middle" o:gfxdata="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" fillcolor="#5a5a5a [2109]" stroked="f" strokeweight="1pt">
                       <v:textbox style="layout-flow:vertical-ideographic" inset="1mm,1mm,1mm,1mm">
                         <w:txbxContent>
                           <w:p>
@@ -13885,7 +14460,7 @@
                 <w:sz w:val="20"/>
                 <w:szCs w:val="20"/>
               </w:rPr>
-              <w:t>305</w:t>
+              <w:t>297</w:t>
             </w:r>
             <w:r>
               <w:rPr>
@@ -14140,7 +14715,7 @@
                 <w:sz w:val="20"/>
                 <w:szCs w:val="20"/>
               </w:rPr>
-              <w:t>張昭立</w:t>
+              <w:t>劉奕樑</w:t>
             </w:r>
             <w:r>
               <w:rPr>
@@ -14162,7 +14737,7 @@
                 <w:sz w:val="20"/>
                 <w:szCs w:val="20"/>
               </w:rPr>
-              <w:t>黃阿絹</w:t>
+              <w:t>黃聖耀</w:t>
             </w:r>
           </w:p>
         </w:tc>
@@ -14492,6 +15067,7 @@
                 <w:szCs w:val="20"/>
               </w:rPr>
             </w:pPr>
+            <w:proofErr w:type="gramStart"/>
             <w:r>
               <w:rPr>
                 <w:rFonts w:eastAsia="華康儷中黑" w:cstheme="minorHAnsi" w:hint="eastAsia"/>
@@ -14502,6 +15078,7 @@
               </w:rPr>
               <w:t>公禱</w:t>
             </w:r>
+            <w:proofErr w:type="gramEnd"/>
           </w:p>
         </w:tc>
         <w:tc>
@@ -14637,6 +15214,7 @@
                 <w:szCs w:val="20"/>
               </w:rPr>
             </w:pPr>
+            <w:proofErr w:type="gramStart"/>
             <w:r>
               <w:rPr>
                 <w:rFonts w:eastAsia="華康儷中黑" w:cstheme="minorHAnsi"/>
@@ -14647,6 +15225,7 @@
               </w:rPr>
               <w:t>頌榮</w:t>
             </w:r>
+            <w:proofErr w:type="gramEnd"/>
           </w:p>
         </w:tc>
         <w:tc>
@@ -14694,7 +15273,7 @@
                 <w:sz w:val="20"/>
                 <w:szCs w:val="20"/>
               </w:rPr>
-              <w:t>507</w:t>
+              <w:t>508</w:t>
             </w:r>
             <w:r>
               <w:rPr>
@@ -14869,6 +15448,7 @@
               </w:rPr>
               <w:t xml:space="preserve">: </w:t>
             </w:r>
+            <w:proofErr w:type="gramStart"/>
             <w:r>
               <w:rPr>
                 <w:rFonts w:ascii="Bahnschrift SemiBold Condensed" w:eastAsia="標楷體" w:hAnsi="Bahnschrift SemiBold Condensed" w:cstheme="minorHAnsi" w:hint="eastAsia"/>
@@ -14878,6 +15458,7 @@
               </w:rPr>
               <w:t>阿們頌</w:t>
             </w:r>
+            <w:proofErr w:type="gramEnd"/>
           </w:p>
         </w:tc>
         <w:tc>
@@ -14974,6 +15555,7 @@
                 <w:szCs w:val="20"/>
               </w:rPr>
             </w:pPr>
+            <w:proofErr w:type="gramStart"/>
             <w:r>
               <w:rPr>
                 <w:rFonts w:eastAsia="華康儷中黑" w:cstheme="minorHAnsi" w:hint="eastAsia"/>
@@ -14984,6 +15566,7 @@
               </w:rPr>
               <w:t>殿樂</w:t>
             </w:r>
+            <w:proofErr w:type="gramEnd"/>
           </w:p>
         </w:tc>
         <w:tc>
@@ -15508,7 +16091,7 @@
           </mc:Choice>
           <mc:Fallback>
             <w:pict>
-              <v:line w14:anchorId="76BAB80C" id="直線接點 2" o:spid="_x0000_s1026" style="position:absolute;z-index:251653120;visibility:visible;mso-wrap-style:square;mso-height-percent:0;mso-wrap-distance-left:9pt;mso-wrap-distance-top:0;mso-wrap-distance-right:9pt;mso-wrap-distance-bottom:0;mso-position-horizontal:absolute;mso-position-horizontal-relative:page;mso-position-vertical:absolute;mso-position-vertical-relative:page;mso-height-percent:0;mso-height-relative:margin" from="687.75pt,19.85pt" to="687.75pt,709.8pt" o:gfxdata="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" strokecolor="black [3213]" strokeweight=".5pt">
+              <v:line w14:anchorId="2A83A8A9" id="直線接點 2" o:spid="_x0000_s1026" style="position:absolute;z-index:251653120;visibility:visible;mso-wrap-style:square;mso-height-percent:0;mso-wrap-distance-left:9pt;mso-wrap-distance-top:0;mso-wrap-distance-right:9pt;mso-wrap-distance-bottom:0;mso-position-horizontal:absolute;mso-position-horizontal-relative:page;mso-position-vertical:absolute;mso-position-vertical-relative:page;mso-height-percent:0;mso-height-relative:margin" from="687.75pt,19.85pt" to="687.75pt,709.8pt" o:gfxdata="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" strokecolor="black [3213]" strokeweight=".5pt">
                 <v:stroke dashstyle="3 1" joinstyle="miter"/>
                 <w10:wrap anchorx="page" anchory="page"/>
               </v:line>
@@ -15532,13 +16115,14 @@
         </w:rPr>
         <w:t>(</w:t>
       </w:r>
+      <w:proofErr w:type="gramStart"/>
       <w:r>
         <w:rPr>
           <w:rFonts w:ascii="Barlow Condensed Medium" w:eastAsia="華康中黑體" w:hAnsi="Barlow Condensed Medium" w:cs="Calibri" w:hint="eastAsia"/>
           <w:color w:val="000000"/>
           <w:szCs w:val="24"/>
         </w:rPr>
-        <w:t>希伯來書</w:t>
+        <w:t>約</w:t>
       </w:r>
       <w:r>
         <w:rPr>
@@ -15546,14 +16130,23 @@
           <w:color w:val="000000"/>
           <w:szCs w:val="24"/>
         </w:rPr>
-        <w:t>13</w:t>
-      </w:r>
+        <w:t>翰壹書</w:t>
+      </w:r>
+      <w:proofErr w:type="gramEnd"/>
       <w:r>
         <w:rPr>
           <w:rFonts w:ascii="Barlow Condensed Medium" w:eastAsia="華康中黑體" w:hAnsi="Barlow Condensed Medium" w:cs="Calibri" w:hint="eastAsia"/>
           <w:color w:val="000000"/>
           <w:szCs w:val="24"/>
         </w:rPr>
+        <w:t>4</w:t>
+      </w:r>
+      <w:r>
+        <w:rPr>
+          <w:rFonts w:ascii="Barlow Condensed Medium" w:eastAsia="華康中黑體" w:hAnsi="Barlow Condensed Medium" w:cs="Calibri" w:hint="eastAsia"/>
+          <w:color w:val="000000"/>
+          <w:szCs w:val="24"/>
+        </w:rPr>
         <w:t>章</w:t>
       </w:r>
       <w:r>
@@ -15562,7 +16155,7 @@
           <w:color w:val="000000"/>
           <w:szCs w:val="24"/>
         </w:rPr>
-        <w:t>6</w:t>
+        <w:t>18</w:t>
       </w:r>
       <w:r>
         <w:rPr>
@@ -15638,6 +16231,7 @@
         </w:rPr>
         <w:t xml:space="preserve"> </w:t>
       </w:r>
+      <w:proofErr w:type="gramStart"/>
       <w:r>
         <w:rPr>
           <w:rFonts w:ascii="標楷體" w:eastAsia="標楷體" w:hAnsi="標楷體" w:cs="Arial" w:hint="eastAsia"/>
@@ -15645,17 +16239,57 @@
           <w:sz w:val="26"/>
           <w:szCs w:val="26"/>
         </w:rPr>
-        <w:t>所以咱通好膽講：主就是幫助我的，我無欲驚惶；人欲啥法得我奈何</w:t>
-      </w:r>
-      <w:r>
-        <w:rPr>
-          <w:rFonts w:ascii="Calibri" w:eastAsia="華康中黑體" w:hAnsi="Calibri" w:cs="Calibri" w:hint="eastAsia"/>
-          <w:color w:val="000000"/>
+        <w:t>佇</w:t>
+      </w:r>
+      <w:proofErr w:type="gramEnd"/>
+      <w:r>
+        <w:rPr>
+          <w:rFonts w:ascii="標楷體" w:eastAsia="標楷體" w:hAnsi="標楷體" w:cs="Arial" w:hint="eastAsia"/>
           <w:w w:val="80"/>
           <w:sz w:val="26"/>
           <w:szCs w:val="26"/>
         </w:rPr>
-        <w:t>？</w:t>
+        <w:t>疼的內面無驚惶；獨獨齊全的疼，趕出驚惶。因為驚惶就有刑罰，</w:t>
+      </w:r>
+      <w:proofErr w:type="gramStart"/>
+      <w:r>
+        <w:rPr>
+          <w:rFonts w:ascii="標楷體" w:eastAsia="標楷體" w:hAnsi="標楷體" w:cs="Arial" w:hint="eastAsia"/>
+          <w:w w:val="80"/>
+          <w:sz w:val="26"/>
+          <w:szCs w:val="26"/>
+        </w:rPr>
+        <w:t>見若驚惶</w:t>
+      </w:r>
+      <w:proofErr w:type="gramEnd"/>
+      <w:r>
+        <w:rPr>
+          <w:rFonts w:ascii="標楷體" w:eastAsia="標楷體" w:hAnsi="標楷體" w:cs="Arial" w:hint="eastAsia"/>
+          <w:w w:val="80"/>
+          <w:sz w:val="26"/>
+          <w:szCs w:val="26"/>
+        </w:rPr>
+        <w:t>的</w:t>
+      </w:r>
+      <w:proofErr w:type="gramStart"/>
+      <w:r>
+        <w:rPr>
+          <w:rFonts w:ascii="標楷體" w:eastAsia="標楷體" w:hAnsi="標楷體" w:cs="Arial" w:hint="eastAsia"/>
+          <w:w w:val="80"/>
+          <w:sz w:val="26"/>
+          <w:szCs w:val="26"/>
+        </w:rPr>
+        <w:t>佇疼未</w:t>
+      </w:r>
+      <w:proofErr w:type="gramEnd"/>
+      <w:r>
+        <w:rPr>
+          <w:rFonts w:ascii="標楷體" w:eastAsia="標楷體" w:hAnsi="標楷體" w:cs="Arial" w:hint="eastAsia"/>
+          <w:w w:val="80"/>
+          <w:sz w:val="26"/>
+          <w:szCs w:val="26"/>
+        </w:rPr>
+        <w:t>有齊全。</w:t>
       </w:r>
     </w:p>
     <w:p>
@@ -15736,8 +16370,9 @@
           <w:sz w:val="26"/>
           <w:szCs w:val="26"/>
         </w:rPr>
-        <w:t>所以我們可以放膽說、『主是幫助我的、我必不懼怕．人能把我怎麼樣呢</w:t>
-      </w:r>
+        <w:t>愛裡沒有懼怕．</w:t>
+      </w:r>
+      <w:proofErr w:type="gramStart"/>
       <w:r>
         <w:rPr>
           <w:rFonts w:ascii="Calibri" w:eastAsia="華康中黑體" w:hAnsi="Calibri" w:cs="Calibri" w:hint="eastAsia"/>
@@ -15746,8 +16381,9 @@
           <w:sz w:val="26"/>
           <w:szCs w:val="26"/>
         </w:rPr>
-        <w:t>。</w:t>
-      </w:r>
+        <w:t>愛既完全</w:t>
+      </w:r>
+      <w:proofErr w:type="gramEnd"/>
       <w:r>
         <w:rPr>
           <w:rFonts w:ascii="Calibri" w:eastAsia="華康中黑體" w:hAnsi="Calibri" w:cs="Calibri" w:hint="eastAsia"/>
@@ -15756,7 +16392,7 @@
           <w:sz w:val="26"/>
           <w:szCs w:val="26"/>
         </w:rPr>
-        <w:t>』</w:t>
+        <w:t>、就把懼怕除去．因為懼怕裡含著刑罰．懼怕的人在愛裡未得完全。</w:t>
       </w:r>
     </w:p>
     <w:p>
@@ -15876,6 +16512,7 @@
                 <w:w w:val="80"/>
               </w:rPr>
             </w:pPr>
+            <w:proofErr w:type="gramStart"/>
             <w:r>
               <w:rPr>
                 <w:rFonts w:ascii="Barlow Condensed Medium" w:eastAsia="華康中黑體" w:hAnsi="Barlow Condensed Medium" w:cstheme="minorHAnsi"/>
@@ -15883,6 +16520,7 @@
               </w:rPr>
               <w:t>主日事奉</w:t>
             </w:r>
+            <w:proofErr w:type="gramEnd"/>
           </w:p>
         </w:tc>
         <w:tc>
@@ -15913,8 +16551,17 @@
                 <w:rFonts w:ascii="Barlow Condensed Medium" w:eastAsia="華康中黑體" w:hAnsi="Barlow Condensed Medium" w:cstheme="minorHAnsi"/>
                 <w:w w:val="66"/>
               </w:rPr>
-              <w:t>本週</w:t>
-            </w:r>
+              <w:t>本</w:t>
+            </w:r>
+            <w:proofErr w:type="gramStart"/>
+            <w:r>
+              <w:rPr>
+                <w:rFonts w:ascii="Barlow Condensed Medium" w:eastAsia="華康中黑體" w:hAnsi="Barlow Condensed Medium" w:cstheme="minorHAnsi"/>
+                <w:w w:val="66"/>
+              </w:rPr>
+              <w:t>週</w:t>
+            </w:r>
+            <w:proofErr w:type="gramEnd"/>
             <w:r>
               <w:rPr>
                 <w:rFonts w:ascii="Barlow Condensed Medium" w:eastAsia="華康儷中黑" w:hAnsi="Barlow Condensed Medium" w:cstheme="minorHAnsi"/>
@@ -15942,7 +16589,7 @@
                 <w:noProof/>
                 <w:w w:val="80"/>
               </w:rPr>
-              <w:t>4</w:t>
+              <w:t>5</w:t>
             </w:r>
             <w:r>
               <w:rPr>
@@ -15985,7 +16632,7 @@
                 <w:noProof/>
                 <w:w w:val="80"/>
               </w:rPr>
-              <w:t>26</w:t>
+              <w:t>3</w:t>
             </w:r>
             <w:r>
               <w:rPr>
@@ -16024,8 +16671,17 @@
                 <w:rFonts w:ascii="Barlow Condensed Medium" w:eastAsia="華康中黑體" w:hAnsi="Barlow Condensed Medium" w:cstheme="minorHAnsi"/>
                 <w:w w:val="66"/>
               </w:rPr>
-              <w:t>下週</w:t>
-            </w:r>
+              <w:t>下</w:t>
+            </w:r>
+            <w:proofErr w:type="gramStart"/>
+            <w:r>
+              <w:rPr>
+                <w:rFonts w:ascii="Barlow Condensed Medium" w:eastAsia="華康中黑體" w:hAnsi="Barlow Condensed Medium" w:cstheme="minorHAnsi"/>
+                <w:w w:val="66"/>
+              </w:rPr>
+              <w:t>週</w:t>
+            </w:r>
+            <w:proofErr w:type="gramEnd"/>
             <w:r>
               <w:rPr>
                 <w:rFonts w:ascii="Barlow Condensed Medium" w:eastAsia="華康儷中黑" w:hAnsi="Barlow Condensed Medium" w:cstheme="minorHAnsi"/>
@@ -16096,7 +16752,7 @@
                 <w:noProof/>
                 <w:w w:val="80"/>
               </w:rPr>
-              <w:t>3</w:t>
+              <w:t>10</w:t>
             </w:r>
             <w:r>
               <w:rPr>
@@ -16186,7 +16842,7 @@
                 <w:noProof/>
                 <w:w w:val="90"/>
               </w:rPr>
-              <w:t>4</w:t>
+              <w:t>5</w:t>
             </w:r>
             <w:r>
               <w:rPr>
@@ -16236,7 +16892,6 @@
               <w:top w:val="single" w:sz="4" w:space="0" w:color="auto"/>
               <w:bottom w:val="single" w:sz="4" w:space="0" w:color="auto"/>
             </w:tcBorders>
-            <w:shd w:val="clear" w:color="auto" w:fill="auto"/>
             <w:tcMar>
               <w:left w:w="57" w:type="dxa"/>
               <w:right w:w="57" w:type="dxa"/>
@@ -16266,7 +16921,6 @@
               <w:top w:val="single" w:sz="4" w:space="0" w:color="auto"/>
               <w:bottom w:val="single" w:sz="4" w:space="0" w:color="auto"/>
             </w:tcBorders>
-            <w:shd w:val="clear" w:color="auto" w:fill="auto"/>
             <w:tcMar>
               <w:left w:w="57" w:type="dxa"/>
               <w:right w:w="57" w:type="dxa"/>
@@ -16408,7 +17062,7 @@
                 <w:noProof/>
                 <w:w w:val="75"/>
               </w:rPr>
-              <w:t>19</w:t>
+              <w:t>26</w:t>
             </w:r>
             <w:r>
               <w:rPr>
@@ -16472,6 +17126,7 @@
                 <w:szCs w:val="28"/>
               </w:rPr>
             </w:pPr>
+            <w:proofErr w:type="gramStart"/>
             <w:r>
               <w:rPr>
                 <w:rFonts w:ascii="Barlow Condensed Medium" w:eastAsia="華康正顏楷體W9" w:hAnsi="Barlow Condensed Medium" w:cstheme="minorHAnsi"/>
@@ -16481,6 +17136,7 @@
               </w:rPr>
               <w:t>月值月長執</w:t>
             </w:r>
+            <w:proofErr w:type="gramEnd"/>
             <w:r>
               <w:rPr>
                 <w:rFonts w:ascii="Barlow Condensed Medium" w:eastAsia="標楷體" w:hAnsi="Barlow Condensed Medium" w:cstheme="minorHAnsi"/>
@@ -16497,7 +17153,7 @@
                 <w:sz w:val="28"/>
                 <w:szCs w:val="28"/>
               </w:rPr>
-              <w:t>張麗君、林惠娟</w:t>
+              <w:t>黃阿絹、黃聖耀</w:t>
             </w:r>
           </w:p>
         </w:tc>
@@ -16537,10 +17193,8 @@
             <w:tcW w:w="1000" w:type="dxa"/>
             <w:tcBorders>
               <w:top w:val="single" w:sz="4" w:space="0" w:color="auto"/>
-              <w:left w:val="single" w:sz="2" w:space="0" w:color="auto"/>
               <w:bottom w:val="single" w:sz="4" w:space="0" w:color="auto"/>
             </w:tcBorders>
-            <w:shd w:val="clear" w:color="auto" w:fill="auto"/>
             <w:tcMar>
               <w:left w:w="57" w:type="dxa"/>
               <w:right w:w="57" w:type="dxa"/>
@@ -16570,7 +17224,6 @@
               <w:top w:val="single" w:sz="4" w:space="0" w:color="auto"/>
               <w:bottom w:val="single" w:sz="4" w:space="0" w:color="auto"/>
             </w:tcBorders>
-            <w:shd w:val="clear" w:color="auto" w:fill="auto"/>
             <w:tcMar>
               <w:left w:w="57" w:type="dxa"/>
               <w:right w:w="57" w:type="dxa"/>
@@ -16712,7 +17365,7 @@
                 <w:noProof/>
                 <w:w w:val="75"/>
               </w:rPr>
-              <w:t>19</w:t>
+              <w:t>26</w:t>
             </w:r>
             <w:r>
               <w:rPr>
@@ -16813,7 +17466,6 @@
               <w:top w:val="single" w:sz="4" w:space="0" w:color="auto"/>
               <w:bottom w:val="single" w:sz="4" w:space="0" w:color="auto"/>
             </w:tcBorders>
-            <w:shd w:val="clear" w:color="auto" w:fill="auto"/>
             <w:tcMar>
               <w:left w:w="57" w:type="dxa"/>
               <w:right w:w="57" w:type="dxa"/>
@@ -16830,10 +17482,10 @@
             </w:pPr>
             <w:r>
               <w:rPr>
-                <w:rFonts w:ascii="標楷體" w:eastAsia="標楷體" w:hAnsi="標楷體" w:hint="eastAsia"/>
+                <w:rFonts w:ascii="標楷體" w:eastAsia="標楷體" w:hAnsi="標楷體" w:cstheme="majorBidi" w:hint="eastAsia"/>
                 <w:szCs w:val="24"/>
               </w:rPr>
-              <w:t>黃聖耀</w:t>
+              <w:t>林美惠</w:t>
             </w:r>
           </w:p>
         </w:tc>
@@ -16844,7 +17496,6 @@
               <w:top w:val="single" w:sz="4" w:space="0" w:color="auto"/>
               <w:bottom w:val="single" w:sz="4" w:space="0" w:color="auto"/>
             </w:tcBorders>
-            <w:shd w:val="clear" w:color="auto" w:fill="auto"/>
             <w:tcMar>
               <w:left w:w="57" w:type="dxa"/>
               <w:right w:w="57" w:type="dxa"/>
@@ -16864,7 +17515,7 @@
                 <w:rFonts w:ascii="標楷體" w:eastAsia="標楷體" w:hAnsi="標楷體" w:cstheme="majorBidi" w:hint="eastAsia"/>
                 <w:szCs w:val="24"/>
               </w:rPr>
-              <w:t>林美惠</w:t>
+              <w:t>黃明憲</w:t>
             </w:r>
           </w:p>
         </w:tc>
@@ -16994,7 +17645,7 @@
                 <w:noProof/>
                 <w:w w:val="75"/>
               </w:rPr>
-              <w:t>19</w:t>
+              <w:t>26</w:t>
             </w:r>
             <w:r>
               <w:rPr>
@@ -17093,10 +17744,8 @@
             <w:tcW w:w="1000" w:type="dxa"/>
             <w:tcBorders>
               <w:top w:val="single" w:sz="4" w:space="0" w:color="auto"/>
-              <w:left w:val="single" w:sz="2" w:space="0" w:color="auto"/>
               <w:bottom w:val="single" w:sz="4" w:space="0" w:color="auto"/>
             </w:tcBorders>
-            <w:shd w:val="clear" w:color="auto" w:fill="auto"/>
             <w:tcMar>
               <w:left w:w="57" w:type="dxa"/>
               <w:right w:w="57" w:type="dxa"/>
@@ -17116,8 +17765,17 @@
                 <w:rFonts w:ascii="標楷體" w:eastAsia="標楷體" w:hAnsi="標楷體" w:hint="eastAsia"/>
                 <w:szCs w:val="24"/>
               </w:rPr>
-              <w:t>莊舒媛</w:t>
-            </w:r>
+              <w:t>張思</w:t>
+            </w:r>
+            <w:proofErr w:type="gramStart"/>
+            <w:r>
+              <w:rPr>
+                <w:rFonts w:ascii="標楷體" w:eastAsia="標楷體" w:hAnsi="標楷體" w:hint="eastAsia"/>
+                <w:szCs w:val="24"/>
+              </w:rPr>
+              <w:t>婗</w:t>
+            </w:r>
+            <w:proofErr w:type="gramEnd"/>
           </w:p>
         </w:tc>
         <w:tc>
@@ -17127,7 +17785,6 @@
               <w:top w:val="single" w:sz="4" w:space="0" w:color="auto"/>
               <w:bottom w:val="single" w:sz="4" w:space="0" w:color="auto"/>
             </w:tcBorders>
-            <w:shd w:val="clear" w:color="auto" w:fill="auto"/>
             <w:tcMar>
               <w:left w:w="57" w:type="dxa"/>
               <w:right w:w="57" w:type="dxa"/>
@@ -17147,7 +17804,7 @@
                 <w:rFonts w:ascii="標楷體" w:eastAsia="標楷體" w:hAnsi="標楷體" w:hint="eastAsia"/>
                 <w:szCs w:val="24"/>
               </w:rPr>
-              <w:t>張思婗</w:t>
+              <w:t>張怡婷</w:t>
             </w:r>
           </w:p>
         </w:tc>
@@ -17269,7 +17926,7 @@
                 <w:noProof/>
                 <w:w w:val="75"/>
               </w:rPr>
-              <w:t>19</w:t>
+              <w:t>26</w:t>
             </w:r>
             <w:r>
               <w:rPr>
@@ -17364,7 +18021,6 @@
               <w:top w:val="single" w:sz="4" w:space="0" w:color="auto"/>
               <w:bottom w:val="single" w:sz="4" w:space="0" w:color="auto"/>
             </w:tcBorders>
-            <w:shd w:val="clear" w:color="auto" w:fill="auto"/>
             <w:tcMar>
               <w:left w:w="57" w:type="dxa"/>
               <w:right w:w="57" w:type="dxa"/>
@@ -17384,7 +18040,7 @@
                 <w:rFonts w:ascii="標楷體" w:eastAsia="標楷體" w:hAnsi="標楷體" w:hint="eastAsia"/>
                 <w:szCs w:val="24"/>
               </w:rPr>
-              <w:t>周艶貳</w:t>
+              <w:t>劉奕樑</w:t>
             </w:r>
           </w:p>
         </w:tc>
@@ -17395,7 +18051,6 @@
               <w:top w:val="single" w:sz="4" w:space="0" w:color="auto"/>
               <w:bottom w:val="single" w:sz="4" w:space="0" w:color="auto"/>
             </w:tcBorders>
-            <w:shd w:val="clear" w:color="auto" w:fill="auto"/>
             <w:tcMar>
               <w:left w:w="57" w:type="dxa"/>
               <w:right w:w="57" w:type="dxa"/>
@@ -17415,7 +18070,7 @@
                 <w:rFonts w:ascii="標楷體" w:eastAsia="標楷體" w:hAnsi="標楷體" w:hint="eastAsia"/>
                 <w:szCs w:val="24"/>
               </w:rPr>
-              <w:t>劉奕樑</w:t>
+              <w:t>張宗雄</w:t>
             </w:r>
           </w:p>
         </w:tc>
@@ -17544,7 +18199,7 @@
                 <w:noProof/>
                 <w:w w:val="75"/>
               </w:rPr>
-              <w:t>19</w:t>
+              <w:t>26</w:t>
             </w:r>
             <w:r>
               <w:rPr>
@@ -17631,6 +18286,7 @@
                 <w:w w:val="80"/>
               </w:rPr>
             </w:pPr>
+            <w:proofErr w:type="gramStart"/>
             <w:r>
               <w:rPr>
                 <w:rFonts w:ascii="Barlow Condensed Medium" w:eastAsia="華康中黑體" w:hAnsi="Barlow Condensed Medium" w:cstheme="minorHAnsi"/>
@@ -17638,6 +18294,7 @@
               </w:rPr>
               <w:t>司獻</w:t>
             </w:r>
+            <w:proofErr w:type="gramEnd"/>
           </w:p>
         </w:tc>
         <w:tc>
@@ -17645,10 +18302,8 @@
             <w:tcW w:w="1000" w:type="dxa"/>
             <w:tcBorders>
               <w:top w:val="single" w:sz="4" w:space="0" w:color="auto"/>
-              <w:left w:val="single" w:sz="2" w:space="0" w:color="auto"/>
               <w:bottom w:val="single" w:sz="4" w:space="0" w:color="auto"/>
             </w:tcBorders>
-            <w:shd w:val="clear" w:color="auto" w:fill="auto"/>
             <w:tcMar>
               <w:left w:w="57" w:type="dxa"/>
               <w:right w:w="57" w:type="dxa"/>
@@ -17669,7 +18324,7 @@
                 <w:rFonts w:ascii="標楷體" w:eastAsia="標楷體" w:hAnsi="標楷體" w:cstheme="majorBidi" w:hint="eastAsia"/>
                 <w:szCs w:val="24"/>
               </w:rPr>
-              <w:t>張昭立</w:t>
+              <w:t>劉奕樑</w:t>
             </w:r>
           </w:p>
         </w:tc>
@@ -17680,7 +18335,6 @@
               <w:top w:val="single" w:sz="4" w:space="0" w:color="auto"/>
               <w:bottom w:val="single" w:sz="4" w:space="0" w:color="auto"/>
             </w:tcBorders>
-            <w:shd w:val="clear" w:color="auto" w:fill="auto"/>
             <w:tcMar>
               <w:left w:w="57" w:type="dxa"/>
               <w:right w:w="57" w:type="dxa"/>
@@ -17701,7 +18355,7 @@
                 <w:rFonts w:ascii="標楷體" w:eastAsia="標楷體" w:hAnsi="標楷體" w:cstheme="majorBidi" w:hint="eastAsia"/>
                 <w:szCs w:val="24"/>
               </w:rPr>
-              <w:t>劉奕樑</w:t>
+              <w:t>黃聖耀</w:t>
             </w:r>
           </w:p>
         </w:tc>
@@ -17823,7 +18477,7 @@
                 <w:noProof/>
                 <w:w w:val="75"/>
               </w:rPr>
-              <w:t>19</w:t>
+              <w:t>26</w:t>
             </w:r>
             <w:r>
               <w:rPr>
@@ -17859,14 +18513,7 @@
                 <w:rFonts w:ascii="Barlow Condensed Medium" w:eastAsia="標楷體" w:hAnsi="Barlow Condensed Medium" w:cstheme="minorHAnsi" w:hint="eastAsia"/>
                 <w:w w:val="80"/>
               </w:rPr>
-              <w:t>1</w:t>
-            </w:r>
-            <w:r>
-              <w:rPr>
-                <w:rFonts w:ascii="Barlow Condensed Medium" w:eastAsia="標楷體" w:hAnsi="Barlow Condensed Medium" w:cstheme="minorHAnsi" w:hint="eastAsia"/>
-                <w:w w:val="80"/>
-              </w:rPr>
-              <w:t>3</w:t>
+              <w:t>13</w:t>
             </w:r>
           </w:p>
         </w:tc>
@@ -17926,7 +18573,6 @@
               <w:top w:val="single" w:sz="4" w:space="0" w:color="auto"/>
               <w:bottom w:val="single" w:sz="4" w:space="0" w:color="auto"/>
             </w:tcBorders>
-            <w:shd w:val="clear" w:color="auto" w:fill="auto"/>
             <w:tcMar>
               <w:left w:w="57" w:type="dxa"/>
               <w:right w:w="57" w:type="dxa"/>
@@ -17944,10 +18590,10 @@
             </w:pPr>
             <w:r>
               <w:rPr>
-                <w:rFonts w:ascii="標楷體" w:eastAsia="標楷體" w:hAnsi="標楷體" w:cstheme="majorBidi" w:hint="eastAsia"/>
+                <w:rFonts w:ascii="標楷體" w:eastAsia="標楷體" w:hAnsi="標楷體" w:cs="標楷體" w:hint="eastAsia"/>
                 <w:szCs w:val="24"/>
               </w:rPr>
-              <w:t>黃阿絹</w:t>
+              <w:t>黃聖耀</w:t>
             </w:r>
           </w:p>
         </w:tc>
@@ -17958,7 +18604,6 @@
               <w:top w:val="single" w:sz="4" w:space="0" w:color="auto"/>
               <w:bottom w:val="single" w:sz="4" w:space="0" w:color="auto"/>
             </w:tcBorders>
-            <w:shd w:val="clear" w:color="auto" w:fill="auto"/>
             <w:tcMar>
               <w:left w:w="57" w:type="dxa"/>
               <w:right w:w="57" w:type="dxa"/>
@@ -17976,10 +18621,10 @@
             </w:pPr>
             <w:r>
               <w:rPr>
-                <w:rFonts w:ascii="標楷體" w:eastAsia="標楷體" w:hAnsi="標楷體" w:cs="標楷體" w:hint="eastAsia"/>
+                <w:rFonts w:ascii="標楷體" w:eastAsia="標楷體" w:hAnsi="標楷體" w:cstheme="majorBidi" w:hint="eastAsia"/>
                 <w:szCs w:val="24"/>
               </w:rPr>
-              <w:t>黃聖耀</w:t>
+              <w:t>林美惠</w:t>
             </w:r>
           </w:p>
         </w:tc>
@@ -18101,7 +18746,7 @@
                 <w:noProof/>
                 <w:w w:val="75"/>
               </w:rPr>
-              <w:t>19</w:t>
+              <w:t>26</w:t>
             </w:r>
             <w:r>
               <w:rPr>
@@ -18204,7 +18849,6 @@
               <w:top w:val="single" w:sz="4" w:space="0" w:color="auto"/>
               <w:bottom w:val="single" w:sz="4" w:space="0" w:color="auto"/>
             </w:tcBorders>
-            <w:shd w:val="clear" w:color="auto" w:fill="auto"/>
             <w:tcMar>
               <w:left w:w="57" w:type="dxa"/>
               <w:right w:w="57" w:type="dxa"/>
@@ -18222,11 +18866,11 @@
             </w:pPr>
             <w:r>
               <w:rPr>
-                <w:rFonts w:ascii="標楷體" w:eastAsia="標楷體" w:hAnsi="標楷體" w:cstheme="majorBidi" w:hint="eastAsia"/>
+                <w:rFonts w:ascii="標楷體" w:eastAsia="標楷體" w:hAnsi="標楷體" w:cs="標楷體" w:hint="eastAsia"/>
                 <w:szCs w:val="24"/>
                 <w:lang w:eastAsia="zh-HK"/>
               </w:rPr>
-              <w:t>黃明憲</w:t>
+              <w:t>孫翠璘</w:t>
             </w:r>
           </w:p>
         </w:tc>
@@ -18237,7 +18881,6 @@
               <w:top w:val="single" w:sz="4" w:space="0" w:color="auto"/>
               <w:bottom w:val="single" w:sz="4" w:space="0" w:color="auto"/>
             </w:tcBorders>
-            <w:shd w:val="clear" w:color="auto" w:fill="auto"/>
             <w:tcMar>
               <w:left w:w="57" w:type="dxa"/>
               <w:right w:w="57" w:type="dxa"/>
@@ -18255,11 +18898,11 @@
             </w:pPr>
             <w:r>
               <w:rPr>
-                <w:rFonts w:ascii="標楷體" w:eastAsia="標楷體" w:hAnsi="標楷體" w:cs="標楷體" w:hint="eastAsia"/>
+                <w:rFonts w:ascii="標楷體" w:eastAsia="標楷體" w:hAnsi="標楷體" w:cstheme="majorBidi" w:hint="eastAsia"/>
                 <w:szCs w:val="24"/>
                 <w:lang w:eastAsia="zh-HK"/>
               </w:rPr>
-              <w:t>孫翠璘</w:t>
+              <w:t>林惠娟</w:t>
             </w:r>
           </w:p>
         </w:tc>
@@ -18387,7 +19030,6 @@
               <w:top w:val="single" w:sz="4" w:space="0" w:color="auto"/>
               <w:bottom w:val="single" w:sz="4" w:space="0" w:color="auto"/>
             </w:tcBorders>
-            <w:shd w:val="clear" w:color="auto" w:fill="auto"/>
             <w:tcMar>
               <w:left w:w="57" w:type="dxa"/>
               <w:right w:w="57" w:type="dxa"/>
@@ -18405,11 +19047,11 @@
             </w:pPr>
             <w:r>
               <w:rPr>
-                <w:rFonts w:ascii="標楷體" w:eastAsia="標楷體" w:hAnsi="標楷體" w:cstheme="majorBidi" w:hint="eastAsia"/>
+                <w:rFonts w:ascii="標楷體" w:eastAsia="標楷體" w:hAnsi="標楷體" w:cs="標楷體" w:hint="eastAsia"/>
                 <w:szCs w:val="24"/>
                 <w:lang w:eastAsia="zh-HK"/>
               </w:rPr>
-              <w:t>邱惠玉</w:t>
+              <w:t>高玉華</w:t>
             </w:r>
           </w:p>
         </w:tc>
@@ -18420,7 +19062,6 @@
               <w:top w:val="single" w:sz="4" w:space="0" w:color="auto"/>
               <w:bottom w:val="single" w:sz="4" w:space="0" w:color="auto"/>
             </w:tcBorders>
-            <w:shd w:val="clear" w:color="auto" w:fill="auto"/>
             <w:tcMar>
               <w:left w:w="57" w:type="dxa"/>
               <w:right w:w="57" w:type="dxa"/>
@@ -18438,11 +19079,11 @@
             </w:pPr>
             <w:r>
               <w:rPr>
-                <w:rFonts w:ascii="標楷體" w:eastAsia="標楷體" w:hAnsi="標楷體" w:cs="標楷體" w:hint="eastAsia"/>
+                <w:rFonts w:ascii="標楷體" w:eastAsia="標楷體" w:hAnsi="標楷體" w:cstheme="majorBidi" w:hint="eastAsia"/>
                 <w:szCs w:val="24"/>
                 <w:lang w:eastAsia="zh-HK"/>
               </w:rPr>
-              <w:t>高玉華</w:t>
+              <w:t>宋素珠</w:t>
             </w:r>
           </w:p>
         </w:tc>
@@ -18622,14 +19263,7 @@
                 <w:kern w:val="0"/>
                 <w:sz w:val="22"/>
               </w:rPr>
-              <w:t>黃阿絹、黃聖</w:t>
-            </w:r>
-            <w:r>
-              <w:rPr>
-                <w:rFonts w:ascii="Times New Roman" w:eastAsia="標楷體" w:hAnsi="Times New Roman" w:cs="Times New Roman" w:hint="eastAsia"/>
-                <w:kern w:val="0"/>
-              </w:rPr>
-              <w:t>耀</w:t>
+              <w:t>黃明憲、林淑雲</w:t>
             </w:r>
           </w:p>
         </w:tc>
@@ -18664,10 +19298,10 @@
             <w:tcW w:w="1000" w:type="dxa"/>
             <w:tcBorders>
               <w:top w:val="single" w:sz="4" w:space="0" w:color="auto"/>
+              <w:left w:val="single" w:sz="4" w:space="0" w:color="auto"/>
               <w:bottom w:val="single" w:sz="4" w:space="0" w:color="auto"/>
               <w:right w:val="single" w:sz="4" w:space="0" w:color="auto"/>
             </w:tcBorders>
-            <w:shd w:val="clear" w:color="auto" w:fill="auto"/>
             <w:tcMar>
               <w:left w:w="57" w:type="dxa"/>
               <w:right w:w="57" w:type="dxa"/>
@@ -18686,11 +19320,11 @@
             </w:pPr>
             <w:r>
               <w:rPr>
-                <w:rFonts w:ascii="標楷體" w:eastAsia="標楷體" w:hAnsi="標楷體" w:cstheme="majorBidi" w:hint="eastAsia"/>
+                <w:rFonts w:ascii="標楷體" w:eastAsia="標楷體" w:hAnsi="標楷體" w:cs="標楷體" w:hint="eastAsia"/>
                 <w:szCs w:val="24"/>
                 <w:lang w:eastAsia="zh-HK"/>
               </w:rPr>
-              <w:t>胡瑞榮</w:t>
+              <w:t>楊錫昌</w:t>
             </w:r>
           </w:p>
         </w:tc>
@@ -18703,7 +19337,6 @@
               <w:bottom w:val="single" w:sz="4" w:space="0" w:color="auto"/>
               <w:right w:val="single" w:sz="4" w:space="0" w:color="auto"/>
             </w:tcBorders>
-            <w:shd w:val="clear" w:color="auto" w:fill="auto"/>
             <w:tcMar>
               <w:left w:w="57" w:type="dxa"/>
               <w:right w:w="57" w:type="dxa"/>
@@ -18721,11 +19354,11 @@
             </w:pPr>
             <w:r>
               <w:rPr>
-                <w:rFonts w:ascii="標楷體" w:eastAsia="標楷體" w:hAnsi="標楷體" w:cs="標楷體" w:hint="eastAsia"/>
+                <w:rFonts w:ascii="標楷體" w:eastAsia="標楷體" w:hAnsi="標楷體" w:cstheme="majorBidi" w:hint="eastAsia"/>
                 <w:szCs w:val="24"/>
                 <w:lang w:eastAsia="zh-HK"/>
               </w:rPr>
-              <w:t>楊錫昌</w:t>
+              <w:t>黃耀宗</w:t>
             </w:r>
           </w:p>
         </w:tc>
@@ -18751,12 +19384,21 @@
                 <w:w w:val="80"/>
               </w:rPr>
             </w:pPr>
+            <w:proofErr w:type="gramStart"/>
             <w:r>
               <w:rPr>
                 <w:rFonts w:ascii="標楷體" w:eastAsia="標楷體" w:hAnsi="標楷體" w:cs="華康儷楷書" w:hint="eastAsia"/>
                 <w:w w:val="80"/>
               </w:rPr>
-              <w:t>拿細耳小組</w:t>
+              <w:t>拿細耳</w:t>
+            </w:r>
+            <w:proofErr w:type="gramEnd"/>
+            <w:r>
+              <w:rPr>
+                <w:rFonts w:ascii="標楷體" w:eastAsia="標楷體" w:hAnsi="標楷體" w:cs="華康儷楷書" w:hint="eastAsia"/>
+                <w:w w:val="80"/>
+              </w:rPr>
+              <w:t>小組</w:t>
             </w:r>
           </w:p>
         </w:tc>
@@ -18847,7 +19489,7 @@
                 <w:noProof/>
                 <w:w w:val="75"/>
               </w:rPr>
-              <w:t>21</w:t>
+              <w:t>28</w:t>
             </w:r>
             <w:r>
               <w:rPr>
@@ -18949,10 +19591,10 @@
             <w:tcW w:w="1000" w:type="dxa"/>
             <w:tcBorders>
               <w:top w:val="single" w:sz="4" w:space="0" w:color="auto"/>
+              <w:left w:val="single" w:sz="4" w:space="0" w:color="auto"/>
               <w:bottom w:val="single" w:sz="4" w:space="0" w:color="auto"/>
               <w:right w:val="single" w:sz="4" w:space="0" w:color="auto"/>
             </w:tcBorders>
-            <w:shd w:val="clear" w:color="auto" w:fill="auto"/>
             <w:tcMar>
               <w:left w:w="57" w:type="dxa"/>
               <w:right w:w="57" w:type="dxa"/>
@@ -18968,13 +19610,15 @@
                 <w:szCs w:val="24"/>
               </w:rPr>
             </w:pPr>
-            <w:r>
-              <w:rPr>
-                <w:rFonts w:ascii="標楷體" w:eastAsia="標楷體" w:hAnsi="標楷體" w:cstheme="majorBidi" w:hint="eastAsia"/>
+            <w:proofErr w:type="gramStart"/>
+            <w:r>
+              <w:rPr>
+                <w:rFonts w:ascii="標楷體" w:eastAsia="標楷體" w:hAnsi="標楷體" w:cs="標楷體" w:hint="eastAsia"/>
                 <w:szCs w:val="24"/>
               </w:rPr>
-              <w:t>葉文蒂</w:t>
-            </w:r>
+              <w:t>楊竣傑</w:t>
+            </w:r>
+            <w:proofErr w:type="gramEnd"/>
           </w:p>
         </w:tc>
         <w:tc>
@@ -18986,7 +19630,6 @@
               <w:bottom w:val="single" w:sz="4" w:space="0" w:color="auto"/>
               <w:right w:val="single" w:sz="4" w:space="0" w:color="auto"/>
             </w:tcBorders>
-            <w:shd w:val="clear" w:color="auto" w:fill="auto"/>
             <w:tcMar>
               <w:left w:w="57" w:type="dxa"/>
               <w:right w:w="57" w:type="dxa"/>
@@ -19002,13 +19645,15 @@
                 <w:szCs w:val="24"/>
               </w:rPr>
             </w:pPr>
-            <w:r>
-              <w:rPr>
-                <w:rFonts w:ascii="標楷體" w:eastAsia="標楷體" w:hAnsi="標楷體" w:cs="標楷體" w:hint="eastAsia"/>
+            <w:proofErr w:type="gramStart"/>
+            <w:r>
+              <w:rPr>
+                <w:rFonts w:ascii="標楷體" w:eastAsia="標楷體" w:hAnsi="標楷體" w:cstheme="majorBidi" w:hint="eastAsia"/>
                 <w:szCs w:val="24"/>
               </w:rPr>
-              <w:t>楊竣傑</w:t>
-            </w:r>
+              <w:t>王新依</w:t>
+            </w:r>
+            <w:proofErr w:type="gramEnd"/>
           </w:p>
         </w:tc>
         <w:tc>
@@ -19086,7 +19731,7 @@
                 <w:noProof/>
                 <w:w w:val="75"/>
               </w:rPr>
-              <w:t>4</w:t>
+              <w:t>5</w:t>
             </w:r>
             <w:r>
               <w:rPr>
@@ -19129,7 +19774,7 @@
                 <w:noProof/>
                 <w:w w:val="75"/>
               </w:rPr>
-              <w:t>23</w:t>
+              <w:t>30</w:t>
             </w:r>
             <w:r>
               <w:rPr>
@@ -19221,10 +19866,10 @@
             <w:tcW w:w="1000" w:type="dxa"/>
             <w:tcBorders>
               <w:top w:val="single" w:sz="4" w:space="0" w:color="auto"/>
+              <w:left w:val="single" w:sz="4" w:space="0" w:color="auto"/>
               <w:bottom w:val="single" w:sz="4" w:space="0" w:color="auto"/>
               <w:right w:val="single" w:sz="4" w:space="0" w:color="auto"/>
             </w:tcBorders>
-            <w:shd w:val="clear" w:color="auto" w:fill="auto"/>
             <w:tcMar>
               <w:left w:w="57" w:type="dxa"/>
               <w:right w:w="57" w:type="dxa"/>
@@ -19245,7 +19890,7 @@
                 <w:rFonts w:ascii="標楷體" w:eastAsia="標楷體" w:hAnsi="標楷體" w:cstheme="majorBidi" w:hint="eastAsia"/>
                 <w:szCs w:val="24"/>
               </w:rPr>
-              <w:t>卓滿惠</w:t>
+              <w:t>張昭立</w:t>
             </w:r>
           </w:p>
         </w:tc>
@@ -19258,7 +19903,6 @@
               <w:bottom w:val="single" w:sz="4" w:space="0" w:color="auto"/>
               <w:right w:val="single" w:sz="4" w:space="0" w:color="auto"/>
             </w:tcBorders>
-            <w:shd w:val="clear" w:color="auto" w:fill="auto"/>
             <w:tcMar>
               <w:left w:w="57" w:type="dxa"/>
               <w:right w:w="57" w:type="dxa"/>
@@ -19279,8 +19923,17 @@
                 <w:rFonts w:ascii="標楷體" w:eastAsia="標楷體" w:hAnsi="標楷體" w:cstheme="majorBidi" w:hint="eastAsia"/>
                 <w:szCs w:val="24"/>
               </w:rPr>
-              <w:t>張昭立</w:t>
-            </w:r>
+              <w:t>張思</w:t>
+            </w:r>
+            <w:proofErr w:type="gramStart"/>
+            <w:r>
+              <w:rPr>
+                <w:rFonts w:ascii="標楷體" w:eastAsia="標楷體" w:hAnsi="標楷體" w:cstheme="majorBidi" w:hint="eastAsia"/>
+                <w:szCs w:val="24"/>
+              </w:rPr>
+              <w:t>婗</w:t>
+            </w:r>
+            <w:proofErr w:type="gramEnd"/>
           </w:p>
         </w:tc>
         <w:tc>
@@ -19402,7 +20055,7 @@
                 <w:noProof/>
                 <w:w w:val="75"/>
               </w:rPr>
-              <w:t>23</w:t>
+              <w:t>30</w:t>
             </w:r>
             <w:r>
               <w:rPr>
@@ -19501,10 +20154,10 @@
             <w:tcW w:w="1000" w:type="dxa"/>
             <w:tcBorders>
               <w:top w:val="single" w:sz="4" w:space="0" w:color="auto"/>
+              <w:left w:val="single" w:sz="4" w:space="0" w:color="000000"/>
               <w:bottom w:val="single" w:sz="4" w:space="0" w:color="000000"/>
               <w:right w:val="single" w:sz="4" w:space="0" w:color="000000"/>
             </w:tcBorders>
-            <w:shd w:val="clear" w:color="auto" w:fill="auto"/>
             <w:tcMar>
               <w:left w:w="57" w:type="dxa"/>
               <w:right w:w="57" w:type="dxa"/>
@@ -19524,9 +20177,9 @@
             <w:r>
               <w:rPr>
                 <w:rFonts w:ascii="標楷體" w:eastAsia="標楷體" w:hAnsi="標楷體" w:hint="eastAsia"/>
-                <w:szCs w:val="24"/>
-              </w:rPr>
-              <w:t>聖歌隊</w:t>
+                <w:sz w:val="22"/>
+              </w:rPr>
+              <w:t>松年團契</w:t>
             </w:r>
           </w:p>
         </w:tc>
@@ -19539,7 +20192,6 @@
               <w:bottom w:val="single" w:sz="4" w:space="0" w:color="000000"/>
               <w:right w:val="single" w:sz="4" w:space="0" w:color="000000"/>
             </w:tcBorders>
-            <w:shd w:val="clear" w:color="auto" w:fill="auto"/>
             <w:tcMar>
               <w:left w:w="57" w:type="dxa"/>
               <w:right w:w="57" w:type="dxa"/>
@@ -19559,9 +20211,9 @@
             <w:r>
               <w:rPr>
                 <w:rFonts w:ascii="標楷體" w:eastAsia="標楷體" w:hAnsi="標楷體" w:hint="eastAsia"/>
-                <w:sz w:val="22"/>
-              </w:rPr>
-              <w:t>松年團契</w:t>
+                <w:szCs w:val="24"/>
+              </w:rPr>
+              <w:t>主日學</w:t>
             </w:r>
           </w:p>
         </w:tc>
@@ -19683,7 +20335,7 @@
                 <w:noProof/>
                 <w:w w:val="75"/>
               </w:rPr>
-              <w:t>23</w:t>
+              <w:t>30</w:t>
             </w:r>
             <w:r>
               <w:rPr>
@@ -19784,10 +20436,10 @@
             <w:tcW w:w="1000" w:type="dxa"/>
             <w:tcBorders>
               <w:top w:val="single" w:sz="4" w:space="0" w:color="000000"/>
+              <w:left w:val="single" w:sz="4" w:space="0" w:color="000000"/>
               <w:bottom w:val="single" w:sz="4" w:space="0" w:color="000000"/>
               <w:right w:val="single" w:sz="4" w:space="0" w:color="000000"/>
             </w:tcBorders>
-            <w:shd w:val="clear" w:color="auto" w:fill="auto"/>
             <w:tcMar>
               <w:left w:w="57" w:type="dxa"/>
               <w:right w:w="57" w:type="dxa"/>
@@ -19808,7 +20460,7 @@
                 <w:rFonts w:ascii="標楷體" w:eastAsia="標楷體" w:hAnsi="標楷體" w:cstheme="majorBidi" w:hint="eastAsia"/>
                 <w:szCs w:val="24"/>
               </w:rPr>
-              <w:t>孫翠璘</w:t>
+              <w:t>張燕芬</w:t>
             </w:r>
           </w:p>
         </w:tc>
@@ -19821,7 +20473,6 @@
               <w:bottom w:val="single" w:sz="4" w:space="0" w:color="000000"/>
               <w:right w:val="single" w:sz="4" w:space="0" w:color="000000"/>
             </w:tcBorders>
-            <w:shd w:val="clear" w:color="auto" w:fill="auto"/>
             <w:tcMar>
               <w:left w:w="57" w:type="dxa"/>
               <w:right w:w="57" w:type="dxa"/>
@@ -19842,7 +20493,7 @@
                 <w:rFonts w:ascii="標楷體" w:eastAsia="標楷體" w:hAnsi="標楷體" w:cstheme="majorBidi" w:hint="eastAsia"/>
                 <w:szCs w:val="24"/>
               </w:rPr>
-              <w:t>張燕芬</w:t>
+              <w:t>詹雯婷</w:t>
             </w:r>
           </w:p>
         </w:tc>
@@ -19964,7 +20615,7 @@
                 <w:noProof/>
                 <w:w w:val="75"/>
               </w:rPr>
-              <w:t>18</w:t>
+              <w:t>25</w:t>
             </w:r>
             <w:r>
               <w:rPr>
@@ -20069,7 +20720,6 @@
               <w:top w:val="single" w:sz="4" w:space="0" w:color="auto"/>
               <w:bottom w:val="single" w:sz="4" w:space="0" w:color="auto"/>
             </w:tcBorders>
-            <w:shd w:val="clear" w:color="auto" w:fill="auto"/>
             <w:tcMar>
               <w:left w:w="57" w:type="dxa"/>
               <w:right w:w="57" w:type="dxa"/>
@@ -20086,13 +20736,14 @@
                 <w:szCs w:val="24"/>
               </w:rPr>
             </w:pPr>
-            <w:r>
-              <w:rPr>
-                <w:rFonts w:ascii="標楷體" w:eastAsia="標楷體" w:hAnsi="標楷體" w:cstheme="majorBidi" w:hint="eastAsia"/>
-                <w:szCs w:val="24"/>
-              </w:rPr>
-              <w:t>張昭立</w:t>
-            </w:r>
+            <w:proofErr w:type="gramStart"/>
+            <w:r>
+              <w:rPr>
+                <w:rFonts w:ascii="標楷體" w:eastAsia="標楷體" w:hAnsi="標楷體" w:hint="eastAsia"/>
+              </w:rPr>
+              <w:t>王新依</w:t>
+            </w:r>
+            <w:proofErr w:type="gramEnd"/>
           </w:p>
         </w:tc>
         <w:tc>
@@ -20120,9 +20771,10 @@
             </w:pPr>
             <w:r>
               <w:rPr>
-                <w:rFonts w:ascii="標楷體" w:eastAsia="標楷體" w:hAnsi="標楷體" w:hint="eastAsia"/>
-              </w:rPr>
-              <w:t>王新依</w:t>
+                <w:rFonts w:ascii="標楷體" w:eastAsia="標楷體" w:hAnsi="標楷體" w:cstheme="majorBidi" w:hint="eastAsia"/>
+                <w:szCs w:val="24"/>
+              </w:rPr>
+              <w:t>林錫純</w:t>
             </w:r>
           </w:p>
         </w:tc>
@@ -20247,7 +20899,7 @@
                 <w:noProof/>
                 <w:w w:val="75"/>
               </w:rPr>
-              <w:t>18</w:t>
+              <w:t>25</w:t>
             </w:r>
             <w:r>
               <w:rPr>
@@ -20360,10 +21012,11 @@
             </w:pPr>
             <w:r>
               <w:rPr>
-                <w:rFonts w:ascii="標楷體" w:eastAsia="標楷體" w:hAnsi="標楷體" w:cstheme="majorBidi" w:hint="eastAsia"/>
+                <w:rFonts w:ascii="標楷體" w:eastAsia="標楷體" w:hAnsi="標楷體" w:hint="eastAsia"/>
                 <w:szCs w:val="24"/>
-              </w:rPr>
-              <w:t>黃彥彬</w:t>
+                <w:lang w:val="en-GB"/>
+              </w:rPr>
+              <w:t>黃聖耀</w:t>
             </w:r>
           </w:p>
         </w:tc>
@@ -20390,11 +21043,10 @@
             </w:pPr>
             <w:r>
               <w:rPr>
-                <w:rFonts w:ascii="標楷體" w:eastAsia="標楷體" w:hAnsi="標楷體" w:hint="eastAsia"/>
+                <w:rFonts w:ascii="標楷體" w:eastAsia="標楷體" w:hAnsi="標楷體" w:cstheme="majorBidi" w:hint="eastAsia"/>
                 <w:szCs w:val="24"/>
-                <w:lang w:val="en-GB"/>
-              </w:rPr>
-              <w:t>黃聖耀</w:t>
+              </w:rPr>
+              <w:t>蕭國鎮</w:t>
             </w:r>
           </w:p>
         </w:tc>
@@ -20541,7 +21193,7 @@
                 <w:noProof/>
                 <w:w w:val="75"/>
               </w:rPr>
-              <w:t>18</w:t>
+              <w:t>25</w:t>
             </w:r>
             <w:r>
               <w:rPr>
@@ -20631,6 +21283,7 @@
                 <w:w w:val="80"/>
               </w:rPr>
             </w:pPr>
+            <w:proofErr w:type="gramStart"/>
             <w:r>
               <w:rPr>
                 <w:rFonts w:ascii="Barlow Condensed Medium" w:eastAsia="華康中黑體" w:hAnsi="Barlow Condensed Medium" w:cstheme="minorHAnsi" w:hint="eastAsia"/>
@@ -20638,6 +21291,7 @@
               </w:rPr>
               <w:t>愛宴</w:t>
             </w:r>
+            <w:proofErr w:type="gramEnd"/>
           </w:p>
         </w:tc>
         <w:tc>
@@ -20662,13 +21316,15 @@
                 <w:rFonts w:ascii="標楷體" w:eastAsia="標楷體" w:hAnsi="標楷體" w:cs="華康儷楷書"/>
               </w:rPr>
             </w:pPr>
+            <w:proofErr w:type="gramStart"/>
             <w:r>
               <w:rPr>
                 <w:rFonts w:ascii="標楷體" w:eastAsia="標楷體" w:hAnsi="標楷體" w:cs="華康儷楷書" w:hint="eastAsia"/>
                 <w:szCs w:val="24"/>
               </w:rPr>
-              <w:t>廖龍英</w:t>
-            </w:r>
+              <w:t>游陵珠</w:t>
+            </w:r>
+            <w:proofErr w:type="gramEnd"/>
           </w:p>
         </w:tc>
         <w:tc>
@@ -20693,13 +21349,22 @@
                 <w:szCs w:val="24"/>
               </w:rPr>
             </w:pPr>
-            <w:r>
-              <w:rPr>
-                <w:rFonts w:ascii="標楷體" w:eastAsia="標楷體" w:hAnsi="標楷體" w:cs="華康儷楷書" w:hint="eastAsia"/>
-                <w:szCs w:val="24"/>
-              </w:rPr>
-              <w:t>游陵珠</w:t>
-            </w:r>
+            <w:proofErr w:type="gramStart"/>
+            <w:r>
+              <w:rPr>
+                <w:rFonts w:ascii="標楷體" w:eastAsia="標楷體" w:hAnsi="標楷體" w:hint="eastAsia"/>
+                <w:sz w:val="22"/>
+              </w:rPr>
+              <w:t>社青</w:t>
+            </w:r>
+            <w:r>
+              <w:rPr>
+                <w:rFonts w:ascii="標楷體" w:eastAsia="標楷體" w:hAnsi="標楷體" w:hint="eastAsia"/>
+                <w:sz w:val="22"/>
+              </w:rPr>
+              <w:t>團契</w:t>
+            </w:r>
+            <w:proofErr w:type="gramEnd"/>
           </w:p>
         </w:tc>
         <w:tc>
@@ -20803,6 +21468,7 @@
                 <w:w w:val="80"/>
               </w:rPr>
             </w:pPr>
+            <w:proofErr w:type="gramStart"/>
             <w:r>
               <w:rPr>
                 <w:rFonts w:ascii="Barlow Condensed Medium" w:eastAsia="華康中黑體" w:hAnsi="Barlow Condensed Medium" w:cstheme="minorHAnsi" w:hint="eastAsia"/>
@@ -20810,6 +21476,7 @@
               </w:rPr>
               <w:t>愛宴清洗</w:t>
             </w:r>
+            <w:proofErr w:type="gramEnd"/>
           </w:p>
         </w:tc>
         <w:tc>
@@ -20837,13 +21504,14 @@
                 <w:rFonts w:ascii="標楷體" w:eastAsia="標楷體" w:hAnsi="標楷體" w:cs="華康儷楷書" w:hint="eastAsia"/>
                 <w:szCs w:val="24"/>
               </w:rPr>
-              <w:t>張佩瀅</w:t>
+              <w:t>張淑敏</w:t>
             </w:r>
           </w:p>
         </w:tc>
         <w:tc>
           <w:tcPr>
             <w:tcW w:w="1001" w:type="dxa"/>
+            <w:vMerge w:val="restart"/>
             <w:tcBorders>
               <w:right w:val="double" w:sz="12" w:space="0" w:color="auto"/>
             </w:tcBorders>
@@ -20859,16 +21527,18 @@
               <w:jc w:val="center"/>
               <w:rPr>
                 <w:rFonts w:ascii="標楷體" w:eastAsia="標楷體" w:hAnsi="標楷體" w:cs="華康儷楷書"/>
-                <w:szCs w:val="24"/>
-              </w:rPr>
-            </w:pPr>
+                <w:sz w:val="22"/>
+              </w:rPr>
+            </w:pPr>
+            <w:proofErr w:type="gramStart"/>
             <w:r>
               <w:rPr>
                 <w:rFonts w:ascii="標楷體" w:eastAsia="標楷體" w:hAnsi="標楷體" w:cs="華康儷楷書" w:hint="eastAsia"/>
-                <w:szCs w:val="24"/>
-              </w:rPr>
-              <w:t>張淑敏</w:t>
-            </w:r>
+                <w:sz w:val="22"/>
+              </w:rPr>
+              <w:t>社青團契</w:t>
+            </w:r>
+            <w:proofErr w:type="gramEnd"/>
           </w:p>
         </w:tc>
         <w:tc>
@@ -20986,13 +21656,14 @@
                 <w:rFonts w:ascii="標楷體" w:eastAsia="標楷體" w:hAnsi="標楷體" w:cs="華康儷楷書" w:hint="eastAsia"/>
                 <w:szCs w:val="24"/>
               </w:rPr>
-              <w:t>黃花香</w:t>
+              <w:t>卓滿惠</w:t>
             </w:r>
           </w:p>
         </w:tc>
         <w:tc>
           <w:tcPr>
             <w:tcW w:w="1001" w:type="dxa"/>
+            <w:vMerge/>
             <w:tcBorders>
               <w:right w:val="double" w:sz="12" w:space="0" w:color="auto"/>
             </w:tcBorders>
@@ -21011,13 +21682,6 @@
                 <w:szCs w:val="24"/>
               </w:rPr>
             </w:pPr>
-            <w:r>
-              <w:rPr>
-                <w:rFonts w:ascii="標楷體" w:eastAsia="標楷體" w:hAnsi="標楷體" w:cs="華康儷楷書" w:hint="eastAsia"/>
-                <w:szCs w:val="24"/>
-              </w:rPr>
-              <w:t>卓滿惠</w:t>
-            </w:r>
           </w:p>
         </w:tc>
         <w:tc>
@@ -21096,13 +21760,6 @@
                 <w:rFonts w:ascii="標楷體" w:eastAsia="標楷體" w:hAnsi="標楷體" w:cs="華康儷楷書"/>
               </w:rPr>
             </w:pPr>
-            <w:r>
-              <w:rPr>
-                <w:rFonts w:ascii="Barlow Condensed Medium" w:eastAsia="標楷體" w:hAnsi="Barlow Condensed Medium" w:cs="華康儷楷書" w:hint="eastAsia"/>
-                <w:szCs w:val="24"/>
-              </w:rPr>
-              <w:t>机忠三</w:t>
-            </w:r>
           </w:p>
         </w:tc>
         <w:tc>
@@ -21126,6 +21783,13 @@
                 <w:szCs w:val="24"/>
               </w:rPr>
             </w:pPr>
+            <w:r>
+              <w:rPr>
+                <w:rFonts w:ascii="Barlow Condensed Medium" w:eastAsia="標楷體" w:hAnsi="Barlow Condensed Medium" w:cs="華康儷楷書" w:hint="eastAsia"/>
+                <w:szCs w:val="24"/>
+              </w:rPr>
+              <w:t>黃明憲</w:t>
+            </w:r>
           </w:p>
         </w:tc>
         <w:tc>
@@ -21274,7 +21938,7 @@
           <w:rFonts w:ascii="Barlow Condensed SemiBold" w:eastAsia="華康正顏楷體W9" w:hAnsi="Barlow Condensed SemiBold" w:cstheme="minorHAnsi"/>
           <w:noProof/>
         </w:rPr>
-        <w:t>19</w:t>
+        <w:t>26</w:t>
       </w:r>
       <w:r>
         <w:rPr>
@@ -21896,7 +22560,7 @@
               <w:snapToGrid w:val="0"/>
               <w:jc w:val="right"/>
               <w:rPr>
-                <w:rFonts w:ascii="Barlow Condensed Medium" w:eastAsia="標楷體" w:hAnsi="Barlow Condensed Medium" w:cstheme="minorHAnsi" w:hint="eastAsia"/>
+                <w:rFonts w:ascii="Barlow Condensed Medium" w:eastAsia="標楷體" w:hAnsi="Barlow Condensed Medium" w:cstheme="minorHAnsi"/>
                 <w:w w:val="80"/>
                 <w:szCs w:val="24"/>
                 <w:highlight w:val="yellow"/>
@@ -21968,7 +22632,7 @@
               <w:snapToGrid w:val="0"/>
               <w:jc w:val="right"/>
               <w:rPr>
-                <w:rFonts w:ascii="Barlow Condensed Medium" w:eastAsia="標楷體" w:hAnsi="Barlow Condensed Medium" w:cstheme="minorHAnsi" w:hint="eastAsia"/>
+                <w:rFonts w:ascii="Barlow Condensed Medium" w:eastAsia="標楷體" w:hAnsi="Barlow Condensed Medium" w:cstheme="minorHAnsi"/>
                 <w:w w:val="80"/>
                 <w:szCs w:val="24"/>
                 <w:highlight w:val="yellow"/>
@@ -22566,13 +23230,23 @@
               <w:snapToGrid w:val="0"/>
               <w:jc w:val="right"/>
               <w:rPr>
+                <w:rFonts w:ascii="Barlow Condensed Medium" w:eastAsia="標楷體" w:hAnsi="Barlow Condensed Medium" w:cstheme="minorHAnsi"/>
+                <w:w w:val="80"/>
+                <w:szCs w:val="24"/>
+                <w:highlight w:val="yellow"/>
+                <w:lang w:eastAsia="zh-HK"/>
+              </w:rPr>
+            </w:pPr>
+            <w:r>
+              <w:rPr>
                 <w:rFonts w:ascii="Barlow Condensed Medium" w:eastAsia="標楷體" w:hAnsi="Barlow Condensed Medium" w:cstheme="minorHAnsi" w:hint="eastAsia"/>
                 <w:w w:val="80"/>
                 <w:szCs w:val="24"/>
                 <w:highlight w:val="yellow"/>
                 <w:lang w:eastAsia="zh-HK"/>
               </w:rPr>
-            </w:pPr>
+              <w:t>54-3</w:t>
+            </w:r>
             <w:r>
               <w:rPr>
                 <w:rFonts w:ascii="Barlow Condensed Medium" w:eastAsia="標楷體" w:hAnsi="Barlow Condensed Medium" w:cstheme="minorHAnsi" w:hint="eastAsia"/>
@@ -22581,7 +23255,69 @@
                 <w:highlight w:val="yellow"/>
                 <w:lang w:eastAsia="zh-HK"/>
               </w:rPr>
-              <w:t>54-3</w:t>
+              <w:t>號</w:t>
+            </w:r>
+          </w:p>
+        </w:tc>
+        <w:tc>
+          <w:tcPr>
+            <w:tcW w:w="685" w:type="dxa"/>
+            <w:tcMar>
+              <w:left w:w="113" w:type="dxa"/>
+              <w:right w:w="28" w:type="dxa"/>
+            </w:tcMar>
+            <w:vAlign w:val="center"/>
+          </w:tcPr>
+          <w:p>
+            <w:pPr>
+              <w:snapToGrid w:val="0"/>
+              <w:ind w:leftChars="-2" w:left="-5" w:rightChars="-3" w:right="-7"/>
+              <w:rPr>
+                <w:rFonts w:ascii="Barlow Condensed Medium" w:eastAsia="標楷體" w:hAnsi="Barlow Condensed Medium" w:cstheme="minorHAnsi"/>
+                <w:w w:val="80"/>
+                <w:szCs w:val="24"/>
+                <w:highlight w:val="yellow"/>
+              </w:rPr>
+            </w:pPr>
+            <w:r>
+              <w:rPr>
+                <w:rFonts w:ascii="Barlow Condensed Medium" w:eastAsia="標楷體" w:hAnsi="Barlow Condensed Medium" w:cstheme="minorHAnsi"/>
+                <w:w w:val="80"/>
+                <w:szCs w:val="24"/>
+                <w:highlight w:val="yellow"/>
+              </w:rPr>
+              <w:t>1,500</w:t>
+            </w:r>
+          </w:p>
+        </w:tc>
+        <w:tc>
+          <w:tcPr>
+            <w:tcW w:w="686" w:type="dxa"/>
+            <w:tcMar>
+              <w:left w:w="28" w:type="dxa"/>
+              <w:right w:w="28" w:type="dxa"/>
+            </w:tcMar>
+            <w:vAlign w:val="center"/>
+          </w:tcPr>
+          <w:p>
+            <w:pPr>
+              <w:snapToGrid w:val="0"/>
+              <w:jc w:val="right"/>
+              <w:rPr>
+                <w:rFonts w:ascii="Barlow Condensed Medium" w:eastAsia="標楷體" w:hAnsi="Barlow Condensed Medium" w:cstheme="minorHAnsi"/>
+                <w:w w:val="80"/>
+                <w:szCs w:val="24"/>
+                <w:highlight w:val="yellow"/>
+              </w:rPr>
+            </w:pPr>
+            <w:r>
+              <w:rPr>
+                <w:rFonts w:ascii="Barlow Condensed Medium" w:eastAsia="標楷體" w:hAnsi="Barlow Condensed Medium" w:cstheme="minorHAnsi"/>
+                <w:w w:val="80"/>
+                <w:szCs w:val="24"/>
+                <w:highlight w:val="yellow"/>
+              </w:rPr>
+              <w:t>54-4</w:t>
             </w:r>
             <w:r>
               <w:rPr>
@@ -22597,7 +23333,8 @@
         </w:tc>
         <w:tc>
           <w:tcPr>
-            <w:tcW w:w="685" w:type="dxa"/>
+            <w:tcW w:w="682" w:type="dxa"/>
+            <w:gridSpan w:val="2"/>
             <w:tcMar>
               <w:left w:w="113" w:type="dxa"/>
               <w:right w:w="28" w:type="dxa"/>
@@ -22607,96 +23344,21 @@
           <w:p>
             <w:pPr>
               <w:snapToGrid w:val="0"/>
-              <w:ind w:leftChars="-2" w:left="-5" w:rightChars="-3" w:right="-7"/>
+              <w:rPr>
+                <w:rFonts w:ascii="Barlow Condensed Medium" w:eastAsia="標楷體" w:hAnsi="Barlow Condensed Medium" w:cstheme="minorHAnsi"/>
+                <w:w w:val="80"/>
+                <w:szCs w:val="24"/>
+              </w:rPr>
+            </w:pPr>
+            <w:r>
               <w:rPr>
                 <w:rFonts w:ascii="Barlow Condensed Medium" w:eastAsia="標楷體" w:hAnsi="Barlow Condensed Medium" w:cstheme="minorHAnsi"/>
                 <w:w w:val="80"/>
                 <w:szCs w:val="24"/>
                 <w:highlight w:val="yellow"/>
               </w:rPr>
-            </w:pPr>
-            <w:r>
-              <w:rPr>
-                <w:rFonts w:ascii="Barlow Condensed Medium" w:eastAsia="標楷體" w:hAnsi="Barlow Condensed Medium" w:cstheme="minorHAnsi"/>
-                <w:w w:val="80"/>
-                <w:szCs w:val="24"/>
-                <w:highlight w:val="yellow"/>
-              </w:rPr>
               <w:t>1,500</w:t>
             </w:r>
-          </w:p>
-        </w:tc>
-        <w:tc>
-          <w:tcPr>
-            <w:tcW w:w="686" w:type="dxa"/>
-            <w:tcMar>
-              <w:left w:w="28" w:type="dxa"/>
-              <w:right w:w="28" w:type="dxa"/>
-            </w:tcMar>
-            <w:vAlign w:val="center"/>
-          </w:tcPr>
-          <w:p>
-            <w:pPr>
-              <w:snapToGrid w:val="0"/>
-              <w:jc w:val="right"/>
-              <w:rPr>
-                <w:rFonts w:ascii="Barlow Condensed Medium" w:eastAsia="標楷體" w:hAnsi="Barlow Condensed Medium" w:cstheme="minorHAnsi"/>
-                <w:w w:val="80"/>
-                <w:szCs w:val="24"/>
-                <w:highlight w:val="yellow"/>
-              </w:rPr>
-            </w:pPr>
-            <w:r>
-              <w:rPr>
-                <w:rFonts w:ascii="Barlow Condensed Medium" w:eastAsia="標楷體" w:hAnsi="Barlow Condensed Medium" w:cstheme="minorHAnsi"/>
-                <w:w w:val="80"/>
-                <w:szCs w:val="24"/>
-                <w:highlight w:val="yellow"/>
-              </w:rPr>
-              <w:t>54-4</w:t>
-            </w:r>
-            <w:r>
-              <w:rPr>
-                <w:rFonts w:ascii="Barlow Condensed Medium" w:eastAsia="標楷體" w:hAnsi="Barlow Condensed Medium" w:cstheme="minorHAnsi" w:hint="eastAsia"/>
-                <w:w w:val="80"/>
-                <w:szCs w:val="24"/>
-                <w:highlight w:val="yellow"/>
-                <w:lang w:eastAsia="zh-HK"/>
-              </w:rPr>
-              <w:t>號</w:t>
-            </w:r>
-          </w:p>
-        </w:tc>
-        <w:tc>
-          <w:tcPr>
-            <w:tcW w:w="682" w:type="dxa"/>
-            <w:gridSpan w:val="2"/>
-            <w:tcMar>
-              <w:left w:w="113" w:type="dxa"/>
-              <w:right w:w="28" w:type="dxa"/>
-            </w:tcMar>
-            <w:vAlign w:val="center"/>
-          </w:tcPr>
-          <w:p>
-            <w:pPr>
-              <w:snapToGrid w:val="0"/>
-              <w:rPr>
-                <w:rFonts w:ascii="Barlow Condensed Medium" w:eastAsia="標楷體" w:hAnsi="Barlow Condensed Medium" w:cstheme="minorHAnsi"/>
-                <w:w w:val="80"/>
-                <w:szCs w:val="24"/>
-              </w:rPr>
-            </w:pPr>
-            <w:r>
-              <w:rPr>
-                <w:rFonts w:ascii="Barlow Condensed Medium" w:eastAsia="標楷體" w:hAnsi="Barlow Condensed Medium" w:cstheme="minorHAnsi"/>
-                <w:w w:val="80"/>
-                <w:szCs w:val="24"/>
-                <w:highlight w:val="yellow"/>
-              </w:rPr>
-              <w:t>1,500</w:t>
-            </w:r>
-            <w:bookmarkStart w:id="6" w:name="_GoBack"/>
-            <w:bookmarkEnd w:id="6"/>
           </w:p>
         </w:tc>
         <w:tc>
@@ -23950,7 +24612,7 @@
                 <w:sz w:val="20"/>
                 <w:szCs w:val="20"/>
               </w:rPr>
-              <w:t>4</w:t>
+              <w:t>5</w:t>
             </w:r>
             <w:r>
               <w:rPr>
@@ -24005,7 +24667,7 @@
                 <w:sz w:val="20"/>
                 <w:szCs w:val="20"/>
               </w:rPr>
-              <w:t>26</w:t>
+              <w:t>3</w:t>
             </w:r>
             <w:r>
               <w:rPr>
@@ -24053,6 +24715,7 @@
                 <w:szCs w:val="20"/>
               </w:rPr>
             </w:pPr>
+            <w:proofErr w:type="gramStart"/>
             <w:r>
               <w:rPr>
                 <w:rFonts w:ascii="Yanone Kaffeesatz Regular" w:eastAsia="華康儷中黑" w:hAnsi="Yanone Kaffeesatz Regular" w:cs="DaunPenh" w:hint="eastAsia"/>
@@ -24064,6 +24727,7 @@
               </w:rPr>
               <w:t>代上</w:t>
             </w:r>
+            <w:proofErr w:type="gramEnd"/>
             <w:r>
               <w:rPr>
                 <w:rFonts w:ascii="Yanone Kaffeesatz Regular" w:eastAsia="華康儷中黑" w:hAnsi="Yanone Kaffeesatz Regular" w:cs="DaunPenh"/>
@@ -24102,6 +24766,7 @@
                 <w:szCs w:val="20"/>
               </w:rPr>
             </w:pPr>
+            <w:proofErr w:type="gramStart"/>
             <w:r>
               <w:rPr>
                 <w:rFonts w:ascii="Barlow Condensed Medium" w:eastAsia="華康儷中黑" w:hAnsi="Barlow Condensed Medium" w:cstheme="minorHAnsi"/>
@@ -24111,6 +24776,7 @@
               </w:rPr>
               <w:t>一</w:t>
             </w:r>
+            <w:proofErr w:type="gramEnd"/>
             <w:r>
               <w:rPr>
                 <w:rFonts w:ascii="Barlow Condensed Medium" w:eastAsia="華康儷中黑" w:hAnsi="Barlow Condensed Medium" w:cstheme="minorHAnsi"/>
@@ -24146,7 +24812,7 @@
                 <w:sz w:val="20"/>
                 <w:szCs w:val="20"/>
               </w:rPr>
-              <w:t>4</w:t>
+              <w:t>5</w:t>
             </w:r>
             <w:r>
               <w:rPr>
@@ -24201,7 +24867,7 @@
                 <w:sz w:val="20"/>
                 <w:szCs w:val="20"/>
               </w:rPr>
-              <w:t>27</w:t>
+              <w:t>4</w:t>
             </w:r>
             <w:r>
               <w:rPr>
@@ -24331,7 +24997,7 @@
                 <w:sz w:val="20"/>
                 <w:szCs w:val="20"/>
               </w:rPr>
-              <w:t>4</w:t>
+              <w:t>5</w:t>
             </w:r>
             <w:r>
               <w:rPr>
@@ -24386,7 +25052,7 @@
                 <w:sz w:val="20"/>
                 <w:szCs w:val="20"/>
               </w:rPr>
-              <w:t>28</w:t>
+              <w:t>5</w:t>
             </w:r>
             <w:r>
               <w:rPr>
@@ -24463,6 +25129,7 @@
                 <w:szCs w:val="20"/>
               </w:rPr>
             </w:pPr>
+            <w:proofErr w:type="gramStart"/>
             <w:r>
               <w:rPr>
                 <w:rFonts w:ascii="Barlow Condensed Medium" w:eastAsia="華康儷中黑" w:hAnsi="Barlow Condensed Medium" w:cstheme="minorHAnsi"/>
@@ -24472,6 +25139,7 @@
               </w:rPr>
               <w:t>三</w:t>
             </w:r>
+            <w:proofErr w:type="gramEnd"/>
             <w:r>
               <w:rPr>
                 <w:rFonts w:ascii="Barlow Condensed Medium" w:eastAsia="華康儷中黑" w:hAnsi="Barlow Condensed Medium" w:cstheme="minorHAnsi"/>
@@ -24507,7 +25175,7 @@
                 <w:sz w:val="20"/>
                 <w:szCs w:val="20"/>
               </w:rPr>
-              <w:t>4</w:t>
+              <w:t>5</w:t>
             </w:r>
             <w:r>
               <w:rPr>
@@ -24562,7 +25230,7 @@
                 <w:sz w:val="20"/>
                 <w:szCs w:val="20"/>
               </w:rPr>
-              <w:t>29</w:t>
+              <w:t>6</w:t>
             </w:r>
             <w:r>
               <w:rPr>
@@ -24683,7 +25351,7 @@
                 <w:sz w:val="20"/>
                 <w:szCs w:val="20"/>
               </w:rPr>
-              <w:t>4</w:t>
+              <w:t>5</w:t>
             </w:r>
             <w:r>
               <w:rPr>
@@ -24738,7 +25406,7 @@
                 <w:sz w:val="20"/>
                 <w:szCs w:val="20"/>
               </w:rPr>
-              <w:t>30</w:t>
+              <w:t>7</w:t>
             </w:r>
             <w:r>
               <w:rPr>
@@ -24914,7 +25582,7 @@
                 <w:sz w:val="20"/>
                 <w:szCs w:val="20"/>
               </w:rPr>
-              <w:t>1</w:t>
+              <w:t>8</w:t>
             </w:r>
             <w:r>
               <w:rPr>
@@ -25090,7 +25758,7 @@
                 <w:sz w:val="20"/>
                 <w:szCs w:val="20"/>
               </w:rPr>
-              <w:t>2</w:t>
+              <w:t>9</w:t>
             </w:r>
             <w:r>
               <w:rPr>
@@ -25220,6 +25888,7 @@
           </wp:anchor>
         </w:drawing>
       </w:r>
+      <w:proofErr w:type="gramStart"/>
       <w:r>
         <w:rPr>
           <w:rFonts w:ascii="Yanone Kaffeesatz Regular" w:eastAsia="華康儷中黑" w:hAnsi="Yanone Kaffeesatz Regular" w:cs="Arial"/>
@@ -25229,6 +25898,7 @@
         </w:rPr>
         <w:t>註</w:t>
       </w:r>
+      <w:proofErr w:type="gramEnd"/>
       <w:r>
         <w:rPr>
           <w:rFonts w:ascii="Yanone Kaffeesatz Regular" w:eastAsia="華康儷中黑" w:hAnsi="Yanone Kaffeesatz Regular" w:cs="Arial" w:hint="eastAsia"/>
@@ -25395,6 +26065,7 @@
         </w:rPr>
         <w:t>，</w:t>
       </w:r>
+      <w:proofErr w:type="gramStart"/>
       <w:r>
         <w:rPr>
           <w:rFonts w:ascii="Yanone Kaffeesatz Regular" w:eastAsia="華康儷中黑" w:hAnsi="Yanone Kaffeesatz Regular" w:cs="Arial" w:hint="eastAsia"/>
@@ -25420,7 +26091,17 @@
           <w:sz w:val="26"/>
           <w:szCs w:val="26"/>
         </w:rPr>
-        <w:t>省略章</w:t>
+        <w:t>省略</w:t>
+      </w:r>
+      <w:proofErr w:type="gramEnd"/>
+      <w:r>
+        <w:rPr>
+          <w:rFonts w:ascii="Yanone Kaffeesatz Regular" w:eastAsia="華康儷中黑" w:hAnsi="Yanone Kaffeesatz Regular" w:cs="Arial" w:hint="eastAsia"/>
+          <w:w w:val="60"/>
+          <w:sz w:val="26"/>
+          <w:szCs w:val="26"/>
+        </w:rPr>
+        <w:t>章</w:t>
       </w:r>
       <w:r>
         <w:rPr>
@@ -25569,6 +26250,7 @@
           <w:szCs w:val="26"/>
         </w:rPr>
       </w:pPr>
+      <w:proofErr w:type="gramStart"/>
       <w:r>
         <w:rPr>
           <w:rFonts w:ascii="Barlow Condensed Medium" w:eastAsia="華康儷中黑" w:hAnsi="Barlow Condensed Medium" w:cs="Arial" w:hint="eastAsia"/>
@@ -25576,7 +26258,17 @@
           <w:sz w:val="26"/>
           <w:szCs w:val="26"/>
         </w:rPr>
-        <w:t>鑰節</w:t>
+        <w:t>鑰</w:t>
+      </w:r>
+      <w:proofErr w:type="gramEnd"/>
+      <w:r>
+        <w:rPr>
+          <w:rFonts w:ascii="Barlow Condensed Medium" w:eastAsia="華康儷中黑" w:hAnsi="Barlow Condensed Medium" w:cs="Arial" w:hint="eastAsia"/>
+          <w:w w:val="80"/>
+          <w:sz w:val="26"/>
+          <w:szCs w:val="26"/>
+        </w:rPr>
+        <w:t>節</w:t>
       </w:r>
       <w:r>
         <w:rPr>
@@ -25596,7 +26288,31 @@
           <w:sz w:val="26"/>
           <w:szCs w:val="26"/>
         </w:rPr>
-        <w:t>他們的族弟兄在以薩迦各族中都是大能的勇士，按著家譜計算共有八萬七千人。</w:t>
+        <w:t>他們的族弟兄在以</w:t>
+      </w:r>
+      <w:proofErr w:type="gramStart"/>
+      <w:r>
+        <w:rPr>
+          <w:rFonts w:ascii="華康古印體" w:eastAsia="華康古印體" w:hAnsi="Barlow Condensed Medium" w:cs="Arial" w:hint="eastAsia"/>
+          <w:b/>
+          <w:bCs/>
+          <w:w w:val="70"/>
+          <w:sz w:val="26"/>
+          <w:szCs w:val="26"/>
+        </w:rPr>
+        <w:t>薩迦</w:t>
+      </w:r>
+      <w:proofErr w:type="gramEnd"/>
+      <w:r>
+        <w:rPr>
+          <w:rFonts w:ascii="華康古印體" w:eastAsia="華康古印體" w:hAnsi="Barlow Condensed Medium" w:cs="Arial" w:hint="eastAsia"/>
+          <w:b/>
+          <w:bCs/>
+          <w:w w:val="70"/>
+          <w:sz w:val="26"/>
+          <w:szCs w:val="26"/>
+        </w:rPr>
+        <w:t>各族中都是大能的勇士，按著家譜計算共有八萬七千人。</w:t>
       </w:r>
       <w:r>
         <w:rPr>
@@ -25608,6 +26324,7 @@
         </w:rPr>
         <w:t>(</w:t>
       </w:r>
+      <w:proofErr w:type="gramStart"/>
       <w:r>
         <w:rPr>
           <w:rFonts w:ascii="Barlow Condensed Medium" w:eastAsia="華康儷中黑" w:hAnsi="Barlow Condensed Medium" w:cs="Calibri" w:hint="eastAsia"/>
@@ -25618,6 +26335,7 @@
         </w:rPr>
         <w:t>代上</w:t>
       </w:r>
+      <w:proofErr w:type="gramEnd"/>
       <w:r>
         <w:rPr>
           <w:rFonts w:ascii="Barlow Condensed Medium" w:eastAsia="華康儷中黑" w:hAnsi="Barlow Condensed Medium" w:cs="Calibri" w:hint="eastAsia"/>
@@ -25830,7 +26548,27 @@
                 <w:sz w:val="26"/>
                 <w:szCs w:val="26"/>
               </w:rPr>
-              <w:t>早期追隨掃羅和大衛的勇士有何不同</w:t>
+              <w:t>早期</w:t>
+            </w:r>
+            <w:proofErr w:type="gramStart"/>
+            <w:r>
+              <w:rPr>
+                <w:rFonts w:ascii="Barlow Condensed Medium" w:eastAsia="華康中黑體" w:hAnsi="Barlow Condensed Medium" w:cs="Arial" w:hint="eastAsia"/>
+                <w:w w:val="75"/>
+                <w:sz w:val="26"/>
+                <w:szCs w:val="26"/>
+              </w:rPr>
+              <w:t>追隨掃羅和</w:t>
+            </w:r>
+            <w:proofErr w:type="gramEnd"/>
+            <w:r>
+              <w:rPr>
+                <w:rFonts w:ascii="Barlow Condensed Medium" w:eastAsia="華康中黑體" w:hAnsi="Barlow Condensed Medium" w:cs="Arial" w:hint="eastAsia"/>
+                <w:w w:val="75"/>
+                <w:sz w:val="26"/>
+                <w:szCs w:val="26"/>
+              </w:rPr>
+              <w:t>大衛的勇士有何不同</w:t>
             </w:r>
             <w:r>
               <w:rPr>
@@ -26095,13 +26833,23 @@
         </w:rPr>
         <w:t>(</w:t>
       </w:r>
+      <w:proofErr w:type="gramStart"/>
       <w:r>
         <w:rPr>
           <w:rFonts w:ascii="Barlow Condensed Medium" w:eastAsia="標楷體" w:hAnsi="Barlow Condensed Medium" w:cstheme="minorHAnsi" w:hint="eastAsia"/>
           <w:sz w:val="20"/>
           <w:szCs w:val="20"/>
         </w:rPr>
-        <w:t>天選之人</w:t>
+        <w:t>天選之</w:t>
+      </w:r>
+      <w:proofErr w:type="gramEnd"/>
+      <w:r>
+        <w:rPr>
+          <w:rFonts w:ascii="Barlow Condensed Medium" w:eastAsia="標楷體" w:hAnsi="Barlow Condensed Medium" w:cstheme="minorHAnsi" w:hint="eastAsia"/>
+          <w:sz w:val="20"/>
+          <w:szCs w:val="20"/>
+        </w:rPr>
+        <w:t>人</w:t>
       </w:r>
       <w:r>
         <w:rPr>
@@ -26507,7 +27255,7 @@
           </mc:Choice>
           <mc:Fallback>
             <w:pict>
-              <v:line w14:anchorId="13A253BF" id="直線接點 6" o:spid="_x0000_s1026" style="position:absolute;z-index:251665408;visibility:visible;mso-wrap-style:square;mso-width-percent:0;mso-height-percent:0;mso-wrap-distance-left:9pt;mso-wrap-distance-top:0;mso-wrap-distance-right:9pt;mso-wrap-distance-bottom:0;mso-position-horizontal:absolute;mso-position-horizontal-relative:page;mso-position-vertical:absolute;mso-position-vertical-relative:page;mso-width-percent:0;mso-height-percent:0;mso-width-relative:margin;mso-height-relative:margin" from="343.9pt,19.85pt" to="345.05pt,710.95pt" o:gfxdata="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" strokecolor="black [3213]" strokeweight=".5pt">
+              <v:line w14:anchorId="264209B3" id="直線接點 6" o:spid="_x0000_s1026" style="position:absolute;z-index:251665408;visibility:visible;mso-wrap-style:square;mso-width-percent:0;mso-height-percent:0;mso-wrap-distance-left:9pt;mso-wrap-distance-top:0;mso-wrap-distance-right:9pt;mso-wrap-distance-bottom:0;mso-position-horizontal:absolute;mso-position-horizontal-relative:page;mso-position-vertical:absolute;mso-position-vertical-relative:page;mso-width-percent:0;mso-height-percent:0;mso-width-relative:margin;mso-height-relative:margin" from="343.9pt,19.85pt" to="345.05pt,710.95pt" o:gfxdata="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" strokecolor="black [3213]" strokeweight=".5pt">
                 <v:stroke dashstyle="3 1" joinstyle="miter"/>
                 <w10:wrap anchorx="page" anchory="page"/>
               </v:line>
@@ -26584,7 +27332,7 @@
           </mc:Choice>
           <mc:Fallback>
             <w:pict>
-              <v:line w14:anchorId="08A6C6DA" id="直線接點 4" o:spid="_x0000_s1026" style="position:absolute;z-index:251661312;visibility:visible;mso-wrap-style:square;mso-width-percent:0;mso-height-percent:0;mso-wrap-distance-left:9pt;mso-wrap-distance-top:0;mso-wrap-distance-right:9pt;mso-wrap-distance-bottom:0;mso-position-horizontal:absolute;mso-position-horizontal-relative:page;mso-position-vertical:absolute;mso-position-vertical-relative:page;mso-width-percent:0;mso-height-percent:0;mso-width-relative:margin;mso-height-relative:margin" from="343.9pt,19.85pt" to="345.05pt,710.95pt" o:gfxdata="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" strokecolor="black [3213]" strokeweight=".5pt">
+              <v:line w14:anchorId="70D843F4" id="直線接點 4" o:spid="_x0000_s1026" style="position:absolute;z-index:251661312;visibility:visible;mso-wrap-style:square;mso-width-percent:0;mso-height-percent:0;mso-wrap-distance-left:9pt;mso-wrap-distance-top:0;mso-wrap-distance-right:9pt;mso-wrap-distance-bottom:0;mso-position-horizontal:absolute;mso-position-horizontal-relative:page;mso-position-vertical:absolute;mso-position-vertical-relative:page;mso-width-percent:0;mso-height-percent:0;mso-width-relative:margin;mso-height-relative:margin" from="343.9pt,19.85pt" to="345.05pt,710.95pt" o:gfxdata="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" strokecolor="black [3213]" strokeweight=".5pt">
                 <v:stroke dashstyle="3 1" joinstyle="miter"/>
                 <w10:wrap anchorx="page" anchory="page"/>
               </v:line>
@@ -26606,6 +27354,7 @@
         </w:rPr>
         <w:t>本</w:t>
       </w:r>
+      <w:proofErr w:type="gramStart"/>
       <w:r>
         <w:rPr>
           <w:rFonts w:ascii="Barlow Condensed Medium" w:eastAsia="華康正顏楷體W9" w:hAnsi="Barlow Condensed Medium" w:cstheme="minorHAnsi"/>
@@ -26613,6 +27362,7 @@
         </w:rPr>
         <w:t>週講章</w:t>
       </w:r>
+      <w:proofErr w:type="gramEnd"/>
       <w:r>
         <w:rPr>
           <w:rFonts w:ascii="Barlow Condensed Medium" w:eastAsia="華康正顏楷體W9" w:hAnsi="Barlow Condensed Medium" w:cstheme="minorHAnsi"/>
@@ -26691,7 +27441,7 @@
           <w:rFonts w:ascii="Barlow Condensed Medium" w:eastAsia="華康正顏楷體W9" w:hAnsi="Barlow Condensed Medium" w:cstheme="minorHAnsi"/>
           <w:noProof/>
         </w:rPr>
-        <w:t>04</w:t>
+        <w:t>05</w:t>
       </w:r>
       <w:r>
         <w:rPr>
@@ -26734,7 +27484,7 @@
           <w:rFonts w:ascii="Barlow Condensed Medium" w:eastAsia="華康正顏楷體W9" w:hAnsi="Barlow Condensed Medium" w:cstheme="minorHAnsi"/>
           <w:noProof/>
         </w:rPr>
-        <w:t>26</w:t>
+        <w:t>03</w:t>
       </w:r>
       <w:r>
         <w:rPr>
@@ -26851,6 +27601,7 @@
               </w:rPr>
               <w:t xml:space="preserve"> </w:t>
             </w:r>
+            <w:proofErr w:type="gramStart"/>
             <w:r>
               <w:rPr>
                 <w:rFonts w:ascii="Barlow Condensed Medium" w:eastAsia="華康儷中黑" w:hAnsi="Barlow Condensed Medium" w:cs="Calibri" w:hint="eastAsia"/>
@@ -26860,6 +27611,7 @@
               </w:rPr>
               <w:t>代上</w:t>
             </w:r>
+            <w:proofErr w:type="gramEnd"/>
             <w:r>
               <w:rPr>
                 <w:rFonts w:ascii="Barlow Condensed Medium" w:eastAsia="華康儷中黑" w:hAnsi="Barlow Condensed Medium" w:cs="Calibri" w:hint="eastAsia"/>
@@ -26920,7 +27672,107 @@
           <w:sz w:val="26"/>
           <w:szCs w:val="26"/>
         </w:rPr>
-        <w:t>對於能回歸故土的以色列人而言，雖然沒有國家，卻有不能忘記家族光榮。而以薩迦、便雅憫、拿弗他利、瑪拿西和以法蓮在十二支派中的光榮就是戰士。</w:t>
+        <w:t>對於能回歸故土的以色列人而言，雖然沒有國家，卻有不能忘記家族光榮。而以</w:t>
+      </w:r>
+      <w:proofErr w:type="gramStart"/>
+      <w:r>
+        <w:rPr>
+          <w:rFonts w:ascii="Barlow Condensed Medium" w:eastAsia="華康儷中黑" w:hAnsi="Barlow Condensed Medium" w:hint="eastAsia"/>
+          <w:w w:val="70"/>
+          <w:sz w:val="26"/>
+          <w:szCs w:val="26"/>
+        </w:rPr>
+        <w:t>薩迦</w:t>
+      </w:r>
+      <w:proofErr w:type="gramEnd"/>
+      <w:r>
+        <w:rPr>
+          <w:rFonts w:ascii="Barlow Condensed Medium" w:eastAsia="華康儷中黑" w:hAnsi="Barlow Condensed Medium" w:hint="eastAsia"/>
+          <w:w w:val="70"/>
+          <w:sz w:val="26"/>
+          <w:szCs w:val="26"/>
+        </w:rPr>
+        <w:t>、便雅</w:t>
+      </w:r>
+      <w:proofErr w:type="gramStart"/>
+      <w:r>
+        <w:rPr>
+          <w:rFonts w:ascii="Barlow Condensed Medium" w:eastAsia="華康儷中黑" w:hAnsi="Barlow Condensed Medium" w:hint="eastAsia"/>
+          <w:w w:val="70"/>
+          <w:sz w:val="26"/>
+          <w:szCs w:val="26"/>
+        </w:rPr>
+        <w:t>憫</w:t>
+      </w:r>
+      <w:proofErr w:type="gramEnd"/>
+      <w:r>
+        <w:rPr>
+          <w:rFonts w:ascii="Barlow Condensed Medium" w:eastAsia="華康儷中黑" w:hAnsi="Barlow Condensed Medium" w:hint="eastAsia"/>
+          <w:w w:val="70"/>
+          <w:sz w:val="26"/>
+          <w:szCs w:val="26"/>
+        </w:rPr>
+        <w:t>、拿</w:t>
+      </w:r>
+      <w:proofErr w:type="gramStart"/>
+      <w:r>
+        <w:rPr>
+          <w:rFonts w:ascii="Barlow Condensed Medium" w:eastAsia="華康儷中黑" w:hAnsi="Barlow Condensed Medium" w:hint="eastAsia"/>
+          <w:w w:val="70"/>
+          <w:sz w:val="26"/>
+          <w:szCs w:val="26"/>
+        </w:rPr>
+        <w:t>弗</w:t>
+      </w:r>
+      <w:proofErr w:type="gramEnd"/>
+      <w:r>
+        <w:rPr>
+          <w:rFonts w:ascii="Barlow Condensed Medium" w:eastAsia="華康儷中黑" w:hAnsi="Barlow Condensed Medium" w:hint="eastAsia"/>
+          <w:w w:val="70"/>
+          <w:sz w:val="26"/>
+          <w:szCs w:val="26"/>
+        </w:rPr>
+        <w:t>他利、</w:t>
+      </w:r>
+      <w:proofErr w:type="gramStart"/>
+      <w:r>
+        <w:rPr>
+          <w:rFonts w:ascii="Barlow Condensed Medium" w:eastAsia="華康儷中黑" w:hAnsi="Barlow Condensed Medium" w:hint="eastAsia"/>
+          <w:w w:val="70"/>
+          <w:sz w:val="26"/>
+          <w:szCs w:val="26"/>
+        </w:rPr>
+        <w:t>瑪</w:t>
+      </w:r>
+      <w:proofErr w:type="gramEnd"/>
+      <w:r>
+        <w:rPr>
+          <w:rFonts w:ascii="Barlow Condensed Medium" w:eastAsia="華康儷中黑" w:hAnsi="Barlow Condensed Medium" w:hint="eastAsia"/>
+          <w:w w:val="70"/>
+          <w:sz w:val="26"/>
+          <w:szCs w:val="26"/>
+        </w:rPr>
+        <w:t>拿西和</w:t>
+      </w:r>
+      <w:proofErr w:type="gramStart"/>
+      <w:r>
+        <w:rPr>
+          <w:rFonts w:ascii="Barlow Condensed Medium" w:eastAsia="華康儷中黑" w:hAnsi="Barlow Condensed Medium" w:hint="eastAsia"/>
+          <w:w w:val="70"/>
+          <w:sz w:val="26"/>
+          <w:szCs w:val="26"/>
+        </w:rPr>
+        <w:t>以法蓮在</w:t>
+      </w:r>
+      <w:proofErr w:type="gramEnd"/>
+      <w:r>
+        <w:rPr>
+          <w:rFonts w:ascii="Barlow Condensed Medium" w:eastAsia="華康儷中黑" w:hAnsi="Barlow Condensed Medium" w:hint="eastAsia"/>
+          <w:w w:val="70"/>
+          <w:sz w:val="26"/>
+          <w:szCs w:val="26"/>
+        </w:rPr>
+        <w:t>十二支派中的光榮就是戰士。</w:t>
       </w:r>
       <w:r>
         <w:rPr>
@@ -26929,8 +27781,9 @@
           <w:sz w:val="26"/>
           <w:szCs w:val="26"/>
         </w:rPr>
-        <w:t>若遺忘了以色列王國的光榮，就等於是遺忘了　神的恩典和聖約。也就是說，以色列曾經有過的一切光榮都是　神所賜予，也就是　神自己的榮光。像以薩迦的後人陀拉就是一位士師</w:t>
-      </w:r>
+        <w:t>若遺忘了以色列王國的光榮，就等於是遺忘了　神的恩典和</w:t>
+      </w:r>
+      <w:proofErr w:type="gramStart"/>
       <w:r>
         <w:rPr>
           <w:rFonts w:ascii="Barlow Condensed Medium" w:eastAsia="華康細黑體" w:hAnsi="Barlow Condensed Medium" w:cs="微軟正黑體" w:hint="eastAsia"/>
@@ -26938,8 +27791,9 @@
           <w:sz w:val="26"/>
           <w:szCs w:val="26"/>
         </w:rPr>
-        <w:t>(</w:t>
-      </w:r>
+        <w:t>聖約</w:t>
+      </w:r>
+      <w:proofErr w:type="gramEnd"/>
       <w:r>
         <w:rPr>
           <w:rFonts w:ascii="Barlow Condensed Medium" w:eastAsia="華康細黑體" w:hAnsi="Barlow Condensed Medium" w:cs="微軟正黑體" w:hint="eastAsia"/>
@@ -26947,8 +27801,9 @@
           <w:sz w:val="26"/>
           <w:szCs w:val="26"/>
         </w:rPr>
-        <w:t>士</w:t>
-      </w:r>
+        <w:t>。也就是說，以色列曾經有過的一切光榮都是　神所賜予，也就是　神自己的榮光。像以</w:t>
+      </w:r>
+      <w:proofErr w:type="gramStart"/>
       <w:r>
         <w:rPr>
           <w:rFonts w:ascii="Barlow Condensed Medium" w:eastAsia="華康細黑體" w:hAnsi="Barlow Condensed Medium" w:cs="微軟正黑體" w:hint="eastAsia"/>
@@ -26956,8 +27811,9 @@
           <w:sz w:val="26"/>
           <w:szCs w:val="26"/>
         </w:rPr>
-        <w:t>10)</w:t>
-      </w:r>
+        <w:t>薩迦</w:t>
+      </w:r>
+      <w:proofErr w:type="gramEnd"/>
       <w:r>
         <w:rPr>
           <w:rFonts w:ascii="Barlow Condensed Medium" w:eastAsia="華康細黑體" w:hAnsi="Barlow Condensed Medium" w:cs="微軟正黑體" w:hint="eastAsia"/>
@@ -26965,7 +27821,123 @@
           <w:sz w:val="26"/>
           <w:szCs w:val="26"/>
         </w:rPr>
-        <w:t>，就是一位拯救過以色列人的軍事領袖。可以說是當時的彌賽亞，有沒有受膏抹的儀式並不重要，重要的是　神的揀選。又在以色列王國初期，隨著掃羅王和大衛王四處爭戰的勇士，就是參與了以色列建國的勇士，這些支派的子民都應分享這樣的光榮。歷代志的家譜同時記載了家族的光榮，就是為了重建以色列民族的自信心，而這信心更重要的源頭就是來自獨一神耶和華的信仰，因為以色列王國的光榮，就是在　神耶和華的應許和聖約下，以預言應驗的方式所實現的。</w:t>
+        <w:t>的後人陀拉就是</w:t>
+      </w:r>
+      <w:proofErr w:type="gramStart"/>
+      <w:r>
+        <w:rPr>
+          <w:rFonts w:ascii="Barlow Condensed Medium" w:eastAsia="華康細黑體" w:hAnsi="Barlow Condensed Medium" w:cs="微軟正黑體" w:hint="eastAsia"/>
+          <w:w w:val="70"/>
+          <w:sz w:val="26"/>
+          <w:szCs w:val="26"/>
+        </w:rPr>
+        <w:t>一位士</w:t>
+      </w:r>
+      <w:proofErr w:type="gramEnd"/>
+      <w:r>
+        <w:rPr>
+          <w:rFonts w:ascii="Barlow Condensed Medium" w:eastAsia="華康細黑體" w:hAnsi="Barlow Condensed Medium" w:cs="微軟正黑體" w:hint="eastAsia"/>
+          <w:w w:val="70"/>
+          <w:sz w:val="26"/>
+          <w:szCs w:val="26"/>
+        </w:rPr>
+        <w:t>師</w:t>
+      </w:r>
+      <w:r>
+        <w:rPr>
+          <w:rFonts w:ascii="Barlow Condensed Medium" w:eastAsia="華康細黑體" w:hAnsi="Barlow Condensed Medium" w:cs="微軟正黑體" w:hint="eastAsia"/>
+          <w:w w:val="70"/>
+          <w:sz w:val="26"/>
+          <w:szCs w:val="26"/>
+        </w:rPr>
+        <w:t>(</w:t>
+      </w:r>
+      <w:r>
+        <w:rPr>
+          <w:rFonts w:ascii="Barlow Condensed Medium" w:eastAsia="華康細黑體" w:hAnsi="Barlow Condensed Medium" w:cs="微軟正黑體" w:hint="eastAsia"/>
+          <w:w w:val="70"/>
+          <w:sz w:val="26"/>
+          <w:szCs w:val="26"/>
+        </w:rPr>
+        <w:t>士</w:t>
+      </w:r>
+      <w:r>
+        <w:rPr>
+          <w:rFonts w:ascii="Barlow Condensed Medium" w:eastAsia="華康細黑體" w:hAnsi="Barlow Condensed Medium" w:cs="微軟正黑體" w:hint="eastAsia"/>
+          <w:w w:val="70"/>
+          <w:sz w:val="26"/>
+          <w:szCs w:val="26"/>
+        </w:rPr>
+        <w:t>10)</w:t>
+      </w:r>
+      <w:r>
+        <w:rPr>
+          <w:rFonts w:ascii="Barlow Condensed Medium" w:eastAsia="華康細黑體" w:hAnsi="Barlow Condensed Medium" w:cs="微軟正黑體" w:hint="eastAsia"/>
+          <w:w w:val="70"/>
+          <w:sz w:val="26"/>
+          <w:szCs w:val="26"/>
+        </w:rPr>
+        <w:t>，就是一位拯救過以色列人的軍事領袖。</w:t>
+      </w:r>
+      <w:proofErr w:type="gramStart"/>
+      <w:r>
+        <w:rPr>
+          <w:rFonts w:ascii="Barlow Condensed Medium" w:eastAsia="華康細黑體" w:hAnsi="Barlow Condensed Medium" w:cs="微軟正黑體" w:hint="eastAsia"/>
+          <w:w w:val="70"/>
+          <w:sz w:val="26"/>
+          <w:szCs w:val="26"/>
+        </w:rPr>
+        <w:t>可以說是當時</w:t>
+      </w:r>
+      <w:proofErr w:type="gramEnd"/>
+      <w:r>
+        <w:rPr>
+          <w:rFonts w:ascii="Barlow Condensed Medium" w:eastAsia="華康細黑體" w:hAnsi="Barlow Condensed Medium" w:cs="微軟正黑體" w:hint="eastAsia"/>
+          <w:w w:val="70"/>
+          <w:sz w:val="26"/>
+          <w:szCs w:val="26"/>
+        </w:rPr>
+        <w:t>的彌賽亞，有沒有</w:t>
+      </w:r>
+      <w:proofErr w:type="gramStart"/>
+      <w:r>
+        <w:rPr>
+          <w:rFonts w:ascii="Barlow Condensed Medium" w:eastAsia="華康細黑體" w:hAnsi="Barlow Condensed Medium" w:cs="微軟正黑體" w:hint="eastAsia"/>
+          <w:w w:val="70"/>
+          <w:sz w:val="26"/>
+          <w:szCs w:val="26"/>
+        </w:rPr>
+        <w:t>受膏抹</w:t>
+      </w:r>
+      <w:proofErr w:type="gramEnd"/>
+      <w:r>
+        <w:rPr>
+          <w:rFonts w:ascii="Barlow Condensed Medium" w:eastAsia="華康細黑體" w:hAnsi="Barlow Condensed Medium" w:cs="微軟正黑體" w:hint="eastAsia"/>
+          <w:w w:val="70"/>
+          <w:sz w:val="26"/>
+          <w:szCs w:val="26"/>
+        </w:rPr>
+        <w:t>的儀式並不重要，重要的是　神的揀選。又在以色列王國初期，隨著掃羅王和大衛王四處爭戰的勇士，就是參與了以色列建國的勇士，這些支派的子民都應分享這樣的光榮。歷代志的家譜同時記載了家族的光榮，就是為了重建以色列民族的自信心，而這信心更重要的源頭就是來自獨</w:t>
+      </w:r>
+      <w:proofErr w:type="gramStart"/>
+      <w:r>
+        <w:rPr>
+          <w:rFonts w:ascii="Barlow Condensed Medium" w:eastAsia="華康細黑體" w:hAnsi="Barlow Condensed Medium" w:cs="微軟正黑體" w:hint="eastAsia"/>
+          <w:w w:val="70"/>
+          <w:sz w:val="26"/>
+          <w:szCs w:val="26"/>
+        </w:rPr>
+        <w:t>一</w:t>
+      </w:r>
+      <w:proofErr w:type="gramEnd"/>
+      <w:r>
+        <w:rPr>
+          <w:rFonts w:ascii="Barlow Condensed Medium" w:eastAsia="華康細黑體" w:hAnsi="Barlow Condensed Medium" w:cs="微軟正黑體" w:hint="eastAsia"/>
+          <w:w w:val="70"/>
+          <w:sz w:val="26"/>
+          <w:szCs w:val="26"/>
+        </w:rPr>
+        <w:t>神耶和華的信仰，因為以色列王國的光榮，就是在　神耶和華的應許和聖約下，以預言應驗的方式所實現的。</w:t>
       </w:r>
     </w:p>
     <w:p>
@@ -27024,8 +27996,9 @@
           <w:sz w:val="26"/>
           <w:szCs w:val="26"/>
         </w:rPr>
-        <w:t>所留下的記錄，即是當年以薩迦，可能包括他同母</w:t>
-      </w:r>
+        <w:t>所留下的記錄，即是當年以</w:t>
+      </w:r>
+      <w:proofErr w:type="gramStart"/>
       <w:r>
         <w:rPr>
           <w:rFonts w:ascii="Barlow Condensed Medium" w:eastAsia="華康儷中黑" w:hAnsi="Barlow Condensed Medium" w:hint="eastAsia"/>
@@ -27033,8 +28006,9 @@
           <w:sz w:val="26"/>
           <w:szCs w:val="26"/>
         </w:rPr>
-        <w:t>(</w:t>
-      </w:r>
+        <w:t>薩迦</w:t>
+      </w:r>
+      <w:proofErr w:type="gramEnd"/>
       <w:r>
         <w:rPr>
           <w:rFonts w:ascii="Barlow Condensed Medium" w:eastAsia="華康儷中黑" w:hAnsi="Barlow Condensed Medium" w:hint="eastAsia"/>
@@ -27042,7 +28016,7 @@
           <w:sz w:val="26"/>
           <w:szCs w:val="26"/>
         </w:rPr>
-        <w:t>利亞</w:t>
+        <w:t>，可能包括他同母</w:t>
       </w:r>
       <w:r>
         <w:rPr>
@@ -27051,7 +28025,7 @@
           <w:sz w:val="26"/>
           <w:szCs w:val="26"/>
         </w:rPr>
-        <w:t>)</w:t>
+        <w:t>(</w:t>
       </w:r>
       <w:r>
         <w:rPr>
@@ -27060,7 +28034,7 @@
           <w:sz w:val="26"/>
           <w:szCs w:val="26"/>
         </w:rPr>
-        <w:t>兄弟西布倫，兩支派可出戰的人數就約</w:t>
+        <w:t>利亞</w:t>
       </w:r>
       <w:r>
         <w:rPr>
@@ -27069,7 +28043,7 @@
           <w:sz w:val="26"/>
           <w:szCs w:val="26"/>
         </w:rPr>
-        <w:t>14</w:t>
+        <w:t>)</w:t>
       </w:r>
       <w:r>
         <w:rPr>
@@ -27078,6 +28052,24 @@
           <w:sz w:val="26"/>
           <w:szCs w:val="26"/>
         </w:rPr>
+        <w:t>兄弟西布倫，兩支派可出戰的人數就約</w:t>
+      </w:r>
+      <w:r>
+        <w:rPr>
+          <w:rFonts w:ascii="Barlow Condensed Medium" w:eastAsia="華康儷中黑" w:hAnsi="Barlow Condensed Medium" w:hint="eastAsia"/>
+          <w:w w:val="70"/>
+          <w:sz w:val="26"/>
+          <w:szCs w:val="26"/>
+        </w:rPr>
+        <w:t>14</w:t>
+      </w:r>
+      <w:r>
+        <w:rPr>
+          <w:rFonts w:ascii="Barlow Condensed Medium" w:eastAsia="華康儷中黑" w:hAnsi="Barlow Condensed Medium" w:hint="eastAsia"/>
+          <w:w w:val="70"/>
+          <w:sz w:val="26"/>
+          <w:szCs w:val="26"/>
+        </w:rPr>
         <w:t>萬多人。</w:t>
       </w:r>
       <w:r>
@@ -27087,8 +28079,9 @@
           <w:sz w:val="26"/>
           <w:szCs w:val="26"/>
         </w:rPr>
-        <w:t>當年大衛王清點王國的人口而被　神懲罰，聖經沒有明說原因。應該是與人的驕傲有關，即世上君王依靠國家力量建力的武力，而不依靠　神。那麼用以色列王之名去點數人民，和用以色列家族之名去點數有什麼不同？前者是點數王的子民，後者乃是點數　神的子民。所以，在回歸之後，以色列沒有自己的王時，重提各支派點數過的勇士人數，也等於是重新宣告以色列各支派乃是　神的子民。</w:t>
-      </w:r>
+        <w:t>當年大衛王清點王國的人口而被　神懲罰，聖經沒有明說原因。應該是與人的驕傲有關，即世上君王依靠國家力量建力的武力，而不依靠　神。那麼用以色列王</w:t>
+      </w:r>
+      <w:proofErr w:type="gramStart"/>
       <w:r>
         <w:rPr>
           <w:rFonts w:ascii="Barlow Condensed Medium" w:eastAsia="華康細黑體" w:hAnsi="Barlow Condensed Medium" w:cs="微軟正黑體" w:hint="eastAsia"/>
@@ -27096,7 +28089,86 @@
           <w:sz w:val="26"/>
           <w:szCs w:val="26"/>
         </w:rPr>
-        <w:t>雖然，今日的勇士人數遠遠不能與昔日相比，但是真正能使以色列得勝的力量卻沒有一絲減少，就是　神耶和華。又這種以　神的子民來看待自己的人民的思想，對今日的各國家政體或組織中的領袖是一種提醒。尊重，甚至敬畏，人民的人權、自由和各種隱私，才能興起國家，使國家蒙福。那些以黑道的方式在操控軍隊或假借　神的名義剝奪人權的政權和獨裁者，不配得任何榮光，也不會受世人的紀念，只是人類文明中的污點。</w:t>
+        <w:t>之名去點數</w:t>
+      </w:r>
+      <w:proofErr w:type="gramEnd"/>
+      <w:r>
+        <w:rPr>
+          <w:rFonts w:ascii="Barlow Condensed Medium" w:eastAsia="華康細黑體" w:hAnsi="Barlow Condensed Medium" w:cs="微軟正黑體" w:hint="eastAsia"/>
+          <w:w w:val="70"/>
+          <w:sz w:val="26"/>
+          <w:szCs w:val="26"/>
+        </w:rPr>
+        <w:t>人民，和用以色列家族</w:t>
+      </w:r>
+      <w:proofErr w:type="gramStart"/>
+      <w:r>
+        <w:rPr>
+          <w:rFonts w:ascii="Barlow Condensed Medium" w:eastAsia="華康細黑體" w:hAnsi="Barlow Condensed Medium" w:cs="微軟正黑體" w:hint="eastAsia"/>
+          <w:w w:val="70"/>
+          <w:sz w:val="26"/>
+          <w:szCs w:val="26"/>
+        </w:rPr>
+        <w:t>之名去點數</w:t>
+      </w:r>
+      <w:proofErr w:type="gramEnd"/>
+      <w:r>
+        <w:rPr>
+          <w:rFonts w:ascii="Barlow Condensed Medium" w:eastAsia="華康細黑體" w:hAnsi="Barlow Condensed Medium" w:cs="微軟正黑體" w:hint="eastAsia"/>
+          <w:w w:val="70"/>
+          <w:sz w:val="26"/>
+          <w:szCs w:val="26"/>
+        </w:rPr>
+        <w:t>有什麼不同？前者是點數王的子民，後者乃是點數　神的子民。所以，在回歸之後，以色列沒有自己的王時，重提各支派點數過的勇士人數，也等於是重新宣告以色列各支派乃是　神的子民。</w:t>
+      </w:r>
+      <w:r>
+        <w:rPr>
+          <w:rFonts w:ascii="Barlow Condensed Medium" w:eastAsia="華康細黑體" w:hAnsi="Barlow Condensed Medium" w:cs="微軟正黑體" w:hint="eastAsia"/>
+          <w:w w:val="70"/>
+          <w:sz w:val="26"/>
+          <w:szCs w:val="26"/>
+        </w:rPr>
+        <w:t>雖然，今日的勇士人數遠遠不能與昔日相比，但是真正能使以色列得勝的力量卻沒有一絲減少，就是　神耶和華。</w:t>
+      </w:r>
+      <w:proofErr w:type="gramStart"/>
+      <w:r>
+        <w:rPr>
+          <w:rFonts w:ascii="Barlow Condensed Medium" w:eastAsia="華康細黑體" w:hAnsi="Barlow Condensed Medium" w:cs="微軟正黑體" w:hint="eastAsia"/>
+          <w:w w:val="70"/>
+          <w:sz w:val="26"/>
+          <w:szCs w:val="26"/>
+        </w:rPr>
+        <w:t>又這種</w:t>
+      </w:r>
+      <w:proofErr w:type="gramEnd"/>
+      <w:r>
+        <w:rPr>
+          <w:rFonts w:ascii="Barlow Condensed Medium" w:eastAsia="華康細黑體" w:hAnsi="Barlow Condensed Medium" w:cs="微軟正黑體" w:hint="eastAsia"/>
+          <w:w w:val="70"/>
+          <w:sz w:val="26"/>
+          <w:szCs w:val="26"/>
+        </w:rPr>
+        <w:t>以　神的子民來看待自己的人民的思想，對今日的各國家政體或組織中的領袖是一種提醒。尊重，甚至敬畏，人民的人權、自由和各種隱私，才能興起國家，使</w:t>
+      </w:r>
+      <w:proofErr w:type="gramStart"/>
+      <w:r>
+        <w:rPr>
+          <w:rFonts w:ascii="Barlow Condensed Medium" w:eastAsia="華康細黑體" w:hAnsi="Barlow Condensed Medium" w:cs="微軟正黑體" w:hint="eastAsia"/>
+          <w:w w:val="70"/>
+          <w:sz w:val="26"/>
+          <w:szCs w:val="26"/>
+        </w:rPr>
+        <w:t>國家蒙福</w:t>
+      </w:r>
+      <w:proofErr w:type="gramEnd"/>
+      <w:r>
+        <w:rPr>
+          <w:rFonts w:ascii="Barlow Condensed Medium" w:eastAsia="華康細黑體" w:hAnsi="Barlow Condensed Medium" w:cs="微軟正黑體" w:hint="eastAsia"/>
+          <w:w w:val="70"/>
+          <w:sz w:val="26"/>
+          <w:szCs w:val="26"/>
+        </w:rPr>
+        <w:t>。那些以黑道的方式在操控軍隊或假借　神的名義剝奪人權的政權和獨裁者，不配得任何榮光，也不會受世人的紀念，只是人類文明中的污點。</w:t>
       </w:r>
     </w:p>
     <w:p>
@@ -27119,7 +28191,107 @@
           <w:sz w:val="26"/>
           <w:szCs w:val="26"/>
         </w:rPr>
-        <w:t>歷代志的家譜參考了創世記和民數記，而眾子的數目減少乃是只記載主要領袖。又未提但支派，可能已消失。加上便雅憫之子一人改稱耶疊，實是人事已非。</w:t>
+        <w:t>歷代志的家譜參考了創世記和</w:t>
+      </w:r>
+      <w:proofErr w:type="gramStart"/>
+      <w:r>
+        <w:rPr>
+          <w:rFonts w:ascii="Barlow Condensed Medium" w:eastAsia="華康儷中黑" w:hAnsi="Barlow Condensed Medium" w:hint="eastAsia"/>
+          <w:w w:val="70"/>
+          <w:sz w:val="26"/>
+          <w:szCs w:val="26"/>
+        </w:rPr>
+        <w:t>民數</w:t>
+      </w:r>
+      <w:proofErr w:type="gramEnd"/>
+      <w:r>
+        <w:rPr>
+          <w:rFonts w:ascii="Barlow Condensed Medium" w:eastAsia="華康儷中黑" w:hAnsi="Barlow Condensed Medium" w:hint="eastAsia"/>
+          <w:w w:val="70"/>
+          <w:sz w:val="26"/>
+          <w:szCs w:val="26"/>
+        </w:rPr>
+        <w:t>記，</w:t>
+      </w:r>
+      <w:proofErr w:type="gramStart"/>
+      <w:r>
+        <w:rPr>
+          <w:rFonts w:ascii="Barlow Condensed Medium" w:eastAsia="華康儷中黑" w:hAnsi="Barlow Condensed Medium" w:hint="eastAsia"/>
+          <w:w w:val="70"/>
+          <w:sz w:val="26"/>
+          <w:szCs w:val="26"/>
+        </w:rPr>
+        <w:t>而眾子的</w:t>
+      </w:r>
+      <w:proofErr w:type="gramEnd"/>
+      <w:r>
+        <w:rPr>
+          <w:rFonts w:ascii="Barlow Condensed Medium" w:eastAsia="華康儷中黑" w:hAnsi="Barlow Condensed Medium" w:hint="eastAsia"/>
+          <w:w w:val="70"/>
+          <w:sz w:val="26"/>
+          <w:szCs w:val="26"/>
+        </w:rPr>
+        <w:t>數目減少乃是只記載主要領袖。又</w:t>
+      </w:r>
+      <w:proofErr w:type="gramStart"/>
+      <w:r>
+        <w:rPr>
+          <w:rFonts w:ascii="Barlow Condensed Medium" w:eastAsia="華康儷中黑" w:hAnsi="Barlow Condensed Medium" w:hint="eastAsia"/>
+          <w:w w:val="70"/>
+          <w:sz w:val="26"/>
+          <w:szCs w:val="26"/>
+        </w:rPr>
+        <w:t>未提但支派</w:t>
+      </w:r>
+      <w:proofErr w:type="gramEnd"/>
+      <w:r>
+        <w:rPr>
+          <w:rFonts w:ascii="Barlow Condensed Medium" w:eastAsia="華康儷中黑" w:hAnsi="Barlow Condensed Medium" w:hint="eastAsia"/>
+          <w:w w:val="70"/>
+          <w:sz w:val="26"/>
+          <w:szCs w:val="26"/>
+        </w:rPr>
+        <w:t>，可能已消失。加上便雅</w:t>
+      </w:r>
+      <w:proofErr w:type="gramStart"/>
+      <w:r>
+        <w:rPr>
+          <w:rFonts w:ascii="Barlow Condensed Medium" w:eastAsia="華康儷中黑" w:hAnsi="Barlow Condensed Medium" w:hint="eastAsia"/>
+          <w:w w:val="70"/>
+          <w:sz w:val="26"/>
+          <w:szCs w:val="26"/>
+        </w:rPr>
+        <w:t>憫</w:t>
+      </w:r>
+      <w:proofErr w:type="gramEnd"/>
+      <w:r>
+        <w:rPr>
+          <w:rFonts w:ascii="Barlow Condensed Medium" w:eastAsia="華康儷中黑" w:hAnsi="Barlow Condensed Medium" w:hint="eastAsia"/>
+          <w:w w:val="70"/>
+          <w:sz w:val="26"/>
+          <w:szCs w:val="26"/>
+        </w:rPr>
+        <w:t>之子一人</w:t>
+      </w:r>
+      <w:proofErr w:type="gramStart"/>
+      <w:r>
+        <w:rPr>
+          <w:rFonts w:ascii="Barlow Condensed Medium" w:eastAsia="華康儷中黑" w:hAnsi="Barlow Condensed Medium" w:hint="eastAsia"/>
+          <w:w w:val="70"/>
+          <w:sz w:val="26"/>
+          <w:szCs w:val="26"/>
+        </w:rPr>
+        <w:t>改稱耶疊</w:t>
+      </w:r>
+      <w:proofErr w:type="gramEnd"/>
+      <w:r>
+        <w:rPr>
+          <w:rFonts w:ascii="Barlow Condensed Medium" w:eastAsia="華康儷中黑" w:hAnsi="Barlow Condensed Medium" w:hint="eastAsia"/>
+          <w:w w:val="70"/>
+          <w:sz w:val="26"/>
+          <w:szCs w:val="26"/>
+        </w:rPr>
+        <w:t>，實是人事已非。</w:t>
       </w:r>
       <w:r>
         <w:rPr>
@@ -27155,8 +28327,9 @@
           <w:sz w:val="26"/>
           <w:szCs w:val="26"/>
         </w:rPr>
-        <w:t>節說便雅憫有三子，而</w:t>
-      </w:r>
+        <w:t>節</w:t>
+      </w:r>
+      <w:proofErr w:type="gramStart"/>
       <w:r>
         <w:rPr>
           <w:rFonts w:ascii="Barlow Condensed Medium" w:eastAsia="華康細黑體" w:hAnsi="Barlow Condensed Medium" w:cs="微軟正黑體" w:hint="eastAsia"/>
@@ -27164,8 +28337,9 @@
           <w:sz w:val="26"/>
           <w:szCs w:val="26"/>
         </w:rPr>
-        <w:t>8</w:t>
-      </w:r>
+        <w:t>說便雅憫</w:t>
+      </w:r>
+      <w:proofErr w:type="gramEnd"/>
       <w:r>
         <w:rPr>
           <w:rFonts w:ascii="Barlow Condensed Medium" w:eastAsia="華康細黑體" w:hAnsi="Barlow Condensed Medium" w:cs="微軟正黑體" w:hint="eastAsia"/>
@@ -27173,7 +28347,7 @@
           <w:sz w:val="26"/>
           <w:szCs w:val="26"/>
         </w:rPr>
-        <w:t>章</w:t>
+        <w:t>有三子，而</w:t>
       </w:r>
       <w:r>
         <w:rPr>
@@ -27182,7 +28356,7 @@
           <w:sz w:val="26"/>
           <w:szCs w:val="26"/>
         </w:rPr>
-        <w:t>1</w:t>
+        <w:t>8</w:t>
       </w:r>
       <w:r>
         <w:rPr>
@@ -27191,7 +28365,7 @@
           <w:sz w:val="26"/>
           <w:szCs w:val="26"/>
         </w:rPr>
-        <w:t>節卻說有五子，且只有長子的名字相同。所以，有學者認為前者是西布倫誤抄為便雅憫，但是眾子的名字又與創世記和民數記的記載完全不同。反而是</w:t>
+        <w:t>章</w:t>
       </w:r>
       <w:r>
         <w:rPr>
@@ -27200,7 +28374,7 @@
           <w:sz w:val="26"/>
           <w:szCs w:val="26"/>
         </w:rPr>
-        <w:t>5</w:t>
+        <w:t>1</w:t>
       </w:r>
       <w:r>
         <w:rPr>
@@ -27209,8 +28383,9 @@
           <w:sz w:val="26"/>
           <w:szCs w:val="26"/>
         </w:rPr>
-        <w:t>節說到「他們的兄弟」還比較可能是指以薩迦的兄弟西布倫。無論如何，這都顯示十二支派的家族性和地域性的區分在以色列的王國時代已經漸漸消失，小支派幾乎被以法蓮和猶大，北和南的兩大支派收編了。甚至到被擄之後，小支派的後人就更難有家族可依附。所以，比較可能的事實就是，希布倫和但支派早已消失。特別是但，它後來遷到最北方，還有緊臨的拿弗他利和亞設，是除了河東的半個瑪拿西以外，最早被亞述吞併和遷移的支派。又若兩處真的是把便雅憫眾多子孫分開說，有趣的地方是，</w:t>
-      </w:r>
+        <w:t>節卻說有五子，且只有長子的名字相同。所以，有學者認為前者是西布倫</w:t>
+      </w:r>
+      <w:proofErr w:type="gramStart"/>
       <w:r>
         <w:rPr>
           <w:rFonts w:ascii="Barlow Condensed Medium" w:eastAsia="華康細黑體" w:hAnsi="Barlow Condensed Medium" w:cs="微軟正黑體" w:hint="eastAsia"/>
@@ -27218,8 +28393,9 @@
           <w:sz w:val="26"/>
           <w:szCs w:val="26"/>
         </w:rPr>
-        <w:t>8:1</w:t>
-      </w:r>
+        <w:t>誤抄為</w:t>
+      </w:r>
+      <w:proofErr w:type="gramEnd"/>
       <w:r>
         <w:rPr>
           <w:rFonts w:ascii="Barlow Condensed Medium" w:eastAsia="華康細黑體" w:hAnsi="Barlow Condensed Medium" w:cs="微軟正黑體" w:hint="eastAsia"/>
@@ -27227,8 +28403,9 @@
           <w:sz w:val="26"/>
           <w:szCs w:val="26"/>
         </w:rPr>
-        <w:t>中的「亞實別」原意是「屬巴力的人」，因為對假神偶像的厭惡使這名字不討喜，就被改稱為</w:t>
-      </w:r>
+        <w:t>便雅</w:t>
+      </w:r>
+      <w:proofErr w:type="gramStart"/>
       <w:r>
         <w:rPr>
           <w:rFonts w:ascii="Barlow Condensed Medium" w:eastAsia="華康細黑體" w:hAnsi="Barlow Condensed Medium" w:cs="微軟正黑體" w:hint="eastAsia"/>
@@ -27236,8 +28413,9 @@
           <w:sz w:val="26"/>
           <w:szCs w:val="26"/>
         </w:rPr>
-        <w:t>7:5</w:t>
-      </w:r>
+        <w:t>憫</w:t>
+      </w:r>
+      <w:proofErr w:type="gramEnd"/>
       <w:r>
         <w:rPr>
           <w:rFonts w:ascii="Barlow Condensed Medium" w:eastAsia="華康細黑體" w:hAnsi="Barlow Condensed Medium" w:cs="微軟正黑體" w:hint="eastAsia"/>
@@ -27245,8 +28423,9 @@
           <w:sz w:val="26"/>
           <w:szCs w:val="26"/>
         </w:rPr>
-        <w:t>中的「耶疊」，意思是「　神使自己為人所知」或是「　神所認識的」。意思是，要找</w:t>
-      </w:r>
+        <w:t>，</w:t>
+      </w:r>
+      <w:proofErr w:type="gramStart"/>
       <w:r>
         <w:rPr>
           <w:rFonts w:ascii="Barlow Condensed Medium" w:eastAsia="華康細黑體" w:hAnsi="Barlow Condensed Medium" w:cs="微軟正黑體" w:hint="eastAsia"/>
@@ -27254,7 +28433,391 @@
           <w:sz w:val="26"/>
           <w:szCs w:val="26"/>
         </w:rPr>
-        <w:t>回完整的十二支派只是個形式上的想理而已。</w:t>
+        <w:t>但是眾子的</w:t>
+      </w:r>
+      <w:proofErr w:type="gramEnd"/>
+      <w:r>
+        <w:rPr>
+          <w:rFonts w:ascii="Barlow Condensed Medium" w:eastAsia="華康細黑體" w:hAnsi="Barlow Condensed Medium" w:cs="微軟正黑體" w:hint="eastAsia"/>
+          <w:w w:val="70"/>
+          <w:sz w:val="26"/>
+          <w:szCs w:val="26"/>
+        </w:rPr>
+        <w:t>名字又與創世記和</w:t>
+      </w:r>
+      <w:proofErr w:type="gramStart"/>
+      <w:r>
+        <w:rPr>
+          <w:rFonts w:ascii="Barlow Condensed Medium" w:eastAsia="華康細黑體" w:hAnsi="Barlow Condensed Medium" w:cs="微軟正黑體" w:hint="eastAsia"/>
+          <w:w w:val="70"/>
+          <w:sz w:val="26"/>
+          <w:szCs w:val="26"/>
+        </w:rPr>
+        <w:t>民數</w:t>
+      </w:r>
+      <w:proofErr w:type="gramEnd"/>
+      <w:r>
+        <w:rPr>
+          <w:rFonts w:ascii="Barlow Condensed Medium" w:eastAsia="華康細黑體" w:hAnsi="Barlow Condensed Medium" w:cs="微軟正黑體" w:hint="eastAsia"/>
+          <w:w w:val="70"/>
+          <w:sz w:val="26"/>
+          <w:szCs w:val="26"/>
+        </w:rPr>
+        <w:t>記的記載完全不同。反而是</w:t>
+      </w:r>
+      <w:proofErr w:type="gramStart"/>
+      <w:r>
+        <w:rPr>
+          <w:rFonts w:ascii="Barlow Condensed Medium" w:eastAsia="華康細黑體" w:hAnsi="Barlow Condensed Medium" w:cs="微軟正黑體" w:hint="eastAsia"/>
+          <w:w w:val="70"/>
+          <w:sz w:val="26"/>
+          <w:szCs w:val="26"/>
+        </w:rPr>
+        <w:t>5</w:t>
+      </w:r>
+      <w:r>
+        <w:rPr>
+          <w:rFonts w:ascii="Barlow Condensed Medium" w:eastAsia="華康細黑體" w:hAnsi="Barlow Condensed Medium" w:cs="微軟正黑體" w:hint="eastAsia"/>
+          <w:w w:val="70"/>
+          <w:sz w:val="26"/>
+          <w:szCs w:val="26"/>
+        </w:rPr>
+        <w:t>節說到</w:t>
+      </w:r>
+      <w:proofErr w:type="gramEnd"/>
+      <w:r>
+        <w:rPr>
+          <w:rFonts w:ascii="Barlow Condensed Medium" w:eastAsia="華康細黑體" w:hAnsi="Barlow Condensed Medium" w:cs="微軟正黑體" w:hint="eastAsia"/>
+          <w:w w:val="70"/>
+          <w:sz w:val="26"/>
+          <w:szCs w:val="26"/>
+        </w:rPr>
+        <w:t>「他們的兄弟」還比較可能是指以</w:t>
+      </w:r>
+      <w:proofErr w:type="gramStart"/>
+      <w:r>
+        <w:rPr>
+          <w:rFonts w:ascii="Barlow Condensed Medium" w:eastAsia="華康細黑體" w:hAnsi="Barlow Condensed Medium" w:cs="微軟正黑體" w:hint="eastAsia"/>
+          <w:w w:val="70"/>
+          <w:sz w:val="26"/>
+          <w:szCs w:val="26"/>
+        </w:rPr>
+        <w:t>薩迦</w:t>
+      </w:r>
+      <w:proofErr w:type="gramEnd"/>
+      <w:r>
+        <w:rPr>
+          <w:rFonts w:ascii="Barlow Condensed Medium" w:eastAsia="華康細黑體" w:hAnsi="Barlow Condensed Medium" w:cs="微軟正黑體" w:hint="eastAsia"/>
+          <w:w w:val="70"/>
+          <w:sz w:val="26"/>
+          <w:szCs w:val="26"/>
+        </w:rPr>
+        <w:t>的兄弟西布倫。無論如何，這都顯示十二支派的家族性和地域性的區分在以色列的王國時代已經漸漸消失，小支派幾乎被</w:t>
+      </w:r>
+      <w:proofErr w:type="gramStart"/>
+      <w:r>
+        <w:rPr>
+          <w:rFonts w:ascii="Barlow Condensed Medium" w:eastAsia="華康細黑體" w:hAnsi="Barlow Condensed Medium" w:cs="微軟正黑體" w:hint="eastAsia"/>
+          <w:w w:val="70"/>
+          <w:sz w:val="26"/>
+          <w:szCs w:val="26"/>
+        </w:rPr>
+        <w:t>以法蓮和</w:t>
+      </w:r>
+      <w:proofErr w:type="gramEnd"/>
+      <w:r>
+        <w:rPr>
+          <w:rFonts w:ascii="Barlow Condensed Medium" w:eastAsia="華康細黑體" w:hAnsi="Barlow Condensed Medium" w:cs="微軟正黑體" w:hint="eastAsia"/>
+          <w:w w:val="70"/>
+          <w:sz w:val="26"/>
+          <w:szCs w:val="26"/>
+        </w:rPr>
+        <w:t>猶大，北和南的兩大支派收編了。甚至到被擄之後，小支派的後人就更難有家族可依附。所以，比較可能的事實就是，希布倫和</w:t>
+      </w:r>
+      <w:proofErr w:type="gramStart"/>
+      <w:r>
+        <w:rPr>
+          <w:rFonts w:ascii="Barlow Condensed Medium" w:eastAsia="華康細黑體" w:hAnsi="Barlow Condensed Medium" w:cs="微軟正黑體" w:hint="eastAsia"/>
+          <w:w w:val="70"/>
+          <w:sz w:val="26"/>
+          <w:szCs w:val="26"/>
+        </w:rPr>
+        <w:t>但</w:t>
+      </w:r>
+      <w:proofErr w:type="gramEnd"/>
+      <w:r>
+        <w:rPr>
+          <w:rFonts w:ascii="Barlow Condensed Medium" w:eastAsia="華康細黑體" w:hAnsi="Barlow Condensed Medium" w:cs="微軟正黑體" w:hint="eastAsia"/>
+          <w:w w:val="70"/>
+          <w:sz w:val="26"/>
+          <w:szCs w:val="26"/>
+        </w:rPr>
+        <w:t>支派早已消失。特別是但，它後來遷到最北方，還有緊臨的拿</w:t>
+      </w:r>
+      <w:proofErr w:type="gramStart"/>
+      <w:r>
+        <w:rPr>
+          <w:rFonts w:ascii="Barlow Condensed Medium" w:eastAsia="華康細黑體" w:hAnsi="Barlow Condensed Medium" w:cs="微軟正黑體" w:hint="eastAsia"/>
+          <w:w w:val="70"/>
+          <w:sz w:val="26"/>
+          <w:szCs w:val="26"/>
+        </w:rPr>
+        <w:t>弗</w:t>
+      </w:r>
+      <w:proofErr w:type="gramEnd"/>
+      <w:r>
+        <w:rPr>
+          <w:rFonts w:ascii="Barlow Condensed Medium" w:eastAsia="華康細黑體" w:hAnsi="Barlow Condensed Medium" w:cs="微軟正黑體" w:hint="eastAsia"/>
+          <w:w w:val="70"/>
+          <w:sz w:val="26"/>
+          <w:szCs w:val="26"/>
+        </w:rPr>
+        <w:t>他利</w:t>
+      </w:r>
+      <w:proofErr w:type="gramStart"/>
+      <w:r>
+        <w:rPr>
+          <w:rFonts w:ascii="Barlow Condensed Medium" w:eastAsia="華康細黑體" w:hAnsi="Barlow Condensed Medium" w:cs="微軟正黑體" w:hint="eastAsia"/>
+          <w:w w:val="70"/>
+          <w:sz w:val="26"/>
+          <w:szCs w:val="26"/>
+        </w:rPr>
+        <w:t>和亞設</w:t>
+      </w:r>
+      <w:proofErr w:type="gramEnd"/>
+      <w:r>
+        <w:rPr>
+          <w:rFonts w:ascii="Barlow Condensed Medium" w:eastAsia="華康細黑體" w:hAnsi="Barlow Condensed Medium" w:cs="微軟正黑體" w:hint="eastAsia"/>
+          <w:w w:val="70"/>
+          <w:sz w:val="26"/>
+          <w:szCs w:val="26"/>
+        </w:rPr>
+        <w:t>，是除了河東的半個</w:t>
+      </w:r>
+      <w:proofErr w:type="gramStart"/>
+      <w:r>
+        <w:rPr>
+          <w:rFonts w:ascii="Barlow Condensed Medium" w:eastAsia="華康細黑體" w:hAnsi="Barlow Condensed Medium" w:cs="微軟正黑體" w:hint="eastAsia"/>
+          <w:w w:val="70"/>
+          <w:sz w:val="26"/>
+          <w:szCs w:val="26"/>
+        </w:rPr>
+        <w:t>瑪</w:t>
+      </w:r>
+      <w:proofErr w:type="gramEnd"/>
+      <w:r>
+        <w:rPr>
+          <w:rFonts w:ascii="Barlow Condensed Medium" w:eastAsia="華康細黑體" w:hAnsi="Barlow Condensed Medium" w:cs="微軟正黑體" w:hint="eastAsia"/>
+          <w:w w:val="70"/>
+          <w:sz w:val="26"/>
+          <w:szCs w:val="26"/>
+        </w:rPr>
+        <w:t>拿西</w:t>
+      </w:r>
+      <w:proofErr w:type="gramStart"/>
+      <w:r>
+        <w:rPr>
+          <w:rFonts w:ascii="Barlow Condensed Medium" w:eastAsia="華康細黑體" w:hAnsi="Barlow Condensed Medium" w:cs="微軟正黑體" w:hint="eastAsia"/>
+          <w:w w:val="70"/>
+          <w:sz w:val="26"/>
+          <w:szCs w:val="26"/>
+        </w:rPr>
+        <w:t>以外，最早被亞</w:t>
+      </w:r>
+      <w:proofErr w:type="gramEnd"/>
+      <w:r>
+        <w:rPr>
+          <w:rFonts w:ascii="Barlow Condensed Medium" w:eastAsia="華康細黑體" w:hAnsi="Barlow Condensed Medium" w:cs="微軟正黑體" w:hint="eastAsia"/>
+          <w:w w:val="70"/>
+          <w:sz w:val="26"/>
+          <w:szCs w:val="26"/>
+        </w:rPr>
+        <w:t>述吞併和遷移的支派。又若兩處真的是</w:t>
+      </w:r>
+      <w:proofErr w:type="gramStart"/>
+      <w:r>
+        <w:rPr>
+          <w:rFonts w:ascii="Barlow Condensed Medium" w:eastAsia="華康細黑體" w:hAnsi="Barlow Condensed Medium" w:cs="微軟正黑體" w:hint="eastAsia"/>
+          <w:w w:val="70"/>
+          <w:sz w:val="26"/>
+          <w:szCs w:val="26"/>
+        </w:rPr>
+        <w:t>把便雅憫</w:t>
+      </w:r>
+      <w:proofErr w:type="gramEnd"/>
+      <w:r>
+        <w:rPr>
+          <w:rFonts w:ascii="Barlow Condensed Medium" w:eastAsia="華康細黑體" w:hAnsi="Barlow Condensed Medium" w:cs="微軟正黑體" w:hint="eastAsia"/>
+          <w:w w:val="70"/>
+          <w:sz w:val="26"/>
+          <w:szCs w:val="26"/>
+        </w:rPr>
+        <w:t>眾多子孫分開說，有趣的地方是，</w:t>
+      </w:r>
+      <w:r>
+        <w:rPr>
+          <w:rFonts w:ascii="Barlow Condensed Medium" w:eastAsia="華康細黑體" w:hAnsi="Barlow Condensed Medium" w:cs="微軟正黑體" w:hint="eastAsia"/>
+          <w:w w:val="70"/>
+          <w:sz w:val="26"/>
+          <w:szCs w:val="26"/>
+        </w:rPr>
+        <w:t>8:1</w:t>
+      </w:r>
+      <w:r>
+        <w:rPr>
+          <w:rFonts w:ascii="Barlow Condensed Medium" w:eastAsia="華康細黑體" w:hAnsi="Barlow Condensed Medium" w:cs="微軟正黑體" w:hint="eastAsia"/>
+          <w:w w:val="70"/>
+          <w:sz w:val="26"/>
+          <w:szCs w:val="26"/>
+        </w:rPr>
+        <w:t>中的「</w:t>
+      </w:r>
+      <w:proofErr w:type="gramStart"/>
+      <w:r>
+        <w:rPr>
+          <w:rFonts w:ascii="Barlow Condensed Medium" w:eastAsia="華康細黑體" w:hAnsi="Barlow Condensed Medium" w:cs="微軟正黑體" w:hint="eastAsia"/>
+          <w:w w:val="70"/>
+          <w:sz w:val="26"/>
+          <w:szCs w:val="26"/>
+        </w:rPr>
+        <w:t>亞實別</w:t>
+      </w:r>
+      <w:proofErr w:type="gramEnd"/>
+      <w:r>
+        <w:rPr>
+          <w:rFonts w:ascii="Barlow Condensed Medium" w:eastAsia="華康細黑體" w:hAnsi="Barlow Condensed Medium" w:cs="微軟正黑體" w:hint="eastAsia"/>
+          <w:w w:val="70"/>
+          <w:sz w:val="26"/>
+          <w:szCs w:val="26"/>
+        </w:rPr>
+        <w:t>」原意是「</w:t>
+      </w:r>
+      <w:proofErr w:type="gramStart"/>
+      <w:r>
+        <w:rPr>
+          <w:rFonts w:ascii="Barlow Condensed Medium" w:eastAsia="華康細黑體" w:hAnsi="Barlow Condensed Medium" w:cs="微軟正黑體" w:hint="eastAsia"/>
+          <w:w w:val="70"/>
+          <w:sz w:val="26"/>
+          <w:szCs w:val="26"/>
+        </w:rPr>
+        <w:t>屬巴力</w:t>
+      </w:r>
+      <w:proofErr w:type="gramEnd"/>
+      <w:r>
+        <w:rPr>
+          <w:rFonts w:ascii="Barlow Condensed Medium" w:eastAsia="華康細黑體" w:hAnsi="Barlow Condensed Medium" w:cs="微軟正黑體" w:hint="eastAsia"/>
+          <w:w w:val="70"/>
+          <w:sz w:val="26"/>
+          <w:szCs w:val="26"/>
+        </w:rPr>
+        <w:t>的人」，因為</w:t>
+      </w:r>
+      <w:proofErr w:type="gramStart"/>
+      <w:r>
+        <w:rPr>
+          <w:rFonts w:ascii="Barlow Condensed Medium" w:eastAsia="華康細黑體" w:hAnsi="Barlow Condensed Medium" w:cs="微軟正黑體" w:hint="eastAsia"/>
+          <w:w w:val="70"/>
+          <w:sz w:val="26"/>
+          <w:szCs w:val="26"/>
+        </w:rPr>
+        <w:t>對假神偶像</w:t>
+      </w:r>
+      <w:proofErr w:type="gramEnd"/>
+      <w:r>
+        <w:rPr>
+          <w:rFonts w:ascii="Barlow Condensed Medium" w:eastAsia="華康細黑體" w:hAnsi="Barlow Condensed Medium" w:cs="微軟正黑體" w:hint="eastAsia"/>
+          <w:w w:val="70"/>
+          <w:sz w:val="26"/>
+          <w:szCs w:val="26"/>
+        </w:rPr>
+        <w:t>的厭惡使這名字不討喜，就被改稱為</w:t>
+      </w:r>
+      <w:r>
+        <w:rPr>
+          <w:rFonts w:ascii="Barlow Condensed Medium" w:eastAsia="華康細黑體" w:hAnsi="Barlow Condensed Medium" w:cs="微軟正黑體" w:hint="eastAsia"/>
+          <w:w w:val="70"/>
+          <w:sz w:val="26"/>
+          <w:szCs w:val="26"/>
+        </w:rPr>
+        <w:t>7:5</w:t>
+      </w:r>
+      <w:r>
+        <w:rPr>
+          <w:rFonts w:ascii="Barlow Condensed Medium" w:eastAsia="華康細黑體" w:hAnsi="Barlow Condensed Medium" w:cs="微軟正黑體" w:hint="eastAsia"/>
+          <w:w w:val="70"/>
+          <w:sz w:val="26"/>
+          <w:szCs w:val="26"/>
+        </w:rPr>
+        <w:t>中的「</w:t>
+      </w:r>
+      <w:proofErr w:type="gramStart"/>
+      <w:r>
+        <w:rPr>
+          <w:rFonts w:ascii="Barlow Condensed Medium" w:eastAsia="華康細黑體" w:hAnsi="Barlow Condensed Medium" w:cs="微軟正黑體" w:hint="eastAsia"/>
+          <w:w w:val="70"/>
+          <w:sz w:val="26"/>
+          <w:szCs w:val="26"/>
+        </w:rPr>
+        <w:t>耶疊</w:t>
+      </w:r>
+      <w:proofErr w:type="gramEnd"/>
+      <w:r>
+        <w:rPr>
+          <w:rFonts w:ascii="Barlow Condensed Medium" w:eastAsia="華康細黑體" w:hAnsi="Barlow Condensed Medium" w:cs="微軟正黑體" w:hint="eastAsia"/>
+          <w:w w:val="70"/>
+          <w:sz w:val="26"/>
+          <w:szCs w:val="26"/>
+        </w:rPr>
+        <w:t xml:space="preserve">」，意思是「　</w:t>
+      </w:r>
+      <w:proofErr w:type="gramStart"/>
+      <w:r>
+        <w:rPr>
+          <w:rFonts w:ascii="Barlow Condensed Medium" w:eastAsia="華康細黑體" w:hAnsi="Barlow Condensed Medium" w:cs="微軟正黑體" w:hint="eastAsia"/>
+          <w:w w:val="70"/>
+          <w:sz w:val="26"/>
+          <w:szCs w:val="26"/>
+        </w:rPr>
+        <w:t>神使自己</w:t>
+      </w:r>
+      <w:proofErr w:type="gramEnd"/>
+      <w:r>
+        <w:rPr>
+          <w:rFonts w:ascii="Barlow Condensed Medium" w:eastAsia="華康細黑體" w:hAnsi="Barlow Condensed Medium" w:cs="微軟正黑體" w:hint="eastAsia"/>
+          <w:w w:val="70"/>
+          <w:sz w:val="26"/>
+          <w:szCs w:val="26"/>
+        </w:rPr>
+        <w:t>為人所知」或是「　神所認識的」。意思是，要找</w:t>
+      </w:r>
+      <w:r>
+        <w:rPr>
+          <w:rFonts w:ascii="Barlow Condensed Medium" w:eastAsia="華康細黑體" w:hAnsi="Barlow Condensed Medium" w:cs="微軟正黑體" w:hint="eastAsia"/>
+          <w:w w:val="70"/>
+          <w:sz w:val="26"/>
+          <w:szCs w:val="26"/>
+        </w:rPr>
+        <w:t>回完整的十二支派只是個形式上</w:t>
+      </w:r>
+      <w:proofErr w:type="gramStart"/>
+      <w:r>
+        <w:rPr>
+          <w:rFonts w:ascii="Barlow Condensed Medium" w:eastAsia="華康細黑體" w:hAnsi="Barlow Condensed Medium" w:cs="微軟正黑體" w:hint="eastAsia"/>
+          <w:w w:val="70"/>
+          <w:sz w:val="26"/>
+          <w:szCs w:val="26"/>
+        </w:rPr>
+        <w:t>的想理而已</w:t>
+      </w:r>
+      <w:proofErr w:type="gramEnd"/>
+      <w:r>
+        <w:rPr>
+          <w:rFonts w:ascii="Barlow Condensed Medium" w:eastAsia="華康細黑體" w:hAnsi="Barlow Condensed Medium" w:cs="微軟正黑體" w:hint="eastAsia"/>
+          <w:w w:val="70"/>
+          <w:sz w:val="26"/>
+          <w:szCs w:val="26"/>
+        </w:rPr>
+        <w:t>。</w:t>
       </w:r>
     </w:p>
     <w:p>
@@ -27303,7 +28866,127 @@
           <w:sz w:val="26"/>
           <w:szCs w:val="26"/>
         </w:rPr>
-        <w:t>記得國中讀寄宿學校，晚上同學教會偷溜到學校對面的「柑仔店」看電視。印象深刻的八點檔，劇名忘了，演的是廣州起義，黃花崗七十二烈士的故事。當時小小的心靈超愛國，都是因為有這些開國烈士。連它的主題曲「易水寒」看著看著，都會背會唱了，是直接唱到心裡去。這些烈士爭的是自由和人權，以及一個現代知識份子的良心。前一陣我才知道，黃花崗烈士墓碑上的名字中有二人稱謂是牧師。我真的好愛這開國的精神和這面國旗。可是時代好像變了，台灣人只剩下政黨和族群間的仇恨，這時代的政客蔑視誠實、公義和利他而犧牲的價值；甘願心昧著良心說謊、製造聲量，為了財富和權力出賣道德標準、國家和除了自己以外的一切。所以，以色列人的家譜到底是要找回什麼光榮感，對於一承認自己的君王、先祖和國家都犯罪的民族而言，他們剩下的盼望只有作耶和華子民這個光榮了，因為只有公義、憫憐和絕對良善的　神值得人尋求，是永遠信實可靠的。</w:t>
+        <w:t>記得國中讀寄宿學校，晚上同學教會偷溜到學校對面的「柑仔店」看電視。印象深刻的八點檔，</w:t>
+      </w:r>
+      <w:proofErr w:type="gramStart"/>
+      <w:r>
+        <w:rPr>
+          <w:rFonts w:ascii="Cambria" w:eastAsia="華康細黑體" w:hAnsi="Cambria" w:cs="Cambria" w:hint="eastAsia"/>
+          <w:w w:val="70"/>
+          <w:sz w:val="26"/>
+          <w:szCs w:val="26"/>
+        </w:rPr>
+        <w:t>劇名忘了</w:t>
+      </w:r>
+      <w:proofErr w:type="gramEnd"/>
+      <w:r>
+        <w:rPr>
+          <w:rFonts w:ascii="Cambria" w:eastAsia="華康細黑體" w:hAnsi="Cambria" w:cs="Cambria" w:hint="eastAsia"/>
+          <w:w w:val="70"/>
+          <w:sz w:val="26"/>
+          <w:szCs w:val="26"/>
+        </w:rPr>
+        <w:t>，演的是廣州起義，黃花崗七十二烈士的故事。當時小小的心靈超愛國，都是因為有這些開國烈士。連它的主題曲「易水寒」看著看著，</w:t>
+      </w:r>
+      <w:proofErr w:type="gramStart"/>
+      <w:r>
+        <w:rPr>
+          <w:rFonts w:ascii="Cambria" w:eastAsia="華康細黑體" w:hAnsi="Cambria" w:cs="Cambria" w:hint="eastAsia"/>
+          <w:w w:val="70"/>
+          <w:sz w:val="26"/>
+          <w:szCs w:val="26"/>
+        </w:rPr>
+        <w:t>都會背會唱</w:t>
+      </w:r>
+      <w:proofErr w:type="gramEnd"/>
+      <w:r>
+        <w:rPr>
+          <w:rFonts w:ascii="Cambria" w:eastAsia="華康細黑體" w:hAnsi="Cambria" w:cs="Cambria" w:hint="eastAsia"/>
+          <w:w w:val="70"/>
+          <w:sz w:val="26"/>
+          <w:szCs w:val="26"/>
+        </w:rPr>
+        <w:t>了，是直接唱到心裡去。這些烈士爭的是自由和人權，以及一個現代知識份子的良心。前一陣我才知道，黃花崗烈士墓碑上的名字中有二人稱謂是牧師。我真的好愛這開國的精神和這面國旗。可是時代好像變了，台灣人只剩下政黨和</w:t>
+      </w:r>
+      <w:proofErr w:type="gramStart"/>
+      <w:r>
+        <w:rPr>
+          <w:rFonts w:ascii="Cambria" w:eastAsia="華康細黑體" w:hAnsi="Cambria" w:cs="Cambria" w:hint="eastAsia"/>
+          <w:w w:val="70"/>
+          <w:sz w:val="26"/>
+          <w:szCs w:val="26"/>
+        </w:rPr>
+        <w:t>族群間的仇恨</w:t>
+      </w:r>
+      <w:proofErr w:type="gramEnd"/>
+      <w:r>
+        <w:rPr>
+          <w:rFonts w:ascii="Cambria" w:eastAsia="華康細黑體" w:hAnsi="Cambria" w:cs="Cambria" w:hint="eastAsia"/>
+          <w:w w:val="70"/>
+          <w:sz w:val="26"/>
+          <w:szCs w:val="26"/>
+        </w:rPr>
+        <w:t>，這時代的政客蔑視誠實、公義和利他而犧牲的價值；</w:t>
+      </w:r>
+      <w:proofErr w:type="gramStart"/>
+      <w:r>
+        <w:rPr>
+          <w:rFonts w:ascii="Cambria" w:eastAsia="華康細黑體" w:hAnsi="Cambria" w:cs="Cambria" w:hint="eastAsia"/>
+          <w:w w:val="70"/>
+          <w:sz w:val="26"/>
+          <w:szCs w:val="26"/>
+        </w:rPr>
+        <w:t>甘願心昧著</w:t>
+      </w:r>
+      <w:proofErr w:type="gramEnd"/>
+      <w:r>
+        <w:rPr>
+          <w:rFonts w:ascii="Cambria" w:eastAsia="華康細黑體" w:hAnsi="Cambria" w:cs="Cambria" w:hint="eastAsia"/>
+          <w:w w:val="70"/>
+          <w:sz w:val="26"/>
+          <w:szCs w:val="26"/>
+        </w:rPr>
+        <w:t>良心說謊、製造聲量，為了財富和權力出賣道德標準、國家和除了自己以外的一切。所以，以色列人的家譜到底是要找回什麼光榮感，對於</w:t>
+      </w:r>
+      <w:proofErr w:type="gramStart"/>
+      <w:r>
+        <w:rPr>
+          <w:rFonts w:ascii="Cambria" w:eastAsia="華康細黑體" w:hAnsi="Cambria" w:cs="Cambria" w:hint="eastAsia"/>
+          <w:w w:val="70"/>
+          <w:sz w:val="26"/>
+          <w:szCs w:val="26"/>
+        </w:rPr>
+        <w:t>一</w:t>
+      </w:r>
+      <w:proofErr w:type="gramEnd"/>
+      <w:r>
+        <w:rPr>
+          <w:rFonts w:ascii="Cambria" w:eastAsia="華康細黑體" w:hAnsi="Cambria" w:cs="Cambria" w:hint="eastAsia"/>
+          <w:w w:val="70"/>
+          <w:sz w:val="26"/>
+          <w:szCs w:val="26"/>
+        </w:rPr>
+        <w:t>承認自己的君王、先祖和國家都犯罪的民族而言，他們剩下的盼望只有作耶和華子民這個光榮了，因為只有公義、</w:t>
+      </w:r>
+      <w:proofErr w:type="gramStart"/>
+      <w:r>
+        <w:rPr>
+          <w:rFonts w:ascii="Cambria" w:eastAsia="華康細黑體" w:hAnsi="Cambria" w:cs="Cambria" w:hint="eastAsia"/>
+          <w:w w:val="70"/>
+          <w:sz w:val="26"/>
+          <w:szCs w:val="26"/>
+        </w:rPr>
+        <w:t>憫憐</w:t>
+      </w:r>
+      <w:proofErr w:type="gramEnd"/>
+      <w:r>
+        <w:rPr>
+          <w:rFonts w:ascii="Cambria" w:eastAsia="華康細黑體" w:hAnsi="Cambria" w:cs="Cambria" w:hint="eastAsia"/>
+          <w:w w:val="70"/>
+          <w:sz w:val="26"/>
+          <w:szCs w:val="26"/>
+        </w:rPr>
+        <w:t>和絕對良善的　神值得人尋求，是永遠信實可靠的。</w:t>
       </w:r>
     </w:p>
     <w:p>
@@ -27326,7 +29009,67 @@
           <w:sz w:val="26"/>
           <w:szCs w:val="26"/>
         </w:rPr>
-        <w:t>家譜可能只記載回歸之民的支系，又多次提及便雅憫支派，不管是不是誤抄，都是要導向第一個以色列王掃羅。但是光榮不在列王，卻在勇士心中的　神。</w:t>
+        <w:t>家譜可能只記載回歸之民的支系，又多次提及便雅</w:t>
+      </w:r>
+      <w:proofErr w:type="gramStart"/>
+      <w:r>
+        <w:rPr>
+          <w:rFonts w:ascii="Barlow Condensed Medium" w:eastAsia="華康儷中黑" w:hAnsi="Barlow Condensed Medium" w:hint="eastAsia"/>
+          <w:w w:val="70"/>
+          <w:sz w:val="26"/>
+          <w:szCs w:val="26"/>
+        </w:rPr>
+        <w:t>憫</w:t>
+      </w:r>
+      <w:proofErr w:type="gramEnd"/>
+      <w:r>
+        <w:rPr>
+          <w:rFonts w:ascii="Barlow Condensed Medium" w:eastAsia="華康儷中黑" w:hAnsi="Barlow Condensed Medium" w:hint="eastAsia"/>
+          <w:w w:val="70"/>
+          <w:sz w:val="26"/>
+          <w:szCs w:val="26"/>
+        </w:rPr>
+        <w:t>支派，不管</w:t>
+      </w:r>
+      <w:proofErr w:type="gramStart"/>
+      <w:r>
+        <w:rPr>
+          <w:rFonts w:ascii="Barlow Condensed Medium" w:eastAsia="華康儷中黑" w:hAnsi="Barlow Condensed Medium" w:hint="eastAsia"/>
+          <w:w w:val="70"/>
+          <w:sz w:val="26"/>
+          <w:szCs w:val="26"/>
+        </w:rPr>
+        <w:t>是不是誤抄</w:t>
+      </w:r>
+      <w:proofErr w:type="gramEnd"/>
+      <w:r>
+        <w:rPr>
+          <w:rFonts w:ascii="Barlow Condensed Medium" w:eastAsia="華康儷中黑" w:hAnsi="Barlow Condensed Medium" w:hint="eastAsia"/>
+          <w:w w:val="70"/>
+          <w:sz w:val="26"/>
+          <w:szCs w:val="26"/>
+        </w:rPr>
+        <w:t>，都是要導向第一個以色列</w:t>
+      </w:r>
+      <w:proofErr w:type="gramStart"/>
+      <w:r>
+        <w:rPr>
+          <w:rFonts w:ascii="Barlow Condensed Medium" w:eastAsia="華康儷中黑" w:hAnsi="Barlow Condensed Medium" w:hint="eastAsia"/>
+          <w:w w:val="70"/>
+          <w:sz w:val="26"/>
+          <w:szCs w:val="26"/>
+        </w:rPr>
+        <w:t>王掃羅</w:t>
+      </w:r>
+      <w:proofErr w:type="gramEnd"/>
+      <w:r>
+        <w:rPr>
+          <w:rFonts w:ascii="Barlow Condensed Medium" w:eastAsia="華康儷中黑" w:hAnsi="Barlow Condensed Medium" w:hint="eastAsia"/>
+          <w:w w:val="70"/>
+          <w:sz w:val="26"/>
+          <w:szCs w:val="26"/>
+        </w:rPr>
+        <w:t>。但是光榮不在列王，卻在勇士心中的　神。</w:t>
       </w:r>
       <w:r>
         <w:rPr>
@@ -27353,7 +29096,47 @@
           <w:sz w:val="26"/>
           <w:szCs w:val="26"/>
         </w:rPr>
-        <w:t>善的價值，甚至願意犧牲自己，又怎麼可以稱作勇呢？這也是知恥近乎勇的意義，就是堅持是非對錯，卻不因為錯的是自己而轉彎。但是，無恥近乎神勇的人，所有好處自己全端走，回頭還罵別人笨。這樣的人永遠不能明白大衛是如何成為勇士的，就是為了捍衛　神的榮光。</w:t>
+        <w:t>善的價值，甚至願意犧牲自己，又怎麼可以</w:t>
+      </w:r>
+      <w:proofErr w:type="gramStart"/>
+      <w:r>
+        <w:rPr>
+          <w:rFonts w:ascii="Barlow Condensed Medium" w:eastAsia="華康細黑體" w:hAnsi="Barlow Condensed Medium" w:cs="微軟正黑體" w:hint="eastAsia"/>
+          <w:w w:val="70"/>
+          <w:sz w:val="26"/>
+          <w:szCs w:val="26"/>
+        </w:rPr>
+        <w:t>稱作勇呢</w:t>
+      </w:r>
+      <w:proofErr w:type="gramEnd"/>
+      <w:r>
+        <w:rPr>
+          <w:rFonts w:ascii="Barlow Condensed Medium" w:eastAsia="華康細黑體" w:hAnsi="Barlow Condensed Medium" w:cs="微軟正黑體" w:hint="eastAsia"/>
+          <w:w w:val="70"/>
+          <w:sz w:val="26"/>
+          <w:szCs w:val="26"/>
+        </w:rPr>
+        <w:t>？這也是知恥近乎勇的意義，就是堅持是非對錯，卻不因為錯的是自己而轉彎。但是，無恥近乎神勇的人，所有好處</w:t>
+      </w:r>
+      <w:proofErr w:type="gramStart"/>
+      <w:r>
+        <w:rPr>
+          <w:rFonts w:ascii="Barlow Condensed Medium" w:eastAsia="華康細黑體" w:hAnsi="Barlow Condensed Medium" w:cs="微軟正黑體" w:hint="eastAsia"/>
+          <w:w w:val="70"/>
+          <w:sz w:val="26"/>
+          <w:szCs w:val="26"/>
+        </w:rPr>
+        <w:t>自己全端走</w:t>
+      </w:r>
+      <w:proofErr w:type="gramEnd"/>
+      <w:r>
+        <w:rPr>
+          <w:rFonts w:ascii="Barlow Condensed Medium" w:eastAsia="華康細黑體" w:hAnsi="Barlow Condensed Medium" w:cs="微軟正黑體" w:hint="eastAsia"/>
+          <w:w w:val="70"/>
+          <w:sz w:val="26"/>
+          <w:szCs w:val="26"/>
+        </w:rPr>
+        <w:t>，回頭還罵別人笨。這樣的人永遠不能明白大衛是如何成為勇士的，就是為了捍衛　神的榮光。</w:t>
       </w:r>
       <w:r>
         <w:rPr>
@@ -27385,7 +29168,7 @@
 </file>
 
 <file path=word/endnotes.xml><?xml version="1.0" encoding="utf-8"?>
-<w:endnotes xmlns:wpc="http://schemas.microsoft.com/office/word/2010/wordprocessingCanvas" xmlns:mc="http://schemas.openxmlformats.org/markup-compatibility/2006" xmlns:o="urn:schemas-microsoft-com:office:office" xmlns:r="http://schemas.openxmlformats.org/officeDocument/2006/relationships" xmlns:m="http://schemas.openxmlformats.org/officeDocument/2006/math" xmlns:v="urn:schemas-microsoft-com:vml" xmlns:wp14="http://schemas.microsoft.com/office/word/2010/wordprocessingDrawing" xmlns:wp="http://schemas.openxmlformats.org/drawingml/2006/wordprocessingDrawing" xmlns:w10="urn:schemas-microsoft-com:office:word" xmlns:w="http://schemas.openxmlformats.org/wordprocessingml/2006/main" xmlns:w14="http://schemas.microsoft.com/office/word/2010/wordml" xmlns:w15="http://schemas.microsoft.com/office/word/2012/wordml" xmlns:wpg="http://schemas.microsoft.com/office/word/2010/wordprocessingGroup" xmlns:wpi="http://schemas.microsoft.com/office/word/2010/wordprocessingInk" xmlns:wne="http://schemas.microsoft.com/office/word/2006/wordml" xmlns:wps="http://schemas.microsoft.com/office/word/2010/wordprocessingShape" mc:Ignorable="w14 w15 wp14">
+<w:endnotes xmlns:wpc="http://schemas.microsoft.com/office/word/2010/wordprocessingCanvas" xmlns:cx="http://schemas.microsoft.com/office/drawing/2014/chartex" xmlns:cx1="http://schemas.microsoft.com/office/drawing/2015/9/8/chartex" xmlns:cx2="http://schemas.microsoft.com/office/drawing/2015/10/21/chartex" xmlns:cx3="http://schemas.microsoft.com/office/drawing/2016/5/9/chartex" xmlns:cx4="http://schemas.microsoft.com/office/drawing/2016/5/10/chartex" xmlns:cx5="http://schemas.microsoft.com/office/drawing/2016/5/11/chartex" xmlns:cx6="http://schemas.microsoft.com/office/drawing/2016/5/12/chartex" xmlns:cx7="http://schemas.microsoft.com/office/drawing/2016/5/13/chartex" xmlns:cx8="http://schemas.microsoft.com/office/drawing/2016/5/14/chartex" xmlns:mc="http://schemas.openxmlformats.org/markup-compatibility/2006" xmlns:aink="http://schemas.microsoft.com/office/drawing/2016/ink" xmlns:am3d="http://schemas.microsoft.com/office/drawing/2017/model3d" xmlns:o="urn:schemas-microsoft-com:office:office" xmlns:oel="http://schemas.microsoft.com/office/2019/extlst" xmlns:r="http://schemas.openxmlformats.org/officeDocument/2006/relationships" xmlns:m="http://schemas.openxmlformats.org/officeDocument/2006/math" xmlns:v="urn:schemas-microsoft-com:vml" xmlns:wp14="http://schemas.microsoft.com/office/word/2010/wordprocessingDrawing" xmlns:wp="http://schemas.openxmlformats.org/drawingml/2006/wordprocessingDrawing" xmlns:w10="urn:schemas-microsoft-com:office:word" xmlns:w="http://schemas.openxmlformats.org/wordprocessingml/2006/main" xmlns:w14="http://schemas.microsoft.com/office/word/2010/wordml" xmlns:w15="http://schemas.microsoft.com/office/word/2012/wordml" xmlns:w16cex="http://schemas.microsoft.com/office/word/2018/wordml/cex" xmlns:w16cid="http://schemas.microsoft.com/office/word/2016/wordml/cid" xmlns:w16="http://schemas.microsoft.com/office/word/2018/wordml" xmlns:w16du="http://schemas.microsoft.com/office/word/2023/wordml/word16du" xmlns:w16sdtdh="http://schemas.microsoft.com/office/word/2020/wordml/sdtdatahash" xmlns:w16sdtfl="http://schemas.microsoft.com/office/word/2024/wordml/sdtformatlock" xmlns:w16se="http://schemas.microsoft.com/office/word/2015/wordml/symex" xmlns:wpg="http://schemas.microsoft.com/office/word/2010/wordprocessingGroup" xmlns:wpi="http://schemas.microsoft.com/office/word/2010/wordprocessingInk" xmlns:wne="http://schemas.microsoft.com/office/word/2006/wordml" xmlns:wps="http://schemas.microsoft.com/office/word/2010/wordprocessingShape" mc:Ignorable="w14 w15 w16se w16cid w16 w16cex w16sdtdh w16sdtfl w16du wp14">
   <w:endnote w:type="separator" w:id="-1">
     <w:p>
       <w:r>
@@ -27404,7 +29187,7 @@
 </file>
 
 <file path=word/footnotes.xml><?xml version="1.0" encoding="utf-8"?>
-<w:footnotes xmlns:wpc="http://schemas.microsoft.com/office/word/2010/wordprocessingCanvas" xmlns:mc="http://schemas.openxmlformats.org/markup-compatibility/2006" xmlns:o="urn:schemas-microsoft-com:office:office" xmlns:r="http://schemas.openxmlformats.org/officeDocument/2006/relationships" xmlns:m="http://schemas.openxmlformats.org/officeDocument/2006/math" xmlns:v="urn:schemas-microsoft-com:vml" xmlns:wp14="http://schemas.microsoft.com/office/word/2010/wordprocessingDrawing" xmlns:wp="http://schemas.openxmlformats.org/drawingml/2006/wordprocessingDrawing" xmlns:w10="urn:schemas-microsoft-com:office:word" xmlns:w="http://schemas.openxmlformats.org/wordprocessingml/2006/main" xmlns:w14="http://schemas.microsoft.com/office/word/2010/wordml" xmlns:w15="http://schemas.microsoft.com/office/word/2012/wordml" xmlns:wpg="http://schemas.microsoft.com/office/word/2010/wordprocessingGroup" xmlns:wpi="http://schemas.microsoft.com/office/word/2010/wordprocessingInk" xmlns:wne="http://schemas.microsoft.com/office/word/2006/wordml" xmlns:wps="http://schemas.microsoft.com/office/word/2010/wordprocessingShape" mc:Ignorable="w14 w15 wp14">
+<w:footnotes xmlns:wpc="http://schemas.microsoft.com/office/word/2010/wordprocessingCanvas" xmlns:cx="http://schemas.microsoft.com/office/drawing/2014/chartex" xmlns:cx1="http://schemas.microsoft.com/office/drawing/2015/9/8/chartex" xmlns:cx2="http://schemas.microsoft.com/office/drawing/2015/10/21/chartex" xmlns:cx3="http://schemas.microsoft.com/office/drawing/2016/5/9/chartex" xmlns:cx4="http://schemas.microsoft.com/office/drawing/2016/5/10/chartex" xmlns:cx5="http://schemas.microsoft.com/office/drawing/2016/5/11/chartex" xmlns:cx6="http://schemas.microsoft.com/office/drawing/2016/5/12/chartex" xmlns:cx7="http://schemas.microsoft.com/office/drawing/2016/5/13/chartex" xmlns:cx8="http://schemas.microsoft.com/office/drawing/2016/5/14/chartex" xmlns:mc="http://schemas.openxmlformats.org/markup-compatibility/2006" xmlns:aink="http://schemas.microsoft.com/office/drawing/2016/ink" xmlns:am3d="http://schemas.microsoft.com/office/drawing/2017/model3d" xmlns:o="urn:schemas-microsoft-com:office:office" xmlns:oel="http://schemas.microsoft.com/office/2019/extlst" xmlns:r="http://schemas.openxmlformats.org/officeDocument/2006/relationships" xmlns:m="http://schemas.openxmlformats.org/officeDocument/2006/math" xmlns:v="urn:schemas-microsoft-com:vml" xmlns:wp14="http://schemas.microsoft.com/office/word/2010/wordprocessingDrawing" xmlns:wp="http://schemas.openxmlformats.org/drawingml/2006/wordprocessingDrawing" xmlns:w10="urn:schemas-microsoft-com:office:word" xmlns:w="http://schemas.openxmlformats.org/wordprocessingml/2006/main" xmlns:w14="http://schemas.microsoft.com/office/word/2010/wordml" xmlns:w15="http://schemas.microsoft.com/office/word/2012/wordml" xmlns:w16cex="http://schemas.microsoft.com/office/word/2018/wordml/cex" xmlns:w16cid="http://schemas.microsoft.com/office/word/2016/wordml/cid" xmlns:w16="http://schemas.microsoft.com/office/word/2018/wordml" xmlns:w16du="http://schemas.microsoft.com/office/word/2023/wordml/word16du" xmlns:w16sdtdh="http://schemas.microsoft.com/office/word/2020/wordml/sdtdatahash" xmlns:w16sdtfl="http://schemas.microsoft.com/office/word/2024/wordml/sdtformatlock" xmlns:w16se="http://schemas.microsoft.com/office/word/2015/wordml/symex" xmlns:wpg="http://schemas.microsoft.com/office/word/2010/wordprocessingGroup" xmlns:wpi="http://schemas.microsoft.com/office/word/2010/wordprocessingInk" xmlns:wne="http://schemas.microsoft.com/office/word/2006/wordml" xmlns:wps="http://schemas.microsoft.com/office/word/2010/wordprocessingShape" mc:Ignorable="w14 w15 w16se w16cid w16 w16cex w16sdtdh w16sdtfl w16du wp14">
   <w:footnote w:type="separator" w:id="-1">
     <w:p>
       <w:r>
@@ -27423,7 +29206,7 @@
 </file>
 
 <file path=word/header1.xml><?xml version="1.0" encoding="utf-8"?>
-<w:hdr xmlns:wpc="http://schemas.microsoft.com/office/word/2010/wordprocessingCanvas" xmlns:mc="http://schemas.openxmlformats.org/markup-compatibility/2006" xmlns:o="urn:schemas-microsoft-com:office:office" xmlns:r="http://schemas.openxmlformats.org/officeDocument/2006/relationships" xmlns:m="http://schemas.openxmlformats.org/officeDocument/2006/math" xmlns:v="urn:schemas-microsoft-com:vml" xmlns:wp14="http://schemas.microsoft.com/office/word/2010/wordprocessingDrawing" xmlns:wp="http://schemas.openxmlformats.org/drawingml/2006/wordprocessingDrawing" xmlns:w10="urn:schemas-microsoft-com:office:word" xmlns:w="http://schemas.openxmlformats.org/wordprocessingml/2006/main" xmlns:w14="http://schemas.microsoft.com/office/word/2010/wordml" xmlns:w15="http://schemas.microsoft.com/office/word/2012/wordml" xmlns:wpg="http://schemas.microsoft.com/office/word/2010/wordprocessingGroup" xmlns:wpi="http://schemas.microsoft.com/office/word/2010/wordprocessingInk" xmlns:wne="http://schemas.microsoft.com/office/word/2006/wordml" xmlns:wps="http://schemas.microsoft.com/office/word/2010/wordprocessingShape" mc:Ignorable="w14 w15 wp14">
+<w:hdr xmlns:wpc="http://schemas.microsoft.com/office/word/2010/wordprocessingCanvas" xmlns:cx="http://schemas.microsoft.com/office/drawing/2014/chartex" xmlns:cx1="http://schemas.microsoft.com/office/drawing/2015/9/8/chartex" xmlns:cx2="http://schemas.microsoft.com/office/drawing/2015/10/21/chartex" xmlns:cx3="http://schemas.microsoft.com/office/drawing/2016/5/9/chartex" xmlns:cx4="http://schemas.microsoft.com/office/drawing/2016/5/10/chartex" xmlns:cx5="http://schemas.microsoft.com/office/drawing/2016/5/11/chartex" xmlns:cx6="http://schemas.microsoft.com/office/drawing/2016/5/12/chartex" xmlns:cx7="http://schemas.microsoft.com/office/drawing/2016/5/13/chartex" xmlns:cx8="http://schemas.microsoft.com/office/drawing/2016/5/14/chartex" xmlns:mc="http://schemas.openxmlformats.org/markup-compatibility/2006" xmlns:aink="http://schemas.microsoft.com/office/drawing/2016/ink" xmlns:am3d="http://schemas.microsoft.com/office/drawing/2017/model3d" xmlns:o="urn:schemas-microsoft-com:office:office" xmlns:oel="http://schemas.microsoft.com/office/2019/extlst" xmlns:r="http://schemas.openxmlformats.org/officeDocument/2006/relationships" xmlns:m="http://schemas.openxmlformats.org/officeDocument/2006/math" xmlns:v="urn:schemas-microsoft-com:vml" xmlns:wp14="http://schemas.microsoft.com/office/word/2010/wordprocessingDrawing" xmlns:wp="http://schemas.openxmlformats.org/drawingml/2006/wordprocessingDrawing" xmlns:w10="urn:schemas-microsoft-com:office:word" xmlns:w="http://schemas.openxmlformats.org/wordprocessingml/2006/main" xmlns:w14="http://schemas.microsoft.com/office/word/2010/wordml" xmlns:w15="http://schemas.microsoft.com/office/word/2012/wordml" xmlns:w16cex="http://schemas.microsoft.com/office/word/2018/wordml/cex" xmlns:w16cid="http://schemas.microsoft.com/office/word/2016/wordml/cid" xmlns:w16="http://schemas.microsoft.com/office/word/2018/wordml" xmlns:w16du="http://schemas.microsoft.com/office/word/2023/wordml/word16du" xmlns:w16sdtdh="http://schemas.microsoft.com/office/word/2020/wordml/sdtdatahash" xmlns:w16sdtfl="http://schemas.microsoft.com/office/word/2024/wordml/sdtformatlock" xmlns:w16se="http://schemas.microsoft.com/office/word/2015/wordml/symex" xmlns:wpg="http://schemas.microsoft.com/office/word/2010/wordprocessingGroup" xmlns:wpi="http://schemas.microsoft.com/office/word/2010/wordprocessingInk" xmlns:wne="http://schemas.microsoft.com/office/word/2006/wordml" xmlns:wps="http://schemas.microsoft.com/office/word/2010/wordprocessingShape" mc:Ignorable="w14 w15 w16se w16cid w16 w16cex w16sdtdh w16sdtfl w16du wp14">
   <w:p>
     <w:pPr>
       <w:pStyle w:val="a4"/>
@@ -27881,7 +29664,7 @@
 </file>
 
 <file path=word/header2.xml><?xml version="1.0" encoding="utf-8"?>
-<w:hdr xmlns:wpc="http://schemas.microsoft.com/office/word/2010/wordprocessingCanvas" xmlns:mc="http://schemas.openxmlformats.org/markup-compatibility/2006" xmlns:o="urn:schemas-microsoft-com:office:office" xmlns:r="http://schemas.openxmlformats.org/officeDocument/2006/relationships" xmlns:m="http://schemas.openxmlformats.org/officeDocument/2006/math" xmlns:v="urn:schemas-microsoft-com:vml" xmlns:wp14="http://schemas.microsoft.com/office/word/2010/wordprocessingDrawing" xmlns:wp="http://schemas.openxmlformats.org/drawingml/2006/wordprocessingDrawing" xmlns:w10="urn:schemas-microsoft-com:office:word" xmlns:w="http://schemas.openxmlformats.org/wordprocessingml/2006/main" xmlns:w14="http://schemas.microsoft.com/office/word/2010/wordml" xmlns:w15="http://schemas.microsoft.com/office/word/2012/wordml" xmlns:wpg="http://schemas.microsoft.com/office/word/2010/wordprocessingGroup" xmlns:wpi="http://schemas.microsoft.com/office/word/2010/wordprocessingInk" xmlns:wne="http://schemas.microsoft.com/office/word/2006/wordml" xmlns:wps="http://schemas.microsoft.com/office/word/2010/wordprocessingShape" mc:Ignorable="w14 w15 wp14">
+<w:hdr xmlns:wpc="http://schemas.microsoft.com/office/word/2010/wordprocessingCanvas" xmlns:cx="http://schemas.microsoft.com/office/drawing/2014/chartex" xmlns:cx1="http://schemas.microsoft.com/office/drawing/2015/9/8/chartex" xmlns:cx2="http://schemas.microsoft.com/office/drawing/2015/10/21/chartex" xmlns:cx3="http://schemas.microsoft.com/office/drawing/2016/5/9/chartex" xmlns:cx4="http://schemas.microsoft.com/office/drawing/2016/5/10/chartex" xmlns:cx5="http://schemas.microsoft.com/office/drawing/2016/5/11/chartex" xmlns:cx6="http://schemas.microsoft.com/office/drawing/2016/5/12/chartex" xmlns:cx7="http://schemas.microsoft.com/office/drawing/2016/5/13/chartex" xmlns:cx8="http://schemas.microsoft.com/office/drawing/2016/5/14/chartex" xmlns:mc="http://schemas.openxmlformats.org/markup-compatibility/2006" xmlns:aink="http://schemas.microsoft.com/office/drawing/2016/ink" xmlns:am3d="http://schemas.microsoft.com/office/drawing/2017/model3d" xmlns:o="urn:schemas-microsoft-com:office:office" xmlns:oel="http://schemas.microsoft.com/office/2019/extlst" xmlns:r="http://schemas.openxmlformats.org/officeDocument/2006/relationships" xmlns:m="http://schemas.openxmlformats.org/officeDocument/2006/math" xmlns:v="urn:schemas-microsoft-com:vml" xmlns:wp14="http://schemas.microsoft.com/office/word/2010/wordprocessingDrawing" xmlns:wp="http://schemas.openxmlformats.org/drawingml/2006/wordprocessingDrawing" xmlns:w10="urn:schemas-microsoft-com:office:word" xmlns:w="http://schemas.openxmlformats.org/wordprocessingml/2006/main" xmlns:w14="http://schemas.microsoft.com/office/word/2010/wordml" xmlns:w15="http://schemas.microsoft.com/office/word/2012/wordml" xmlns:w16cex="http://schemas.microsoft.com/office/word/2018/wordml/cex" xmlns:w16cid="http://schemas.microsoft.com/office/word/2016/wordml/cid" xmlns:w16="http://schemas.microsoft.com/office/word/2018/wordml" xmlns:w16du="http://schemas.microsoft.com/office/word/2023/wordml/word16du" xmlns:w16sdtdh="http://schemas.microsoft.com/office/word/2020/wordml/sdtdatahash" xmlns:w16sdtfl="http://schemas.microsoft.com/office/word/2024/wordml/sdtformatlock" xmlns:w16se="http://schemas.microsoft.com/office/word/2015/wordml/symex" xmlns:wpg="http://schemas.microsoft.com/office/word/2010/wordprocessingGroup" xmlns:wpi="http://schemas.microsoft.com/office/word/2010/wordprocessingInk" xmlns:wne="http://schemas.microsoft.com/office/word/2006/wordml" xmlns:wps="http://schemas.microsoft.com/office/word/2010/wordprocessingShape" mc:Ignorable="w14 w15 w16se w16cid w16 w16cex w16sdtdh w16sdtfl w16du wp14">
   <w:p>
     <w:pPr>
       <w:pStyle w:val="a4"/>
@@ -27953,7 +29736,7 @@
         <w:b/>
         <w:noProof/>
       </w:rPr>
-      <w:t>2617</w:t>
+      <w:t>2618</w:t>
     </w:r>
     <w:r>
       <w:rPr>
@@ -28048,7 +29831,7 @@
         <w:b/>
         <w:noProof/>
       </w:rPr>
-      <w:t>04</w:t>
+      <w:t>05</w:t>
     </w:r>
     <w:r>
       <w:rPr>
@@ -28090,7 +29873,7 @@
         <w:b/>
         <w:noProof/>
       </w:rPr>
-      <w:t>26</w:t>
+      <w:t>03</w:t>
     </w:r>
     <w:r>
       <w:rPr>
@@ -28162,7 +29945,7 @@
         <w:b/>
         <w:noProof/>
       </w:rPr>
-      <w:t>2617</w:t>
+      <w:t>2618</w:t>
     </w:r>
     <w:r>
       <w:rPr>
@@ -28257,7 +30040,7 @@
         <w:b/>
         <w:noProof/>
       </w:rPr>
-      <w:t>04</w:t>
+      <w:t>05</w:t>
     </w:r>
     <w:r>
       <w:rPr>
@@ -28299,7 +30082,7 @@
         <w:b/>
         <w:noProof/>
       </w:rPr>
-      <w:t>26</w:t>
+      <w:t>03</w:t>
     </w:r>
     <w:r>
       <w:rPr>
@@ -28339,7 +30122,7 @@
 </file>
 
 <file path=word/header3.xml><?xml version="1.0" encoding="utf-8"?>
-<w:hdr xmlns:wpc="http://schemas.microsoft.com/office/word/2010/wordprocessingCanvas" xmlns:mc="http://schemas.openxmlformats.org/markup-compatibility/2006" xmlns:o="urn:schemas-microsoft-com:office:office" xmlns:r="http://schemas.openxmlformats.org/officeDocument/2006/relationships" xmlns:m="http://schemas.openxmlformats.org/officeDocument/2006/math" xmlns:v="urn:schemas-microsoft-com:vml" xmlns:wp14="http://schemas.microsoft.com/office/word/2010/wordprocessingDrawing" xmlns:wp="http://schemas.openxmlformats.org/drawingml/2006/wordprocessingDrawing" xmlns:w10="urn:schemas-microsoft-com:office:word" xmlns:w="http://schemas.openxmlformats.org/wordprocessingml/2006/main" xmlns:w14="http://schemas.microsoft.com/office/word/2010/wordml" xmlns:w15="http://schemas.microsoft.com/office/word/2012/wordml" xmlns:wpg="http://schemas.microsoft.com/office/word/2010/wordprocessingGroup" xmlns:wpi="http://schemas.microsoft.com/office/word/2010/wordprocessingInk" xmlns:wne="http://schemas.microsoft.com/office/word/2006/wordml" xmlns:wps="http://schemas.microsoft.com/office/word/2010/wordprocessingShape" mc:Ignorable="w14 w15 wp14">
+<w:hdr xmlns:wpc="http://schemas.microsoft.com/office/word/2010/wordprocessingCanvas" xmlns:cx="http://schemas.microsoft.com/office/drawing/2014/chartex" xmlns:cx1="http://schemas.microsoft.com/office/drawing/2015/9/8/chartex" xmlns:cx2="http://schemas.microsoft.com/office/drawing/2015/10/21/chartex" xmlns:cx3="http://schemas.microsoft.com/office/drawing/2016/5/9/chartex" xmlns:cx4="http://schemas.microsoft.com/office/drawing/2016/5/10/chartex" xmlns:cx5="http://schemas.microsoft.com/office/drawing/2016/5/11/chartex" xmlns:cx6="http://schemas.microsoft.com/office/drawing/2016/5/12/chartex" xmlns:cx7="http://schemas.microsoft.com/office/drawing/2016/5/13/chartex" xmlns:cx8="http://schemas.microsoft.com/office/drawing/2016/5/14/chartex" xmlns:mc="http://schemas.openxmlformats.org/markup-compatibility/2006" xmlns:aink="http://schemas.microsoft.com/office/drawing/2016/ink" xmlns:am3d="http://schemas.microsoft.com/office/drawing/2017/model3d" xmlns:o="urn:schemas-microsoft-com:office:office" xmlns:oel="http://schemas.microsoft.com/office/2019/extlst" xmlns:r="http://schemas.openxmlformats.org/officeDocument/2006/relationships" xmlns:m="http://schemas.openxmlformats.org/officeDocument/2006/math" xmlns:v="urn:schemas-microsoft-com:vml" xmlns:wp14="http://schemas.microsoft.com/office/word/2010/wordprocessingDrawing" xmlns:wp="http://schemas.openxmlformats.org/drawingml/2006/wordprocessingDrawing" xmlns:w10="urn:schemas-microsoft-com:office:word" xmlns:w="http://schemas.openxmlformats.org/wordprocessingml/2006/main" xmlns:w14="http://schemas.microsoft.com/office/word/2010/wordml" xmlns:w15="http://schemas.microsoft.com/office/word/2012/wordml" xmlns:w16cex="http://schemas.microsoft.com/office/word/2018/wordml/cex" xmlns:w16cid="http://schemas.microsoft.com/office/word/2016/wordml/cid" xmlns:w16="http://schemas.microsoft.com/office/word/2018/wordml" xmlns:w16du="http://schemas.microsoft.com/office/word/2023/wordml/word16du" xmlns:w16sdtdh="http://schemas.microsoft.com/office/word/2020/wordml/sdtdatahash" xmlns:w16sdtfl="http://schemas.microsoft.com/office/word/2024/wordml/sdtformatlock" xmlns:w16se="http://schemas.microsoft.com/office/word/2015/wordml/symex" xmlns:wpg="http://schemas.microsoft.com/office/word/2010/wordprocessingGroup" xmlns:wpi="http://schemas.microsoft.com/office/word/2010/wordprocessingInk" xmlns:wne="http://schemas.microsoft.com/office/word/2006/wordml" xmlns:wps="http://schemas.microsoft.com/office/word/2010/wordprocessingShape" mc:Ignorable="w14 w15 w16se w16cid w16 w16cex w16sdtdh w16sdtfl w16du wp14">
   <w:p>
     <w:pPr>
       <w:pStyle w:val="a4"/>
@@ -28411,7 +30194,7 @@
         <w:b/>
         <w:noProof/>
       </w:rPr>
-      <w:t>2617</w:t>
+      <w:t>2618</w:t>
     </w:r>
     <w:r>
       <w:rPr>
@@ -28506,7 +30289,7 @@
         <w:b/>
         <w:noProof/>
       </w:rPr>
-      <w:t>04</w:t>
+      <w:t>05</w:t>
     </w:r>
     <w:r>
       <w:rPr>
@@ -28548,7 +30331,7 @@
         <w:b/>
         <w:noProof/>
       </w:rPr>
-      <w:t>26</w:t>
+      <w:t>03</w:t>
     </w:r>
     <w:r>
       <w:rPr>
@@ -28620,7 +30403,7 @@
         <w:b/>
         <w:noProof/>
       </w:rPr>
-      <w:t>2617</w:t>
+      <w:t>2618</w:t>
     </w:r>
     <w:r>
       <w:rPr>
@@ -28715,7 +30498,7 @@
         <w:b/>
         <w:noProof/>
       </w:rPr>
-      <w:t>04</w:t>
+      <w:t>05</w:t>
     </w:r>
     <w:r>
       <w:rPr>
@@ -28757,7 +30540,7 @@
         <w:b/>
         <w:noProof/>
       </w:rPr>
-      <w:t>26</w:t>
+      <w:t>03</w:t>
     </w:r>
     <w:r>
       <w:rPr>
@@ -28797,7 +30580,7 @@
 </file>
 
 <file path=word/header4.xml><?xml version="1.0" encoding="utf-8"?>
-<w:hdr xmlns:wpc="http://schemas.microsoft.com/office/word/2010/wordprocessingCanvas" xmlns:mc="http://schemas.openxmlformats.org/markup-compatibility/2006" xmlns:o="urn:schemas-microsoft-com:office:office" xmlns:r="http://schemas.openxmlformats.org/officeDocument/2006/relationships" xmlns:m="http://schemas.openxmlformats.org/officeDocument/2006/math" xmlns:v="urn:schemas-microsoft-com:vml" xmlns:wp14="http://schemas.microsoft.com/office/word/2010/wordprocessingDrawing" xmlns:wp="http://schemas.openxmlformats.org/drawingml/2006/wordprocessingDrawing" xmlns:w10="urn:schemas-microsoft-com:office:word" xmlns:w="http://schemas.openxmlformats.org/wordprocessingml/2006/main" xmlns:w14="http://schemas.microsoft.com/office/word/2010/wordml" xmlns:w15="http://schemas.microsoft.com/office/word/2012/wordml" xmlns:wpg="http://schemas.microsoft.com/office/word/2010/wordprocessingGroup" xmlns:wpi="http://schemas.microsoft.com/office/word/2010/wordprocessingInk" xmlns:wne="http://schemas.microsoft.com/office/word/2006/wordml" xmlns:wps="http://schemas.microsoft.com/office/word/2010/wordprocessingShape" mc:Ignorable="w14 w15 wp14">
+<w:hdr xmlns:wpc="http://schemas.microsoft.com/office/word/2010/wordprocessingCanvas" xmlns:cx="http://schemas.microsoft.com/office/drawing/2014/chartex" xmlns:cx1="http://schemas.microsoft.com/office/drawing/2015/9/8/chartex" xmlns:cx2="http://schemas.microsoft.com/office/drawing/2015/10/21/chartex" xmlns:cx3="http://schemas.microsoft.com/office/drawing/2016/5/9/chartex" xmlns:cx4="http://schemas.microsoft.com/office/drawing/2016/5/10/chartex" xmlns:cx5="http://schemas.microsoft.com/office/drawing/2016/5/11/chartex" xmlns:cx6="http://schemas.microsoft.com/office/drawing/2016/5/12/chartex" xmlns:cx7="http://schemas.microsoft.com/office/drawing/2016/5/13/chartex" xmlns:cx8="http://schemas.microsoft.com/office/drawing/2016/5/14/chartex" xmlns:mc="http://schemas.openxmlformats.org/markup-compatibility/2006" xmlns:aink="http://schemas.microsoft.com/office/drawing/2016/ink" xmlns:am3d="http://schemas.microsoft.com/office/drawing/2017/model3d" xmlns:o="urn:schemas-microsoft-com:office:office" xmlns:oel="http://schemas.microsoft.com/office/2019/extlst" xmlns:r="http://schemas.openxmlformats.org/officeDocument/2006/relationships" xmlns:m="http://schemas.openxmlformats.org/officeDocument/2006/math" xmlns:v="urn:schemas-microsoft-com:vml" xmlns:wp14="http://schemas.microsoft.com/office/word/2010/wordprocessingDrawing" xmlns:wp="http://schemas.openxmlformats.org/drawingml/2006/wordprocessingDrawing" xmlns:w10="urn:schemas-microsoft-com:office:word" xmlns:w="http://schemas.openxmlformats.org/wordprocessingml/2006/main" xmlns:w14="http://schemas.microsoft.com/office/word/2010/wordml" xmlns:w15="http://schemas.microsoft.com/office/word/2012/wordml" xmlns:w16cex="http://schemas.microsoft.com/office/word/2018/wordml/cex" xmlns:w16cid="http://schemas.microsoft.com/office/word/2016/wordml/cid" xmlns:w16="http://schemas.microsoft.com/office/word/2018/wordml" xmlns:w16du="http://schemas.microsoft.com/office/word/2023/wordml/word16du" xmlns:w16sdtdh="http://schemas.microsoft.com/office/word/2020/wordml/sdtdatahash" xmlns:w16sdtfl="http://schemas.microsoft.com/office/word/2024/wordml/sdtformatlock" xmlns:w16se="http://schemas.microsoft.com/office/word/2015/wordml/symex" xmlns:wpg="http://schemas.microsoft.com/office/word/2010/wordprocessingGroup" xmlns:wpi="http://schemas.microsoft.com/office/word/2010/wordprocessingInk" xmlns:wne="http://schemas.microsoft.com/office/word/2006/wordml" xmlns:wps="http://schemas.microsoft.com/office/word/2010/wordprocessingShape" mc:Ignorable="w14 w15 w16se w16cid w16 w16cex w16sdtdh w16sdtfl w16du wp14">
   <w:p>
     <w:pPr>
       <w:pStyle w:val="a4"/>
@@ -29255,7 +31038,7 @@
 </file>
 
 <file path=word/numbering.xml><?xml version="1.0" encoding="utf-8"?>
-<w:numbering xmlns:wpc="http://schemas.microsoft.com/office/word/2010/wordprocessingCanvas" xmlns:mc="http://schemas.openxmlformats.org/markup-compatibility/2006" xmlns:o="urn:schemas-microsoft-com:office:office" xmlns:r="http://schemas.openxmlformats.org/officeDocument/2006/relationships" xmlns:m="http://schemas.openxmlformats.org/officeDocument/2006/math" xmlns:v="urn:schemas-microsoft-com:vml" xmlns:wp14="http://schemas.microsoft.com/office/word/2010/wordprocessingDrawing" xmlns:wp="http://schemas.openxmlformats.org/drawingml/2006/wordprocessingDrawing" xmlns:w10="urn:schemas-microsoft-com:office:word" xmlns:w="http://schemas.openxmlformats.org/wordprocessingml/2006/main" xmlns:w14="http://schemas.microsoft.com/office/word/2010/wordml" xmlns:w15="http://schemas.microsoft.com/office/word/2012/wordml" xmlns:wpg="http://schemas.microsoft.com/office/word/2010/wordprocessingGroup" xmlns:wpi="http://schemas.microsoft.com/office/word/2010/wordprocessingInk" xmlns:wne="http://schemas.microsoft.com/office/word/2006/wordml" xmlns:wps="http://schemas.microsoft.com/office/word/2010/wordprocessingShape" mc:Ignorable="w14 w15 wp14">
+<w:numbering xmlns:wpc="http://schemas.microsoft.com/office/word/2010/wordprocessingCanvas" xmlns:cx="http://schemas.microsoft.com/office/drawing/2014/chartex" xmlns:cx1="http://schemas.microsoft.com/office/drawing/2015/9/8/chartex" xmlns:cx2="http://schemas.microsoft.com/office/drawing/2015/10/21/chartex" xmlns:cx3="http://schemas.microsoft.com/office/drawing/2016/5/9/chartex" xmlns:cx4="http://schemas.microsoft.com/office/drawing/2016/5/10/chartex" xmlns:cx5="http://schemas.microsoft.com/office/drawing/2016/5/11/chartex" xmlns:cx6="http://schemas.microsoft.com/office/drawing/2016/5/12/chartex" xmlns:cx7="http://schemas.microsoft.com/office/drawing/2016/5/13/chartex" xmlns:cx8="http://schemas.microsoft.com/office/drawing/2016/5/14/chartex" xmlns:mc="http://schemas.openxmlformats.org/markup-compatibility/2006" xmlns:aink="http://schemas.microsoft.com/office/drawing/2016/ink" xmlns:am3d="http://schemas.microsoft.com/office/drawing/2017/model3d" xmlns:o="urn:schemas-microsoft-com:office:office" xmlns:oel="http://schemas.microsoft.com/office/2019/extlst" xmlns:r="http://schemas.openxmlformats.org/officeDocument/2006/relationships" xmlns:m="http://schemas.openxmlformats.org/officeDocument/2006/math" xmlns:v="urn:schemas-microsoft-com:vml" xmlns:wp14="http://schemas.microsoft.com/office/word/2010/wordprocessingDrawing" xmlns:wp="http://schemas.openxmlformats.org/drawingml/2006/wordprocessingDrawing" xmlns:w10="urn:schemas-microsoft-com:office:word" xmlns:w="http://schemas.openxmlformats.org/wordprocessingml/2006/main" xmlns:w14="http://schemas.microsoft.com/office/word/2010/wordml" xmlns:w15="http://schemas.microsoft.com/office/word/2012/wordml" xmlns:w16cex="http://schemas.microsoft.com/office/word/2018/wordml/cex" xmlns:w16cid="http://schemas.microsoft.com/office/word/2016/wordml/cid" xmlns:w16="http://schemas.microsoft.com/office/word/2018/wordml" xmlns:w16du="http://schemas.microsoft.com/office/word/2023/wordml/word16du" xmlns:w16sdtdh="http://schemas.microsoft.com/office/word/2020/wordml/sdtdatahash" xmlns:w16sdtfl="http://schemas.microsoft.com/office/word/2024/wordml/sdtformatlock" xmlns:w16se="http://schemas.microsoft.com/office/word/2015/wordml/symex" xmlns:wpg="http://schemas.microsoft.com/office/word/2010/wordprocessingGroup" xmlns:wpi="http://schemas.microsoft.com/office/word/2010/wordprocessingInk" xmlns:wne="http://schemas.microsoft.com/office/word/2006/wordml" xmlns:wps="http://schemas.microsoft.com/office/word/2010/wordprocessingShape" mc:Ignorable="w14 w15 w16se w16cid w16 w16cex w16sdtdh w16sdtfl w16du wp14">
   <w:abstractNum w:abstractNumId="0" w15:restartNumberingAfterBreak="0">
     <w:nsid w:val="0397573A"/>
     <w:multiLevelType w:val="hybridMultilevel"/>
@@ -29791,6 +31574,95 @@
     </w:lvl>
   </w:abstractNum>
   <w:abstractNum w:abstractNumId="6" w15:restartNumberingAfterBreak="0">
+    <w:nsid w:val="271E6A84"/>
+    <w:multiLevelType w:val="hybridMultilevel"/>
+    <w:tmpl w:val="F4285F5C"/>
+    <w:lvl w:ilvl="0" w:tplc="263C1D8C">
+      <w:start w:val="1"/>
+      <w:numFmt w:val="decimal"/>
+      <w:lvlText w:val="%1."/>
+      <w:lvlJc w:val="left"/>
+      <w:pPr>
+        <w:ind w:left="180" w:hanging="180"/>
+      </w:pPr>
+      <w:rPr>
+        <w:rFonts w:hint="default"/>
+      </w:rPr>
+    </w:lvl>
+    <w:lvl w:ilvl="1" w:tplc="04090019" w:tentative="1">
+      <w:start w:val="1"/>
+      <w:numFmt w:val="ideographTraditional"/>
+      <w:lvlText w:val="%2、"/>
+      <w:lvlJc w:val="left"/>
+      <w:pPr>
+        <w:ind w:left="960" w:hanging="480"/>
+      </w:pPr>
+    </w:lvl>
+    <w:lvl w:ilvl="2" w:tplc="0409001B" w:tentative="1">
+      <w:start w:val="1"/>
+      <w:numFmt w:val="lowerRoman"/>
+      <w:lvlText w:val="%3."/>
+      <w:lvlJc w:val="right"/>
+      <w:pPr>
+        <w:ind w:left="1440" w:hanging="480"/>
+      </w:pPr>
+    </w:lvl>
+    <w:lvl w:ilvl="3" w:tplc="0409000F" w:tentative="1">
+      <w:start w:val="1"/>
+      <w:numFmt w:val="decimal"/>
+      <w:lvlText w:val="%4."/>
+      <w:lvlJc w:val="left"/>
+      <w:pPr>
+        <w:ind w:left="1920" w:hanging="480"/>
+      </w:pPr>
+    </w:lvl>
+    <w:lvl w:ilvl="4" w:tplc="04090019" w:tentative="1">
+      <w:start w:val="1"/>
+      <w:numFmt w:val="ideographTraditional"/>
+      <w:lvlText w:val="%5、"/>
+      <w:lvlJc w:val="left"/>
+      <w:pPr>
+        <w:ind w:left="2400" w:hanging="480"/>
+      </w:pPr>
+    </w:lvl>
+    <w:lvl w:ilvl="5" w:tplc="0409001B" w:tentative="1">
+      <w:start w:val="1"/>
+      <w:numFmt w:val="lowerRoman"/>
+      <w:lvlText w:val="%6."/>
+      <w:lvlJc w:val="right"/>
+      <w:pPr>
+        <w:ind w:left="2880" w:hanging="480"/>
+      </w:pPr>
+    </w:lvl>
+    <w:lvl w:ilvl="6" w:tplc="0409000F" w:tentative="1">
+      <w:start w:val="1"/>
+      <w:numFmt w:val="decimal"/>
+      <w:lvlText w:val="%7."/>
+      <w:lvlJc w:val="left"/>
+      <w:pPr>
+        <w:ind w:left="3360" w:hanging="480"/>
+      </w:pPr>
+    </w:lvl>
+    <w:lvl w:ilvl="7" w:tplc="04090019" w:tentative="1">
+      <w:start w:val="1"/>
+      <w:numFmt w:val="ideographTraditional"/>
+      <w:lvlText w:val="%8、"/>
+      <w:lvlJc w:val="left"/>
+      <w:pPr>
+        <w:ind w:left="3840" w:hanging="480"/>
+      </w:pPr>
+    </w:lvl>
+    <w:lvl w:ilvl="8" w:tplc="0409001B" w:tentative="1">
+      <w:start w:val="1"/>
+      <w:numFmt w:val="lowerRoman"/>
+      <w:lvlText w:val="%9."/>
+      <w:lvlJc w:val="right"/>
+      <w:pPr>
+        <w:ind w:left="4320" w:hanging="480"/>
+      </w:pPr>
+    </w:lvl>
+  </w:abstractNum>
+  <w:abstractNum w:abstractNumId="7" w15:restartNumberingAfterBreak="0">
     <w:nsid w:val="35B64BCD"/>
     <w:multiLevelType w:val="hybridMultilevel"/>
     <w:tmpl w:val="FE68702A"/>
@@ -29879,7 +31751,7 @@
       </w:pPr>
     </w:lvl>
   </w:abstractNum>
-  <w:abstractNum w:abstractNumId="7" w15:restartNumberingAfterBreak="0">
+  <w:abstractNum w:abstractNumId="8" w15:restartNumberingAfterBreak="0">
     <w:nsid w:val="35F70646"/>
     <w:multiLevelType w:val="hybridMultilevel"/>
     <w:tmpl w:val="D0DE6422"/>
@@ -29968,7 +31840,7 @@
       </w:pPr>
     </w:lvl>
   </w:abstractNum>
-  <w:abstractNum w:abstractNumId="8" w15:restartNumberingAfterBreak="0">
+  <w:abstractNum w:abstractNumId="9" w15:restartNumberingAfterBreak="0">
     <w:nsid w:val="386234FE"/>
     <w:multiLevelType w:val="hybridMultilevel"/>
     <w:tmpl w:val="367CB3B8"/>
@@ -30057,7 +31929,7 @@
       </w:pPr>
     </w:lvl>
   </w:abstractNum>
-  <w:abstractNum w:abstractNumId="9" w15:restartNumberingAfterBreak="0">
+  <w:abstractNum w:abstractNumId="10" w15:restartNumberingAfterBreak="0">
     <w:nsid w:val="5BB02EA8"/>
     <w:multiLevelType w:val="hybridMultilevel"/>
     <w:tmpl w:val="138C4AC6"/>
@@ -30146,7 +32018,7 @@
       </w:pPr>
     </w:lvl>
   </w:abstractNum>
-  <w:abstractNum w:abstractNumId="10" w15:restartNumberingAfterBreak="0">
+  <w:abstractNum w:abstractNumId="11" w15:restartNumberingAfterBreak="0">
     <w:nsid w:val="5F0E6A3D"/>
     <w:multiLevelType w:val="hybridMultilevel"/>
     <w:tmpl w:val="796452DA"/>
@@ -30235,7 +32107,7 @@
       </w:pPr>
     </w:lvl>
   </w:abstractNum>
-  <w:abstractNum w:abstractNumId="11" w15:restartNumberingAfterBreak="0">
+  <w:abstractNum w:abstractNumId="12" w15:restartNumberingAfterBreak="0">
     <w:nsid w:val="6463036D"/>
     <w:multiLevelType w:val="hybridMultilevel"/>
     <w:tmpl w:val="796452DA"/>
@@ -30324,7 +32196,7 @@
       </w:pPr>
     </w:lvl>
   </w:abstractNum>
-  <w:abstractNum w:abstractNumId="12" w15:restartNumberingAfterBreak="0">
+  <w:abstractNum w:abstractNumId="13" w15:restartNumberingAfterBreak="0">
     <w:nsid w:val="660C339F"/>
     <w:multiLevelType w:val="hybridMultilevel"/>
     <w:tmpl w:val="F83466DC"/>
@@ -30413,7 +32285,7 @@
       </w:pPr>
     </w:lvl>
   </w:abstractNum>
-  <w:abstractNum w:abstractNumId="13" w15:restartNumberingAfterBreak="0">
+  <w:abstractNum w:abstractNumId="14" w15:restartNumberingAfterBreak="0">
     <w:nsid w:val="6E7F4742"/>
     <w:multiLevelType w:val="hybridMultilevel"/>
     <w:tmpl w:val="321E09D4"/>
@@ -30502,7 +32374,7 @@
       </w:pPr>
     </w:lvl>
   </w:abstractNum>
-  <w:abstractNum w:abstractNumId="14" w15:restartNumberingAfterBreak="0">
+  <w:abstractNum w:abstractNumId="15" w15:restartNumberingAfterBreak="0">
     <w:nsid w:val="70CA51A1"/>
     <w:multiLevelType w:val="hybridMultilevel"/>
     <w:tmpl w:val="8C2CE9D4"/>
@@ -30591,7 +32463,7 @@
       </w:pPr>
     </w:lvl>
   </w:abstractNum>
-  <w:abstractNum w:abstractNumId="15" w15:restartNumberingAfterBreak="0">
+  <w:abstractNum w:abstractNumId="16" w15:restartNumberingAfterBreak="0">
     <w:nsid w:val="70D9778A"/>
     <w:multiLevelType w:val="hybridMultilevel"/>
     <w:tmpl w:val="468A8F60"/>
@@ -30680,7 +32552,7 @@
       </w:pPr>
     </w:lvl>
   </w:abstractNum>
-  <w:abstractNum w:abstractNumId="16" w15:restartNumberingAfterBreak="0">
+  <w:abstractNum w:abstractNumId="17" w15:restartNumberingAfterBreak="0">
     <w:nsid w:val="74B64780"/>
     <w:multiLevelType w:val="hybridMultilevel"/>
     <w:tmpl w:val="A566C376"/>
@@ -30769,62 +32641,65 @@
       </w:pPr>
     </w:lvl>
   </w:abstractNum>
-  <w:num w:numId="1">
+  <w:num w:numId="1" w16cid:durableId="1928538168">
+    <w:abstractNumId w:val="17"/>
+  </w:num>
+  <w:num w:numId="2" w16cid:durableId="386733420">
+    <w:abstractNumId w:val="5"/>
+  </w:num>
+  <w:num w:numId="3" w16cid:durableId="2013146177">
+    <w:abstractNumId w:val="8"/>
+  </w:num>
+  <w:num w:numId="4" w16cid:durableId="447621915">
+    <w:abstractNumId w:val="3"/>
+  </w:num>
+  <w:num w:numId="5" w16cid:durableId="1306352466">
+    <w:abstractNumId w:val="9"/>
+  </w:num>
+  <w:num w:numId="6" w16cid:durableId="391344153">
     <w:abstractNumId w:val="16"/>
   </w:num>
-  <w:num w:numId="2">
-    <w:abstractNumId w:val="5"/>
+  <w:num w:numId="7" w16cid:durableId="353776395">
+    <w:abstractNumId w:val="15"/>
   </w:num>
-  <w:num w:numId="3">
+  <w:num w:numId="8" w16cid:durableId="849026488">
     <w:abstractNumId w:val="7"/>
   </w:num>
-  <w:num w:numId="4">
-    <w:abstractNumId w:val="3"/>
+  <w:num w:numId="9" w16cid:durableId="1087848039">
+    <w:abstractNumId w:val="13"/>
   </w:num>
-  <w:num w:numId="5">
-    <w:abstractNumId w:val="8"/>
+  <w:num w:numId="10" w16cid:durableId="1304197506">
+    <w:abstractNumId w:val="4"/>
   </w:num>
-  <w:num w:numId="6">
-    <w:abstractNumId w:val="15"/>
+  <w:num w:numId="11" w16cid:durableId="883753366">
+    <w:abstractNumId w:val="10"/>
   </w:num>
-  <w:num w:numId="7">
+  <w:num w:numId="12" w16cid:durableId="758064085">
+    <w:abstractNumId w:val="2"/>
+  </w:num>
+  <w:num w:numId="13" w16cid:durableId="457532870">
+    <w:abstractNumId w:val="11"/>
+  </w:num>
+  <w:num w:numId="14" w16cid:durableId="1308389990">
+    <w:abstractNumId w:val="12"/>
+  </w:num>
+  <w:num w:numId="15" w16cid:durableId="1542858720">
+    <w:abstractNumId w:val="1"/>
+  </w:num>
+  <w:num w:numId="16" w16cid:durableId="73816510">
+    <w:abstractNumId w:val="0"/>
+  </w:num>
+  <w:num w:numId="17" w16cid:durableId="377050796">
     <w:abstractNumId w:val="14"/>
   </w:num>
-  <w:num w:numId="8">
+  <w:num w:numId="18" w16cid:durableId="1279603578">
     <w:abstractNumId w:val="6"/>
-  </w:num>
-  <w:num w:numId="9">
-    <w:abstractNumId w:val="12"/>
-  </w:num>
-  <w:num w:numId="10">
-    <w:abstractNumId w:val="4"/>
-  </w:num>
-  <w:num w:numId="11">
-    <w:abstractNumId w:val="9"/>
-  </w:num>
-  <w:num w:numId="12">
-    <w:abstractNumId w:val="2"/>
-  </w:num>
-  <w:num w:numId="13">
-    <w:abstractNumId w:val="10"/>
-  </w:num>
-  <w:num w:numId="14">
-    <w:abstractNumId w:val="11"/>
-  </w:num>
-  <w:num w:numId="15">
-    <w:abstractNumId w:val="1"/>
-  </w:num>
-  <w:num w:numId="16">
-    <w:abstractNumId w:val="0"/>
-  </w:num>
-  <w:num w:numId="17">
-    <w:abstractNumId w:val="13"/>
   </w:num>
 </w:numbering>
 </file>
 
 <file path=word/styles.xml><?xml version="1.0" encoding="utf-8"?>
-<w:styles xmlns:mc="http://schemas.openxmlformats.org/markup-compatibility/2006" xmlns:r="http://schemas.openxmlformats.org/officeDocument/2006/relationships" xmlns:w="http://schemas.openxmlformats.org/wordprocessingml/2006/main" xmlns:w14="http://schemas.microsoft.com/office/word/2010/wordml" xmlns:w15="http://schemas.microsoft.com/office/word/2012/wordml" mc:Ignorable="w14 w15">
+<w:styles xmlns:mc="http://schemas.openxmlformats.org/markup-compatibility/2006" xmlns:r="http://schemas.openxmlformats.org/officeDocument/2006/relationships" xmlns:w="http://schemas.openxmlformats.org/wordprocessingml/2006/main" xmlns:w14="http://schemas.microsoft.com/office/word/2010/wordml" xmlns:w15="http://schemas.microsoft.com/office/word/2012/wordml" xmlns:w16cex="http://schemas.microsoft.com/office/word/2018/wordml/cex" xmlns:w16cid="http://schemas.microsoft.com/office/word/2016/wordml/cid" xmlns:w16="http://schemas.microsoft.com/office/word/2018/wordml" xmlns:w16du="http://schemas.microsoft.com/office/word/2023/wordml/word16du" xmlns:w16sdtdh="http://schemas.microsoft.com/office/word/2020/wordml/sdtdatahash" xmlns:w16sdtfl="http://schemas.microsoft.com/office/word/2024/wordml/sdtformatlock" xmlns:w16se="http://schemas.microsoft.com/office/word/2015/wordml/symex" mc:Ignorable="w14 w15 w16se w16cid w16 w16cex w16sdtdh w16sdtfl w16du">
   <w:docDefaults>
     <w:rPrDefault>
       <w:rPr>
@@ -30837,7 +32712,7 @@
     </w:rPrDefault>
     <w:pPrDefault/>
   </w:docDefaults>
-  <w:latentStyles w:defLockedState="0" w:defUIPriority="99" w:defSemiHidden="0" w:defUnhideWhenUsed="0" w:defQFormat="0" w:count="371">
+  <w:latentStyles w:defLockedState="0" w:defUIPriority="99" w:defSemiHidden="0" w:defUnhideWhenUsed="0" w:defQFormat="0" w:count="376">
     <w:lsdException w:name="Normal" w:uiPriority="0" w:qFormat="1"/>
     <w:lsdException w:name="heading 1" w:uiPriority="9" w:qFormat="1"/>
     <w:lsdException w:name="heading 2" w:semiHidden="1" w:uiPriority="9" w:unhideWhenUsed="1" w:qFormat="1"/>
@@ -31209,6 +33084,11 @@
     <w:lsdException w:name="List Table 5 Dark Accent 6" w:uiPriority="50"/>
     <w:lsdException w:name="List Table 6 Colorful Accent 6" w:uiPriority="51"/>
     <w:lsdException w:name="List Table 7 Colorful Accent 6" w:uiPriority="52"/>
+    <w:lsdException w:name="Mention" w:semiHidden="1" w:unhideWhenUsed="1"/>
+    <w:lsdException w:name="Smart Hyperlink" w:semiHidden="1" w:unhideWhenUsed="1"/>
+    <w:lsdException w:name="Hashtag" w:semiHidden="1" w:unhideWhenUsed="1"/>
+    <w:lsdException w:name="Unresolved Mention" w:semiHidden="1" w:unhideWhenUsed="1"/>
+    <w:lsdException w:name="Smart Link" w:semiHidden="1" w:unhideWhenUsed="1"/>
   </w:latentStyles>
   <w:style w:type="paragraph" w:default="1" w:styleId="a">
     <w:name w:val="Normal"/>

--- a/新泰週報20260503[2618]B4F.docx
+++ b/新泰週報20260503[2618]B4F.docx
@@ -1,6 +1,6 @@
 
 <file path=word/document.xml><?xml version="1.0" encoding="utf-8"?>
-<w:document xmlns:wpc="http://schemas.microsoft.com/office/word/2010/wordprocessingCanvas" xmlns:cx="http://schemas.microsoft.com/office/drawing/2014/chartex" xmlns:cx1="http://schemas.microsoft.com/office/drawing/2015/9/8/chartex" xmlns:cx2="http://schemas.microsoft.com/office/drawing/2015/10/21/chartex" xmlns:cx3="http://schemas.microsoft.com/office/drawing/2016/5/9/chartex" xmlns:cx4="http://schemas.microsoft.com/office/drawing/2016/5/10/chartex" xmlns:cx5="http://schemas.microsoft.com/office/drawing/2016/5/11/chartex" xmlns:cx6="http://schemas.microsoft.com/office/drawing/2016/5/12/chartex" xmlns:cx7="http://schemas.microsoft.com/office/drawing/2016/5/13/chartex" xmlns:cx8="http://schemas.microsoft.com/office/drawing/2016/5/14/chartex" xmlns:mc="http://schemas.openxmlformats.org/markup-compatibility/2006" xmlns:aink="http://schemas.microsoft.com/office/drawing/2016/ink" xmlns:am3d="http://schemas.microsoft.com/office/drawing/2017/model3d" xmlns:o="urn:schemas-microsoft-com:office:office" xmlns:oel="http://schemas.microsoft.com/office/2019/extlst" xmlns:r="http://schemas.openxmlformats.org/officeDocument/2006/relationships" xmlns:m="http://schemas.openxmlformats.org/officeDocument/2006/math" xmlns:v="urn:schemas-microsoft-com:vml" xmlns:wp14="http://schemas.microsoft.com/office/word/2010/wordprocessingDrawing" xmlns:wp="http://schemas.openxmlformats.org/drawingml/2006/wordprocessingDrawing" xmlns:w10="urn:schemas-microsoft-com:office:word" xmlns:w="http://schemas.openxmlformats.org/wordprocessingml/2006/main" xmlns:w14="http://schemas.microsoft.com/office/word/2010/wordml" xmlns:w15="http://schemas.microsoft.com/office/word/2012/wordml" xmlns:w16cex="http://schemas.microsoft.com/office/word/2018/wordml/cex" xmlns:w16cid="http://schemas.microsoft.com/office/word/2016/wordml/cid" xmlns:w16="http://schemas.microsoft.com/office/word/2018/wordml" xmlns:w16du="http://schemas.microsoft.com/office/word/2023/wordml/word16du" xmlns:w16sdtdh="http://schemas.microsoft.com/office/word/2020/wordml/sdtdatahash" xmlns:w16sdtfl="http://schemas.microsoft.com/office/word/2024/wordml/sdtformatlock" xmlns:w16se="http://schemas.microsoft.com/office/word/2015/wordml/symex" xmlns:wpg="http://schemas.microsoft.com/office/word/2010/wordprocessingGroup" xmlns:wpi="http://schemas.microsoft.com/office/word/2010/wordprocessingInk" xmlns:wne="http://schemas.microsoft.com/office/word/2006/wordml" xmlns:wps="http://schemas.microsoft.com/office/word/2010/wordprocessingShape" mc:Ignorable="w14 w15 w16se w16cid w16 w16cex w16sdtdh w16sdtfl w16du wp14">
+<w:document xmlns:wpc="http://schemas.microsoft.com/office/word/2010/wordprocessingCanvas" xmlns:mc="http://schemas.openxmlformats.org/markup-compatibility/2006" xmlns:o="urn:schemas-microsoft-com:office:office" xmlns:r="http://schemas.openxmlformats.org/officeDocument/2006/relationships" xmlns:m="http://schemas.openxmlformats.org/officeDocument/2006/math" xmlns:v="urn:schemas-microsoft-com:vml" xmlns:wp14="http://schemas.microsoft.com/office/word/2010/wordprocessingDrawing" xmlns:wp="http://schemas.openxmlformats.org/drawingml/2006/wordprocessingDrawing" xmlns:w10="urn:schemas-microsoft-com:office:word" xmlns:w="http://schemas.openxmlformats.org/wordprocessingml/2006/main" xmlns:w14="http://schemas.microsoft.com/office/word/2010/wordml" xmlns:w15="http://schemas.microsoft.com/office/word/2012/wordml" xmlns:wpg="http://schemas.microsoft.com/office/word/2010/wordprocessingGroup" xmlns:wpi="http://schemas.microsoft.com/office/word/2010/wordprocessingInk" xmlns:wne="http://schemas.microsoft.com/office/word/2006/wordml" xmlns:wps="http://schemas.microsoft.com/office/word/2010/wordprocessingShape" mc:Ignorable="w14 w15 wp14">
   <w:body>
     <w:p>
       <w:pPr>
@@ -1725,7 +1725,7 @@
                 <w:sz w:val="26"/>
                 <w:szCs w:val="26"/>
               </w:rPr>
-              <w:t>(4/</w:t>
+              <w:t>(</w:t>
             </w:r>
             <w:r>
               <w:rPr>
@@ -1734,7 +1734,7 @@
                 <w:sz w:val="26"/>
                 <w:szCs w:val="26"/>
               </w:rPr>
-              <w:t>26</w:t>
+              <w:t>5/3</w:t>
             </w:r>
             <w:r>
               <w:rPr>
@@ -1752,7 +1752,7 @@
                 <w:sz w:val="26"/>
                 <w:szCs w:val="26"/>
               </w:rPr>
-              <w:t>為大專事工奉獻主日</w:t>
+              <w:t>為青年事工</w:t>
             </w:r>
             <w:r>
               <w:rPr>
@@ -1761,6 +1761,15 @@
                 <w:sz w:val="26"/>
                 <w:szCs w:val="26"/>
               </w:rPr>
+              <w:t>主日</w:t>
+            </w:r>
+            <w:r>
+              <w:rPr>
+                <w:rFonts w:ascii="Barlow Condensed Medium" w:eastAsia="標楷體" w:hAnsi="Barlow Condensed Medium" w:cs="Segoe UI Symbol" w:hint="eastAsia"/>
+                <w:w w:val="90"/>
+                <w:sz w:val="26"/>
+                <w:szCs w:val="26"/>
+              </w:rPr>
               <w:t>。</w:t>
             </w:r>
           </w:p>
@@ -1832,12 +1841,21 @@
             </w:r>
             <w:r>
               <w:rPr>
+                <w:rFonts w:ascii="Segoe UI Symbol" w:eastAsia="標楷體" w:hAnsi="Segoe UI Symbol" w:cs="Segoe UI Symbol" w:hint="eastAsia"/>
+                <w:w w:val="90"/>
+                <w:sz w:val="26"/>
+                <w:szCs w:val="26"/>
+              </w:rPr>
+              <w:t>本</w:t>
+            </w:r>
+            <w:r>
+              <w:rPr>
                 <w:rFonts w:ascii="Barlow Condensed Medium" w:eastAsia="標楷體" w:hAnsi="Barlow Condensed Medium" w:cs="Segoe UI Symbol"/>
                 <w:w w:val="90"/>
                 <w:sz w:val="26"/>
                 <w:szCs w:val="26"/>
               </w:rPr>
-              <w:t>下主日</w:t>
+              <w:t>主日</w:t>
             </w:r>
             <w:r>
               <w:rPr>
@@ -1873,7 +1891,7 @@
                 <w:sz w:val="26"/>
                 <w:szCs w:val="26"/>
               </w:rPr>
-              <w:t>15:</w:t>
+              <w:t>15:00</w:t>
             </w:r>
             <w:r>
               <w:rPr>
@@ -1882,7 +1900,16 @@
                 <w:sz w:val="26"/>
                 <w:szCs w:val="26"/>
               </w:rPr>
-              <w:t>0</w:t>
+              <w:t>於禮拜禮教室</w:t>
+            </w:r>
+            <w:r>
+              <w:rPr>
+                <w:rFonts w:ascii="Barlow Condensed Medium" w:eastAsia="標楷體" w:hAnsi="Barlow Condensed Medium" w:cs="Segoe UI Symbol"/>
+                <w:w w:val="90"/>
+                <w:sz w:val="26"/>
+                <w:szCs w:val="26"/>
+              </w:rPr>
+              <w:t>召開</w:t>
             </w:r>
             <w:r>
               <w:rPr>
@@ -1891,7 +1918,110 @@
                 <w:sz w:val="26"/>
                 <w:szCs w:val="26"/>
               </w:rPr>
-              <w:t>0</w:t>
+              <w:t>定期</w:t>
+            </w:r>
+            <w:r>
+              <w:rPr>
+                <w:rFonts w:ascii="Barlow Condensed Medium" w:eastAsia="標楷體" w:hAnsi="Barlow Condensed Medium" w:cs="Segoe UI Symbol"/>
+                <w:w w:val="90"/>
+                <w:sz w:val="26"/>
+                <w:szCs w:val="26"/>
+              </w:rPr>
+              <w:t>長執會。</w:t>
+            </w:r>
+          </w:p>
+        </w:tc>
+      </w:tr>
+      <w:tr>
+        <w:tc>
+          <w:tcPr>
+            <w:tcW w:w="280" w:type="dxa"/>
+          </w:tcPr>
+          <w:p>
+            <w:pPr>
+              <w:snapToGrid w:val="0"/>
+              <w:spacing w:line="300" w:lineRule="exact"/>
+              <w:ind w:rightChars="11" w:right="26"/>
+              <w:jc w:val="right"/>
+              <w:rPr>
+                <w:rFonts w:ascii="Barlow Condensed Medium" w:eastAsia="華康細黑體" w:hAnsi="Barlow Condensed Medium"/>
+                <w:w w:val="90"/>
+                <w:sz w:val="26"/>
+                <w:szCs w:val="26"/>
+              </w:rPr>
+            </w:pPr>
+            <w:r>
+              <w:rPr>
+                <w:rFonts w:ascii="Barlow Condensed Medium" w:eastAsia="華康細黑體" w:hAnsi="Barlow Condensed Medium" w:hint="eastAsia"/>
+                <w:w w:val="90"/>
+                <w:sz w:val="26"/>
+                <w:szCs w:val="26"/>
+              </w:rPr>
+              <w:t>3</w:t>
+            </w:r>
+            <w:r>
+              <w:rPr>
+                <w:rFonts w:ascii="Barlow Condensed Medium" w:eastAsia="華康細黑體" w:hAnsi="Barlow Condensed Medium"/>
+                <w:w w:val="90"/>
+                <w:sz w:val="26"/>
+                <w:szCs w:val="26"/>
+              </w:rPr>
+              <w:t>.</w:t>
+            </w:r>
+          </w:p>
+        </w:tc>
+        <w:tc>
+          <w:tcPr>
+            <w:tcW w:w="5641" w:type="dxa"/>
+          </w:tcPr>
+          <w:p>
+            <w:pPr>
+              <w:kinsoku w:val="0"/>
+              <w:snapToGrid w:val="0"/>
+              <w:spacing w:line="300" w:lineRule="exact"/>
+              <w:jc w:val="both"/>
+              <w:rPr>
+                <w:rFonts w:ascii="Barlow Condensed Medium" w:eastAsia="標楷體" w:hAnsi="Barlow Condensed Medium" w:cs="Segoe UI Symbol"/>
+                <w:w w:val="90"/>
+                <w:sz w:val="26"/>
+                <w:szCs w:val="26"/>
+              </w:rPr>
+            </w:pPr>
+            <w:r>
+              <w:rPr>
+                <w:rFonts w:ascii="Segoe UI Symbol" w:eastAsia="標楷體" w:hAnsi="Segoe UI Symbol" w:cs="Segoe UI Symbol"/>
+                <w:w w:val="90"/>
+                <w:sz w:val="26"/>
+                <w:szCs w:val="26"/>
+              </w:rPr>
+              <w:t>★</w:t>
+            </w:r>
+            <w:r>
+              <w:rPr>
+                <w:rFonts w:ascii="Segoe UI Symbol" w:eastAsia="標楷體" w:hAnsi="Segoe UI Symbol" w:cs="Segoe UI Symbol" w:hint="eastAsia"/>
+                <w:w w:val="90"/>
+                <w:sz w:val="26"/>
+                <w:szCs w:val="26"/>
+              </w:rPr>
+              <w:t>下</w:t>
+            </w:r>
+            <w:r>
+              <w:rPr>
+                <w:rFonts w:ascii="Barlow Condensed Medium" w:eastAsia="標楷體" w:hAnsi="Barlow Condensed Medium" w:cs="Segoe UI Symbol"/>
+                <w:w w:val="90"/>
+                <w:sz w:val="26"/>
+                <w:szCs w:val="26"/>
+              </w:rPr>
+              <w:t>主日</w:t>
+            </w:r>
+            <w:r>
+              <w:rPr>
+                <w:rFonts w:ascii="Barlow Condensed Medium" w:eastAsia="標楷體" w:hAnsi="Barlow Condensed Medium" w:cs="Segoe UI Symbol"/>
+                <w:w w:val="90"/>
+                <w:sz w:val="26"/>
+                <w:szCs w:val="26"/>
+              </w:rPr>
+              <w:t>(5/</w:t>
             </w:r>
             <w:r>
               <w:rPr>
@@ -1900,7 +2030,25 @@
                 <w:sz w:val="26"/>
                 <w:szCs w:val="26"/>
               </w:rPr>
-              <w:t>於禮拜禮教室</w:t>
+              <w:t>10</w:t>
+            </w:r>
+            <w:r>
+              <w:rPr>
+                <w:rFonts w:ascii="Barlow Condensed Medium" w:eastAsia="標楷體" w:hAnsi="Barlow Condensed Medium" w:cs="Segoe UI Symbol" w:hint="eastAsia"/>
+                <w:w w:val="90"/>
+                <w:sz w:val="26"/>
+                <w:szCs w:val="26"/>
+              </w:rPr>
+              <w:t>)</w:t>
+            </w:r>
+            <w:r>
+              <w:rPr>
+                <w:rFonts w:ascii="Barlow Condensed Medium" w:eastAsia="標楷體" w:hAnsi="Barlow Condensed Medium" w:cs="Segoe UI Symbol" w:hint="eastAsia"/>
+                <w:w w:val="90"/>
+                <w:sz w:val="26"/>
+                <w:szCs w:val="26"/>
+              </w:rPr>
+              <w:t>為母親節，敬邀所有母親同來歡慶</w:t>
             </w:r>
             <w:r>
               <w:rPr>
@@ -1909,9 +2057,75 @@
                 <w:sz w:val="26"/>
                 <w:szCs w:val="26"/>
               </w:rPr>
-              <w:t>召開</w:t>
-            </w:r>
-            <w:proofErr w:type="gramStart"/>
+              <w:t>。</w:t>
+            </w:r>
+          </w:p>
+        </w:tc>
+      </w:tr>
+      <w:tr>
+        <w:tc>
+          <w:tcPr>
+            <w:tcW w:w="280" w:type="dxa"/>
+          </w:tcPr>
+          <w:p>
+            <w:pPr>
+              <w:snapToGrid w:val="0"/>
+              <w:spacing w:line="300" w:lineRule="exact"/>
+              <w:ind w:rightChars="11" w:right="26"/>
+              <w:jc w:val="right"/>
+              <w:rPr>
+                <w:rFonts w:ascii="Barlow Condensed Medium" w:eastAsia="華康細黑體" w:hAnsi="Barlow Condensed Medium"/>
+                <w:w w:val="90"/>
+                <w:sz w:val="26"/>
+                <w:szCs w:val="26"/>
+              </w:rPr>
+            </w:pPr>
+            <w:r>
+              <w:rPr>
+                <w:rFonts w:ascii="Barlow Condensed Medium" w:eastAsia="華康細黑體" w:hAnsi="Barlow Condensed Medium" w:hint="eastAsia"/>
+                <w:w w:val="90"/>
+                <w:sz w:val="26"/>
+                <w:szCs w:val="26"/>
+              </w:rPr>
+              <w:t>4</w:t>
+            </w:r>
+            <w:r>
+              <w:rPr>
+                <w:rFonts w:ascii="Barlow Condensed Medium" w:eastAsia="華康細黑體" w:hAnsi="Barlow Condensed Medium" w:hint="eastAsia"/>
+                <w:w w:val="90"/>
+                <w:sz w:val="26"/>
+                <w:szCs w:val="26"/>
+              </w:rPr>
+              <w:t>.</w:t>
+            </w:r>
+          </w:p>
+        </w:tc>
+        <w:tc>
+          <w:tcPr>
+            <w:tcW w:w="5641" w:type="dxa"/>
+          </w:tcPr>
+          <w:p>
+            <w:pPr>
+              <w:kinsoku w:val="0"/>
+              <w:snapToGrid w:val="0"/>
+              <w:spacing w:line="300" w:lineRule="exact"/>
+              <w:jc w:val="both"/>
+              <w:rPr>
+                <w:rFonts w:ascii="Barlow Condensed Medium" w:eastAsia="標楷體" w:hAnsi="Barlow Condensed Medium" w:cs="Segoe UI Symbol"/>
+                <w:w w:val="90"/>
+                <w:sz w:val="26"/>
+                <w:szCs w:val="26"/>
+              </w:rPr>
+            </w:pPr>
+            <w:r>
+              <w:rPr>
+                <w:rFonts w:ascii="Barlow Condensed Medium" w:eastAsia="標楷體" w:hAnsi="Barlow Condensed Medium" w:cs="Segoe UI Symbol"/>
+                <w:w w:val="90"/>
+                <w:sz w:val="26"/>
+                <w:szCs w:val="26"/>
+              </w:rPr>
+              <w:t>5</w:t>
+            </w:r>
             <w:r>
               <w:rPr>
                 <w:rFonts w:ascii="Barlow Condensed Medium" w:eastAsia="標楷體" w:hAnsi="Barlow Condensed Medium" w:cs="Segoe UI Symbol" w:hint="eastAsia"/>
@@ -1919,7 +2133,7 @@
                 <w:sz w:val="26"/>
                 <w:szCs w:val="26"/>
               </w:rPr>
-              <w:t>定期</w:t>
+              <w:t>/</w:t>
             </w:r>
             <w:r>
               <w:rPr>
@@ -1928,75 +2142,7 @@
                 <w:sz w:val="26"/>
                 <w:szCs w:val="26"/>
               </w:rPr>
-              <w:t>長執會</w:t>
-            </w:r>
-            <w:proofErr w:type="gramEnd"/>
-            <w:r>
-              <w:rPr>
-                <w:rFonts w:ascii="Barlow Condensed Medium" w:eastAsia="標楷體" w:hAnsi="Barlow Condensed Medium" w:cs="Segoe UI Symbol"/>
-                <w:w w:val="90"/>
-                <w:sz w:val="26"/>
-                <w:szCs w:val="26"/>
-              </w:rPr>
-              <w:t>。</w:t>
-            </w:r>
-          </w:p>
-        </w:tc>
-      </w:tr>
-      <w:tr>
-        <w:tc>
-          <w:tcPr>
-            <w:tcW w:w="280" w:type="dxa"/>
-          </w:tcPr>
-          <w:p>
-            <w:pPr>
-              <w:snapToGrid w:val="0"/>
-              <w:spacing w:line="300" w:lineRule="exact"/>
-              <w:ind w:rightChars="11" w:right="26"/>
-              <w:jc w:val="right"/>
-              <w:rPr>
-                <w:rFonts w:ascii="Barlow Condensed Medium" w:eastAsia="華康細黑體" w:hAnsi="Barlow Condensed Medium"/>
-                <w:w w:val="90"/>
-                <w:sz w:val="26"/>
-                <w:szCs w:val="26"/>
-              </w:rPr>
-            </w:pPr>
-            <w:r>
-              <w:rPr>
-                <w:rFonts w:ascii="Barlow Condensed Medium" w:eastAsia="華康細黑體" w:hAnsi="Barlow Condensed Medium" w:hint="eastAsia"/>
-                <w:w w:val="90"/>
-                <w:sz w:val="26"/>
-                <w:szCs w:val="26"/>
-              </w:rPr>
-              <w:t>3.</w:t>
-            </w:r>
-          </w:p>
-        </w:tc>
-        <w:tc>
-          <w:tcPr>
-            <w:tcW w:w="5641" w:type="dxa"/>
-          </w:tcPr>
-          <w:p>
-            <w:pPr>
-              <w:kinsoku w:val="0"/>
-              <w:snapToGrid w:val="0"/>
-              <w:spacing w:line="300" w:lineRule="exact"/>
-              <w:jc w:val="both"/>
-              <w:rPr>
-                <w:rFonts w:ascii="Barlow Condensed Medium" w:eastAsia="標楷體" w:hAnsi="Barlow Condensed Medium" w:cs="Segoe UI Symbol"/>
-                <w:w w:val="90"/>
-                <w:sz w:val="26"/>
-                <w:szCs w:val="26"/>
-              </w:rPr>
-            </w:pPr>
-            <w:r>
-              <w:rPr>
-                <w:rFonts w:ascii="Barlow Condensed Medium" w:eastAsia="標楷體" w:hAnsi="Barlow Condensed Medium" w:cs="Segoe UI Symbol"/>
-                <w:w w:val="90"/>
-                <w:sz w:val="26"/>
-                <w:szCs w:val="26"/>
-              </w:rPr>
-              <w:t>5</w:t>
+              <w:t>14</w:t>
             </w:r>
             <w:r>
               <w:rPr>
@@ -2005,16 +2151,7 @@
                 <w:sz w:val="26"/>
                 <w:szCs w:val="26"/>
               </w:rPr>
-              <w:t>/</w:t>
-            </w:r>
-            <w:r>
-              <w:rPr>
-                <w:rFonts w:ascii="Barlow Condensed Medium" w:eastAsia="標楷體" w:hAnsi="Barlow Condensed Medium" w:cs="Segoe UI Symbol"/>
-                <w:w w:val="90"/>
-                <w:sz w:val="26"/>
-                <w:szCs w:val="26"/>
-              </w:rPr>
-              <w:t>14</w:t>
+              <w:t>(</w:t>
             </w:r>
             <w:r>
               <w:rPr>
@@ -2023,7 +2160,7 @@
                 <w:sz w:val="26"/>
                 <w:szCs w:val="26"/>
               </w:rPr>
-              <w:t>(</w:t>
+              <w:t>四</w:t>
             </w:r>
             <w:r>
               <w:rPr>
@@ -2032,7 +2169,7 @@
                 <w:sz w:val="26"/>
                 <w:szCs w:val="26"/>
               </w:rPr>
-              <w:t>四</w:t>
+              <w:t>)</w:t>
             </w:r>
             <w:r>
               <w:rPr>
@@ -2041,9 +2178,8 @@
                 <w:sz w:val="26"/>
                 <w:szCs w:val="26"/>
               </w:rPr>
-              <w:t>)</w:t>
-            </w:r>
-            <w:proofErr w:type="gramStart"/>
+              <w:t>本會</w:t>
+            </w:r>
             <w:r>
               <w:rPr>
                 <w:rFonts w:ascii="Barlow Condensed Medium" w:eastAsia="標楷體" w:hAnsi="Barlow Condensed Medium" w:cs="Segoe UI Symbol" w:hint="eastAsia"/>
@@ -2051,7 +2187,7 @@
                 <w:sz w:val="26"/>
                 <w:szCs w:val="26"/>
               </w:rPr>
-              <w:t>本會</w:t>
+              <w:t>松年團契</w:t>
             </w:r>
             <w:r>
               <w:rPr>
@@ -2060,9 +2196,8 @@
                 <w:sz w:val="26"/>
                 <w:szCs w:val="26"/>
               </w:rPr>
-              <w:t>松年</w:t>
-            </w:r>
-            <w:proofErr w:type="gramEnd"/>
+              <w:t>將舉辨</w:t>
+            </w:r>
             <w:r>
               <w:rPr>
                 <w:rFonts w:ascii="Barlow Condensed Medium" w:eastAsia="標楷體" w:hAnsi="Barlow Condensed Medium" w:cs="Segoe UI Symbol" w:hint="eastAsia"/>
@@ -2070,27 +2205,8 @@
                 <w:sz w:val="26"/>
                 <w:szCs w:val="26"/>
               </w:rPr>
-              <w:t>團契</w:t>
-            </w:r>
-            <w:r>
-              <w:rPr>
-                <w:rFonts w:ascii="Barlow Condensed Medium" w:eastAsia="標楷體" w:hAnsi="Barlow Condensed Medium" w:cs="Segoe UI Symbol" w:hint="eastAsia"/>
-                <w:w w:val="90"/>
-                <w:sz w:val="26"/>
-                <w:szCs w:val="26"/>
-              </w:rPr>
-              <w:t>將舉辨</w:t>
-            </w:r>
-            <w:r>
-              <w:rPr>
-                <w:rFonts w:ascii="Barlow Condensed Medium" w:eastAsia="標楷體" w:hAnsi="Barlow Condensed Medium" w:cs="Segoe UI Symbol" w:hint="eastAsia"/>
-                <w:w w:val="90"/>
-                <w:sz w:val="26"/>
-                <w:szCs w:val="26"/>
-              </w:rPr>
               <w:t>金山</w:t>
             </w:r>
-            <w:proofErr w:type="gramStart"/>
             <w:r>
               <w:rPr>
                 <w:rFonts w:ascii="新細明體" w:eastAsia="新細明體" w:hAnsi="新細明體" w:cs="新細明體" w:hint="eastAsia"/>
@@ -2100,7 +2216,6 @@
               </w:rPr>
               <w:t>‧</w:t>
             </w:r>
-            <w:proofErr w:type="gramEnd"/>
             <w:r>
               <w:rPr>
                 <w:rFonts w:ascii="Barlow Condensed Medium" w:eastAsia="標楷體" w:hAnsi="Barlow Condensed Medium" w:cs="Segoe UI Symbol" w:hint="eastAsia"/>
@@ -2361,7 +2476,6 @@
         </w:rPr>
         <w:t>§</w:t>
       </w:r>
-      <w:proofErr w:type="gramStart"/>
       <w:r>
         <w:rPr>
           <w:rFonts w:ascii="Barlow Condensed Medium" w:eastAsia="華康正顏楷體W9" w:hAnsi="Barlow Condensed Medium" w:cstheme="minorHAnsi"/>
@@ -2369,7 +2483,6 @@
         </w:rPr>
         <w:t>公禱事項</w:t>
       </w:r>
-      <w:proofErr w:type="gramEnd"/>
     </w:p>
     <w:tbl>
       <w:tblPr>
@@ -2512,9 +2625,8 @@
                 <w:sz w:val="26"/>
                 <w:szCs w:val="26"/>
               </w:rPr>
-              <w:t xml:space="preserve">、人權和生態永續，願　</w:t>
-            </w:r>
-            <w:proofErr w:type="gramStart"/>
+              <w:t>、人權和生態永續，願　神公義的國度降臨</w:t>
+            </w:r>
             <w:r>
               <w:rPr>
                 <w:rFonts w:ascii="Barlow Condensed Medium" w:eastAsia="標楷體" w:hAnsi="Barlow Condensed Medium" w:cstheme="minorHAnsi" w:hint="eastAsia"/>
@@ -2522,9 +2634,32 @@
                 <w:sz w:val="26"/>
                 <w:szCs w:val="26"/>
               </w:rPr>
-              <w:t>神公義</w:t>
-            </w:r>
-            <w:proofErr w:type="gramEnd"/>
+              <w:t>。</w:t>
+            </w:r>
+          </w:p>
+        </w:tc>
+      </w:tr>
+      <w:tr>
+        <w:tc>
+          <w:tcPr>
+            <w:tcW w:w="266" w:type="dxa"/>
+            <w:tcMar>
+              <w:left w:w="28" w:type="dxa"/>
+              <w:right w:w="28" w:type="dxa"/>
+            </w:tcMar>
+          </w:tcPr>
+          <w:p>
+            <w:pPr>
+              <w:snapToGrid w:val="0"/>
+              <w:spacing w:line="300" w:lineRule="exact"/>
+              <w:jc w:val="right"/>
+              <w:rPr>
+                <w:rFonts w:ascii="Barlow Condensed Medium" w:eastAsia="標楷體" w:hAnsi="Barlow Condensed Medium" w:cstheme="minorHAnsi"/>
+                <w:w w:val="90"/>
+                <w:sz w:val="26"/>
+                <w:szCs w:val="26"/>
+              </w:rPr>
+            </w:pPr>
             <w:r>
               <w:rPr>
                 <w:rFonts w:ascii="Barlow Condensed Medium" w:eastAsia="標楷體" w:hAnsi="Barlow Condensed Medium" w:cstheme="minorHAnsi" w:hint="eastAsia"/>
@@ -2532,8 +2667,39 @@
                 <w:sz w:val="26"/>
                 <w:szCs w:val="26"/>
               </w:rPr>
-              <w:t>的國度降臨</w:t>
-            </w:r>
+              <w:t>2</w:t>
+            </w:r>
+            <w:r>
+              <w:rPr>
+                <w:rFonts w:ascii="Barlow Condensed Medium" w:eastAsia="標楷體" w:hAnsi="Barlow Condensed Medium" w:cstheme="minorHAnsi"/>
+                <w:w w:val="90"/>
+                <w:sz w:val="26"/>
+                <w:szCs w:val="26"/>
+              </w:rPr>
+              <w:t>.</w:t>
+            </w:r>
+          </w:p>
+        </w:tc>
+        <w:tc>
+          <w:tcPr>
+            <w:tcW w:w="5669" w:type="dxa"/>
+            <w:tcMar>
+              <w:left w:w="28" w:type="dxa"/>
+              <w:right w:w="28" w:type="dxa"/>
+            </w:tcMar>
+          </w:tcPr>
+          <w:p>
+            <w:pPr>
+              <w:snapToGrid w:val="0"/>
+              <w:spacing w:line="300" w:lineRule="exact"/>
+              <w:jc w:val="both"/>
+              <w:rPr>
+                <w:rFonts w:ascii="Barlow Condensed Medium" w:eastAsia="標楷體" w:hAnsi="Barlow Condensed Medium" w:cstheme="minorHAnsi"/>
+                <w:w w:val="90"/>
+                <w:sz w:val="26"/>
+                <w:szCs w:val="26"/>
+              </w:rPr>
+            </w:pPr>
             <w:r>
               <w:rPr>
                 <w:rFonts w:ascii="Barlow Condensed Medium" w:eastAsia="標楷體" w:hAnsi="Barlow Condensed Medium" w:cstheme="minorHAnsi" w:hint="eastAsia"/>
@@ -2541,31 +2707,58 @@
                 <w:sz w:val="26"/>
                 <w:szCs w:val="26"/>
               </w:rPr>
-              <w:t>。</w:t>
-            </w:r>
-          </w:p>
-        </w:tc>
-      </w:tr>
-      <w:tr>
-        <w:tc>
-          <w:tcPr>
-            <w:tcW w:w="266" w:type="dxa"/>
-            <w:tcMar>
-              <w:left w:w="28" w:type="dxa"/>
-              <w:right w:w="28" w:type="dxa"/>
-            </w:tcMar>
-          </w:tcPr>
-          <w:p>
-            <w:pPr>
-              <w:snapToGrid w:val="0"/>
-              <w:spacing w:line="300" w:lineRule="exact"/>
-              <w:jc w:val="right"/>
+              <w:t>為台灣祈福，願</w:t>
+            </w:r>
+            <w:r>
+              <w:rPr>
+                <w:rFonts w:ascii="Barlow Condensed Medium" w:eastAsia="標楷體" w:hAnsi="Barlow Condensed Medium" w:cstheme="minorHAnsi" w:hint="eastAsia"/>
+                <w:w w:val="90"/>
+                <w:sz w:val="26"/>
+                <w:szCs w:val="26"/>
+              </w:rPr>
+              <w:t>2026</w:t>
+            </w:r>
+            <w:r>
+              <w:rPr>
+                <w:rFonts w:ascii="Barlow Condensed Medium" w:eastAsia="標楷體" w:hAnsi="Barlow Condensed Medium" w:cstheme="minorHAnsi" w:hint="eastAsia"/>
+                <w:w w:val="90"/>
+                <w:sz w:val="26"/>
+                <w:szCs w:val="26"/>
+              </w:rPr>
+              <w:t>年全民為守護台灣更同心、更團結，求真相除詐騙，以及求真　神棄偶像</w:t>
+            </w:r>
+            <w:r>
               <w:rPr>
                 <w:rFonts w:ascii="Barlow Condensed Medium" w:eastAsia="標楷體" w:hAnsi="Barlow Condensed Medium" w:cstheme="minorHAnsi"/>
                 <w:w w:val="90"/>
                 <w:sz w:val="26"/>
                 <w:szCs w:val="26"/>
               </w:rPr>
+              <w:t>。</w:t>
+            </w:r>
+          </w:p>
+        </w:tc>
+      </w:tr>
+      <w:tr>
+        <w:tc>
+          <w:tcPr>
+            <w:tcW w:w="266" w:type="dxa"/>
+            <w:tcMar>
+              <w:left w:w="28" w:type="dxa"/>
+              <w:right w:w="28" w:type="dxa"/>
+            </w:tcMar>
+          </w:tcPr>
+          <w:p>
+            <w:pPr>
+              <w:snapToGrid w:val="0"/>
+              <w:spacing w:line="300" w:lineRule="exact"/>
+              <w:jc w:val="right"/>
+              <w:rPr>
+                <w:rFonts w:ascii="Barlow Condensed Medium" w:eastAsia="標楷體" w:hAnsi="Barlow Condensed Medium" w:cstheme="minorHAnsi"/>
+                <w:w w:val="90"/>
+                <w:sz w:val="26"/>
+                <w:szCs w:val="26"/>
+              </w:rPr>
             </w:pPr>
             <w:r>
               <w:rPr>
@@ -2574,7 +2767,7 @@
                 <w:sz w:val="26"/>
                 <w:szCs w:val="26"/>
               </w:rPr>
-              <w:t>2</w:t>
+              <w:t>3</w:t>
             </w:r>
             <w:r>
               <w:rPr>
@@ -2609,12 +2802,130 @@
             </w:pPr>
             <w:r>
               <w:rPr>
+                <w:rFonts w:ascii="Barlow Condensed Medium" w:eastAsia="標楷體" w:hAnsi="Barlow Condensed Medium" w:cs="Segoe UI Symbol"/>
+                <w:w w:val="90"/>
+                <w:sz w:val="26"/>
+                <w:szCs w:val="26"/>
+              </w:rPr>
+              <w:t>為</w:t>
+            </w:r>
+            <w:r>
+              <w:rPr>
+                <w:rFonts w:ascii="Barlow Condensed Medium" w:eastAsia="標楷體" w:hAnsi="Barlow Condensed Medium" w:cs="Segoe UI Symbol"/>
+                <w:w w:val="90"/>
+                <w:sz w:val="26"/>
+                <w:szCs w:val="26"/>
+              </w:rPr>
+              <w:t>2026</w:t>
+            </w:r>
+            <w:r>
+              <w:rPr>
+                <w:rFonts w:ascii="Barlow Condensed Medium" w:eastAsia="標楷體" w:hAnsi="Barlow Condensed Medium" w:cs="Segoe UI Symbol"/>
+                <w:w w:val="90"/>
+                <w:sz w:val="26"/>
+                <w:szCs w:val="26"/>
+              </w:rPr>
+              <w:t>年本會</w:t>
+            </w:r>
+            <w:r>
+              <w:rPr>
+                <w:rFonts w:ascii="Barlow Condensed Medium" w:eastAsia="標楷體" w:hAnsi="Barlow Condensed Medium" w:cs="Segoe UI Symbol" w:hint="eastAsia"/>
+                <w:w w:val="90"/>
+                <w:sz w:val="26"/>
+                <w:szCs w:val="26"/>
+              </w:rPr>
+              <w:t>各項</w:t>
+            </w:r>
+            <w:r>
+              <w:rPr>
+                <w:rFonts w:ascii="Barlow Condensed Medium" w:eastAsia="標楷體" w:hAnsi="Barlow Condensed Medium" w:cs="Segoe UI Symbol"/>
+                <w:w w:val="90"/>
+                <w:sz w:val="26"/>
+                <w:szCs w:val="26"/>
+              </w:rPr>
+              <w:t>事工代禱</w:t>
+            </w:r>
+            <w:r>
+              <w:rPr>
+                <w:rFonts w:ascii="Barlow Condensed Medium" w:eastAsia="標楷體" w:hAnsi="Barlow Condensed Medium" w:cstheme="minorHAnsi"/>
+                <w:w w:val="90"/>
+                <w:sz w:val="26"/>
+                <w:szCs w:val="26"/>
+              </w:rPr>
+              <w:t>。</w:t>
+            </w:r>
+          </w:p>
+        </w:tc>
+      </w:tr>
+      <w:tr>
+        <w:tc>
+          <w:tcPr>
+            <w:tcW w:w="266" w:type="dxa"/>
+            <w:tcMar>
+              <w:left w:w="28" w:type="dxa"/>
+              <w:right w:w="28" w:type="dxa"/>
+            </w:tcMar>
+          </w:tcPr>
+          <w:p>
+            <w:pPr>
+              <w:snapToGrid w:val="0"/>
+              <w:spacing w:line="300" w:lineRule="exact"/>
+              <w:jc w:val="right"/>
+              <w:rPr>
+                <w:rFonts w:ascii="Barlow Condensed Medium" w:eastAsia="標楷體" w:hAnsi="Barlow Condensed Medium" w:cstheme="minorHAnsi"/>
+                <w:w w:val="90"/>
+                <w:sz w:val="26"/>
+                <w:szCs w:val="26"/>
+              </w:rPr>
+            </w:pPr>
+            <w:r>
+              <w:rPr>
                 <w:rFonts w:ascii="Barlow Condensed Medium" w:eastAsia="標楷體" w:hAnsi="Barlow Condensed Medium" w:cstheme="minorHAnsi" w:hint="eastAsia"/>
                 <w:w w:val="90"/>
                 <w:sz w:val="26"/>
                 <w:szCs w:val="26"/>
               </w:rPr>
-              <w:t>為台灣祈福，願</w:t>
+              <w:t>4</w:t>
+            </w:r>
+            <w:r>
+              <w:rPr>
+                <w:rFonts w:ascii="Barlow Condensed Medium" w:eastAsia="標楷體" w:hAnsi="Barlow Condensed Medium" w:cstheme="minorHAnsi"/>
+                <w:w w:val="90"/>
+                <w:sz w:val="26"/>
+                <w:szCs w:val="26"/>
+              </w:rPr>
+              <w:t>.</w:t>
+            </w:r>
+          </w:p>
+        </w:tc>
+        <w:tc>
+          <w:tcPr>
+            <w:tcW w:w="5669" w:type="dxa"/>
+            <w:tcMar>
+              <w:left w:w="28" w:type="dxa"/>
+              <w:right w:w="28" w:type="dxa"/>
+            </w:tcMar>
+          </w:tcPr>
+          <w:p>
+            <w:pPr>
+              <w:snapToGrid w:val="0"/>
+              <w:spacing w:line="300" w:lineRule="exact"/>
+              <w:jc w:val="both"/>
+              <w:rPr>
+                <w:rFonts w:ascii="Barlow Condensed Medium" w:eastAsia="標楷體" w:hAnsi="Barlow Condensed Medium" w:cstheme="minorHAnsi"/>
+                <w:w w:val="90"/>
+                <w:sz w:val="26"/>
+                <w:szCs w:val="26"/>
+              </w:rPr>
+            </w:pPr>
+            <w:r>
+              <w:rPr>
+                <w:rFonts w:ascii="Barlow Condensed Medium" w:eastAsia="標楷體" w:hAnsi="Barlow Condensed Medium" w:cstheme="minorHAnsi"/>
+                <w:w w:val="90"/>
+                <w:sz w:val="26"/>
+                <w:szCs w:val="26"/>
+              </w:rPr>
+              <w:t>為</w:t>
             </w:r>
             <w:r>
               <w:rPr>
@@ -2623,7 +2934,16 @@
                 <w:sz w:val="26"/>
                 <w:szCs w:val="26"/>
               </w:rPr>
-              <w:t>2026</w:t>
+              <w:t>教會所有</w:t>
+            </w:r>
+            <w:r>
+              <w:rPr>
+                <w:rFonts w:ascii="Barlow Condensed Medium" w:eastAsia="標楷體" w:hAnsi="Barlow Condensed Medium" w:cstheme="minorHAnsi"/>
+                <w:w w:val="90"/>
+                <w:sz w:val="26"/>
+                <w:szCs w:val="26"/>
+              </w:rPr>
+              <w:t>任職同工的事奉</w:t>
             </w:r>
             <w:r>
               <w:rPr>
@@ -2632,19 +2952,8 @@
                 <w:sz w:val="26"/>
                 <w:szCs w:val="26"/>
               </w:rPr>
-              <w:t xml:space="preserve">年全民為守護台灣更同心、更團結，求真相除詐騙，以及求真　</w:t>
-            </w:r>
-            <w:proofErr w:type="gramStart"/>
-            <w:r>
-              <w:rPr>
-                <w:rFonts w:ascii="Barlow Condensed Medium" w:eastAsia="標楷體" w:hAnsi="Barlow Condensed Medium" w:cstheme="minorHAnsi" w:hint="eastAsia"/>
-                <w:w w:val="90"/>
-                <w:sz w:val="26"/>
-                <w:szCs w:val="26"/>
-              </w:rPr>
-              <w:t>神棄偶像</w:t>
-            </w:r>
-            <w:proofErr w:type="gramEnd"/>
+              <w:t>、工作</w:t>
+            </w:r>
             <w:r>
               <w:rPr>
                 <w:rFonts w:ascii="Barlow Condensed Medium" w:eastAsia="標楷體" w:hAnsi="Barlow Condensed Medium" w:cstheme="minorHAnsi"/>
@@ -2652,265 +2961,7 @@
                 <w:sz w:val="26"/>
                 <w:szCs w:val="26"/>
               </w:rPr>
-              <w:t>。</w:t>
-            </w:r>
-          </w:p>
-        </w:tc>
-      </w:tr>
-      <w:tr>
-        <w:tc>
-          <w:tcPr>
-            <w:tcW w:w="266" w:type="dxa"/>
-            <w:tcMar>
-              <w:left w:w="28" w:type="dxa"/>
-              <w:right w:w="28" w:type="dxa"/>
-            </w:tcMar>
-          </w:tcPr>
-          <w:p>
-            <w:pPr>
-              <w:snapToGrid w:val="0"/>
-              <w:spacing w:line="300" w:lineRule="exact"/>
-              <w:jc w:val="right"/>
-              <w:rPr>
-                <w:rFonts w:ascii="Barlow Condensed Medium" w:eastAsia="標楷體" w:hAnsi="Barlow Condensed Medium" w:cstheme="minorHAnsi"/>
-                <w:w w:val="90"/>
-                <w:sz w:val="26"/>
-                <w:szCs w:val="26"/>
-              </w:rPr>
-            </w:pPr>
-            <w:r>
-              <w:rPr>
-                <w:rFonts w:ascii="Barlow Condensed Medium" w:eastAsia="標楷體" w:hAnsi="Barlow Condensed Medium" w:cstheme="minorHAnsi" w:hint="eastAsia"/>
-                <w:w w:val="90"/>
-                <w:sz w:val="26"/>
-                <w:szCs w:val="26"/>
-              </w:rPr>
-              <w:t>3</w:t>
-            </w:r>
-            <w:r>
-              <w:rPr>
-                <w:rFonts w:ascii="Barlow Condensed Medium" w:eastAsia="標楷體" w:hAnsi="Barlow Condensed Medium" w:cstheme="minorHAnsi"/>
-                <w:w w:val="90"/>
-                <w:sz w:val="26"/>
-                <w:szCs w:val="26"/>
-              </w:rPr>
-              <w:t>.</w:t>
-            </w:r>
-          </w:p>
-        </w:tc>
-        <w:tc>
-          <w:tcPr>
-            <w:tcW w:w="5669" w:type="dxa"/>
-            <w:tcMar>
-              <w:left w:w="28" w:type="dxa"/>
-              <w:right w:w="28" w:type="dxa"/>
-            </w:tcMar>
-          </w:tcPr>
-          <w:p>
-            <w:pPr>
-              <w:snapToGrid w:val="0"/>
-              <w:spacing w:line="300" w:lineRule="exact"/>
-              <w:jc w:val="both"/>
-              <w:rPr>
-                <w:rFonts w:ascii="Barlow Condensed Medium" w:eastAsia="標楷體" w:hAnsi="Barlow Condensed Medium" w:cstheme="minorHAnsi"/>
-                <w:w w:val="90"/>
-                <w:sz w:val="26"/>
-                <w:szCs w:val="26"/>
-              </w:rPr>
-            </w:pPr>
-            <w:r>
-              <w:rPr>
-                <w:rFonts w:ascii="Barlow Condensed Medium" w:eastAsia="標楷體" w:hAnsi="Barlow Condensed Medium" w:cs="Segoe UI Symbol"/>
-                <w:w w:val="90"/>
-                <w:sz w:val="26"/>
-                <w:szCs w:val="26"/>
-              </w:rPr>
-              <w:t>為</w:t>
-            </w:r>
-            <w:r>
-              <w:rPr>
-                <w:rFonts w:ascii="Barlow Condensed Medium" w:eastAsia="標楷體" w:hAnsi="Barlow Condensed Medium" w:cs="Segoe UI Symbol"/>
-                <w:w w:val="90"/>
-                <w:sz w:val="26"/>
-                <w:szCs w:val="26"/>
-              </w:rPr>
-              <w:t>2026</w:t>
-            </w:r>
-            <w:r>
-              <w:rPr>
-                <w:rFonts w:ascii="Barlow Condensed Medium" w:eastAsia="標楷體" w:hAnsi="Barlow Condensed Medium" w:cs="Segoe UI Symbol"/>
-                <w:w w:val="90"/>
-                <w:sz w:val="26"/>
-                <w:szCs w:val="26"/>
-              </w:rPr>
-              <w:t>年本會</w:t>
-            </w:r>
-            <w:r>
-              <w:rPr>
-                <w:rFonts w:ascii="Barlow Condensed Medium" w:eastAsia="標楷體" w:hAnsi="Barlow Condensed Medium" w:cs="Segoe UI Symbol" w:hint="eastAsia"/>
-                <w:w w:val="90"/>
-                <w:sz w:val="26"/>
-                <w:szCs w:val="26"/>
-              </w:rPr>
-              <w:t>各項</w:t>
-            </w:r>
-            <w:r>
-              <w:rPr>
-                <w:rFonts w:ascii="Barlow Condensed Medium" w:eastAsia="標楷體" w:hAnsi="Barlow Condensed Medium" w:cs="Segoe UI Symbol"/>
-                <w:w w:val="90"/>
-                <w:sz w:val="26"/>
-                <w:szCs w:val="26"/>
-              </w:rPr>
-              <w:t>事</w:t>
-            </w:r>
-            <w:proofErr w:type="gramStart"/>
-            <w:r>
-              <w:rPr>
-                <w:rFonts w:ascii="Barlow Condensed Medium" w:eastAsia="標楷體" w:hAnsi="Barlow Condensed Medium" w:cs="Segoe UI Symbol"/>
-                <w:w w:val="90"/>
-                <w:sz w:val="26"/>
-                <w:szCs w:val="26"/>
-              </w:rPr>
-              <w:t>工代禱</w:t>
-            </w:r>
-            <w:proofErr w:type="gramEnd"/>
-            <w:r>
-              <w:rPr>
-                <w:rFonts w:ascii="Barlow Condensed Medium" w:eastAsia="標楷體" w:hAnsi="Barlow Condensed Medium" w:cstheme="minorHAnsi"/>
-                <w:w w:val="90"/>
-                <w:sz w:val="26"/>
-                <w:szCs w:val="26"/>
-              </w:rPr>
-              <w:t>。</w:t>
-            </w:r>
-          </w:p>
-        </w:tc>
-      </w:tr>
-      <w:tr>
-        <w:tc>
-          <w:tcPr>
-            <w:tcW w:w="266" w:type="dxa"/>
-            <w:tcMar>
-              <w:left w:w="28" w:type="dxa"/>
-              <w:right w:w="28" w:type="dxa"/>
-            </w:tcMar>
-          </w:tcPr>
-          <w:p>
-            <w:pPr>
-              <w:snapToGrid w:val="0"/>
-              <w:spacing w:line="300" w:lineRule="exact"/>
-              <w:jc w:val="right"/>
-              <w:rPr>
-                <w:rFonts w:ascii="Barlow Condensed Medium" w:eastAsia="標楷體" w:hAnsi="Barlow Condensed Medium" w:cstheme="minorHAnsi"/>
-                <w:w w:val="90"/>
-                <w:sz w:val="26"/>
-                <w:szCs w:val="26"/>
-              </w:rPr>
-            </w:pPr>
-            <w:r>
-              <w:rPr>
-                <w:rFonts w:ascii="Barlow Condensed Medium" w:eastAsia="標楷體" w:hAnsi="Barlow Condensed Medium" w:cstheme="minorHAnsi" w:hint="eastAsia"/>
-                <w:w w:val="90"/>
-                <w:sz w:val="26"/>
-                <w:szCs w:val="26"/>
-              </w:rPr>
-              <w:t>4</w:t>
-            </w:r>
-            <w:r>
-              <w:rPr>
-                <w:rFonts w:ascii="Barlow Condensed Medium" w:eastAsia="標楷體" w:hAnsi="Barlow Condensed Medium" w:cstheme="minorHAnsi"/>
-                <w:w w:val="90"/>
-                <w:sz w:val="26"/>
-                <w:szCs w:val="26"/>
-              </w:rPr>
-              <w:t>.</w:t>
-            </w:r>
-          </w:p>
-        </w:tc>
-        <w:tc>
-          <w:tcPr>
-            <w:tcW w:w="5669" w:type="dxa"/>
-            <w:tcMar>
-              <w:left w:w="28" w:type="dxa"/>
-              <w:right w:w="28" w:type="dxa"/>
-            </w:tcMar>
-          </w:tcPr>
-          <w:p>
-            <w:pPr>
-              <w:snapToGrid w:val="0"/>
-              <w:spacing w:line="300" w:lineRule="exact"/>
-              <w:jc w:val="both"/>
-              <w:rPr>
-                <w:rFonts w:ascii="Barlow Condensed Medium" w:eastAsia="標楷體" w:hAnsi="Barlow Condensed Medium" w:cstheme="minorHAnsi"/>
-                <w:w w:val="90"/>
-                <w:sz w:val="26"/>
-                <w:szCs w:val="26"/>
-              </w:rPr>
-            </w:pPr>
-            <w:r>
-              <w:rPr>
-                <w:rFonts w:ascii="Barlow Condensed Medium" w:eastAsia="標楷體" w:hAnsi="Barlow Condensed Medium" w:cstheme="minorHAnsi"/>
-                <w:w w:val="90"/>
-                <w:sz w:val="26"/>
-                <w:szCs w:val="26"/>
-              </w:rPr>
-              <w:t>為</w:t>
-            </w:r>
-            <w:r>
-              <w:rPr>
-                <w:rFonts w:ascii="Barlow Condensed Medium" w:eastAsia="標楷體" w:hAnsi="Barlow Condensed Medium" w:cstheme="minorHAnsi" w:hint="eastAsia"/>
-                <w:w w:val="90"/>
-                <w:sz w:val="26"/>
-                <w:szCs w:val="26"/>
-              </w:rPr>
-              <w:t>教會所有</w:t>
-            </w:r>
-            <w:r>
-              <w:rPr>
-                <w:rFonts w:ascii="Barlow Condensed Medium" w:eastAsia="標楷體" w:hAnsi="Barlow Condensed Medium" w:cstheme="minorHAnsi"/>
-                <w:w w:val="90"/>
-                <w:sz w:val="26"/>
-                <w:szCs w:val="26"/>
-              </w:rPr>
-              <w:t>任職同工的事奉</w:t>
-            </w:r>
-            <w:r>
-              <w:rPr>
-                <w:rFonts w:ascii="Barlow Condensed Medium" w:eastAsia="標楷體" w:hAnsi="Barlow Condensed Medium" w:cstheme="minorHAnsi" w:hint="eastAsia"/>
-                <w:w w:val="90"/>
-                <w:sz w:val="26"/>
-                <w:szCs w:val="26"/>
-              </w:rPr>
-              <w:t>、工作</w:t>
-            </w:r>
-            <w:r>
-              <w:rPr>
-                <w:rFonts w:ascii="Barlow Condensed Medium" w:eastAsia="標楷體" w:hAnsi="Barlow Condensed Medium" w:cstheme="minorHAnsi"/>
-                <w:w w:val="90"/>
-                <w:sz w:val="26"/>
-                <w:szCs w:val="26"/>
-              </w:rPr>
-              <w:t>和</w:t>
-            </w:r>
-            <w:proofErr w:type="gramStart"/>
-            <w:r>
-              <w:rPr>
-                <w:rFonts w:ascii="Barlow Condensed Medium" w:eastAsia="標楷體" w:hAnsi="Barlow Condensed Medium" w:cstheme="minorHAnsi"/>
-                <w:w w:val="90"/>
-                <w:sz w:val="26"/>
-                <w:szCs w:val="26"/>
-              </w:rPr>
-              <w:t>家庭代禱</w:t>
-            </w:r>
-            <w:proofErr w:type="gramEnd"/>
-            <w:r>
-              <w:rPr>
-                <w:rFonts w:ascii="Barlow Condensed Medium" w:eastAsia="標楷體" w:hAnsi="Barlow Condensed Medium" w:cstheme="minorHAnsi"/>
-                <w:w w:val="90"/>
-                <w:sz w:val="26"/>
-                <w:szCs w:val="26"/>
-              </w:rPr>
-              <w:t>。</w:t>
+              <w:t>和家庭代禱。</w:t>
             </w:r>
           </w:p>
         </w:tc>
@@ -3072,9 +3123,8 @@
                 <w:sz w:val="26"/>
                 <w:szCs w:val="26"/>
               </w:rPr>
-              <w:t>兄</w:t>
-            </w:r>
-            <w:proofErr w:type="gramStart"/>
+              <w:t>兄姊</w:t>
+            </w:r>
             <w:r>
               <w:rPr>
                 <w:rFonts w:ascii="Barlow Condensed Medium" w:eastAsia="華康中黑體" w:hAnsi="Barlow Condensed Medium" w:cs="Segoe UI Symbol"/>
@@ -3082,9 +3132,8 @@
                 <w:sz w:val="26"/>
                 <w:szCs w:val="26"/>
               </w:rPr>
-              <w:t>姊</w:t>
-            </w:r>
-            <w:proofErr w:type="gramEnd"/>
+              <w:t>利用代禱卡</w:t>
+            </w:r>
             <w:r>
               <w:rPr>
                 <w:rFonts w:ascii="Barlow Condensed Medium" w:eastAsia="華康中黑體" w:hAnsi="Barlow Condensed Medium" w:cs="Segoe UI Symbol"/>
@@ -3092,9 +3141,8 @@
                 <w:sz w:val="26"/>
                 <w:szCs w:val="26"/>
               </w:rPr>
-              <w:t>利用</w:t>
-            </w:r>
-            <w:proofErr w:type="gramStart"/>
+              <w:t>(</w:t>
+            </w:r>
             <w:r>
               <w:rPr>
                 <w:rFonts w:ascii="Barlow Condensed Medium" w:eastAsia="華康中黑體" w:hAnsi="Barlow Condensed Medium" w:cs="Segoe UI Symbol"/>
@@ -3102,9 +3150,8 @@
                 <w:sz w:val="26"/>
                 <w:szCs w:val="26"/>
               </w:rPr>
-              <w:t>代禱卡</w:t>
-            </w:r>
-            <w:proofErr w:type="gramEnd"/>
+              <w:t>於招待桌上</w:t>
+            </w:r>
             <w:r>
               <w:rPr>
                 <w:rFonts w:ascii="Barlow Condensed Medium" w:eastAsia="華康中黑體" w:hAnsi="Barlow Condensed Medium" w:cs="Segoe UI Symbol"/>
@@ -3112,7 +3159,7 @@
                 <w:sz w:val="26"/>
                 <w:szCs w:val="26"/>
               </w:rPr>
-              <w:t>(</w:t>
+              <w:t>)</w:t>
             </w:r>
             <w:r>
               <w:rPr>
@@ -3121,36 +3168,7 @@
                 <w:sz w:val="26"/>
                 <w:szCs w:val="26"/>
               </w:rPr>
-              <w:t>於招待桌上</w:t>
-            </w:r>
-            <w:r>
-              <w:rPr>
-                <w:rFonts w:ascii="Barlow Condensed Medium" w:eastAsia="華康中黑體" w:hAnsi="Barlow Condensed Medium" w:cs="Segoe UI Symbol"/>
-                <w:w w:val="90"/>
-                <w:sz w:val="26"/>
-                <w:szCs w:val="26"/>
-              </w:rPr>
-              <w:t>)</w:t>
-            </w:r>
-            <w:proofErr w:type="gramStart"/>
-            <w:r>
-              <w:rPr>
-                <w:rFonts w:ascii="Barlow Condensed Medium" w:eastAsia="華康中黑體" w:hAnsi="Barlow Condensed Medium" w:cs="Segoe UI Symbol"/>
-                <w:w w:val="90"/>
-                <w:sz w:val="26"/>
-                <w:szCs w:val="26"/>
-              </w:rPr>
-              <w:t>投代禱</w:t>
-            </w:r>
-            <w:proofErr w:type="gramEnd"/>
-            <w:r>
-              <w:rPr>
-                <w:rFonts w:ascii="Barlow Condensed Medium" w:eastAsia="華康中黑體" w:hAnsi="Barlow Condensed Medium" w:cs="Segoe UI Symbol"/>
-                <w:w w:val="90"/>
-                <w:sz w:val="26"/>
-                <w:szCs w:val="26"/>
-              </w:rPr>
-              <w:t>信箱。</w:t>
+              <w:t>投代禱信箱。</w:t>
             </w:r>
           </w:p>
         </w:tc>
@@ -3229,9 +3247,8 @@
                 <w:sz w:val="26"/>
                 <w:szCs w:val="26"/>
               </w:rPr>
-              <w:t>王</w:t>
-            </w:r>
-            <w:proofErr w:type="gramStart"/>
+              <w:t>王聖</w:t>
+            </w:r>
             <w:r>
               <w:rPr>
                 <w:rFonts w:ascii="Barlow Condensed Medium" w:eastAsia="標楷體" w:hAnsi="Barlow Condensed Medium" w:cstheme="minorHAnsi" w:hint="eastAsia"/>
@@ -3239,7 +3256,7 @@
                 <w:sz w:val="26"/>
                 <w:szCs w:val="26"/>
               </w:rPr>
-              <w:t>聖</w:t>
+              <w:t>崴</w:t>
             </w:r>
             <w:r>
               <w:rPr>
@@ -3248,18 +3265,8 @@
                 <w:sz w:val="26"/>
                 <w:szCs w:val="26"/>
               </w:rPr>
-              <w:t>崴</w:t>
-            </w:r>
-            <w:r>
-              <w:rPr>
-                <w:rFonts w:ascii="Barlow Condensed Medium" w:eastAsia="標楷體" w:hAnsi="Barlow Condensed Medium" w:cstheme="minorHAnsi" w:hint="eastAsia"/>
-                <w:w w:val="90"/>
-                <w:sz w:val="26"/>
-                <w:szCs w:val="26"/>
-              </w:rPr>
               <w:t>。</w:t>
             </w:r>
-            <w:proofErr w:type="gramEnd"/>
           </w:p>
         </w:tc>
       </w:tr>
@@ -3601,7 +3608,6 @@
           <w:szCs w:val="26"/>
         </w:rPr>
       </w:pPr>
-      <w:proofErr w:type="gramStart"/>
       <w:r>
         <w:rPr>
           <w:rFonts w:ascii="Barlow Condensed Medium" w:eastAsia="標楷體" w:hAnsi="Barlow Condensed Medium" w:cs="Arial" w:hint="eastAsia"/>
@@ -3611,43 +3617,7 @@
           <w:sz w:val="26"/>
           <w:szCs w:val="26"/>
         </w:rPr>
-        <w:t>嗣</w:t>
-      </w:r>
-      <w:proofErr w:type="gramEnd"/>
-      <w:r>
-        <w:rPr>
-          <w:rFonts w:ascii="Barlow Condensed Medium" w:eastAsia="標楷體" w:hAnsi="Barlow Condensed Medium" w:cs="Arial" w:hint="eastAsia"/>
-          <w:bCs/>
-          <w:w w:val="72"/>
-          <w:kern w:val="0"/>
-          <w:sz w:val="26"/>
-          <w:szCs w:val="26"/>
-        </w:rPr>
-        <w:t>大</w:t>
-      </w:r>
-      <w:proofErr w:type="gramStart"/>
-      <w:r>
-        <w:rPr>
-          <w:rFonts w:ascii="Barlow Condensed Medium" w:eastAsia="標楷體" w:hAnsi="Barlow Condensed Medium" w:cs="Arial" w:hint="eastAsia"/>
-          <w:bCs/>
-          <w:w w:val="72"/>
-          <w:kern w:val="0"/>
-          <w:sz w:val="26"/>
-          <w:szCs w:val="26"/>
-        </w:rPr>
-        <w:t>嗣小信</w:t>
-      </w:r>
-      <w:proofErr w:type="gramEnd"/>
-      <w:r>
-        <w:rPr>
-          <w:rFonts w:ascii="Barlow Condensed Medium" w:eastAsia="標楷體" w:hAnsi="Barlow Condensed Medium" w:cs="Arial" w:hint="eastAsia"/>
-          <w:bCs/>
-          <w:w w:val="72"/>
-          <w:kern w:val="0"/>
-          <w:sz w:val="26"/>
-          <w:szCs w:val="26"/>
-        </w:rPr>
-        <w:t>主基督，</w:t>
+        <w:t>嗣大嗣小信主基督，</w:t>
       </w:r>
     </w:p>
     <w:p>
@@ -3707,31 +3677,7 @@
           <w:sz w:val="26"/>
           <w:szCs w:val="26"/>
         </w:rPr>
-        <w:t>父慈子孝</w:t>
-      </w:r>
-      <w:proofErr w:type="gramStart"/>
-      <w:r>
-        <w:rPr>
-          <w:rFonts w:ascii="Barlow Condensed Medium" w:eastAsia="標楷體" w:hAnsi="Barlow Condensed Medium" w:cs="Arial" w:hint="eastAsia"/>
-          <w:bCs/>
-          <w:w w:val="72"/>
-          <w:kern w:val="0"/>
-          <w:sz w:val="26"/>
-          <w:szCs w:val="26"/>
-        </w:rPr>
-        <w:t>夫妻保老</w:t>
-      </w:r>
-      <w:proofErr w:type="gramEnd"/>
-      <w:r>
-        <w:rPr>
-          <w:rFonts w:ascii="Barlow Condensed Medium" w:eastAsia="標楷體" w:hAnsi="Barlow Condensed Medium" w:cs="Arial" w:hint="eastAsia"/>
-          <w:bCs/>
-          <w:w w:val="72"/>
-          <w:kern w:val="0"/>
-          <w:sz w:val="26"/>
-          <w:szCs w:val="26"/>
-        </w:rPr>
-        <w:t>，</w:t>
+        <w:t>父慈子孝夫妻保老，</w:t>
       </w:r>
     </w:p>
     <w:p>
@@ -3787,31 +3733,7 @@
           <w:sz w:val="26"/>
           <w:szCs w:val="26"/>
         </w:rPr>
-        <w:t>虔誠</w:t>
-      </w:r>
-      <w:proofErr w:type="gramStart"/>
-      <w:r>
-        <w:rPr>
-          <w:rFonts w:ascii="Barlow Condensed Medium" w:eastAsia="標楷體" w:hAnsi="Barlow Condensed Medium" w:cs="Arial" w:hint="eastAsia"/>
-          <w:bCs/>
-          <w:w w:val="72"/>
-          <w:kern w:val="0"/>
-          <w:sz w:val="26"/>
-          <w:szCs w:val="26"/>
-        </w:rPr>
-        <w:t>祈禱勤讀聖經</w:t>
-      </w:r>
-      <w:proofErr w:type="gramEnd"/>
-      <w:r>
-        <w:rPr>
-          <w:rFonts w:ascii="Barlow Condensed Medium" w:eastAsia="標楷體" w:hAnsi="Barlow Condensed Medium" w:cs="Arial" w:hint="eastAsia"/>
-          <w:bCs/>
-          <w:w w:val="72"/>
-          <w:kern w:val="0"/>
-          <w:sz w:val="26"/>
-          <w:szCs w:val="26"/>
-        </w:rPr>
-        <w:t>，</w:t>
+        <w:t>虔誠祈禱勤讀聖經，</w:t>
       </w:r>
     </w:p>
     <w:p>
@@ -3839,31 +3761,7 @@
           <w:sz w:val="26"/>
           <w:szCs w:val="26"/>
         </w:rPr>
-        <w:t>成</w:t>
-      </w:r>
-      <w:proofErr w:type="gramStart"/>
-      <w:r>
-        <w:rPr>
-          <w:rFonts w:ascii="Barlow Condensed Medium" w:eastAsia="標楷體" w:hAnsi="Barlow Condensed Medium" w:cs="Arial" w:hint="eastAsia"/>
-          <w:bCs/>
-          <w:w w:val="72"/>
-          <w:kern w:val="0"/>
-          <w:sz w:val="26"/>
-          <w:szCs w:val="26"/>
-        </w:rPr>
-        <w:t>做屬主</w:t>
-      </w:r>
-      <w:proofErr w:type="gramEnd"/>
-      <w:r>
-        <w:rPr>
-          <w:rFonts w:ascii="Barlow Condensed Medium" w:eastAsia="標楷體" w:hAnsi="Barlow Condensed Medium" w:cs="Arial" w:hint="eastAsia"/>
-          <w:bCs/>
-          <w:w w:val="72"/>
-          <w:kern w:val="0"/>
-          <w:sz w:val="26"/>
-          <w:szCs w:val="26"/>
-        </w:rPr>
-        <w:t>家庭。</w:t>
+        <w:t>成做屬主家庭。</w:t>
       </w:r>
     </w:p>
     <w:p>
@@ -4011,31 +3909,7 @@
           <w:sz w:val="26"/>
           <w:szCs w:val="26"/>
         </w:rPr>
-        <w:t>安分守己敬</w:t>
-      </w:r>
-      <w:proofErr w:type="gramStart"/>
-      <w:r>
-        <w:rPr>
-          <w:rFonts w:ascii="Barlow Condensed Medium" w:eastAsia="標楷體" w:hAnsi="Barlow Condensed Medium" w:cs="Arial" w:hint="eastAsia"/>
-          <w:bCs/>
-          <w:w w:val="72"/>
-          <w:kern w:val="0"/>
-          <w:sz w:val="26"/>
-          <w:szCs w:val="26"/>
-        </w:rPr>
-        <w:t>虔</w:t>
-      </w:r>
-      <w:proofErr w:type="gramEnd"/>
-      <w:r>
-        <w:rPr>
-          <w:rFonts w:ascii="Barlow Condensed Medium" w:eastAsia="標楷體" w:hAnsi="Barlow Condensed Medium" w:cs="Arial" w:hint="eastAsia"/>
-          <w:bCs/>
-          <w:w w:val="72"/>
-          <w:kern w:val="0"/>
-          <w:sz w:val="26"/>
-          <w:szCs w:val="26"/>
-        </w:rPr>
-        <w:t>知足，</w:t>
+        <w:t>安分守己敬虔知足，</w:t>
       </w:r>
     </w:p>
     <w:p>
@@ -4110,7 +3984,6 @@
           <w:szCs w:val="26"/>
         </w:rPr>
       </w:pPr>
-      <w:proofErr w:type="gramStart"/>
       <w:r>
         <w:rPr>
           <w:rFonts w:ascii="Barlow Condensed Medium" w:eastAsia="標楷體" w:hAnsi="Barlow Condensed Medium" w:cs="Arial" w:hint="eastAsia"/>
@@ -4120,19 +3993,7 @@
           <w:sz w:val="26"/>
           <w:szCs w:val="26"/>
         </w:rPr>
-        <w:t>求主賜</w:t>
-      </w:r>
-      <w:proofErr w:type="gramEnd"/>
-      <w:r>
-        <w:rPr>
-          <w:rFonts w:ascii="Barlow Condensed Medium" w:eastAsia="標楷體" w:hAnsi="Barlow Condensed Medium" w:cs="Arial" w:hint="eastAsia"/>
-          <w:bCs/>
-          <w:w w:val="72"/>
-          <w:kern w:val="0"/>
-          <w:sz w:val="26"/>
-          <w:szCs w:val="26"/>
-        </w:rPr>
-        <w:t>阮平安。</w:t>
+        <w:t>求主賜阮平安。</w:t>
       </w:r>
     </w:p>
     <w:p>
@@ -4155,7 +4016,6 @@
           <w:szCs w:val="26"/>
         </w:rPr>
       </w:pPr>
-      <w:proofErr w:type="gramStart"/>
       <w:r>
         <w:rPr>
           <w:rFonts w:ascii="Barlow Condensed Medium" w:eastAsia="標楷體" w:hAnsi="Barlow Condensed Medium" w:cs="Arial" w:hint="eastAsia"/>
@@ -4165,43 +4025,7 @@
           <w:sz w:val="26"/>
           <w:szCs w:val="26"/>
         </w:rPr>
-        <w:t>旦</w:t>
-      </w:r>
-      <w:proofErr w:type="gramEnd"/>
-      <w:r>
-        <w:rPr>
-          <w:rFonts w:ascii="Barlow Condensed Medium" w:eastAsia="標楷體" w:hAnsi="Barlow Condensed Medium" w:cs="Arial" w:hint="eastAsia"/>
-          <w:bCs/>
-          <w:w w:val="72"/>
-          <w:kern w:val="0"/>
-          <w:sz w:val="26"/>
-          <w:szCs w:val="26"/>
-        </w:rPr>
-        <w:t>求救主踮</w:t>
-      </w:r>
-      <w:proofErr w:type="gramStart"/>
-      <w:r>
-        <w:rPr>
-          <w:rFonts w:ascii="Barlow Condensed Medium" w:eastAsia="標楷體" w:hAnsi="Barlow Condensed Medium" w:cs="Arial" w:hint="eastAsia"/>
-          <w:bCs/>
-          <w:w w:val="72"/>
-          <w:kern w:val="0"/>
-          <w:sz w:val="26"/>
-          <w:szCs w:val="26"/>
-        </w:rPr>
-        <w:t>阮</w:t>
-      </w:r>
-      <w:proofErr w:type="gramEnd"/>
-      <w:r>
-        <w:rPr>
-          <w:rFonts w:ascii="Barlow Condensed Medium" w:eastAsia="標楷體" w:hAnsi="Barlow Condensed Medium" w:cs="Arial" w:hint="eastAsia"/>
-          <w:bCs/>
-          <w:w w:val="72"/>
-          <w:kern w:val="0"/>
-          <w:sz w:val="26"/>
-          <w:szCs w:val="26"/>
-        </w:rPr>
-        <w:t>中央，</w:t>
+        <w:t>旦求救主踮阮中央，</w:t>
       </w:r>
     </w:p>
     <w:p>
@@ -4229,31 +4053,7 @@
           <w:sz w:val="26"/>
           <w:szCs w:val="26"/>
         </w:rPr>
-        <w:t>成做伊</w:t>
-      </w:r>
-      <w:proofErr w:type="gramStart"/>
-      <w:r>
-        <w:rPr>
-          <w:rFonts w:ascii="Barlow Condensed Medium" w:eastAsia="標楷體" w:hAnsi="Barlow Condensed Medium" w:cs="Arial" w:hint="eastAsia"/>
-          <w:bCs/>
-          <w:w w:val="72"/>
-          <w:kern w:val="0"/>
-          <w:sz w:val="26"/>
-          <w:szCs w:val="26"/>
-        </w:rPr>
-        <w:t>甸</w:t>
-      </w:r>
-      <w:proofErr w:type="gramEnd"/>
-      <w:r>
-        <w:rPr>
-          <w:rFonts w:ascii="Barlow Condensed Medium" w:eastAsia="標楷體" w:hAnsi="Barlow Condensed Medium" w:cs="Arial" w:hint="eastAsia"/>
-          <w:bCs/>
-          <w:w w:val="72"/>
-          <w:kern w:val="0"/>
-          <w:sz w:val="26"/>
-          <w:szCs w:val="26"/>
-        </w:rPr>
-        <w:t>樂園；</w:t>
+        <w:t>成做伊甸樂園；</w:t>
       </w:r>
     </w:p>
     <w:p>
@@ -4340,6 +4140,7 @@
       <w:r>
         <w:rPr>
           <w:noProof/>
+          <w:lang w:bidi="he-IL"/>
         </w:rPr>
         <mc:AlternateContent>
           <mc:Choice Requires="wpg">
@@ -4475,47 +4276,7 @@
                                   <w:w w:val="90"/>
                                   <w:szCs w:val="24"/>
                                 </w:rPr>
-                                <w:t>我們因信主耶穌基督而蒙　神國福音的恩典，成為基督的肢體，並按主的命令彼此相愛。因此我們奉獻自己成為基督的教會的</w:t>
-                              </w:r>
-                              <w:proofErr w:type="gramStart"/>
-                              <w:r>
-                                <w:rPr>
-                                  <w:rFonts w:ascii="文鼎粗魏碑" w:eastAsia="文鼎粗魏碑" w:cstheme="minorHAnsi" w:hint="eastAsia"/>
-                                  <w:color w:val="0D0D0D" w:themeColor="text1" w:themeTint="F2"/>
-                                  <w:w w:val="90"/>
-                                  <w:szCs w:val="24"/>
-                                </w:rPr>
-                                <w:t>事奉者</w:t>
-                              </w:r>
-                              <w:proofErr w:type="gramEnd"/>
-                              <w:r>
-                                <w:rPr>
-                                  <w:rFonts w:ascii="文鼎粗魏碑" w:eastAsia="文鼎粗魏碑" w:cstheme="minorHAnsi" w:hint="eastAsia"/>
-                                  <w:color w:val="0D0D0D" w:themeColor="text1" w:themeTint="F2"/>
-                                  <w:w w:val="90"/>
-                                  <w:szCs w:val="24"/>
-                                </w:rPr>
-                                <w:t>，用彼此事奉、彼此順服、彼此成全，和彼此學習的心，效法基督成為服事人的僕人。將服事會眾的事看為優先，以服事</w:t>
-                              </w:r>
-                              <w:proofErr w:type="gramStart"/>
-                              <w:r>
-                                <w:rPr>
-                                  <w:rFonts w:ascii="文鼎粗魏碑" w:eastAsia="文鼎粗魏碑" w:cstheme="minorHAnsi" w:hint="eastAsia"/>
-                                  <w:color w:val="0D0D0D" w:themeColor="text1" w:themeTint="F2"/>
-                                  <w:w w:val="90"/>
-                                  <w:szCs w:val="24"/>
-                                </w:rPr>
-                                <w:t>會眾來服事</w:t>
-                              </w:r>
-                              <w:proofErr w:type="gramEnd"/>
-                              <w:r>
-                                <w:rPr>
-                                  <w:rFonts w:ascii="文鼎粗魏碑" w:eastAsia="文鼎粗魏碑" w:cstheme="minorHAnsi" w:hint="eastAsia"/>
-                                  <w:color w:val="0D0D0D" w:themeColor="text1" w:themeTint="F2"/>
-                                  <w:w w:val="90"/>
-                                  <w:szCs w:val="24"/>
-                                </w:rPr>
-                                <w:t xml:space="preserve">　神。使我們與我們得救的身分相稱。</w:t>
+                                <w:t>我們因信主耶穌基督而蒙　神國福音的恩典，成為基督的肢體，並按主的命令彼此相愛。因此我們奉獻自己成為基督的教會的事奉者，用彼此事奉、彼此順服、彼此成全，和彼此學習的心，效法基督成為服事人的僕人。將服事會眾的事看為優先，以服事會眾來服事　神。使我們與我們得救的身分相稱。</w:t>
                               </w:r>
                             </w:p>
                           </w:txbxContent>
@@ -4541,7 +4302,7 @@
           </mc:Choice>
           <mc:Fallback>
             <w:pict>
-              <v:group w14:anchorId="789743EB" id="群組 21" o:spid="_x0000_s1026" style="position:absolute;margin-left:538.15pt;margin-top:28.9pt;width:134.65pt;height:261.65pt;z-index:251664384;mso-position-horizontal-relative:page;mso-position-vertical-relative:page;mso-width-relative:margin;mso-height-relative:margin" coordsize="17094,33223" o:gfxdata="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">
+              <v:group w14:anchorId="789743EB" id="群組 21" o:spid="_x0000_s1026" style="position:absolute;margin-left:538.15pt;margin-top:28.9pt;width:134.65pt;height:261.65pt;z-index:251664384;mso-position-horizontal-relative:page;mso-position-vertical-relative:page;mso-width-relative:margin;mso-height-relative:margin" coordsize="17094,33223" o:gfxdata="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">
                 <v:shapetype id="_x0000_t75" coordsize="21600,21600" o:spt="75" o:preferrelative="t" path="m@4@5l@4@11@9@11@9@5xe" filled="f" stroked="f">
                   <v:stroke joinstyle="miter"/>
                   <v:formulas>
@@ -4561,10 +4322,11 @@
                   <v:path o:extrusionok="f" gradientshapeok="t" o:connecttype="rect"/>
                   <o:lock v:ext="edit" aspectratio="t"/>
                 </v:shapetype>
-                <v:shape id="圖片 18" o:spid="_x0000_s1027" type="#_x0000_t75" style="position:absolute;left:-8065;top:8065;width:33223;height:17094;rotation:90;visibility:visible;mso-wrap-style:square" o:gfxdata="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">
+                <v:shape id="圖片 18" o:spid="_x0000_s1027" type="#_x0000_t75" style="position:absolute;left:-8065;top:8065;width:33223;height:17094;rotation:90;visibility:visible;mso-wrap-style:square" o:gfxdata="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">
                   <v:imagedata r:id="rId9" o:title=""/>
+                  <v:path arrowok="t"/>
                 </v:shape>
-                <v:roundrect id="圓角矩形 7" o:spid="_x0000_s1028" style="position:absolute;left:1666;top:2875;width:14086;height:28296;visibility:visible;mso-wrap-style:square;v-text-anchor:top" arcsize="3131f" o:gfxdata="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" filled="f" stroked="f" strokeweight="2.5pt">
+                <v:roundrect id="圓角矩形 7" o:spid="_x0000_s1028" style="position:absolute;left:1666;top:2875;width:14086;height:28296;visibility:visible;mso-wrap-style:square;v-text-anchor:top" arcsize="3131f" o:gfxdata="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" filled="f" stroked="f" strokeweight="2.5pt">
                   <v:stroke joinstyle="miter"/>
                   <v:textbox style="layout-flow:vertical-ideographic" inset="1mm,1mm,1mm,1mm">
                     <w:txbxContent>
@@ -4609,47 +4371,7 @@
                             <w:w w:val="90"/>
                             <w:szCs w:val="24"/>
                           </w:rPr>
-                          <w:t>我們因信主耶穌基督而蒙　神國福音的恩典，成為基督的肢體，並按主的命令彼此相愛。因此我們奉獻自己成為基督的教會的</w:t>
-                        </w:r>
-                        <w:proofErr w:type="gramStart"/>
-                        <w:r>
-                          <w:rPr>
-                            <w:rFonts w:ascii="文鼎粗魏碑" w:eastAsia="文鼎粗魏碑" w:cstheme="minorHAnsi" w:hint="eastAsia"/>
-                            <w:color w:val="0D0D0D" w:themeColor="text1" w:themeTint="F2"/>
-                            <w:w w:val="90"/>
-                            <w:szCs w:val="24"/>
-                          </w:rPr>
-                          <w:t>事奉者</w:t>
-                        </w:r>
-                        <w:proofErr w:type="gramEnd"/>
-                        <w:r>
-                          <w:rPr>
-                            <w:rFonts w:ascii="文鼎粗魏碑" w:eastAsia="文鼎粗魏碑" w:cstheme="minorHAnsi" w:hint="eastAsia"/>
-                            <w:color w:val="0D0D0D" w:themeColor="text1" w:themeTint="F2"/>
-                            <w:w w:val="90"/>
-                            <w:szCs w:val="24"/>
-                          </w:rPr>
-                          <w:t>，用彼此事奉、彼此順服、彼此成全，和彼此學習的心，效法基督成為服事人的僕人。將服事會眾的事看為優先，以服事</w:t>
-                        </w:r>
-                        <w:proofErr w:type="gramStart"/>
-                        <w:r>
-                          <w:rPr>
-                            <w:rFonts w:ascii="文鼎粗魏碑" w:eastAsia="文鼎粗魏碑" w:cstheme="minorHAnsi" w:hint="eastAsia"/>
-                            <w:color w:val="0D0D0D" w:themeColor="text1" w:themeTint="F2"/>
-                            <w:w w:val="90"/>
-                            <w:szCs w:val="24"/>
-                          </w:rPr>
-                          <w:t>會眾來服事</w:t>
-                        </w:r>
-                        <w:proofErr w:type="gramEnd"/>
-                        <w:r>
-                          <w:rPr>
-                            <w:rFonts w:ascii="文鼎粗魏碑" w:eastAsia="文鼎粗魏碑" w:cstheme="minorHAnsi" w:hint="eastAsia"/>
-                            <w:color w:val="0D0D0D" w:themeColor="text1" w:themeTint="F2"/>
-                            <w:w w:val="90"/>
-                            <w:szCs w:val="24"/>
-                          </w:rPr>
-                          <w:t xml:space="preserve">　神。使我們與我們得救的身分相稱。</w:t>
+                          <w:t>我們因信主耶穌基督而蒙　神國福音的恩典，成為基督的肢體，並按主的命令彼此相愛。因此我們奉獻自己成為基督的教會的事奉者，用彼此事奉、彼此順服、彼此成全，和彼此學習的心，效法基督成為服事人的僕人。將服事會眾的事看為優先，以服事會眾來服事　神。使我們與我們得救的身分相稱。</w:t>
                         </w:r>
                       </w:p>
                     </w:txbxContent>
@@ -4664,6 +4386,7 @@
       <w:r>
         <w:rPr>
           <w:noProof/>
+          <w:lang w:bidi="he-IL"/>
         </w:rPr>
         <w:drawing>
           <wp:anchor distT="0" distB="0" distL="114300" distR="114300" simplePos="0" relativeHeight="251660288" behindDoc="0" locked="0" layoutInCell="1" allowOverlap="1" wp14:anchorId="0030E694" wp14:editId="5A536E33">
@@ -4724,6 +4447,7 @@
       <w:r>
         <w:rPr>
           <w:noProof/>
+          <w:lang w:bidi="he-IL"/>
         </w:rPr>
         <w:drawing>
           <wp:anchor distT="0" distB="0" distL="114300" distR="114300" simplePos="0" relativeHeight="251655168" behindDoc="0" locked="0" layoutInCell="1" allowOverlap="1" wp14:anchorId="7EAAEB92" wp14:editId="352781AB">
@@ -4804,6 +4528,7 @@
       <w:r>
         <w:rPr>
           <w:noProof/>
+          <w:lang w:bidi="he-IL"/>
         </w:rPr>
         <mc:AlternateContent>
           <mc:Choice Requires="wpg">
@@ -4872,7 +4597,6 @@
                                 </w:rPr>
                                 <w:t>聚會時間表</w:t>
                               </w:r>
-                              <w:proofErr w:type="gramStart"/>
                               <w:r>
                                 <w:rPr>
                                   <w:rFonts w:ascii="Barlow Condensed Medium" w:eastAsia="華康正顏楷體W9" w:hAnsi="Barlow Condensed Medium" w:cstheme="minorHAnsi" w:hint="eastAsia"/>
@@ -4882,7 +4606,6 @@
                                 </w:rPr>
                                 <w:t>》</w:t>
                               </w:r>
-                              <w:proofErr w:type="gramEnd"/>
                             </w:p>
                             <w:tbl>
                               <w:tblPr>
@@ -5656,7 +5379,6 @@
                                         <w:szCs w:val="26"/>
                                       </w:rPr>
                                     </w:pPr>
-                                    <w:proofErr w:type="gramStart"/>
                                     <w:r>
                                       <w:rPr>
                                         <w:rFonts w:ascii="Barlow Condensed Medium" w:eastAsia="標楷體" w:hAnsi="Barlow Condensed Medium" w:hint="eastAsia"/>
@@ -5667,7 +5389,6 @@
                                       </w:rPr>
                                       <w:t>拿細耳</w:t>
                                     </w:r>
-                                    <w:proofErr w:type="gramEnd"/>
                                     <w:r>
                                       <w:rPr>
                                         <w:rFonts w:ascii="Barlow Condensed Medium" w:eastAsia="標楷體" w:hAnsi="Barlow Condensed Medium" w:hint="eastAsia"/>
@@ -5821,7 +5542,6 @@
                                         <w:szCs w:val="26"/>
                                       </w:rPr>
                                     </w:pPr>
-                                    <w:proofErr w:type="gramStart"/>
                                     <w:r>
                                       <w:rPr>
                                         <w:rFonts w:ascii="Barlow Condensed Medium" w:eastAsia="標楷體" w:hAnsi="Barlow Condensed Medium" w:hint="eastAsia"/>
@@ -5832,7 +5552,6 @@
                                       </w:rPr>
                                       <w:t>社青小組</w:t>
                                     </w:r>
-                                    <w:proofErr w:type="gramEnd"/>
                                   </w:p>
                                 </w:tc>
                                 <w:tc>
@@ -6026,7 +5745,6 @@
                                         <w:szCs w:val="26"/>
                                       </w:rPr>
                                     </w:pPr>
-                                    <w:proofErr w:type="gramStart"/>
                                     <w:r>
                                       <w:rPr>
                                         <w:rFonts w:ascii="Barlow Condensed Medium" w:eastAsia="標楷體" w:hAnsi="Barlow Condensed Medium"/>
@@ -6037,7 +5755,6 @@
                                       </w:rPr>
                                       <w:t>明憲家</w:t>
                                     </w:r>
-                                    <w:proofErr w:type="gramEnd"/>
                                   </w:p>
                                 </w:tc>
                               </w:tr>
@@ -6616,12 +6333,12 @@
           </mc:Choice>
           <mc:Fallback>
             <w:pict>
-              <v:group w14:anchorId="5DF93223" id="群組 24" o:spid="_x0000_s1029" style="position:absolute;margin-left:533.85pt;margin-top:298.55pt;width:140.3pt;height:259.35pt;z-index:251662336;mso-position-horizontal-relative:page;mso-position-vertical-relative:page;mso-width-relative:margin;mso-height-relative:margin" coordsize="17818,32941" o:gfxdata="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">
+              <v:group w14:anchorId="5DF93223" id="群組 24" o:spid="_x0000_s1029" style="position:absolute;margin-left:533.85pt;margin-top:298.55pt;width:140.3pt;height:259.35pt;z-index:251662336;mso-position-horizontal-relative:page;mso-position-vertical-relative:page;mso-width-relative:margin;mso-height-relative:margin" coordsize="17818,32941" o:gfxdata="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">
                 <v:shapetype id="_x0000_t202" coordsize="21600,21600" o:spt="202" path="m,l,21600r21600,l21600,xe">
                   <v:stroke joinstyle="miter"/>
                   <v:path gradientshapeok="t" o:connecttype="rect"/>
                 </v:shapetype>
-                <v:shape id="_x0000_s1030" type="#_x0000_t202" style="position:absolute;left:351;top:293;width:17279;height:32590;visibility:visible;mso-wrap-style:square;v-text-anchor:top" o:gfxdata="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" stroked="f">
+                <v:shape id="_x0000_s1030" type="#_x0000_t202" style="position:absolute;left:351;top:293;width:17279;height:32590;visibility:visible;mso-wrap-style:square;v-text-anchor:top" o:gfxdata="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" stroked="f">
                   <v:textbox inset="0,0,0,0">
                     <w:txbxContent>
                       <w:p>
@@ -6638,7 +6355,6 @@
                           </w:rPr>
                           <w:t>聚會時間表</w:t>
                         </w:r>
-                        <w:proofErr w:type="gramStart"/>
                         <w:r>
                           <w:rPr>
                             <w:rFonts w:ascii="Barlow Condensed Medium" w:eastAsia="華康正顏楷體W9" w:hAnsi="Barlow Condensed Medium" w:cstheme="minorHAnsi" w:hint="eastAsia"/>
@@ -6648,7 +6364,6 @@
                           </w:rPr>
                           <w:t>》</w:t>
                         </w:r>
-                        <w:proofErr w:type="gramEnd"/>
                       </w:p>
                       <w:tbl>
                         <w:tblPr>
@@ -7422,7 +7137,6 @@
                                   <w:szCs w:val="26"/>
                                 </w:rPr>
                               </w:pPr>
-                              <w:proofErr w:type="gramStart"/>
                               <w:r>
                                 <w:rPr>
                                   <w:rFonts w:ascii="Barlow Condensed Medium" w:eastAsia="標楷體" w:hAnsi="Barlow Condensed Medium" w:hint="eastAsia"/>
@@ -7433,7 +7147,6 @@
                                 </w:rPr>
                                 <w:t>拿細耳</w:t>
                               </w:r>
-                              <w:proofErr w:type="gramEnd"/>
                               <w:r>
                                 <w:rPr>
                                   <w:rFonts w:ascii="Barlow Condensed Medium" w:eastAsia="標楷體" w:hAnsi="Barlow Condensed Medium" w:hint="eastAsia"/>
@@ -7587,7 +7300,6 @@
                                   <w:szCs w:val="26"/>
                                 </w:rPr>
                               </w:pPr>
-                              <w:proofErr w:type="gramStart"/>
                               <w:r>
                                 <w:rPr>
                                   <w:rFonts w:ascii="Barlow Condensed Medium" w:eastAsia="標楷體" w:hAnsi="Barlow Condensed Medium" w:hint="eastAsia"/>
@@ -7598,7 +7310,6 @@
                                 </w:rPr>
                                 <w:t>社青小組</w:t>
                               </w:r>
-                              <w:proofErr w:type="gramEnd"/>
                             </w:p>
                           </w:tc>
                           <w:tc>
@@ -7792,7 +7503,6 @@
                                   <w:szCs w:val="26"/>
                                 </w:rPr>
                               </w:pPr>
-                              <w:proofErr w:type="gramStart"/>
                               <w:r>
                                 <w:rPr>
                                   <w:rFonts w:ascii="Barlow Condensed Medium" w:eastAsia="標楷體" w:hAnsi="Barlow Condensed Medium"/>
@@ -7803,7 +7513,6 @@
                                 </w:rPr>
                                 <w:t>明憲家</w:t>
                               </w:r>
-                              <w:proofErr w:type="gramEnd"/>
                             </w:p>
                           </w:tc>
                         </w:tr>
@@ -8319,7 +8028,7 @@
                     </w:txbxContent>
                   </v:textbox>
                 </v:shape>
-                <v:roundrect id="圓角矩形 5" o:spid="_x0000_s1031" style="position:absolute;width:17818;height:32941;visibility:visible;mso-wrap-style:square;v-text-anchor:middle" arcsize="2169f" o:gfxdata="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" filled="f" strokecolor="#5a5a5a [2109]" strokeweight="2.5pt">
+                <v:roundrect id="圓角矩形 5" o:spid="_x0000_s1031" style="position:absolute;width:17818;height:32941;visibility:visible;mso-wrap-style:square;v-text-anchor:middle" arcsize="2169f" o:gfxdata="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" filled="f" strokecolor="#5a5a5a [2109]" strokeweight="2.5pt">
                   <v:stroke joinstyle="miter"/>
                 </v:roundrect>
                 <w10:wrap anchorx="page" anchory="page"/>
@@ -8376,6 +8085,7 @@
         <w:rPr>
           <w:rFonts w:ascii="Barlow Condensed Medium" w:hAnsi="Barlow Condensed Medium"/>
           <w:noProof/>
+          <w:lang w:bidi="he-IL"/>
         </w:rPr>
         <mc:AlternateContent>
           <mc:Choice Requires="wpg">
@@ -8657,27 +8367,7 @@
                                         <w:w w:val="75"/>
                                         <w:szCs w:val="24"/>
                                       </w:rPr>
-                                      <w:t>先回用琴瑟響</w:t>
-                                    </w:r>
-                                    <w:proofErr w:type="gramStart"/>
-                                    <w:r>
-                                      <w:rPr>
-                                        <w:rFonts w:ascii="Barlow Condensed Medium" w:eastAsia="華康儷楷書" w:hAnsi="Barlow Condensed Medium" w:cs="華康儷楷書" w:hint="eastAsia"/>
-                                        <w:color w:val="000000" w:themeColor="text1"/>
-                                        <w:w w:val="75"/>
-                                        <w:szCs w:val="24"/>
-                                      </w:rPr>
-                                      <w:t>鈸</w:t>
-                                    </w:r>
-                                    <w:proofErr w:type="gramEnd"/>
-                                    <w:r>
-                                      <w:rPr>
-                                        <w:rFonts w:ascii="Barlow Condensed Medium" w:eastAsia="華康儷楷書" w:hAnsi="Barlow Condensed Medium" w:cs="華康儷楷書" w:hint="eastAsia"/>
-                                        <w:color w:val="000000" w:themeColor="text1"/>
-                                        <w:w w:val="75"/>
-                                        <w:szCs w:val="24"/>
-                                      </w:rPr>
-                                      <w:t>說預言</w:t>
+                                      <w:t>用琴瑟響鈸說預言</w:t>
                                     </w:r>
                                   </w:p>
                                 </w:tc>
@@ -8873,7 +8563,6 @@
                                         <w:szCs w:val="26"/>
                                       </w:rPr>
                                     </w:pPr>
-                                    <w:proofErr w:type="gramStart"/>
                                     <w:r>
                                       <w:rPr>
                                         <w:rFonts w:ascii="Barlow Condensed Medium" w:eastAsia="華康儷楷書" w:hAnsi="Barlow Condensed Medium" w:cs="華康儷楷書" w:hint="eastAsia"/>
@@ -8884,7 +8573,6 @@
                                       </w:rPr>
                                       <w:t>代上</w:t>
                                     </w:r>
-                                    <w:proofErr w:type="gramEnd"/>
                                     <w:r>
                                       <w:rPr>
                                         <w:rFonts w:ascii="Barlow Condensed Medium" w:eastAsia="華康儷楷書" w:hAnsi="Barlow Condensed Medium" w:cs="華康儷楷書"/>
@@ -8995,7 +8683,6 @@
                                         <w:szCs w:val="26"/>
                                       </w:rPr>
                                     </w:pPr>
-                                    <w:proofErr w:type="gramStart"/>
                                     <w:r>
                                       <w:rPr>
                                         <w:rFonts w:ascii="Barlow Condensed Medium" w:eastAsia="華康儷楷書" w:hAnsi="Barlow Condensed Medium" w:cs="華康儷楷書" w:hint="eastAsia"/>
@@ -9006,7 +8693,6 @@
                                       </w:rPr>
                                       <w:t>彼前</w:t>
                                     </w:r>
-                                    <w:proofErr w:type="gramEnd"/>
                                     <w:r>
                                       <w:rPr>
                                         <w:rFonts w:ascii="Barlow Condensed Medium" w:eastAsia="華康儷楷書" w:hAnsi="Barlow Condensed Medium" w:cs="華康儷楷書" w:hint="eastAsia"/>
@@ -9126,7 +8812,6 @@
                                         <w:szCs w:val="26"/>
                                       </w:rPr>
                                     </w:pPr>
-                                    <w:proofErr w:type="gramStart"/>
                                     <w:r>
                                       <w:rPr>
                                         <w:rFonts w:ascii="Barlow Condensed Medium" w:eastAsia="華康中黑體" w:hAnsi="Barlow Condensed Medium" w:hint="eastAsia"/>
@@ -9136,7 +8821,6 @@
                                       </w:rPr>
                                       <w:t>啟應</w:t>
                                     </w:r>
-                                    <w:proofErr w:type="gramEnd"/>
                                     <w:r>
                                       <w:rPr>
                                         <w:rFonts w:ascii="Barlow Condensed Medium" w:eastAsia="華康中黑體" w:hAnsi="Barlow Condensed Medium" w:hint="eastAsia"/>
@@ -9362,8 +9046,8 @@
           </mc:Choice>
           <mc:Fallback>
             <w:pict>
-              <v:group w14:anchorId="0AB0FEB2" id="群組 19" o:spid="_x0000_s1032" style="position:absolute;left:0;text-align:left;margin-left:534.4pt;margin-top:567.3pt;width:140.6pt;height:130.1pt;z-index:251651072;mso-position-horizontal-relative:page;mso-position-vertical-relative:page;mso-width-relative:margin;mso-height-relative:margin" coordorigin="108" coordsize="17868,16510" o:gfxdata="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">
-                <v:shape id="_x0000_s1033" type="#_x0000_t202" style="position:absolute;left:317;top:444;width:17634;height:15621;visibility:visible;mso-wrap-style:square;v-text-anchor:top" o:gfxdata="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" stroked="f">
+              <v:group w14:anchorId="0AB0FEB2" id="群組 19" o:spid="_x0000_s1032" style="position:absolute;left:0;text-align:left;margin-left:534.4pt;margin-top:567.3pt;width:140.6pt;height:130.1pt;z-index:251651072;mso-position-horizontal-relative:page;mso-position-vertical-relative:page;mso-width-relative:margin;mso-height-relative:margin" coordorigin="108" coordsize="17868,16510" o:gfxdata="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">
+                <v:shape id="_x0000_s1033" type="#_x0000_t202" style="position:absolute;left:317;top:444;width:17634;height:15621;visibility:visible;mso-wrap-style:square;v-text-anchor:top" o:gfxdata="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" stroked="f">
                   <v:textbox inset="0,0,0,0">
                     <w:txbxContent>
                       <w:p>
@@ -9593,27 +9277,7 @@
                                   <w:w w:val="75"/>
                                   <w:szCs w:val="24"/>
                                 </w:rPr>
-                                <w:t>先回用琴瑟響</w:t>
-                              </w:r>
-                              <w:proofErr w:type="gramStart"/>
-                              <w:r>
-                                <w:rPr>
-                                  <w:rFonts w:ascii="Barlow Condensed Medium" w:eastAsia="華康儷楷書" w:hAnsi="Barlow Condensed Medium" w:cs="華康儷楷書" w:hint="eastAsia"/>
-                                  <w:color w:val="000000" w:themeColor="text1"/>
-                                  <w:w w:val="75"/>
-                                  <w:szCs w:val="24"/>
-                                </w:rPr>
-                                <w:t>鈸</w:t>
-                              </w:r>
-                              <w:proofErr w:type="gramEnd"/>
-                              <w:r>
-                                <w:rPr>
-                                  <w:rFonts w:ascii="Barlow Condensed Medium" w:eastAsia="華康儷楷書" w:hAnsi="Barlow Condensed Medium" w:cs="華康儷楷書" w:hint="eastAsia"/>
-                                  <w:color w:val="000000" w:themeColor="text1"/>
-                                  <w:w w:val="75"/>
-                                  <w:szCs w:val="24"/>
-                                </w:rPr>
-                                <w:t>說預言</w:t>
+                                <w:t>用琴瑟響鈸說預言</w:t>
                               </w:r>
                             </w:p>
                           </w:tc>
@@ -9809,7 +9473,6 @@
                                   <w:szCs w:val="26"/>
                                 </w:rPr>
                               </w:pPr>
-                              <w:proofErr w:type="gramStart"/>
                               <w:r>
                                 <w:rPr>
                                   <w:rFonts w:ascii="Barlow Condensed Medium" w:eastAsia="華康儷楷書" w:hAnsi="Barlow Condensed Medium" w:cs="華康儷楷書" w:hint="eastAsia"/>
@@ -9820,7 +9483,6 @@
                                 </w:rPr>
                                 <w:t>代上</w:t>
                               </w:r>
-                              <w:proofErr w:type="gramEnd"/>
                               <w:r>
                                 <w:rPr>
                                   <w:rFonts w:ascii="Barlow Condensed Medium" w:eastAsia="華康儷楷書" w:hAnsi="Barlow Condensed Medium" w:cs="華康儷楷書"/>
@@ -9931,7 +9593,6 @@
                                   <w:szCs w:val="26"/>
                                 </w:rPr>
                               </w:pPr>
-                              <w:proofErr w:type="gramStart"/>
                               <w:r>
                                 <w:rPr>
                                   <w:rFonts w:ascii="Barlow Condensed Medium" w:eastAsia="華康儷楷書" w:hAnsi="Barlow Condensed Medium" w:cs="華康儷楷書" w:hint="eastAsia"/>
@@ -9942,7 +9603,6 @@
                                 </w:rPr>
                                 <w:t>彼前</w:t>
                               </w:r>
-                              <w:proofErr w:type="gramEnd"/>
                               <w:r>
                                 <w:rPr>
                                   <w:rFonts w:ascii="Barlow Condensed Medium" w:eastAsia="華康儷楷書" w:hAnsi="Barlow Condensed Medium" w:cs="華康儷楷書" w:hint="eastAsia"/>
@@ -10062,7 +9722,6 @@
                                   <w:szCs w:val="26"/>
                                 </w:rPr>
                               </w:pPr>
-                              <w:proofErr w:type="gramStart"/>
                               <w:r>
                                 <w:rPr>
                                   <w:rFonts w:ascii="Barlow Condensed Medium" w:eastAsia="華康中黑體" w:hAnsi="Barlow Condensed Medium" w:hint="eastAsia"/>
@@ -10072,7 +9731,6 @@
                                 </w:rPr>
                                 <w:t>啟應</w:t>
                               </w:r>
-                              <w:proofErr w:type="gramEnd"/>
                               <w:r>
                                 <w:rPr>
                                   <w:rFonts w:ascii="Barlow Condensed Medium" w:eastAsia="華康中黑體" w:hAnsi="Barlow Condensed Medium" w:hint="eastAsia"/>
@@ -10235,7 +9893,7 @@
                     </w:txbxContent>
                   </v:textbox>
                 </v:shape>
-                <v:roundrect id="圓角矩形 25" o:spid="_x0000_s1034" style="position:absolute;left:108;width:17869;height:16510;visibility:visible;mso-wrap-style:square;v-text-anchor:middle" arcsize="4542f" o:gfxdata="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" filled="f" strokecolor="#5a5a5a [2109]" strokeweight="2.5pt">
+                <v:roundrect id="圓角矩形 25" o:spid="_x0000_s1034" style="position:absolute;left:108;width:17869;height:16510;visibility:visible;mso-wrap-style:square;v-text-anchor:middle" arcsize="4542f" o:gfxdata="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" filled="f" strokecolor="#5a5a5a [2109]" strokeweight="2.5pt">
                   <v:stroke joinstyle="miter"/>
                 </v:roundrect>
                 <w10:wrap anchorx="page" anchory="page"/>
@@ -10282,6 +9940,7 @@
         <w:rPr>
           <w:rFonts w:ascii="Barlow Condensed Medium" w:hAnsi="Barlow Condensed Medium"/>
           <w:noProof/>
+          <w:lang w:bidi="he-IL"/>
         </w:rPr>
         <mc:AlternateContent>
           <mc:Choice Requires="wps">
@@ -10403,7 +10062,7 @@
           </mc:Choice>
           <mc:Fallback>
             <w:pict>
-              <v:shape w14:anchorId="76BD7DFF" id="文字方塊 2" o:spid="_x0000_s1035" type="#_x0000_t202" style="position:absolute;margin-left:31.4pt;margin-top:-54.1pt;width:109.8pt;height:110.6pt;z-index:251667456;visibility:visible;mso-wrap-style:square;mso-width-percent:0;mso-height-percent:200;mso-wrap-distance-left:9pt;mso-wrap-distance-top:3.6pt;mso-wrap-distance-right:9pt;mso-wrap-distance-bottom:3.6pt;mso-position-horizontal:absolute;mso-position-horizontal-relative:text;mso-position-vertical:absolute;mso-position-vertical-relative:text;mso-width-percent:0;mso-height-percent:200;mso-width-relative:margin;mso-height-relative:margin;v-text-anchor:top" o:gfxdata="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" filled="f" stroked="f">
+              <v:shape w14:anchorId="76BD7DFF" id="文字方塊 2" o:spid="_x0000_s1035" type="#_x0000_t202" style="position:absolute;margin-left:31.4pt;margin-top:-54.1pt;width:109.8pt;height:110.6pt;z-index:251667456;visibility:visible;mso-wrap-style:square;mso-width-percent:0;mso-height-percent:200;mso-wrap-distance-left:9pt;mso-wrap-distance-top:3.6pt;mso-wrap-distance-right:9pt;mso-wrap-distance-bottom:3.6pt;mso-position-horizontal:absolute;mso-position-horizontal-relative:text;mso-position-vertical:absolute;mso-position-vertical-relative:text;mso-width-percent:0;mso-height-percent:200;mso-width-relative:margin;mso-height-relative:margin;v-text-anchor:top" o:gfxdata="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" filled="f" stroked="f">
                 <v:textbox style="mso-fit-shape-to-text:t" inset="1mm,1mm,1mm,1mm">
                   <w:txbxContent>
                     <w:p>
@@ -10504,6 +10163,7 @@
         <w:rPr>
           <w:rFonts w:ascii="Barlow Condensed Medium" w:hAnsi="Barlow Condensed Medium"/>
           <w:noProof/>
+          <w:lang w:bidi="he-IL"/>
         </w:rPr>
         <mc:AlternateContent>
           <mc:Choice Requires="wps">
@@ -10602,7 +10262,7 @@
           </mc:Choice>
           <mc:Fallback>
             <w:pict>
-              <v:roundrect w14:anchorId="4775AEF3" id="圓角矩形 12" o:spid="_x0000_s1036" style="position:absolute;margin-left:-.9pt;margin-top:16.35pt;width:49.3pt;height:15.45pt;z-index:251646976;visibility:visible;mso-wrap-style:square;mso-width-percent:0;mso-height-percent:0;mso-wrap-distance-left:9pt;mso-wrap-distance-top:0;mso-wrap-distance-right:9pt;mso-wrap-distance-bottom:0;mso-position-horizontal:absolute;mso-position-horizontal-relative:text;mso-position-vertical:absolute;mso-position-vertical-relative:text;mso-width-percent:0;mso-height-percent:0;mso-width-relative:margin;mso-height-relative:margin;v-text-anchor:middle" arcsize="10923f" o:gfxdata="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" fillcolor="#5a5a5a [2109]" stroked="f" strokeweight="1pt">
+              <v:roundrect w14:anchorId="4775AEF3" id="圓角矩形 12" o:spid="_x0000_s1036" style="position:absolute;margin-left:-.9pt;margin-top:16.35pt;width:49.3pt;height:15.45pt;z-index:251646976;visibility:visible;mso-wrap-style:square;mso-width-percent:0;mso-height-percent:0;mso-wrap-distance-left:9pt;mso-wrap-distance-top:0;mso-wrap-distance-right:9pt;mso-wrap-distance-bottom:0;mso-position-horizontal:absolute;mso-position-horizontal-relative:text;mso-position-vertical:absolute;mso-position-vertical-relative:text;mso-width-percent:0;mso-height-percent:0;mso-width-relative:margin;mso-height-relative:margin;v-text-anchor:middle" arcsize="10923f" o:gfxdata="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" fillcolor="#5a5a5a [2109]" stroked="f" strokeweight="1pt">
                 <v:stroke joinstyle="miter"/>
                 <v:textbox inset=".5mm,0,.5mm,0">
                   <w:txbxContent>
@@ -10644,6 +10304,7 @@
         <w:rPr>
           <w:rFonts w:ascii="Barlow Condensed Medium" w:hAnsi="Barlow Condensed Medium"/>
           <w:noProof/>
+          <w:lang w:bidi="he-IL"/>
         </w:rPr>
         <mc:AlternateContent>
           <mc:Choice Requires="wps">
@@ -10742,7 +10403,7 @@
           </mc:Choice>
           <mc:Fallback>
             <w:pict>
-              <v:roundrect w14:anchorId="196DC3BF" id="圓角矩形 14" o:spid="_x0000_s1037" style="position:absolute;margin-left:-1.25pt;margin-top:16.7pt;width:83.6pt;height:15.3pt;z-index:251648000;visibility:visible;mso-wrap-style:square;mso-width-percent:0;mso-height-percent:0;mso-wrap-distance-left:9pt;mso-wrap-distance-top:0;mso-wrap-distance-right:9pt;mso-wrap-distance-bottom:0;mso-position-horizontal:absolute;mso-position-horizontal-relative:text;mso-position-vertical:absolute;mso-position-vertical-relative:text;mso-width-percent:0;mso-height-percent:0;mso-width-relative:margin;mso-height-relative:margin;v-text-anchor:middle" arcsize="10923f" o:gfxdata="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" fillcolor="#5a5a5a [2109]" stroked="f" strokeweight="1pt">
+              <v:roundrect w14:anchorId="196DC3BF" id="圓角矩形 14" o:spid="_x0000_s1037" style="position:absolute;margin-left:-1.25pt;margin-top:16.7pt;width:83.6pt;height:15.3pt;z-index:251648000;visibility:visible;mso-wrap-style:square;mso-width-percent:0;mso-height-percent:0;mso-wrap-distance-left:9pt;mso-wrap-distance-top:0;mso-wrap-distance-right:9pt;mso-wrap-distance-bottom:0;mso-position-horizontal:absolute;mso-position-horizontal-relative:text;mso-position-vertical:absolute;mso-position-vertical-relative:text;mso-width-percent:0;mso-height-percent:0;mso-width-relative:margin;mso-height-relative:margin;v-text-anchor:middle" arcsize="10923f" o:gfxdata="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" fillcolor="#5a5a5a [2109]" stroked="f" strokeweight="1pt">
                 <v:stroke joinstyle="miter"/>
                 <v:textbox inset=".5mm,0,.5mm,0">
                   <w:txbxContent>
@@ -10840,6 +10501,7 @@
         <w:rPr>
           <w:rFonts w:ascii="Barlow Condensed Medium" w:hAnsi="Barlow Condensed Medium"/>
           <w:noProof/>
+          <w:lang w:bidi="he-IL"/>
         </w:rPr>
         <mc:AlternateContent>
           <mc:Choice Requires="wps">
@@ -10938,7 +10600,7 @@
           </mc:Choice>
           <mc:Fallback>
             <w:pict>
-              <v:roundrect w14:anchorId="1A4DC044" id="圓角矩形 9" o:spid="_x0000_s1038" style="position:absolute;margin-left:-.6pt;margin-top:16.6pt;width:30.35pt;height:15.3pt;z-index:251649024;visibility:visible;mso-wrap-style:square;mso-width-percent:0;mso-height-percent:0;mso-wrap-distance-left:9pt;mso-wrap-distance-top:0;mso-wrap-distance-right:9pt;mso-wrap-distance-bottom:0;mso-position-horizontal:absolute;mso-position-horizontal-relative:text;mso-position-vertical:absolute;mso-position-vertical-relative:text;mso-width-percent:0;mso-height-percent:0;mso-width-relative:margin;mso-height-relative:margin;v-text-anchor:middle" arcsize="10923f" o:gfxdata="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" fillcolor="#5a5a5a [2109]" stroked="f" strokeweight="1pt">
+              <v:roundrect w14:anchorId="1A4DC044" id="圓角矩形 9" o:spid="_x0000_s1038" style="position:absolute;margin-left:-.6pt;margin-top:16.6pt;width:30.35pt;height:15.3pt;z-index:251649024;visibility:visible;mso-wrap-style:square;mso-width-percent:0;mso-height-percent:0;mso-wrap-distance-left:9pt;mso-wrap-distance-top:0;mso-wrap-distance-right:9pt;mso-wrap-distance-bottom:0;mso-position-horizontal:absolute;mso-position-horizontal-relative:text;mso-position-vertical:absolute;mso-position-vertical-relative:text;mso-width-percent:0;mso-height-percent:0;mso-width-relative:margin;mso-height-relative:margin;v-text-anchor:middle" arcsize="10923f" o:gfxdata="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" fillcolor="#5a5a5a [2109]" stroked="f" strokeweight="1pt">
                 <v:stroke joinstyle="miter"/>
                 <v:textbox inset=".5mm,0,.5mm,0">
                   <w:txbxContent>
@@ -11036,6 +10698,7 @@
         <w:rPr>
           <w:rFonts w:ascii="Barlow Condensed Medium" w:hAnsi="Barlow Condensed Medium"/>
           <w:noProof/>
+          <w:lang w:bidi="he-IL"/>
         </w:rPr>
         <w:drawing>
           <wp:anchor distT="0" distB="0" distL="114300" distR="114300" simplePos="0" relativeHeight="251654144" behindDoc="1" locked="0" layoutInCell="1" allowOverlap="1" wp14:anchorId="2AA2D55C" wp14:editId="4BA447FF">
@@ -11104,6 +10767,7 @@
         <w:rPr>
           <w:rFonts w:ascii="Barlow Condensed Medium" w:hAnsi="Barlow Condensed Medium"/>
           <w:noProof/>
+          <w:lang w:bidi="he-IL"/>
         </w:rPr>
         <mc:AlternateContent>
           <mc:Choice Requires="wps">
@@ -11202,7 +10866,7 @@
           </mc:Choice>
           <mc:Fallback>
             <w:pict>
-              <v:roundrect w14:anchorId="03BFD3A3" id="圓角矩形 13" o:spid="_x0000_s1039" style="position:absolute;margin-left:-.4pt;margin-top:16.65pt;width:49.3pt;height:15.3pt;z-index:251650048;visibility:visible;mso-wrap-style:square;mso-width-percent:0;mso-height-percent:0;mso-wrap-distance-left:9pt;mso-wrap-distance-top:0;mso-wrap-distance-right:9pt;mso-wrap-distance-bottom:0;mso-position-horizontal:absolute;mso-position-horizontal-relative:text;mso-position-vertical:absolute;mso-position-vertical-relative:text;mso-width-percent:0;mso-height-percent:0;mso-width-relative:margin;mso-height-relative:margin;v-text-anchor:middle" arcsize="10923f" o:gfxdata="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" fillcolor="#5a5a5a [2109]" stroked="f" strokeweight="1pt">
+              <v:roundrect w14:anchorId="03BFD3A3" id="圓角矩形 13" o:spid="_x0000_s1039" style="position:absolute;margin-left:-.4pt;margin-top:16.65pt;width:49.3pt;height:15.3pt;z-index:251650048;visibility:visible;mso-wrap-style:square;mso-width-percent:0;mso-height-percent:0;mso-wrap-distance-left:9pt;mso-wrap-distance-top:0;mso-wrap-distance-right:9pt;mso-wrap-distance-bottom:0;mso-position-horizontal:absolute;mso-position-horizontal-relative:text;mso-position-vertical:absolute;mso-position-vertical-relative:text;mso-width-percent:0;mso-height-percent:0;mso-width-relative:margin;mso-height-relative:margin;v-text-anchor:middle" arcsize="10923f" o:gfxdata="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" fillcolor="#5a5a5a [2109]" stroked="f" strokeweight="1pt">
                 <v:stroke joinstyle="miter"/>
                 <v:textbox inset=".5mm,0,.5mm,0">
                   <w:txbxContent>
@@ -11239,7 +10903,6 @@
         </w:rPr>
         <w:t xml:space="preserve">       </w:t>
       </w:r>
-      <w:proofErr w:type="gramStart"/>
       <w:r>
         <w:rPr>
           <w:rFonts w:ascii="Barlow Condensed Medium" w:eastAsia="華康中圓體" w:hAnsi="Barlow Condensed Medium"/>
@@ -11247,7 +10910,6 @@
         </w:rPr>
         <w:t>主堂</w:t>
       </w:r>
-      <w:proofErr w:type="gramEnd"/>
       <w:r>
         <w:rPr>
           <w:rFonts w:ascii="Barlow Condensed Medium" w:eastAsia="華康中圓體" w:hAnsi="Barlow Condensed Medium"/>
@@ -11340,6 +11002,7 @@
           <w:rFonts w:ascii="Barlow Condensed Medium" w:eastAsia="華康儷中黑" w:hAnsi="Barlow Condensed Medium"/>
           <w:noProof/>
           <w:w w:val="80"/>
+          <w:lang w:bidi="he-IL"/>
         </w:rPr>
         <mc:AlternateContent>
           <mc:Choice Requires="wps">
@@ -11391,7 +11054,6 @@
                                 <w:sz w:val="22"/>
                               </w:rPr>
                             </w:pPr>
-                            <w:proofErr w:type="gramStart"/>
                             <w:r>
                               <w:rPr>
                                 <w:rFonts w:ascii="Barlow Condensed Medium" w:eastAsia="華康儷中黑" w:hAnsi="Barlow Condensed Medium"/>
@@ -11399,7 +11061,6 @@
                               </w:rPr>
                               <w:t>教會臉書</w:t>
                             </w:r>
-                            <w:proofErr w:type="gramEnd"/>
                             <w:r>
                               <w:rPr>
                                 <w:rFonts w:ascii="Barlow Condensed Medium" w:eastAsia="華康儷中黑" w:hAnsi="Barlow Condensed Medium"/>
@@ -11442,7 +11103,7 @@
           </mc:Choice>
           <mc:Fallback>
             <w:pict>
-              <v:shape w14:anchorId="77C1E33A" id="_x0000_s1040" type="#_x0000_t202" style="position:absolute;margin-left:107.25pt;margin-top:6.2pt;width:125.55pt;height:16.3pt;z-index:251666432;visibility:visible;mso-wrap-style:square;mso-width-percent:0;mso-height-percent:0;mso-wrap-distance-left:9pt;mso-wrap-distance-top:3.6pt;mso-wrap-distance-right:9pt;mso-wrap-distance-bottom:3.6pt;mso-position-horizontal:absolute;mso-position-horizontal-relative:text;mso-position-vertical:absolute;mso-position-vertical-relative:text;mso-width-percent:0;mso-height-percent:0;mso-width-relative:margin;mso-height-relative:margin;v-text-anchor:top" o:gfxdata="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" filled="f" stroked="f">
+              <v:shape w14:anchorId="77C1E33A" id="_x0000_s1040" type="#_x0000_t202" style="position:absolute;margin-left:107.25pt;margin-top:6.2pt;width:125.55pt;height:16.3pt;z-index:251666432;visibility:visible;mso-wrap-style:square;mso-width-percent:0;mso-height-percent:0;mso-wrap-distance-left:9pt;mso-wrap-distance-top:3.6pt;mso-wrap-distance-right:9pt;mso-wrap-distance-bottom:3.6pt;mso-position-horizontal:absolute;mso-position-horizontal-relative:text;mso-position-vertical:absolute;mso-position-vertical-relative:text;mso-width-percent:0;mso-height-percent:0;mso-width-relative:margin;mso-height-relative:margin;v-text-anchor:top" o:gfxdata="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" filled="f" stroked="f">
                 <v:textbox inset="0,0,0,0">
                   <w:txbxContent>
                     <w:p>
@@ -11453,7 +11114,6 @@
                           <w:sz w:val="22"/>
                         </w:rPr>
                       </w:pPr>
-                      <w:proofErr w:type="gramStart"/>
                       <w:r>
                         <w:rPr>
                           <w:rFonts w:ascii="Barlow Condensed Medium" w:eastAsia="華康儷中黑" w:hAnsi="Barlow Condensed Medium"/>
@@ -11461,7 +11121,6 @@
                         </w:rPr>
                         <w:t>教會臉書</w:t>
                       </w:r>
-                      <w:proofErr w:type="gramEnd"/>
                       <w:r>
                         <w:rPr>
                           <w:rFonts w:ascii="Barlow Condensed Medium" w:eastAsia="華康儷中黑" w:hAnsi="Barlow Condensed Medium"/>
@@ -11792,18 +11451,8 @@
                 <w:sz w:val="20"/>
                 <w:szCs w:val="20"/>
               </w:rPr>
-              <w:t>張思</w:t>
-            </w:r>
-            <w:proofErr w:type="gramStart"/>
-            <w:r>
-              <w:rPr>
-                <w:rFonts w:ascii="標楷體" w:eastAsia="標楷體" w:hAnsi="標楷體" w:hint="eastAsia"/>
-                <w:sz w:val="20"/>
-                <w:szCs w:val="20"/>
-              </w:rPr>
-              <w:t>婗</w:t>
-            </w:r>
-            <w:proofErr w:type="gramEnd"/>
+              <w:t>張思婗</w:t>
+            </w:r>
             <w:r>
               <w:rPr>
                 <w:rFonts w:ascii="標楷體" w:eastAsia="標楷體" w:hAnsi="標楷體" w:hint="eastAsia"/>
@@ -12311,6 +11960,7 @@
                 <w:color w:val="000000" w:themeColor="text1"/>
                 <w:sz w:val="18"/>
                 <w:szCs w:val="18"/>
+                <w:lang w:bidi="he-IL"/>
               </w:rPr>
               <mc:AlternateContent>
                 <mc:Choice Requires="wps">
@@ -12410,7 +12060,7 @@
                 </mc:Choice>
                 <mc:Fallback>
                   <w:pict>
-                    <v:rect w14:anchorId="343BC9BA" id="矩形 8" o:spid="_x0000_s1041" style="position:absolute;left:0;text-align:left;margin-left:-.7pt;margin-top:2.7pt;width:18.75pt;height:92.3pt;z-index:251663360;visibility:visible;mso-wrap-style:square;mso-width-percent:0;mso-height-percent:0;mso-wrap-distance-left:9pt;mso-wrap-distance-top:0;mso-wrap-distance-right:9pt;mso-wrap-distance-bottom:0;mso-position-horizontal:absolute;mso-position-horizontal-relative:text;mso-position-vertical:absolute;mso-position-vertical-relative:text;mso-width-percent:0;mso-height-percent:0;mso-width-relative:margin;mso-height-relative:margin;v-text-anchor:middle" o:gfxdata="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" fillcolor="#5a5a5a [2109]" stroked="f" strokeweight="1pt">
+                    <v:rect w14:anchorId="343BC9BA" id="矩形 8" o:spid="_x0000_s1041" style="position:absolute;left:0;text-align:left;margin-left:-.7pt;margin-top:2.7pt;width:18.75pt;height:92.3pt;z-index:251663360;visibility:visible;mso-wrap-style:square;mso-width-percent:0;mso-height-percent:0;mso-wrap-distance-left:9pt;mso-wrap-distance-top:0;mso-wrap-distance-right:9pt;mso-wrap-distance-bottom:0;mso-position-horizontal:absolute;mso-position-horizontal-relative:text;mso-position-vertical:absolute;mso-position-vertical-relative:text;mso-width-percent:0;mso-height-percent:0;mso-width-relative:margin;mso-height-relative:margin;v-text-anchor:middle" o:gfxdata="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" fillcolor="#5a5a5a [2109]" stroked="f" strokeweight="1pt">
                       <v:textbox style="layout-flow:vertical-ideographic" inset="1mm,1mm,1mm,1mm">
                         <w:txbxContent>
                           <w:p>
@@ -12468,7 +12118,6 @@
                 <w:szCs w:val="20"/>
               </w:rPr>
             </w:pPr>
-            <w:proofErr w:type="gramStart"/>
             <w:r>
               <w:rPr>
                 <w:rFonts w:eastAsia="華康儷中黑" w:cstheme="minorHAnsi"/>
@@ -12479,7 +12128,6 @@
               </w:rPr>
               <w:t>序樂</w:t>
             </w:r>
-            <w:proofErr w:type="gramEnd"/>
           </w:p>
         </w:tc>
         <w:tc>
@@ -12615,7 +12263,6 @@
                 <w:szCs w:val="20"/>
               </w:rPr>
             </w:pPr>
-            <w:proofErr w:type="gramStart"/>
             <w:r>
               <w:rPr>
                 <w:rFonts w:eastAsia="華康儷中黑" w:cstheme="minorHAnsi"/>
@@ -12626,7 +12273,6 @@
               </w:rPr>
               <w:t>宣召</w:t>
             </w:r>
-            <w:proofErr w:type="gramEnd"/>
           </w:p>
         </w:tc>
         <w:tc>
@@ -12984,29 +12630,7 @@
                 <w:sz w:val="20"/>
                 <w:szCs w:val="20"/>
               </w:rPr>
-              <w:t>新的</w:t>
-            </w:r>
-            <w:proofErr w:type="gramStart"/>
-            <w:r>
-              <w:rPr>
-                <w:rFonts w:ascii="Bahnschrift SemiBold Condensed" w:eastAsia="標楷體" w:hAnsi="Bahnschrift SemiBold Condensed" w:cstheme="minorHAnsi" w:hint="eastAsia"/>
-                <w:color w:val="000000" w:themeColor="text1"/>
-                <w:w w:val="125"/>
-                <w:sz w:val="20"/>
-                <w:szCs w:val="20"/>
-              </w:rPr>
-              <w:t>誡</w:t>
-            </w:r>
-            <w:proofErr w:type="gramEnd"/>
-            <w:r>
-              <w:rPr>
-                <w:rFonts w:ascii="Bahnschrift SemiBold Condensed" w:eastAsia="標楷體" w:hAnsi="Bahnschrift SemiBold Condensed" w:cstheme="minorHAnsi" w:hint="eastAsia"/>
-                <w:color w:val="000000" w:themeColor="text1"/>
-                <w:w w:val="125"/>
-                <w:sz w:val="20"/>
-                <w:szCs w:val="20"/>
-              </w:rPr>
-              <w:t>命</w:t>
+              <w:t>新的誡命</w:t>
             </w:r>
           </w:p>
         </w:tc>
@@ -13104,7 +12728,6 @@
                 <w:szCs w:val="20"/>
               </w:rPr>
             </w:pPr>
-            <w:proofErr w:type="gramStart"/>
             <w:r>
               <w:rPr>
                 <w:rFonts w:eastAsia="華康儷中黑" w:cstheme="minorHAnsi"/>
@@ -13115,7 +12738,6 @@
               </w:rPr>
               <w:t>啟應文</w:t>
             </w:r>
-            <w:proofErr w:type="gramEnd"/>
           </w:p>
         </w:tc>
         <w:tc>
@@ -13401,6 +13023,7 @@
                 <w:color w:val="000000" w:themeColor="text1"/>
                 <w:sz w:val="18"/>
                 <w:szCs w:val="18"/>
+                <w:lang w:bidi="he-IL"/>
               </w:rPr>
               <mc:AlternateContent>
                 <mc:Choice Requires="wps">
@@ -13500,7 +13123,7 @@
                 </mc:Choice>
                 <mc:Fallback>
                   <w:pict>
-                    <v:rect w14:anchorId="363672F5" id="矩形 10" o:spid="_x0000_s1042" style="position:absolute;left:0;text-align:left;margin-left:-.7pt;margin-top:12.9pt;width:19.25pt;height:42.9pt;z-index:251659264;visibility:visible;mso-wrap-style:square;mso-width-percent:0;mso-height-percent:0;mso-wrap-distance-left:9pt;mso-wrap-distance-top:0;mso-wrap-distance-right:9pt;mso-wrap-distance-bottom:0;mso-position-horizontal:absolute;mso-position-horizontal-relative:text;mso-position-vertical:absolute;mso-position-vertical-relative:text;mso-width-percent:0;mso-height-percent:0;mso-width-relative:margin;mso-height-relative:margin;v-text-anchor:middle" o:gfxdata="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" fillcolor="#5a5a5a [2109]" stroked="f" strokeweight="1pt">
+                    <v:rect w14:anchorId="363672F5" id="矩形 10" o:spid="_x0000_s1042" style="position:absolute;left:0;text-align:left;margin-left:-.7pt;margin-top:12.9pt;width:19.25pt;height:42.9pt;z-index:251659264;visibility:visible;mso-wrap-style:square;mso-width-percent:0;mso-height-percent:0;mso-wrap-distance-left:9pt;mso-wrap-distance-top:0;mso-wrap-distance-right:9pt;mso-wrap-distance-bottom:0;mso-position-horizontal:absolute;mso-position-horizontal-relative:text;mso-position-vertical:absolute;mso-position-vertical-relative:text;mso-width-percent:0;mso-height-percent:0;mso-width-relative:margin;mso-height-relative:margin;v-text-anchor:middle" o:gfxdata="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" fillcolor="#5a5a5a [2109]" stroked="f" strokeweight="1pt">
                       <v:textbox style="layout-flow:vertical-ideographic" inset="1mm,1mm,1mm,1mm">
                         <w:txbxContent>
                           <w:p>
@@ -13996,21 +13619,8 @@
                 <w:sz w:val="20"/>
                 <w:szCs w:val="20"/>
               </w:rPr>
-              <w:t>懼怕　神</w:t>
-            </w:r>
-            <w:proofErr w:type="gramStart"/>
-            <w:r>
-              <w:rPr>
-                <w:rFonts w:ascii="標楷體" w:eastAsia="標楷體" w:hAnsi="標楷體" w:cstheme="minorHAnsi" w:hint="eastAsia"/>
-                <w:bCs/>
-                <w:color w:val="000000" w:themeColor="text1"/>
-                <w:w w:val="150"/>
-                <w:sz w:val="20"/>
-                <w:szCs w:val="20"/>
-              </w:rPr>
-              <w:t>的約櫃</w:t>
-            </w:r>
-            <w:proofErr w:type="gramEnd"/>
+              <w:t>懼怕　神的約櫃</w:t>
+            </w:r>
           </w:p>
         </w:tc>
         <w:tc>
@@ -14220,6 +13830,7 @@
                 <w:color w:val="000000" w:themeColor="text1"/>
                 <w:sz w:val="18"/>
                 <w:szCs w:val="18"/>
+                <w:lang w:bidi="he-IL"/>
               </w:rPr>
               <mc:AlternateContent>
                 <mc:Choice Requires="wps">
@@ -14327,7 +13938,7 @@
                 </mc:Choice>
                 <mc:Fallback>
                   <w:pict>
-                    <v:rect w14:anchorId="4D37C684" id="矩形 11" o:spid="_x0000_s1043" style="position:absolute;left:0;text-align:left;margin-left:-.7pt;margin-top:1.65pt;width:19.25pt;height:111.25pt;z-index:251656192;visibility:visible;mso-wrap-style:square;mso-width-percent:0;mso-height-percent:0;mso-wrap-distance-left:9pt;mso-wrap-distance-top:0;mso-wrap-distance-right:9pt;mso-wrap-distance-bottom:0;mso-position-horizontal:absolute;mso-position-horizontal-relative:text;mso-position-vertical:absolute;mso-position-vertical-relative:text;mso-width-percent:0;mso-height-percent:0;mso-width-relative:margin;mso-height-relative:margin;v-text-anchor:middle" o:gfxdata="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" fillcolor="#5a5a5a [2109]" stroked="f" strokeweight="1pt">
+                    <v:rect w14:anchorId="4D37C684" id="矩形 11" o:spid="_x0000_s1043" style="position:absolute;left:0;text-align:left;margin-left:-.7pt;margin-top:1.65pt;width:19.25pt;height:111.25pt;z-index:251656192;visibility:visible;mso-wrap-style:square;mso-width-percent:0;mso-height-percent:0;mso-wrap-distance-left:9pt;mso-wrap-distance-top:0;mso-wrap-distance-right:9pt;mso-wrap-distance-bottom:0;mso-position-horizontal:absolute;mso-position-horizontal-relative:text;mso-position-vertical:absolute;mso-position-vertical-relative:text;mso-width-percent:0;mso-height-percent:0;mso-width-relative:margin;mso-height-relative:margin;v-text-anchor:middle" o:gfxdata="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" fillcolor="#5a5a5a [2109]" stroked="f" strokeweight="1pt">
                       <v:textbox style="layout-flow:vertical-ideographic" inset="1mm,1mm,1mm,1mm">
                         <w:txbxContent>
                           <w:p>
@@ -15067,7 +14678,6 @@
                 <w:szCs w:val="20"/>
               </w:rPr>
             </w:pPr>
-            <w:proofErr w:type="gramStart"/>
             <w:r>
               <w:rPr>
                 <w:rFonts w:eastAsia="華康儷中黑" w:cstheme="minorHAnsi" w:hint="eastAsia"/>
@@ -15078,7 +14688,6 @@
               </w:rPr>
               <w:t>公禱</w:t>
             </w:r>
-            <w:proofErr w:type="gramEnd"/>
           </w:p>
         </w:tc>
         <w:tc>
@@ -15214,7 +14823,6 @@
                 <w:szCs w:val="20"/>
               </w:rPr>
             </w:pPr>
-            <w:proofErr w:type="gramStart"/>
             <w:r>
               <w:rPr>
                 <w:rFonts w:eastAsia="華康儷中黑" w:cstheme="minorHAnsi"/>
@@ -15225,7 +14833,6 @@
               </w:rPr>
               <w:t>頌榮</w:t>
             </w:r>
-            <w:proofErr w:type="gramEnd"/>
           </w:p>
         </w:tc>
         <w:tc>
@@ -15448,7 +15055,6 @@
               </w:rPr>
               <w:t xml:space="preserve">: </w:t>
             </w:r>
-            <w:proofErr w:type="gramStart"/>
             <w:r>
               <w:rPr>
                 <w:rFonts w:ascii="Bahnschrift SemiBold Condensed" w:eastAsia="標楷體" w:hAnsi="Bahnschrift SemiBold Condensed" w:cstheme="minorHAnsi" w:hint="eastAsia"/>
@@ -15458,7 +15064,6 @@
               </w:rPr>
               <w:t>阿們頌</w:t>
             </w:r>
-            <w:proofErr w:type="gramEnd"/>
           </w:p>
         </w:tc>
         <w:tc>
@@ -15555,7 +15160,6 @@
                 <w:szCs w:val="20"/>
               </w:rPr>
             </w:pPr>
-            <w:proofErr w:type="gramStart"/>
             <w:r>
               <w:rPr>
                 <w:rFonts w:eastAsia="華康儷中黑" w:cstheme="minorHAnsi" w:hint="eastAsia"/>
@@ -15566,7 +15170,6 @@
               </w:rPr>
               <w:t>殿樂</w:t>
             </w:r>
-            <w:proofErr w:type="gramEnd"/>
           </w:p>
         </w:tc>
         <w:tc>
@@ -16029,6 +15632,7 @@
         <w:rPr>
           <w:rFonts w:ascii="Bahnschrift SemiBold Condensed" w:eastAsia="華康細黑體" w:hAnsi="Bahnschrift SemiBold Condensed"/>
           <w:noProof/>
+          <w:lang w:bidi="he-IL"/>
         </w:rPr>
         <mc:AlternateContent>
           <mc:Choice Requires="wps">
@@ -16091,7 +15695,7 @@
           </mc:Choice>
           <mc:Fallback>
             <w:pict>
-              <v:line w14:anchorId="2A83A8A9" id="直線接點 2" o:spid="_x0000_s1026" style="position:absolute;z-index:251653120;visibility:visible;mso-wrap-style:square;mso-height-percent:0;mso-wrap-distance-left:9pt;mso-wrap-distance-top:0;mso-wrap-distance-right:9pt;mso-wrap-distance-bottom:0;mso-position-horizontal:absolute;mso-position-horizontal-relative:page;mso-position-vertical:absolute;mso-position-vertical-relative:page;mso-height-percent:0;mso-height-relative:margin" from="687.75pt,19.85pt" to="687.75pt,709.8pt" o:gfxdata="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" strokecolor="black [3213]" strokeweight=".5pt">
+              <v:line w14:anchorId="4589AB73" id="直線接點 2" o:spid="_x0000_s1026" style="position:absolute;z-index:251653120;visibility:visible;mso-wrap-style:square;mso-height-percent:0;mso-wrap-distance-left:9pt;mso-wrap-distance-top:0;mso-wrap-distance-right:9pt;mso-wrap-distance-bottom:0;mso-position-horizontal:absolute;mso-position-horizontal-relative:page;mso-position-vertical:absolute;mso-position-vertical-relative:page;mso-height-percent:0;mso-height-relative:margin" from="687.75pt,19.85pt" to="687.75pt,709.8pt" o:gfxdata="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" strokecolor="black [3213]" strokeweight=".5pt">
                 <v:stroke dashstyle="3 1" joinstyle="miter"/>
                 <w10:wrap anchorx="page" anchory="page"/>
               </v:line>
@@ -16115,7 +15719,6 @@
         </w:rPr>
         <w:t>(</w:t>
       </w:r>
-      <w:proofErr w:type="gramStart"/>
       <w:r>
         <w:rPr>
           <w:rFonts w:ascii="Barlow Condensed Medium" w:eastAsia="華康中黑體" w:hAnsi="Barlow Condensed Medium" w:cs="Calibri" w:hint="eastAsia"/>
@@ -16132,7 +15735,6 @@
         </w:rPr>
         <w:t>翰壹書</w:t>
       </w:r>
-      <w:proofErr w:type="gramEnd"/>
       <w:r>
         <w:rPr>
           <w:rFonts w:ascii="Barlow Condensed Medium" w:eastAsia="華康中黑體" w:hAnsi="Barlow Condensed Medium" w:cs="Calibri" w:hint="eastAsia"/>
@@ -16231,7 +15833,6 @@
         </w:rPr>
         <w:t xml:space="preserve"> </w:t>
       </w:r>
-      <w:proofErr w:type="gramStart"/>
       <w:r>
         <w:rPr>
           <w:rFonts w:ascii="標楷體" w:eastAsia="標楷體" w:hAnsi="標楷體" w:cs="Arial" w:hint="eastAsia"/>
@@ -16239,57 +15840,7 @@
           <w:sz w:val="26"/>
           <w:szCs w:val="26"/>
         </w:rPr>
-        <w:t>佇</w:t>
-      </w:r>
-      <w:proofErr w:type="gramEnd"/>
-      <w:r>
-        <w:rPr>
-          <w:rFonts w:ascii="標楷體" w:eastAsia="標楷體" w:hAnsi="標楷體" w:cs="Arial" w:hint="eastAsia"/>
-          <w:w w:val="80"/>
-          <w:sz w:val="26"/>
-          <w:szCs w:val="26"/>
-        </w:rPr>
-        <w:t>疼的內面無驚惶；獨獨齊全的疼，趕出驚惶。因為驚惶就有刑罰，</w:t>
-      </w:r>
-      <w:proofErr w:type="gramStart"/>
-      <w:r>
-        <w:rPr>
-          <w:rFonts w:ascii="標楷體" w:eastAsia="標楷體" w:hAnsi="標楷體" w:cs="Arial" w:hint="eastAsia"/>
-          <w:w w:val="80"/>
-          <w:sz w:val="26"/>
-          <w:szCs w:val="26"/>
-        </w:rPr>
-        <w:t>見若驚惶</w:t>
-      </w:r>
-      <w:proofErr w:type="gramEnd"/>
-      <w:r>
-        <w:rPr>
-          <w:rFonts w:ascii="標楷體" w:eastAsia="標楷體" w:hAnsi="標楷體" w:cs="Arial" w:hint="eastAsia"/>
-          <w:w w:val="80"/>
-          <w:sz w:val="26"/>
-          <w:szCs w:val="26"/>
-        </w:rPr>
-        <w:t>的</w:t>
-      </w:r>
-      <w:proofErr w:type="gramStart"/>
-      <w:r>
-        <w:rPr>
-          <w:rFonts w:ascii="標楷體" w:eastAsia="標楷體" w:hAnsi="標楷體" w:cs="Arial" w:hint="eastAsia"/>
-          <w:w w:val="80"/>
-          <w:sz w:val="26"/>
-          <w:szCs w:val="26"/>
-        </w:rPr>
-        <w:t>佇疼未</w:t>
-      </w:r>
-      <w:proofErr w:type="gramEnd"/>
-      <w:r>
-        <w:rPr>
-          <w:rFonts w:ascii="標楷體" w:eastAsia="標楷體" w:hAnsi="標楷體" w:cs="Arial" w:hint="eastAsia"/>
-          <w:w w:val="80"/>
-          <w:sz w:val="26"/>
-          <w:szCs w:val="26"/>
-        </w:rPr>
-        <w:t>有齊全。</w:t>
+        <w:t>佇疼的內面無驚惶；獨獨齊全的疼，趕出驚惶。因為驚惶就有刑罰，見若驚惶的佇疼未有齊全。</w:t>
       </w:r>
     </w:p>
     <w:p>
@@ -16370,29 +15921,7 @@
           <w:sz w:val="26"/>
           <w:szCs w:val="26"/>
         </w:rPr>
-        <w:t>愛裡沒有懼怕．</w:t>
-      </w:r>
-      <w:proofErr w:type="gramStart"/>
-      <w:r>
-        <w:rPr>
-          <w:rFonts w:ascii="Calibri" w:eastAsia="華康中黑體" w:hAnsi="Calibri" w:cs="Calibri" w:hint="eastAsia"/>
-          <w:color w:val="000000"/>
-          <w:w w:val="80"/>
-          <w:sz w:val="26"/>
-          <w:szCs w:val="26"/>
-        </w:rPr>
-        <w:t>愛既完全</w:t>
-      </w:r>
-      <w:proofErr w:type="gramEnd"/>
-      <w:r>
-        <w:rPr>
-          <w:rFonts w:ascii="Calibri" w:eastAsia="華康中黑體" w:hAnsi="Calibri" w:cs="Calibri" w:hint="eastAsia"/>
-          <w:color w:val="000000"/>
-          <w:w w:val="80"/>
-          <w:sz w:val="26"/>
-          <w:szCs w:val="26"/>
-        </w:rPr>
-        <w:t>、就把懼怕除去．因為懼怕裡含著刑罰．懼怕的人在愛裡未得完全。</w:t>
+        <w:t>愛裡沒有懼怕．愛既完全、就把懼怕除去．因為懼怕裡含著刑罰．懼怕的人在愛裡未得完全。</w:t>
       </w:r>
     </w:p>
     <w:p>
@@ -16512,7 +16041,6 @@
                 <w:w w:val="80"/>
               </w:rPr>
             </w:pPr>
-            <w:proofErr w:type="gramStart"/>
             <w:r>
               <w:rPr>
                 <w:rFonts w:ascii="Barlow Condensed Medium" w:eastAsia="華康中黑體" w:hAnsi="Barlow Condensed Medium" w:cstheme="minorHAnsi"/>
@@ -16520,7 +16048,6 @@
               </w:rPr>
               <w:t>主日事奉</w:t>
             </w:r>
-            <w:proofErr w:type="gramEnd"/>
           </w:p>
         </w:tc>
         <w:tc>
@@ -16551,17 +16078,8 @@
                 <w:rFonts w:ascii="Barlow Condensed Medium" w:eastAsia="華康中黑體" w:hAnsi="Barlow Condensed Medium" w:cstheme="minorHAnsi"/>
                 <w:w w:val="66"/>
               </w:rPr>
-              <w:t>本</w:t>
-            </w:r>
-            <w:proofErr w:type="gramStart"/>
-            <w:r>
-              <w:rPr>
-                <w:rFonts w:ascii="Barlow Condensed Medium" w:eastAsia="華康中黑體" w:hAnsi="Barlow Condensed Medium" w:cstheme="minorHAnsi"/>
-                <w:w w:val="66"/>
-              </w:rPr>
-              <w:t>週</w:t>
-            </w:r>
-            <w:proofErr w:type="gramEnd"/>
+              <w:t>本週</w:t>
+            </w:r>
             <w:r>
               <w:rPr>
                 <w:rFonts w:ascii="Barlow Condensed Medium" w:eastAsia="華康儷中黑" w:hAnsi="Barlow Condensed Medium" w:cstheme="minorHAnsi"/>
@@ -16671,17 +16189,8 @@
                 <w:rFonts w:ascii="Barlow Condensed Medium" w:eastAsia="華康中黑體" w:hAnsi="Barlow Condensed Medium" w:cstheme="minorHAnsi"/>
                 <w:w w:val="66"/>
               </w:rPr>
-              <w:t>下</w:t>
-            </w:r>
-            <w:proofErr w:type="gramStart"/>
-            <w:r>
-              <w:rPr>
-                <w:rFonts w:ascii="Barlow Condensed Medium" w:eastAsia="華康中黑體" w:hAnsi="Barlow Condensed Medium" w:cstheme="minorHAnsi"/>
-                <w:w w:val="66"/>
-              </w:rPr>
-              <w:t>週</w:t>
-            </w:r>
-            <w:proofErr w:type="gramEnd"/>
+              <w:t>下週</w:t>
+            </w:r>
             <w:r>
               <w:rPr>
                 <w:rFonts w:ascii="Barlow Condensed Medium" w:eastAsia="華康儷中黑" w:hAnsi="Barlow Condensed Medium" w:cstheme="minorHAnsi"/>
@@ -17126,7 +16635,6 @@
                 <w:szCs w:val="28"/>
               </w:rPr>
             </w:pPr>
-            <w:proofErr w:type="gramStart"/>
             <w:r>
               <w:rPr>
                 <w:rFonts w:ascii="Barlow Condensed Medium" w:eastAsia="華康正顏楷體W9" w:hAnsi="Barlow Condensed Medium" w:cstheme="minorHAnsi"/>
@@ -17136,7 +16644,6 @@
               </w:rPr>
               <w:t>月值月長執</w:t>
             </w:r>
-            <w:proofErr w:type="gramEnd"/>
             <w:r>
               <w:rPr>
                 <w:rFonts w:ascii="Barlow Condensed Medium" w:eastAsia="標楷體" w:hAnsi="Barlow Condensed Medium" w:cstheme="minorHAnsi"/>
@@ -17401,7 +16908,14 @@
                 <w:rFonts w:ascii="Barlow Condensed Medium" w:eastAsia="標楷體" w:hAnsi="Barlow Condensed Medium" w:cstheme="minorHAnsi" w:hint="eastAsia"/>
                 <w:w w:val="80"/>
               </w:rPr>
-              <w:t>68</w:t>
+              <w:t>6</w:t>
+            </w:r>
+            <w:r>
+              <w:rPr>
+                <w:rFonts w:ascii="Barlow Condensed Medium" w:eastAsia="標楷體" w:hAnsi="Barlow Condensed Medium" w:cstheme="minorHAnsi" w:hint="eastAsia"/>
+                <w:w w:val="80"/>
+              </w:rPr>
+              <w:t>2</w:t>
             </w:r>
           </w:p>
         </w:tc>
@@ -17681,7 +17195,14 @@
                 <w:rFonts w:ascii="Barlow Condensed Medium" w:eastAsia="標楷體" w:hAnsi="Barlow Condensed Medium" w:cstheme="minorHAnsi" w:hint="eastAsia"/>
                 <w:w w:val="80"/>
               </w:rPr>
-              <w:t>15</w:t>
+              <w:t>1</w:t>
+            </w:r>
+            <w:r>
+              <w:rPr>
+                <w:rFonts w:ascii="Barlow Condensed Medium" w:eastAsia="標楷體" w:hAnsi="Barlow Condensed Medium" w:cstheme="minorHAnsi" w:hint="eastAsia"/>
+                <w:w w:val="80"/>
+              </w:rPr>
+              <w:t>4</w:t>
             </w:r>
           </w:p>
         </w:tc>
@@ -17765,17 +17286,8 @@
                 <w:rFonts w:ascii="標楷體" w:eastAsia="標楷體" w:hAnsi="標楷體" w:hint="eastAsia"/>
                 <w:szCs w:val="24"/>
               </w:rPr>
-              <w:t>張思</w:t>
-            </w:r>
-            <w:proofErr w:type="gramStart"/>
-            <w:r>
-              <w:rPr>
-                <w:rFonts w:ascii="標楷體" w:eastAsia="標楷體" w:hAnsi="標楷體" w:hint="eastAsia"/>
-                <w:szCs w:val="24"/>
-              </w:rPr>
-              <w:t>婗</w:t>
-            </w:r>
-            <w:proofErr w:type="gramEnd"/>
+              <w:t>張思婗</w:t>
+            </w:r>
           </w:p>
         </w:tc>
         <w:tc>
@@ -17957,6 +17469,13 @@
                 <w:w w:val="80"/>
               </w:rPr>
             </w:pPr>
+            <w:r>
+              <w:rPr>
+                <w:rFonts w:ascii="Barlow Condensed Medium" w:eastAsia="標楷體" w:hAnsi="Barlow Condensed Medium" w:cstheme="minorHAnsi" w:hint="eastAsia"/>
+                <w:w w:val="80"/>
+              </w:rPr>
+              <w:t>8</w:t>
+            </w:r>
           </w:p>
         </w:tc>
         <w:tc>
@@ -18286,7 +17805,6 @@
                 <w:w w:val="80"/>
               </w:rPr>
             </w:pPr>
-            <w:proofErr w:type="gramStart"/>
             <w:r>
               <w:rPr>
                 <w:rFonts w:ascii="Barlow Condensed Medium" w:eastAsia="華康中黑體" w:hAnsi="Barlow Condensed Medium" w:cstheme="minorHAnsi"/>
@@ -18294,7 +17812,6 @@
               </w:rPr>
               <w:t>司獻</w:t>
             </w:r>
-            <w:proofErr w:type="gramEnd"/>
           </w:p>
         </w:tc>
         <w:tc>
@@ -18513,7 +18030,14 @@
                 <w:rFonts w:ascii="Barlow Condensed Medium" w:eastAsia="標楷體" w:hAnsi="Barlow Condensed Medium" w:cstheme="minorHAnsi" w:hint="eastAsia"/>
                 <w:w w:val="80"/>
               </w:rPr>
-              <w:t>13</w:t>
+              <w:t>1</w:t>
+            </w:r>
+            <w:r>
+              <w:rPr>
+                <w:rFonts w:ascii="Barlow Condensed Medium" w:eastAsia="標楷體" w:hAnsi="Barlow Condensed Medium" w:cstheme="minorHAnsi" w:hint="eastAsia"/>
+                <w:w w:val="80"/>
+              </w:rPr>
+              <w:t>5</w:t>
             </w:r>
           </w:p>
         </w:tc>
@@ -18782,7 +18306,14 @@
                 <w:rFonts w:ascii="Barlow Condensed Medium" w:eastAsia="標楷體" w:hAnsi="Barlow Condensed Medium" w:cstheme="minorHAnsi" w:hint="eastAsia"/>
                 <w:w w:val="80"/>
               </w:rPr>
-              <w:t>14</w:t>
+              <w:t>1</w:t>
+            </w:r>
+            <w:r>
+              <w:rPr>
+                <w:rFonts w:ascii="Barlow Condensed Medium" w:eastAsia="標楷體" w:hAnsi="Barlow Condensed Medium" w:cstheme="minorHAnsi" w:hint="eastAsia"/>
+                <w:w w:val="80"/>
+              </w:rPr>
+              <w:t>5</w:t>
             </w:r>
           </w:p>
         </w:tc>
@@ -19212,7 +18743,7 @@
                 <w:rFonts w:ascii="Barlow Condensed Medium" w:eastAsia="標楷體" w:hAnsi="Barlow Condensed Medium" w:cstheme="minorHAnsi" w:hint="eastAsia"/>
                 <w:w w:val="80"/>
               </w:rPr>
-              <w:t>3</w:t>
+              <w:t>4</w:t>
             </w:r>
           </w:p>
         </w:tc>
@@ -19384,21 +18915,12 @@
                 <w:w w:val="80"/>
               </w:rPr>
             </w:pPr>
-            <w:proofErr w:type="gramStart"/>
             <w:r>
               <w:rPr>
                 <w:rFonts w:ascii="標楷體" w:eastAsia="標楷體" w:hAnsi="標楷體" w:cs="華康儷楷書" w:hint="eastAsia"/>
                 <w:w w:val="80"/>
               </w:rPr>
-              <w:t>拿細耳</w:t>
-            </w:r>
-            <w:proofErr w:type="gramEnd"/>
-            <w:r>
-              <w:rPr>
-                <w:rFonts w:ascii="標楷體" w:eastAsia="標楷體" w:hAnsi="標楷體" w:cs="華康儷楷書" w:hint="eastAsia"/>
-                <w:w w:val="80"/>
-              </w:rPr>
-              <w:t>小組</w:t>
+              <w:t>拿細耳小組</w:t>
             </w:r>
           </w:p>
         </w:tc>
@@ -19525,7 +19047,7 @@
                 <w:rFonts w:ascii="Barlow Condensed Medium" w:eastAsia="標楷體" w:hAnsi="Barlow Condensed Medium" w:cstheme="minorHAnsi" w:hint="eastAsia"/>
                 <w:w w:val="80"/>
               </w:rPr>
-              <w:t>6</w:t>
+              <w:t>--</w:t>
             </w:r>
           </w:p>
         </w:tc>
@@ -19610,7 +19132,6 @@
                 <w:szCs w:val="24"/>
               </w:rPr>
             </w:pPr>
-            <w:proofErr w:type="gramStart"/>
             <w:r>
               <w:rPr>
                 <w:rFonts w:ascii="標楷體" w:eastAsia="標楷體" w:hAnsi="標楷體" w:cs="標楷體" w:hint="eastAsia"/>
@@ -19618,7 +19139,6 @@
               </w:rPr>
               <w:t>楊竣傑</w:t>
             </w:r>
-            <w:proofErr w:type="gramEnd"/>
           </w:p>
         </w:tc>
         <w:tc>
@@ -19645,7 +19165,6 @@
                 <w:szCs w:val="24"/>
               </w:rPr>
             </w:pPr>
-            <w:proofErr w:type="gramStart"/>
             <w:r>
               <w:rPr>
                 <w:rFonts w:ascii="標楷體" w:eastAsia="標楷體" w:hAnsi="標楷體" w:cstheme="majorBidi" w:hint="eastAsia"/>
@@ -19653,7 +19172,6 @@
               </w:rPr>
               <w:t>王新依</w:t>
             </w:r>
-            <w:proofErr w:type="gramEnd"/>
           </w:p>
         </w:tc>
         <w:tc>
@@ -19810,7 +19328,7 @@
                 <w:rFonts w:ascii="Barlow Condensed Medium" w:eastAsia="標楷體" w:hAnsi="Barlow Condensed Medium" w:cstheme="minorHAnsi" w:hint="eastAsia"/>
                 <w:w w:val="80"/>
               </w:rPr>
-              <w:t>4</w:t>
+              <w:t>6</w:t>
             </w:r>
           </w:p>
         </w:tc>
@@ -19923,17 +19441,8 @@
                 <w:rFonts w:ascii="標楷體" w:eastAsia="標楷體" w:hAnsi="標楷體" w:cstheme="majorBidi" w:hint="eastAsia"/>
                 <w:szCs w:val="24"/>
               </w:rPr>
-              <w:t>張思</w:t>
-            </w:r>
-            <w:proofErr w:type="gramStart"/>
-            <w:r>
-              <w:rPr>
-                <w:rFonts w:ascii="標楷體" w:eastAsia="標楷體" w:hAnsi="標楷體" w:cstheme="majorBidi" w:hint="eastAsia"/>
-                <w:szCs w:val="24"/>
-              </w:rPr>
-              <w:t>婗</w:t>
-            </w:r>
-            <w:proofErr w:type="gramEnd"/>
+              <w:t>張思婗</w:t>
+            </w:r>
           </w:p>
         </w:tc>
         <w:tc>
@@ -20371,7 +19880,7 @@
                 <w:rFonts w:ascii="Barlow Condensed Medium" w:eastAsia="標楷體" w:hAnsi="Barlow Condensed Medium" w:cstheme="minorHAnsi" w:hint="eastAsia"/>
                 <w:w w:val="80"/>
               </w:rPr>
-              <w:t>12</w:t>
+              <w:t>--</w:t>
             </w:r>
           </w:p>
         </w:tc>
@@ -20651,7 +20160,7 @@
                 <w:rFonts w:ascii="Barlow Condensed Medium" w:eastAsia="標楷體" w:hAnsi="Barlow Condensed Medium" w:cstheme="minorHAnsi" w:hint="eastAsia"/>
                 <w:w w:val="80"/>
               </w:rPr>
-              <w:t>--</w:t>
+              <w:t>8</w:t>
             </w:r>
           </w:p>
         </w:tc>
@@ -20736,14 +20245,12 @@
                 <w:szCs w:val="24"/>
               </w:rPr>
             </w:pPr>
-            <w:proofErr w:type="gramStart"/>
             <w:r>
               <w:rPr>
                 <w:rFonts w:ascii="標楷體" w:eastAsia="標楷體" w:hAnsi="標楷體" w:hint="eastAsia"/>
               </w:rPr>
               <w:t>王新依</w:t>
             </w:r>
-            <w:proofErr w:type="gramEnd"/>
           </w:p>
         </w:tc>
         <w:tc>
@@ -21225,13 +20732,6 @@
                 <w:w w:val="80"/>
               </w:rPr>
             </w:pPr>
-            <w:r>
-              <w:rPr>
-                <w:rFonts w:ascii="Barlow Condensed Medium" w:eastAsia="標楷體" w:hAnsi="Barlow Condensed Medium" w:cstheme="minorHAnsi" w:hint="eastAsia"/>
-                <w:w w:val="80"/>
-              </w:rPr>
-              <w:t>4</w:t>
-            </w:r>
           </w:p>
         </w:tc>
         <w:tc>
@@ -21283,7 +20783,6 @@
                 <w:w w:val="80"/>
               </w:rPr>
             </w:pPr>
-            <w:proofErr w:type="gramStart"/>
             <w:r>
               <w:rPr>
                 <w:rFonts w:ascii="Barlow Condensed Medium" w:eastAsia="華康中黑體" w:hAnsi="Barlow Condensed Medium" w:cstheme="minorHAnsi" w:hint="eastAsia"/>
@@ -21291,7 +20790,6 @@
               </w:rPr>
               <w:t>愛宴</w:t>
             </w:r>
-            <w:proofErr w:type="gramEnd"/>
           </w:p>
         </w:tc>
         <w:tc>
@@ -21316,7 +20814,6 @@
                 <w:rFonts w:ascii="標楷體" w:eastAsia="標楷體" w:hAnsi="標楷體" w:cs="華康儷楷書"/>
               </w:rPr>
             </w:pPr>
-            <w:proofErr w:type="gramStart"/>
             <w:r>
               <w:rPr>
                 <w:rFonts w:ascii="標楷體" w:eastAsia="標楷體" w:hAnsi="標楷體" w:cs="華康儷楷書" w:hint="eastAsia"/>
@@ -21324,7 +20821,6 @@
               </w:rPr>
               <w:t>游陵珠</w:t>
             </w:r>
-            <w:proofErr w:type="gramEnd"/>
           </w:p>
         </w:tc>
         <w:tc>
@@ -21349,7 +20845,6 @@
                 <w:szCs w:val="24"/>
               </w:rPr>
             </w:pPr>
-            <w:proofErr w:type="gramStart"/>
             <w:r>
               <w:rPr>
                 <w:rFonts w:ascii="標楷體" w:eastAsia="標楷體" w:hAnsi="標楷體" w:hint="eastAsia"/>
@@ -21364,7 +20859,6 @@
               </w:rPr>
               <w:t>團契</w:t>
             </w:r>
-            <w:proofErr w:type="gramEnd"/>
           </w:p>
         </w:tc>
         <w:tc>
@@ -21468,7 +20962,6 @@
                 <w:w w:val="80"/>
               </w:rPr>
             </w:pPr>
-            <w:proofErr w:type="gramStart"/>
             <w:r>
               <w:rPr>
                 <w:rFonts w:ascii="Barlow Condensed Medium" w:eastAsia="華康中黑體" w:hAnsi="Barlow Condensed Medium" w:cstheme="minorHAnsi" w:hint="eastAsia"/>
@@ -21476,7 +20969,6 @@
               </w:rPr>
               <w:t>愛宴清洗</w:t>
             </w:r>
-            <w:proofErr w:type="gramEnd"/>
           </w:p>
         </w:tc>
         <w:tc>
@@ -21530,7 +21022,6 @@
                 <w:sz w:val="22"/>
               </w:rPr>
             </w:pPr>
-            <w:proofErr w:type="gramStart"/>
             <w:r>
               <w:rPr>
                 <w:rFonts w:ascii="標楷體" w:eastAsia="標楷體" w:hAnsi="標楷體" w:cs="華康儷楷書" w:hint="eastAsia"/>
@@ -21538,7 +21029,6 @@
               </w:rPr>
               <w:t>社青團契</w:t>
             </w:r>
-            <w:proofErr w:type="gramEnd"/>
           </w:p>
         </w:tc>
         <w:tc>
@@ -21999,7 +21489,6 @@
                 <w:rFonts w:ascii="Barlow Condensed Medium" w:eastAsia="華康中黑體" w:hAnsi="Barlow Condensed Medium" w:cs="Times New Roman"/>
                 <w:w w:val="80"/>
                 <w:szCs w:val="24"/>
-                <w:highlight w:val="yellow"/>
               </w:rPr>
             </w:pPr>
             <w:r>
@@ -22007,7 +21496,6 @@
                 <w:rFonts w:ascii="Barlow Condensed Medium" w:eastAsia="華康中黑體" w:hAnsi="Barlow Condensed Medium" w:cstheme="minorHAnsi"/>
                 <w:w w:val="80"/>
                 <w:szCs w:val="24"/>
-                <w:highlight w:val="yellow"/>
               </w:rPr>
               <w:sym w:font="Wingdings 2" w:char="F0AE"/>
             </w:r>
@@ -22016,7 +21504,6 @@
                 <w:rFonts w:ascii="Barlow Condensed Medium" w:eastAsia="華康中黑體" w:hAnsi="Barlow Condensed Medium" w:cstheme="minorHAnsi"/>
                 <w:w w:val="80"/>
                 <w:szCs w:val="24"/>
-                <w:highlight w:val="yellow"/>
               </w:rPr>
               <w:t>華語</w:t>
             </w:r>
@@ -22025,7 +21512,6 @@
                 <w:rFonts w:ascii="Barlow Condensed Medium" w:eastAsia="華康中黑體" w:hAnsi="Barlow Condensed Medium" w:cs="Times New Roman"/>
                 <w:w w:val="80"/>
                 <w:szCs w:val="24"/>
-                <w:highlight w:val="yellow"/>
               </w:rPr>
               <w:t>禮拜奉獻</w:t>
             </w:r>
@@ -22034,7 +21520,6 @@
                 <w:rFonts w:ascii="Barlow Condensed Medium" w:eastAsia="華康中黑體" w:hAnsi="Barlow Condensed Medium" w:cs="Times New Roman"/>
                 <w:w w:val="80"/>
                 <w:szCs w:val="24"/>
-                <w:highlight w:val="yellow"/>
               </w:rPr>
               <w:t>:</w:t>
             </w:r>
@@ -22056,7 +21541,6 @@
                 <w:rFonts w:ascii="Barlow Condensed Medium" w:eastAsia="華康中黑體" w:hAnsi="Barlow Condensed Medium" w:cs="Times New Roman"/>
                 <w:w w:val="80"/>
                 <w:szCs w:val="24"/>
-                <w:highlight w:val="yellow"/>
               </w:rPr>
             </w:pPr>
             <w:r>
@@ -22064,7 +21548,6 @@
                 <w:rFonts w:ascii="Barlow Condensed Medium" w:eastAsia="華康中黑體" w:hAnsi="Barlow Condensed Medium" w:cs="Times New Roman" w:hint="eastAsia"/>
                 <w:w w:val="80"/>
                 <w:szCs w:val="24"/>
-                <w:highlight w:val="yellow"/>
               </w:rPr>
               <w:t xml:space="preserve"> </w:t>
             </w:r>
@@ -22088,7 +21571,6 @@
                 <w:rFonts w:ascii="Barlow Condensed Medium" w:eastAsia="華康中黑體" w:hAnsi="Barlow Condensed Medium" w:cs="Times New Roman"/>
                 <w:w w:val="80"/>
                 <w:szCs w:val="24"/>
-                <w:highlight w:val="yellow"/>
               </w:rPr>
             </w:pPr>
             <w:r>
@@ -22096,7 +21578,6 @@
                 <w:rFonts w:ascii="Barlow Condensed Medium" w:eastAsia="華康中黑體" w:hAnsi="Barlow Condensed Medium" w:cstheme="minorHAnsi"/>
                 <w:w w:val="80"/>
                 <w:szCs w:val="24"/>
-                <w:highlight w:val="yellow"/>
               </w:rPr>
               <w:sym w:font="Wingdings 2" w:char="F0AE"/>
             </w:r>
@@ -22105,7 +21586,6 @@
                 <w:rFonts w:ascii="Barlow Condensed Medium" w:eastAsia="華康中黑體" w:hAnsi="Barlow Condensed Medium" w:cstheme="minorHAnsi" w:hint="eastAsia"/>
                 <w:w w:val="80"/>
                 <w:szCs w:val="24"/>
-                <w:highlight w:val="yellow"/>
               </w:rPr>
               <w:t>台語禮拜奉</w:t>
             </w:r>
@@ -22114,7 +21594,6 @@
                 <w:rFonts w:ascii="Barlow Condensed Medium" w:eastAsia="華康中黑體" w:hAnsi="Barlow Condensed Medium" w:cs="Times New Roman"/>
                 <w:w w:val="80"/>
                 <w:szCs w:val="24"/>
-                <w:highlight w:val="yellow"/>
               </w:rPr>
               <w:t>獻</w:t>
             </w:r>
@@ -22123,7 +21602,6 @@
                 <w:rFonts w:ascii="Barlow Condensed Medium" w:eastAsia="華康中黑體" w:hAnsi="Barlow Condensed Medium" w:cs="Times New Roman"/>
                 <w:w w:val="80"/>
                 <w:szCs w:val="24"/>
-                <w:highlight w:val="yellow"/>
               </w:rPr>
               <w:t>:</w:t>
             </w:r>
@@ -22146,7 +21624,6 @@
                 <w:rFonts w:ascii="Barlow Condensed Medium" w:eastAsia="華康中黑體" w:hAnsi="Barlow Condensed Medium" w:cs="Times New Roman"/>
                 <w:w w:val="80"/>
                 <w:szCs w:val="24"/>
-                <w:highlight w:val="yellow"/>
               </w:rPr>
             </w:pPr>
             <w:r>
@@ -22154,7 +21631,6 @@
                 <w:rFonts w:ascii="Barlow Condensed Medium" w:eastAsia="華康中黑體" w:hAnsi="Barlow Condensed Medium" w:cs="Times New Roman"/>
                 <w:w w:val="80"/>
                 <w:szCs w:val="24"/>
-                <w:highlight w:val="yellow"/>
               </w:rPr>
               <w:t>5</w:t>
             </w:r>
@@ -22163,7 +21639,6 @@
                 <w:rFonts w:ascii="Barlow Condensed Medium" w:eastAsia="華康中黑體" w:hAnsi="Barlow Condensed Medium" w:cs="Times New Roman"/>
                 <w:w w:val="80"/>
                 <w:szCs w:val="24"/>
-                <w:highlight w:val="yellow"/>
               </w:rPr>
               <w:t>,650</w:t>
             </w:r>
@@ -22186,7 +21661,6 @@
                 <w:rFonts w:ascii="Barlow Condensed Medium" w:eastAsia="華康中黑體" w:hAnsi="Barlow Condensed Medium" w:cs="Times New Roman"/>
                 <w:w w:val="80"/>
                 <w:szCs w:val="24"/>
-                <w:highlight w:val="yellow"/>
               </w:rPr>
             </w:pPr>
           </w:p>
@@ -22209,7 +21683,6 @@
                 <w:rFonts w:ascii="Barlow Condensed Medium" w:eastAsia="華康中黑體" w:hAnsi="Barlow Condensed Medium" w:cs="Times New Roman"/>
                 <w:w w:val="80"/>
                 <w:szCs w:val="24"/>
-                <w:highlight w:val="yellow"/>
               </w:rPr>
             </w:pPr>
           </w:p>
@@ -22235,7 +21708,6 @@
                 <w:rFonts w:ascii="Barlow Condensed Medium" w:eastAsia="華康中黑體" w:hAnsi="Barlow Condensed Medium" w:cstheme="minorHAnsi"/>
                 <w:w w:val="80"/>
                 <w:szCs w:val="24"/>
-                <w:highlight w:val="yellow"/>
               </w:rPr>
             </w:pPr>
             <w:r>
@@ -22243,7 +21715,6 @@
                 <w:rFonts w:ascii="Barlow Condensed Medium" w:eastAsia="華康中黑體" w:hAnsi="Barlow Condensed Medium" w:cstheme="minorHAnsi"/>
                 <w:w w:val="80"/>
                 <w:szCs w:val="24"/>
-                <w:highlight w:val="yellow"/>
               </w:rPr>
               <w:sym w:font="Wingdings 2" w:char="F0AE"/>
             </w:r>
@@ -22252,7 +21723,6 @@
                 <w:rFonts w:ascii="Barlow Condensed Medium" w:eastAsia="華康中黑體" w:hAnsi="Barlow Condensed Medium" w:cstheme="minorHAnsi" w:hint="eastAsia"/>
                 <w:w w:val="80"/>
                 <w:szCs w:val="24"/>
-                <w:highlight w:val="yellow"/>
                 <w:lang w:eastAsia="zh-HK"/>
               </w:rPr>
               <w:t>月定</w:t>
@@ -22262,7 +21732,6 @@
                 <w:rFonts w:ascii="Barlow Condensed Medium" w:eastAsia="華康中黑體" w:hAnsi="Barlow Condensed Medium" w:cstheme="minorHAnsi"/>
                 <w:w w:val="80"/>
                 <w:szCs w:val="24"/>
-                <w:highlight w:val="yellow"/>
               </w:rPr>
               <w:t>奉獻</w:t>
             </w:r>
@@ -22271,7 +21740,6 @@
                 <w:rFonts w:ascii="Barlow Condensed Medium" w:eastAsia="華康中黑體" w:hAnsi="Barlow Condensed Medium" w:cstheme="minorHAnsi"/>
                 <w:w w:val="80"/>
                 <w:szCs w:val="24"/>
-                <w:highlight w:val="yellow"/>
               </w:rPr>
               <w:t>:</w:t>
             </w:r>
@@ -22294,7 +21762,6 @@
                 <w:rFonts w:ascii="Barlow Condensed Medium" w:eastAsia="標楷體" w:hAnsi="Barlow Condensed Medium" w:cstheme="minorHAnsi"/>
                 <w:w w:val="80"/>
                 <w:szCs w:val="24"/>
-                <w:highlight w:val="yellow"/>
               </w:rPr>
             </w:pPr>
             <w:r>
@@ -22302,7 +21769,6 @@
                 <w:rFonts w:ascii="Barlow Condensed Medium" w:eastAsia="標楷體" w:hAnsi="Barlow Condensed Medium" w:cstheme="minorHAnsi" w:hint="eastAsia"/>
                 <w:w w:val="80"/>
                 <w:szCs w:val="24"/>
-                <w:highlight w:val="yellow"/>
               </w:rPr>
               <w:t>30</w:t>
             </w:r>
@@ -22311,7 +21777,6 @@
                 <w:rFonts w:ascii="Barlow Condensed Medium" w:eastAsia="標楷體" w:hAnsi="Barlow Condensed Medium" w:cstheme="minorHAnsi" w:hint="eastAsia"/>
                 <w:w w:val="80"/>
                 <w:szCs w:val="24"/>
-                <w:highlight w:val="yellow"/>
                 <w:lang w:eastAsia="zh-HK"/>
               </w:rPr>
               <w:t>號</w:t>
@@ -22335,7 +21800,6 @@
                 <w:rFonts w:ascii="Barlow Condensed Medium" w:eastAsia="標楷體" w:hAnsi="Barlow Condensed Medium" w:cstheme="minorHAnsi"/>
                 <w:w w:val="80"/>
                 <w:szCs w:val="24"/>
-                <w:highlight w:val="yellow"/>
               </w:rPr>
             </w:pPr>
             <w:r>
@@ -22343,7 +21807,6 @@
                 <w:rFonts w:ascii="Barlow Condensed Medium" w:eastAsia="標楷體" w:hAnsi="Barlow Condensed Medium" w:cstheme="minorHAnsi"/>
                 <w:w w:val="80"/>
                 <w:szCs w:val="24"/>
-                <w:highlight w:val="yellow"/>
               </w:rPr>
               <w:t>2</w:t>
             </w:r>
@@ -22352,7 +21815,6 @@
                 <w:rFonts w:ascii="Barlow Condensed Medium" w:eastAsia="標楷體" w:hAnsi="Barlow Condensed Medium" w:cstheme="minorHAnsi"/>
                 <w:w w:val="80"/>
                 <w:szCs w:val="24"/>
-                <w:highlight w:val="yellow"/>
               </w:rPr>
               <w:t>,</w:t>
             </w:r>
@@ -22361,7 +21823,6 @@
                 <w:rFonts w:ascii="Barlow Condensed Medium" w:eastAsia="標楷體" w:hAnsi="Barlow Condensed Medium" w:cstheme="minorHAnsi"/>
                 <w:w w:val="80"/>
                 <w:szCs w:val="24"/>
-                <w:highlight w:val="yellow"/>
               </w:rPr>
               <w:t>0</w:t>
             </w:r>
@@ -22370,7 +21831,6 @@
                 <w:rFonts w:ascii="Barlow Condensed Medium" w:eastAsia="標楷體" w:hAnsi="Barlow Condensed Medium" w:cstheme="minorHAnsi"/>
                 <w:w w:val="80"/>
                 <w:szCs w:val="24"/>
-                <w:highlight w:val="yellow"/>
               </w:rPr>
               <w:t>00</w:t>
             </w:r>
@@ -22393,7 +21853,6 @@
                 <w:rFonts w:ascii="Barlow Condensed Medium" w:eastAsia="標楷體" w:hAnsi="Barlow Condensed Medium" w:cstheme="minorHAnsi"/>
                 <w:w w:val="80"/>
                 <w:szCs w:val="24"/>
-                <w:highlight w:val="yellow"/>
               </w:rPr>
             </w:pPr>
             <w:r>
@@ -22401,7 +21860,6 @@
                 <w:rFonts w:ascii="Barlow Condensed Medium" w:eastAsia="標楷體" w:hAnsi="Barlow Condensed Medium" w:cstheme="minorHAnsi" w:hint="eastAsia"/>
                 <w:w w:val="80"/>
                 <w:szCs w:val="24"/>
-                <w:highlight w:val="yellow"/>
               </w:rPr>
               <w:t>30-1</w:t>
             </w:r>
@@ -22410,7 +21868,6 @@
                 <w:rFonts w:ascii="Barlow Condensed Medium" w:eastAsia="標楷體" w:hAnsi="Barlow Condensed Medium" w:cstheme="minorHAnsi" w:hint="eastAsia"/>
                 <w:w w:val="80"/>
                 <w:szCs w:val="24"/>
-                <w:highlight w:val="yellow"/>
                 <w:lang w:eastAsia="zh-HK"/>
               </w:rPr>
               <w:t>號</w:t>
@@ -22434,7 +21891,6 @@
                 <w:rFonts w:ascii="Barlow Condensed Medium" w:eastAsia="標楷體" w:hAnsi="Barlow Condensed Medium" w:cstheme="minorHAnsi"/>
                 <w:w w:val="80"/>
                 <w:szCs w:val="24"/>
-                <w:highlight w:val="yellow"/>
               </w:rPr>
             </w:pPr>
             <w:r>
@@ -22442,7 +21898,6 @@
                 <w:rFonts w:ascii="Barlow Condensed Medium" w:eastAsia="標楷體" w:hAnsi="Barlow Condensed Medium" w:cstheme="minorHAnsi"/>
                 <w:w w:val="80"/>
                 <w:szCs w:val="24"/>
-                <w:highlight w:val="yellow"/>
               </w:rPr>
               <w:t>1,000</w:t>
             </w:r>
@@ -22466,7 +21921,6 @@
                 <w:rFonts w:ascii="Barlow Condensed Medium" w:eastAsia="標楷體" w:hAnsi="Barlow Condensed Medium" w:cstheme="minorHAnsi"/>
                 <w:w w:val="80"/>
                 <w:szCs w:val="24"/>
-                <w:highlight w:val="yellow"/>
               </w:rPr>
             </w:pPr>
             <w:r>
@@ -22474,7 +21928,6 @@
                 <w:rFonts w:ascii="Barlow Condensed Medium" w:eastAsia="標楷體" w:hAnsi="Barlow Condensed Medium" w:cstheme="minorHAnsi"/>
                 <w:w w:val="80"/>
                 <w:szCs w:val="24"/>
-                <w:highlight w:val="yellow"/>
               </w:rPr>
               <w:t>30-2</w:t>
             </w:r>
@@ -22483,7 +21936,6 @@
                 <w:rFonts w:ascii="Barlow Condensed Medium" w:eastAsia="標楷體" w:hAnsi="Barlow Condensed Medium" w:cstheme="minorHAnsi" w:hint="eastAsia"/>
                 <w:w w:val="80"/>
                 <w:szCs w:val="24"/>
-                <w:highlight w:val="yellow"/>
                 <w:lang w:eastAsia="zh-HK"/>
               </w:rPr>
               <w:t>號</w:t>
@@ -22506,7 +21958,6 @@
                 <w:rFonts w:ascii="Barlow Condensed Medium" w:eastAsia="標楷體" w:hAnsi="Barlow Condensed Medium" w:cstheme="minorHAnsi"/>
                 <w:w w:val="80"/>
                 <w:szCs w:val="24"/>
-                <w:highlight w:val="yellow"/>
               </w:rPr>
             </w:pPr>
             <w:r>
@@ -22514,7 +21965,6 @@
                 <w:rFonts w:ascii="Barlow Condensed Medium" w:eastAsia="標楷體" w:hAnsi="Barlow Condensed Medium" w:cstheme="minorHAnsi"/>
                 <w:w w:val="80"/>
                 <w:szCs w:val="24"/>
-                <w:highlight w:val="yellow"/>
               </w:rPr>
               <w:t>1,000</w:t>
             </w:r>
@@ -22541,7 +21991,6 @@
                 <w:rFonts w:ascii="Barlow Condensed Medium" w:eastAsia="華康中黑體" w:hAnsi="Barlow Condensed Medium" w:cstheme="minorHAnsi"/>
                 <w:w w:val="80"/>
                 <w:szCs w:val="24"/>
-                <w:highlight w:val="yellow"/>
               </w:rPr>
             </w:pPr>
           </w:p>
@@ -22563,7 +22012,6 @@
                 <w:rFonts w:ascii="Barlow Condensed Medium" w:eastAsia="標楷體" w:hAnsi="Barlow Condensed Medium" w:cstheme="minorHAnsi"/>
                 <w:w w:val="80"/>
                 <w:szCs w:val="24"/>
-                <w:highlight w:val="yellow"/>
               </w:rPr>
             </w:pPr>
             <w:r>
@@ -22571,7 +22019,6 @@
                 <w:rFonts w:ascii="Barlow Condensed Medium" w:eastAsia="標楷體" w:hAnsi="Barlow Condensed Medium" w:cstheme="minorHAnsi" w:hint="eastAsia"/>
                 <w:w w:val="80"/>
                 <w:szCs w:val="24"/>
-                <w:highlight w:val="yellow"/>
               </w:rPr>
               <w:t>33</w:t>
             </w:r>
@@ -22580,7 +22027,6 @@
                 <w:rFonts w:ascii="Barlow Condensed Medium" w:eastAsia="標楷體" w:hAnsi="Barlow Condensed Medium" w:cstheme="minorHAnsi" w:hint="eastAsia"/>
                 <w:w w:val="80"/>
                 <w:szCs w:val="24"/>
-                <w:highlight w:val="yellow"/>
                 <w:lang w:eastAsia="zh-HK"/>
               </w:rPr>
               <w:t>號</w:t>
@@ -22604,7 +22050,6 @@
                 <w:rFonts w:ascii="Barlow Condensed Medium" w:eastAsia="標楷體" w:hAnsi="Barlow Condensed Medium" w:cstheme="minorHAnsi"/>
                 <w:w w:val="80"/>
                 <w:szCs w:val="24"/>
-                <w:highlight w:val="yellow"/>
               </w:rPr>
             </w:pPr>
             <w:r>
@@ -22612,7 +22057,6 @@
                 <w:rFonts w:ascii="Barlow Condensed Medium" w:eastAsia="標楷體" w:hAnsi="Barlow Condensed Medium" w:cstheme="minorHAnsi"/>
                 <w:w w:val="80"/>
                 <w:szCs w:val="24"/>
-                <w:highlight w:val="yellow"/>
               </w:rPr>
               <w:t>1,000</w:t>
             </w:r>
@@ -22635,7 +22079,6 @@
                 <w:rFonts w:ascii="Barlow Condensed Medium" w:eastAsia="標楷體" w:hAnsi="Barlow Condensed Medium" w:cstheme="minorHAnsi"/>
                 <w:w w:val="80"/>
                 <w:szCs w:val="24"/>
-                <w:highlight w:val="yellow"/>
               </w:rPr>
             </w:pPr>
             <w:r>
@@ -22643,7 +22086,6 @@
                 <w:rFonts w:ascii="Barlow Condensed Medium" w:eastAsia="標楷體" w:hAnsi="Barlow Condensed Medium" w:cstheme="minorHAnsi" w:hint="eastAsia"/>
                 <w:w w:val="80"/>
                 <w:szCs w:val="24"/>
-                <w:highlight w:val="yellow"/>
               </w:rPr>
               <w:t>50</w:t>
             </w:r>
@@ -22652,7 +22094,6 @@
                 <w:rFonts w:ascii="Barlow Condensed Medium" w:eastAsia="標楷體" w:hAnsi="Barlow Condensed Medium" w:cstheme="minorHAnsi" w:hint="eastAsia"/>
                 <w:w w:val="80"/>
                 <w:szCs w:val="24"/>
-                <w:highlight w:val="yellow"/>
                 <w:lang w:eastAsia="zh-HK"/>
               </w:rPr>
               <w:t>號</w:t>
@@ -22676,7 +22117,6 @@
                 <w:rFonts w:ascii="Barlow Condensed Medium" w:eastAsia="標楷體" w:hAnsi="Barlow Condensed Medium" w:cstheme="minorHAnsi"/>
                 <w:w w:val="80"/>
                 <w:szCs w:val="24"/>
-                <w:highlight w:val="yellow"/>
               </w:rPr>
             </w:pPr>
             <w:r>
@@ -22684,7 +22124,6 @@
                 <w:rFonts w:ascii="Barlow Condensed Medium" w:eastAsia="標楷體" w:hAnsi="Barlow Condensed Medium" w:cstheme="minorHAnsi"/>
                 <w:w w:val="80"/>
                 <w:szCs w:val="24"/>
-                <w:highlight w:val="yellow"/>
               </w:rPr>
               <w:t>3,800</w:t>
             </w:r>
@@ -22708,7 +22147,6 @@
                 <w:rFonts w:ascii="Barlow Condensed Medium" w:eastAsia="標楷體" w:hAnsi="Barlow Condensed Medium" w:cstheme="minorHAnsi"/>
                 <w:w w:val="80"/>
                 <w:szCs w:val="24"/>
-                <w:highlight w:val="yellow"/>
               </w:rPr>
             </w:pPr>
           </w:p>
@@ -22729,7 +22167,6 @@
                 <w:rFonts w:ascii="Barlow Condensed Medium" w:eastAsia="標楷體" w:hAnsi="Barlow Condensed Medium" w:cstheme="minorHAnsi"/>
                 <w:w w:val="80"/>
                 <w:szCs w:val="24"/>
-                <w:highlight w:val="yellow"/>
               </w:rPr>
             </w:pPr>
           </w:p>
@@ -22755,7 +22192,6 @@
                 <w:rFonts w:ascii="Barlow Condensed Medium" w:eastAsia="華康中黑體" w:hAnsi="Barlow Condensed Medium" w:cstheme="minorHAnsi"/>
                 <w:w w:val="80"/>
                 <w:szCs w:val="24"/>
-                <w:highlight w:val="yellow"/>
               </w:rPr>
             </w:pPr>
           </w:p>
@@ -22777,7 +22213,6 @@
                 <w:rFonts w:ascii="Barlow Condensed Medium" w:eastAsia="標楷體" w:hAnsi="Barlow Condensed Medium" w:cstheme="minorHAnsi"/>
                 <w:w w:val="80"/>
                 <w:szCs w:val="24"/>
-                <w:highlight w:val="yellow"/>
               </w:rPr>
             </w:pPr>
           </w:p>
@@ -22799,7 +22234,6 @@
                 <w:rFonts w:ascii="Barlow Condensed Medium" w:eastAsia="標楷體" w:hAnsi="Barlow Condensed Medium" w:cstheme="minorHAnsi"/>
                 <w:w w:val="80"/>
                 <w:szCs w:val="24"/>
-                <w:highlight w:val="yellow"/>
               </w:rPr>
             </w:pPr>
           </w:p>
@@ -22821,7 +22255,6 @@
                 <w:rFonts w:ascii="Barlow Condensed Medium" w:eastAsia="標楷體" w:hAnsi="Barlow Condensed Medium" w:cstheme="minorHAnsi"/>
                 <w:w w:val="80"/>
                 <w:szCs w:val="24"/>
-                <w:highlight w:val="yellow"/>
               </w:rPr>
             </w:pPr>
           </w:p>
@@ -22843,7 +22276,6 @@
                 <w:rFonts w:ascii="Barlow Condensed Medium" w:eastAsia="標楷體" w:hAnsi="Barlow Condensed Medium" w:cstheme="minorHAnsi"/>
                 <w:w w:val="80"/>
                 <w:szCs w:val="24"/>
-                <w:highlight w:val="yellow"/>
               </w:rPr>
             </w:pPr>
           </w:p>
@@ -22866,7 +22298,6 @@
                 <w:rFonts w:ascii="Barlow Condensed Medium" w:eastAsia="標楷體" w:hAnsi="Barlow Condensed Medium" w:cstheme="minorHAnsi"/>
                 <w:w w:val="80"/>
                 <w:szCs w:val="24"/>
-                <w:highlight w:val="yellow"/>
               </w:rPr>
             </w:pPr>
           </w:p>
@@ -22887,7 +22318,6 @@
                 <w:rFonts w:ascii="Barlow Condensed Medium" w:eastAsia="標楷體" w:hAnsi="Barlow Condensed Medium" w:cstheme="minorHAnsi"/>
                 <w:w w:val="80"/>
                 <w:szCs w:val="24"/>
-                <w:highlight w:val="yellow"/>
               </w:rPr>
             </w:pPr>
           </w:p>
@@ -22913,7 +22343,6 @@
                 <w:rFonts w:ascii="Barlow Condensed Medium" w:eastAsia="華康中黑體" w:hAnsi="Barlow Condensed Medium" w:cstheme="minorHAnsi"/>
                 <w:w w:val="80"/>
                 <w:szCs w:val="24"/>
-                <w:highlight w:val="yellow"/>
               </w:rPr>
             </w:pPr>
             <w:r>
@@ -22921,7 +22350,6 @@
                 <w:rFonts w:ascii="Barlow Condensed Medium" w:eastAsia="華康中黑體" w:hAnsi="Barlow Condensed Medium" w:cstheme="minorHAnsi"/>
                 <w:w w:val="80"/>
                 <w:szCs w:val="24"/>
-                <w:highlight w:val="yellow"/>
               </w:rPr>
               <w:sym w:font="Wingdings 2" w:char="F0AE"/>
             </w:r>
@@ -22930,7 +22358,6 @@
                 <w:rFonts w:ascii="Barlow Condensed Medium" w:eastAsia="華康中黑體" w:hAnsi="Barlow Condensed Medium" w:cstheme="minorHAnsi" w:hint="eastAsia"/>
                 <w:w w:val="80"/>
                 <w:szCs w:val="24"/>
-                <w:highlight w:val="yellow"/>
                 <w:lang w:eastAsia="zh-HK"/>
               </w:rPr>
               <w:t>感恩</w:t>
@@ -22940,7 +22367,6 @@
                 <w:rFonts w:ascii="Barlow Condensed Medium" w:eastAsia="華康中黑體" w:hAnsi="Barlow Condensed Medium" w:cstheme="minorHAnsi"/>
                 <w:w w:val="80"/>
                 <w:szCs w:val="24"/>
-                <w:highlight w:val="yellow"/>
               </w:rPr>
               <w:t>奉獻</w:t>
             </w:r>
@@ -22949,7 +22375,6 @@
                 <w:rFonts w:ascii="Barlow Condensed Medium" w:eastAsia="華康中黑體" w:hAnsi="Barlow Condensed Medium" w:cstheme="minorHAnsi"/>
                 <w:w w:val="80"/>
                 <w:szCs w:val="24"/>
-                <w:highlight w:val="yellow"/>
               </w:rPr>
               <w:t>:</w:t>
             </w:r>
@@ -22972,7 +22397,6 @@
                 <w:rFonts w:ascii="Barlow Condensed Medium" w:eastAsia="標楷體" w:hAnsi="Barlow Condensed Medium" w:cstheme="minorHAnsi"/>
                 <w:w w:val="80"/>
                 <w:szCs w:val="24"/>
-                <w:highlight w:val="yellow"/>
               </w:rPr>
             </w:pPr>
             <w:r>
@@ -22980,7 +22404,6 @@
                 <w:rFonts w:ascii="Barlow Condensed Medium" w:eastAsia="標楷體" w:hAnsi="Barlow Condensed Medium" w:cstheme="minorHAnsi" w:hint="eastAsia"/>
                 <w:w w:val="80"/>
                 <w:szCs w:val="24"/>
-                <w:highlight w:val="yellow"/>
                 <w:lang w:eastAsia="zh-HK"/>
               </w:rPr>
               <w:t>7-2</w:t>
@@ -22990,7 +22413,6 @@
                 <w:rFonts w:ascii="Barlow Condensed Medium" w:eastAsia="標楷體" w:hAnsi="Barlow Condensed Medium" w:cstheme="minorHAnsi" w:hint="eastAsia"/>
                 <w:w w:val="80"/>
                 <w:szCs w:val="24"/>
-                <w:highlight w:val="yellow"/>
                 <w:lang w:eastAsia="zh-HK"/>
               </w:rPr>
               <w:t>號</w:t>
@@ -23014,7 +22436,6 @@
                 <w:rFonts w:ascii="Barlow Condensed Medium" w:eastAsia="標楷體" w:hAnsi="Barlow Condensed Medium" w:cstheme="minorHAnsi"/>
                 <w:w w:val="80"/>
                 <w:szCs w:val="24"/>
-                <w:highlight w:val="yellow"/>
               </w:rPr>
             </w:pPr>
             <w:r>
@@ -23022,7 +22443,6 @@
                 <w:rFonts w:ascii="Barlow Condensed Medium" w:eastAsia="標楷體" w:hAnsi="Barlow Condensed Medium" w:cstheme="minorHAnsi"/>
                 <w:w w:val="80"/>
                 <w:szCs w:val="24"/>
-                <w:highlight w:val="yellow"/>
               </w:rPr>
               <w:t>5</w:t>
             </w:r>
@@ -23031,7 +22451,6 @@
                 <w:rFonts w:ascii="Barlow Condensed Medium" w:eastAsia="標楷體" w:hAnsi="Barlow Condensed Medium" w:cstheme="minorHAnsi"/>
                 <w:w w:val="80"/>
                 <w:szCs w:val="24"/>
-                <w:highlight w:val="yellow"/>
               </w:rPr>
               <w:t>,</w:t>
             </w:r>
@@ -23040,7 +22459,6 @@
                 <w:rFonts w:ascii="Barlow Condensed Medium" w:eastAsia="標楷體" w:hAnsi="Barlow Condensed Medium" w:cstheme="minorHAnsi" w:hint="eastAsia"/>
                 <w:w w:val="80"/>
                 <w:szCs w:val="24"/>
-                <w:highlight w:val="yellow"/>
               </w:rPr>
               <w:t>000</w:t>
             </w:r>
@@ -23063,7 +22481,6 @@
                 <w:rFonts w:ascii="Barlow Condensed Medium" w:eastAsia="標楷體" w:hAnsi="Barlow Condensed Medium" w:cstheme="minorHAnsi"/>
                 <w:w w:val="80"/>
                 <w:szCs w:val="24"/>
-                <w:highlight w:val="yellow"/>
               </w:rPr>
             </w:pPr>
             <w:r>
@@ -23071,7 +22488,6 @@
                 <w:rFonts w:ascii="Barlow Condensed Medium" w:eastAsia="標楷體" w:hAnsi="Barlow Condensed Medium" w:cstheme="minorHAnsi"/>
                 <w:w w:val="80"/>
                 <w:szCs w:val="24"/>
-                <w:highlight w:val="yellow"/>
               </w:rPr>
               <w:t>33</w:t>
             </w:r>
@@ -23080,7 +22496,6 @@
                 <w:rFonts w:ascii="Barlow Condensed Medium" w:eastAsia="標楷體" w:hAnsi="Barlow Condensed Medium" w:cstheme="minorHAnsi" w:hint="eastAsia"/>
                 <w:w w:val="80"/>
                 <w:szCs w:val="24"/>
-                <w:highlight w:val="yellow"/>
                 <w:lang w:eastAsia="zh-HK"/>
               </w:rPr>
               <w:t>號</w:t>
@@ -23104,7 +22519,6 @@
                 <w:rFonts w:ascii="Barlow Condensed Medium" w:eastAsia="標楷體" w:hAnsi="Barlow Condensed Medium" w:cstheme="minorHAnsi"/>
                 <w:w w:val="80"/>
                 <w:szCs w:val="24"/>
-                <w:highlight w:val="yellow"/>
               </w:rPr>
             </w:pPr>
             <w:r>
@@ -23112,7 +22526,6 @@
                 <w:rFonts w:ascii="Barlow Condensed Medium" w:eastAsia="標楷體" w:hAnsi="Barlow Condensed Medium" w:cstheme="minorHAnsi"/>
                 <w:w w:val="80"/>
                 <w:szCs w:val="24"/>
-                <w:highlight w:val="yellow"/>
               </w:rPr>
               <w:t>1,000</w:t>
             </w:r>
@@ -23136,7 +22549,6 @@
                 <w:rFonts w:ascii="Barlow Condensed Medium" w:eastAsia="標楷體" w:hAnsi="Barlow Condensed Medium" w:cstheme="minorHAnsi"/>
                 <w:w w:val="80"/>
                 <w:szCs w:val="24"/>
-                <w:highlight w:val="yellow"/>
               </w:rPr>
             </w:pPr>
             <w:r>
@@ -23144,7 +22556,6 @@
                 <w:rFonts w:ascii="Barlow Condensed Medium" w:eastAsia="標楷體" w:hAnsi="Barlow Condensed Medium" w:cstheme="minorHAnsi"/>
                 <w:w w:val="80"/>
                 <w:szCs w:val="24"/>
-                <w:highlight w:val="yellow"/>
               </w:rPr>
               <w:t>42</w:t>
             </w:r>
@@ -23153,7 +22564,6 @@
                 <w:rFonts w:ascii="Barlow Condensed Medium" w:eastAsia="標楷體" w:hAnsi="Barlow Condensed Medium" w:cstheme="minorHAnsi" w:hint="eastAsia"/>
                 <w:w w:val="80"/>
                 <w:szCs w:val="24"/>
-                <w:highlight w:val="yellow"/>
                 <w:lang w:eastAsia="zh-HK"/>
               </w:rPr>
               <w:t>號</w:t>
@@ -23176,7 +22586,6 @@
                 <w:rFonts w:ascii="Barlow Condensed Medium" w:eastAsia="標楷體" w:hAnsi="Barlow Condensed Medium" w:cstheme="minorHAnsi"/>
                 <w:w w:val="80"/>
                 <w:szCs w:val="24"/>
-                <w:highlight w:val="yellow"/>
               </w:rPr>
             </w:pPr>
             <w:r>
@@ -23184,7 +22593,6 @@
                 <w:rFonts w:ascii="Barlow Condensed Medium" w:eastAsia="標楷體" w:hAnsi="Barlow Condensed Medium" w:cstheme="minorHAnsi"/>
                 <w:w w:val="80"/>
                 <w:szCs w:val="24"/>
-                <w:highlight w:val="yellow"/>
               </w:rPr>
               <w:t>1,000</w:t>
             </w:r>
@@ -23211,7 +22619,6 @@
                 <w:rFonts w:ascii="Barlow Condensed Medium" w:eastAsia="華康中黑體" w:hAnsi="Barlow Condensed Medium" w:cstheme="minorHAnsi"/>
                 <w:w w:val="80"/>
                 <w:szCs w:val="24"/>
-                <w:highlight w:val="yellow"/>
               </w:rPr>
             </w:pPr>
           </w:p>
@@ -23233,7 +22640,6 @@
                 <w:rFonts w:ascii="Barlow Condensed Medium" w:eastAsia="標楷體" w:hAnsi="Barlow Condensed Medium" w:cstheme="minorHAnsi"/>
                 <w:w w:val="80"/>
                 <w:szCs w:val="24"/>
-                <w:highlight w:val="yellow"/>
                 <w:lang w:eastAsia="zh-HK"/>
               </w:rPr>
             </w:pPr>
@@ -23242,7 +22648,6 @@
                 <w:rFonts w:ascii="Barlow Condensed Medium" w:eastAsia="標楷體" w:hAnsi="Barlow Condensed Medium" w:cstheme="minorHAnsi" w:hint="eastAsia"/>
                 <w:w w:val="80"/>
                 <w:szCs w:val="24"/>
-                <w:highlight w:val="yellow"/>
                 <w:lang w:eastAsia="zh-HK"/>
               </w:rPr>
               <w:t>54-3</w:t>
@@ -23252,7 +22657,6 @@
                 <w:rFonts w:ascii="Barlow Condensed Medium" w:eastAsia="標楷體" w:hAnsi="Barlow Condensed Medium" w:cstheme="minorHAnsi" w:hint="eastAsia"/>
                 <w:w w:val="80"/>
                 <w:szCs w:val="24"/>
-                <w:highlight w:val="yellow"/>
                 <w:lang w:eastAsia="zh-HK"/>
               </w:rPr>
               <w:t>號</w:t>
@@ -23276,7 +22680,6 @@
                 <w:rFonts w:ascii="Barlow Condensed Medium" w:eastAsia="標楷體" w:hAnsi="Barlow Condensed Medium" w:cstheme="minorHAnsi"/>
                 <w:w w:val="80"/>
                 <w:szCs w:val="24"/>
-                <w:highlight w:val="yellow"/>
               </w:rPr>
             </w:pPr>
             <w:r>
@@ -23284,7 +22687,6 @@
                 <w:rFonts w:ascii="Barlow Condensed Medium" w:eastAsia="標楷體" w:hAnsi="Barlow Condensed Medium" w:cstheme="minorHAnsi"/>
                 <w:w w:val="80"/>
                 <w:szCs w:val="24"/>
-                <w:highlight w:val="yellow"/>
               </w:rPr>
               <w:t>1,500</w:t>
             </w:r>
@@ -23307,7 +22709,6 @@
                 <w:rFonts w:ascii="Barlow Condensed Medium" w:eastAsia="標楷體" w:hAnsi="Barlow Condensed Medium" w:cstheme="minorHAnsi"/>
                 <w:w w:val="80"/>
                 <w:szCs w:val="24"/>
-                <w:highlight w:val="yellow"/>
               </w:rPr>
             </w:pPr>
             <w:r>
@@ -23315,7 +22716,6 @@
                 <w:rFonts w:ascii="Barlow Condensed Medium" w:eastAsia="標楷體" w:hAnsi="Barlow Condensed Medium" w:cstheme="minorHAnsi"/>
                 <w:w w:val="80"/>
                 <w:szCs w:val="24"/>
-                <w:highlight w:val="yellow"/>
               </w:rPr>
               <w:t>54-4</w:t>
             </w:r>
@@ -23324,7 +22724,6 @@
                 <w:rFonts w:ascii="Barlow Condensed Medium" w:eastAsia="標楷體" w:hAnsi="Barlow Condensed Medium" w:cstheme="minorHAnsi" w:hint="eastAsia"/>
                 <w:w w:val="80"/>
                 <w:szCs w:val="24"/>
-                <w:highlight w:val="yellow"/>
                 <w:lang w:eastAsia="zh-HK"/>
               </w:rPr>
               <w:t>號</w:t>
@@ -23355,7 +22754,6 @@
                 <w:rFonts w:ascii="Barlow Condensed Medium" w:eastAsia="標楷體" w:hAnsi="Barlow Condensed Medium" w:cstheme="minorHAnsi"/>
                 <w:w w:val="80"/>
                 <w:szCs w:val="24"/>
-                <w:highlight w:val="yellow"/>
               </w:rPr>
               <w:t>1,500</w:t>
             </w:r>
@@ -23381,6 +22779,22 @@
                 <w:szCs w:val="24"/>
               </w:rPr>
             </w:pPr>
+            <w:r>
+              <w:rPr>
+                <w:rFonts w:ascii="Barlow Condensed Medium" w:eastAsia="標楷體" w:hAnsi="Barlow Condensed Medium" w:cstheme="minorHAnsi" w:hint="eastAsia"/>
+                <w:w w:val="80"/>
+                <w:szCs w:val="24"/>
+              </w:rPr>
+              <w:t>有志</w:t>
+            </w:r>
+            <w:r>
+              <w:rPr>
+                <w:rFonts w:ascii="Barlow Condensed Medium" w:eastAsia="標楷體" w:hAnsi="Barlow Condensed Medium" w:cstheme="minorHAnsi" w:hint="eastAsia"/>
+                <w:w w:val="80"/>
+                <w:szCs w:val="24"/>
+              </w:rPr>
+              <w:t>x2</w:t>
+            </w:r>
           </w:p>
         </w:tc>
         <w:tc>
@@ -23401,6 +22815,14 @@
                 <w:szCs w:val="24"/>
               </w:rPr>
             </w:pPr>
+            <w:r>
+              <w:rPr>
+                <w:rFonts w:ascii="Barlow Condensed Medium" w:eastAsia="標楷體" w:hAnsi="Barlow Condensed Medium" w:cstheme="minorHAnsi" w:hint="eastAsia"/>
+                <w:w w:val="80"/>
+                <w:szCs w:val="24"/>
+              </w:rPr>
+              <w:t>400</w:t>
+            </w:r>
           </w:p>
         </w:tc>
       </w:tr>
@@ -24715,7 +24137,6 @@
                 <w:szCs w:val="20"/>
               </w:rPr>
             </w:pPr>
-            <w:proofErr w:type="gramStart"/>
             <w:r>
               <w:rPr>
                 <w:rFonts w:ascii="Yanone Kaffeesatz Regular" w:eastAsia="華康儷中黑" w:hAnsi="Yanone Kaffeesatz Regular" w:cs="DaunPenh" w:hint="eastAsia"/>
@@ -24727,7 +24148,6 @@
               </w:rPr>
               <w:t>代上</w:t>
             </w:r>
-            <w:proofErr w:type="gramEnd"/>
             <w:r>
               <w:rPr>
                 <w:rFonts w:ascii="Yanone Kaffeesatz Regular" w:eastAsia="華康儷中黑" w:hAnsi="Yanone Kaffeesatz Regular" w:cs="DaunPenh"/>
@@ -24737,7 +24157,7 @@
                 <w:sz w:val="20"/>
                 <w:szCs w:val="20"/>
               </w:rPr>
-              <w:t>7:20-8:28(7:23)</w:t>
+              <w:t>15*(2)</w:t>
             </w:r>
           </w:p>
         </w:tc>
@@ -24766,7 +24186,6 @@
                 <w:szCs w:val="20"/>
               </w:rPr>
             </w:pPr>
-            <w:proofErr w:type="gramStart"/>
             <w:r>
               <w:rPr>
                 <w:rFonts w:ascii="Barlow Condensed Medium" w:eastAsia="華康儷中黑" w:hAnsi="Barlow Condensed Medium" w:cstheme="minorHAnsi"/>
@@ -24776,7 +24195,6 @@
               </w:rPr>
               <w:t>一</w:t>
             </w:r>
-            <w:proofErr w:type="gramEnd"/>
             <w:r>
               <w:rPr>
                 <w:rFonts w:ascii="Barlow Condensed Medium" w:eastAsia="華康儷中黑" w:hAnsi="Barlow Condensed Medium" w:cstheme="minorHAnsi"/>
@@ -24924,7 +24342,7 @@
                 <w:sz w:val="20"/>
                 <w:szCs w:val="20"/>
               </w:rPr>
-              <w:t>8:29-9:16(9:2)</w:t>
+              <w:t>16:1-36(31)</w:t>
             </w:r>
           </w:p>
         </w:tc>
@@ -25100,7 +24518,7 @@
                 <w:sz w:val="20"/>
                 <w:szCs w:val="20"/>
               </w:rPr>
-              <w:t>9:17-10:6(9:22)</w:t>
+              <w:t>16:37-17*(17:19)</w:t>
             </w:r>
           </w:p>
         </w:tc>
@@ -25129,7 +24547,6 @@
                 <w:szCs w:val="20"/>
               </w:rPr>
             </w:pPr>
-            <w:proofErr w:type="gramStart"/>
             <w:r>
               <w:rPr>
                 <w:rFonts w:ascii="Barlow Condensed Medium" w:eastAsia="華康儷中黑" w:hAnsi="Barlow Condensed Medium" w:cstheme="minorHAnsi"/>
@@ -25139,7 +24556,6 @@
               </w:rPr>
               <w:t>三</w:t>
             </w:r>
-            <w:proofErr w:type="gramEnd"/>
             <w:r>
               <w:rPr>
                 <w:rFonts w:ascii="Barlow Condensed Medium" w:eastAsia="華康儷中黑" w:hAnsi="Barlow Condensed Medium" w:cstheme="minorHAnsi"/>
@@ -25278,7 +24694,7 @@
                 <w:sz w:val="20"/>
                 <w:szCs w:val="20"/>
               </w:rPr>
-              <w:t>10:7-11:21(11:19)</w:t>
+              <w:t>18*-19:9(18:11)</w:t>
             </w:r>
           </w:p>
         </w:tc>
@@ -25454,7 +24870,7 @@
                 <w:sz w:val="20"/>
                 <w:szCs w:val="20"/>
               </w:rPr>
-              <w:t>11:22-12:15(11:25)</w:t>
+              <w:t>19:10-21:6(20:8)</w:t>
             </w:r>
           </w:p>
         </w:tc>
@@ -25630,7 +25046,7 @@
                 <w:sz w:val="20"/>
                 <w:szCs w:val="20"/>
               </w:rPr>
-              <w:t>12:16-40(22)</w:t>
+              <w:t>21:7-22:4(21:28,31)</w:t>
             </w:r>
           </w:p>
         </w:tc>
@@ -25806,7 +25222,7 @@
                 <w:sz w:val="20"/>
                 <w:szCs w:val="20"/>
               </w:rPr>
-              <w:t>13*-14*(13:12)</w:t>
+              <w:t>22:5-23:23(23:13)</w:t>
             </w:r>
           </w:p>
         </w:tc>
@@ -25831,6 +25247,7 @@
           <w:w w:val="60"/>
           <w:sz w:val="26"/>
           <w:szCs w:val="26"/>
+          <w:lang w:bidi="he-IL"/>
         </w:rPr>
         <w:drawing>
           <wp:anchor distT="0" distB="0" distL="114300" distR="114300" simplePos="0" relativeHeight="251652096" behindDoc="1" locked="0" layoutInCell="1" allowOverlap="1" wp14:anchorId="433B7986" wp14:editId="39AC0942">
@@ -25888,7 +25305,6 @@
           </wp:anchor>
         </w:drawing>
       </w:r>
-      <w:proofErr w:type="gramStart"/>
       <w:r>
         <w:rPr>
           <w:rFonts w:ascii="Yanone Kaffeesatz Regular" w:eastAsia="華康儷中黑" w:hAnsi="Yanone Kaffeesatz Regular" w:cs="Arial"/>
@@ -25898,7 +25314,6 @@
         </w:rPr>
         <w:t>註</w:t>
       </w:r>
-      <w:proofErr w:type="gramEnd"/>
       <w:r>
         <w:rPr>
           <w:rFonts w:ascii="Yanone Kaffeesatz Regular" w:eastAsia="華康儷中黑" w:hAnsi="Yanone Kaffeesatz Regular" w:cs="Arial" w:hint="eastAsia"/>
@@ -26065,7 +25480,6 @@
         </w:rPr>
         <w:t>，</w:t>
       </w:r>
-      <w:proofErr w:type="gramStart"/>
       <w:r>
         <w:rPr>
           <w:rFonts w:ascii="Yanone Kaffeesatz Regular" w:eastAsia="華康儷中黑" w:hAnsi="Yanone Kaffeesatz Regular" w:cs="Arial" w:hint="eastAsia"/>
@@ -26091,17 +25505,7 @@
           <w:sz w:val="26"/>
           <w:szCs w:val="26"/>
         </w:rPr>
-        <w:t>省略</w:t>
-      </w:r>
-      <w:proofErr w:type="gramEnd"/>
-      <w:r>
-        <w:rPr>
-          <w:rFonts w:ascii="Yanone Kaffeesatz Regular" w:eastAsia="華康儷中黑" w:hAnsi="Yanone Kaffeesatz Regular" w:cs="Arial" w:hint="eastAsia"/>
-          <w:w w:val="60"/>
-          <w:sz w:val="26"/>
-          <w:szCs w:val="26"/>
-        </w:rPr>
-        <w:t>章</w:t>
+        <w:t>省略章</w:t>
       </w:r>
       <w:r>
         <w:rPr>
@@ -26225,7 +25629,7 @@
           <w:sz w:val="26"/>
           <w:szCs w:val="26"/>
         </w:rPr>
-        <w:t>女婿入家譜</w:t>
+        <w:t>大衛懼怕　神</w:t>
       </w:r>
       <w:r>
         <w:rPr>
@@ -26250,7 +25654,6 @@
           <w:szCs w:val="26"/>
         </w:rPr>
       </w:pPr>
-      <w:proofErr w:type="gramStart"/>
       <w:r>
         <w:rPr>
           <w:rFonts w:ascii="Barlow Condensed Medium" w:eastAsia="華康儷中黑" w:hAnsi="Barlow Condensed Medium" w:cs="Arial" w:hint="eastAsia"/>
@@ -26258,17 +25661,7 @@
           <w:sz w:val="26"/>
           <w:szCs w:val="26"/>
         </w:rPr>
-        <w:t>鑰</w:t>
-      </w:r>
-      <w:proofErr w:type="gramEnd"/>
-      <w:r>
-        <w:rPr>
-          <w:rFonts w:ascii="Barlow Condensed Medium" w:eastAsia="華康儷中黑" w:hAnsi="Barlow Condensed Medium" w:cs="Arial" w:hint="eastAsia"/>
-          <w:w w:val="80"/>
-          <w:sz w:val="26"/>
-          <w:szCs w:val="26"/>
-        </w:rPr>
-        <w:t>節</w:t>
+        <w:t>鑰節</w:t>
       </w:r>
       <w:r>
         <w:rPr>
@@ -26288,9 +25681,8 @@
           <w:sz w:val="26"/>
           <w:szCs w:val="26"/>
         </w:rPr>
-        <w:t>他們的族弟兄在以</w:t>
+        <w:t>那日，大衛懼怕</w:t>
       </w:r>
-      <w:proofErr w:type="gramStart"/>
       <w:r>
         <w:rPr>
           <w:rFonts w:ascii="華康古印體" w:eastAsia="華康古印體" w:hAnsi="Barlow Condensed Medium" w:cs="Arial" w:hint="eastAsia"/>
@@ -26300,9 +25692,8 @@
           <w:sz w:val="26"/>
           <w:szCs w:val="26"/>
         </w:rPr>
-        <w:t>薩迦</w:t>
+        <w:t xml:space="preserve">　</w:t>
       </w:r>
-      <w:proofErr w:type="gramEnd"/>
       <w:r>
         <w:rPr>
           <w:rFonts w:ascii="華康古印體" w:eastAsia="華康古印體" w:hAnsi="Barlow Condensed Medium" w:cs="Arial" w:hint="eastAsia"/>
@@ -26312,7 +25703,29 @@
           <w:sz w:val="26"/>
           <w:szCs w:val="26"/>
         </w:rPr>
-        <w:t>各族中都是大能的勇士，按著家譜計算共有八萬七千人。</w:t>
+        <w:t>神，說：「</w:t>
+      </w:r>
+      <w:r>
+        <w:rPr>
+          <w:rFonts w:ascii="華康古印體" w:eastAsia="華康古印體" w:hAnsi="Barlow Condensed Medium" w:cs="Arial" w:hint="eastAsia"/>
+          <w:b/>
+          <w:bCs/>
+          <w:w w:val="70"/>
+          <w:sz w:val="26"/>
+          <w:szCs w:val="26"/>
+        </w:rPr>
+        <w:t xml:space="preserve">　</w:t>
+      </w:r>
+      <w:r>
+        <w:rPr>
+          <w:rFonts w:ascii="華康古印體" w:eastAsia="華康古印體" w:hAnsi="Barlow Condensed Medium" w:cs="Arial" w:hint="eastAsia"/>
+          <w:b/>
+          <w:bCs/>
+          <w:w w:val="70"/>
+          <w:sz w:val="26"/>
+          <w:szCs w:val="26"/>
+        </w:rPr>
+        <w:t>神的約櫃怎可運到我這裏來？」</w:t>
       </w:r>
       <w:r>
         <w:rPr>
@@ -26324,7 +25737,6 @@
         </w:rPr>
         <w:t>(</w:t>
       </w:r>
-      <w:proofErr w:type="gramStart"/>
       <w:r>
         <w:rPr>
           <w:rFonts w:ascii="Barlow Condensed Medium" w:eastAsia="華康儷中黑" w:hAnsi="Barlow Condensed Medium" w:cs="Calibri" w:hint="eastAsia"/>
@@ -26335,7 +25747,6 @@
         </w:rPr>
         <w:t>代上</w:t>
       </w:r>
-      <w:proofErr w:type="gramEnd"/>
       <w:r>
         <w:rPr>
           <w:rFonts w:ascii="Barlow Condensed Medium" w:eastAsia="華康儷中黑" w:hAnsi="Barlow Condensed Medium" w:cs="Calibri" w:hint="eastAsia"/>
@@ -26344,7 +25755,7 @@
           <w:sz w:val="26"/>
           <w:szCs w:val="26"/>
         </w:rPr>
-        <w:t>7:</w:t>
+        <w:t>13</w:t>
       </w:r>
       <w:r>
         <w:rPr>
@@ -26354,7 +25765,17 @@
           <w:sz w:val="26"/>
           <w:szCs w:val="26"/>
         </w:rPr>
-        <w:t>5</w:t>
+        <w:t>:</w:t>
+      </w:r>
+      <w:r>
+        <w:rPr>
+          <w:rFonts w:ascii="Barlow Condensed Medium" w:eastAsia="華康儷中黑" w:hAnsi="Barlow Condensed Medium" w:cs="Calibri" w:hint="eastAsia"/>
+          <w:bCs/>
+          <w:w w:val="70"/>
+          <w:sz w:val="26"/>
+          <w:szCs w:val="26"/>
+        </w:rPr>
+        <w:t>12</w:t>
       </w:r>
       <w:r>
         <w:rPr>
@@ -26476,7 +25897,7 @@
                 <w:sz w:val="26"/>
                 <w:szCs w:val="26"/>
               </w:rPr>
-              <w:t>家譜中記載勇士數目的意義</w:t>
+              <w:t>大衛為何要迎回　神的約櫃</w:t>
             </w:r>
             <w:r>
               <w:rPr>
@@ -26548,9 +25969,8 @@
                 <w:sz w:val="26"/>
                 <w:szCs w:val="26"/>
               </w:rPr>
-              <w:t>早期</w:t>
-            </w:r>
-            <w:proofErr w:type="gramStart"/>
+              <w:t>為何運約櫃的牛在禾場失蹄</w:t>
+            </w:r>
             <w:r>
               <w:rPr>
                 <w:rFonts w:ascii="Barlow Condensed Medium" w:eastAsia="華康中黑體" w:hAnsi="Barlow Condensed Medium" w:cs="Arial" w:hint="eastAsia"/>
@@ -26558,9 +25978,62 @@
                 <w:sz w:val="26"/>
                 <w:szCs w:val="26"/>
               </w:rPr>
-              <w:t>追隨掃羅和</w:t>
-            </w:r>
-            <w:proofErr w:type="gramEnd"/>
+              <w:t>?</w:t>
+            </w:r>
+          </w:p>
+        </w:tc>
+      </w:tr>
+      <w:tr>
+        <w:tc>
+          <w:tcPr>
+            <w:tcW w:w="238" w:type="dxa"/>
+            <w:tcMar>
+              <w:left w:w="28" w:type="dxa"/>
+              <w:right w:w="28" w:type="dxa"/>
+            </w:tcMar>
+          </w:tcPr>
+          <w:p>
+            <w:pPr>
+              <w:snapToGrid w:val="0"/>
+              <w:spacing w:line="300" w:lineRule="exact"/>
+              <w:rPr>
+                <w:rFonts w:ascii="Barlow Condensed Medium" w:eastAsia="華康細黑體" w:hAnsi="Barlow Condensed Medium" w:cs="Arial"/>
+                <w:w w:val="75"/>
+                <w:sz w:val="26"/>
+                <w:szCs w:val="26"/>
+              </w:rPr>
+            </w:pPr>
+            <w:r>
+              <w:rPr>
+                <w:rFonts w:ascii="Barlow Condensed Medium" w:eastAsia="華康細黑體" w:hAnsi="Barlow Condensed Medium" w:cs="Arial"/>
+                <w:w w:val="75"/>
+                <w:sz w:val="26"/>
+                <w:szCs w:val="26"/>
+              </w:rPr>
+              <w:t>3.</w:t>
+            </w:r>
+          </w:p>
+        </w:tc>
+        <w:tc>
+          <w:tcPr>
+            <w:tcW w:w="2607" w:type="dxa"/>
+            <w:tcMar>
+              <w:left w:w="57" w:type="dxa"/>
+              <w:right w:w="57" w:type="dxa"/>
+            </w:tcMar>
+          </w:tcPr>
+          <w:p>
+            <w:pPr>
+              <w:snapToGrid w:val="0"/>
+              <w:spacing w:line="300" w:lineRule="exact"/>
+              <w:jc w:val="both"/>
+              <w:rPr>
+                <w:rFonts w:ascii="Barlow Condensed Medium" w:eastAsia="華康中黑體" w:hAnsi="Barlow Condensed Medium" w:cs="Arial"/>
+                <w:w w:val="75"/>
+                <w:sz w:val="26"/>
+                <w:szCs w:val="26"/>
+              </w:rPr>
+            </w:pPr>
             <w:r>
               <w:rPr>
                 <w:rFonts w:ascii="Barlow Condensed Medium" w:eastAsia="華康中黑體" w:hAnsi="Barlow Condensed Medium" w:cs="Arial" w:hint="eastAsia"/>
@@ -26568,7 +26041,7 @@
                 <w:sz w:val="26"/>
                 <w:szCs w:val="26"/>
               </w:rPr>
-              <w:t>大衛的勇士有何不同</w:t>
+              <w:t>烏撒為何被　神擊殺</w:t>
             </w:r>
             <w:r>
               <w:rPr>
@@ -26604,12 +26077,21 @@
             </w:pPr>
             <w:r>
               <w:rPr>
+                <w:rFonts w:ascii="Barlow Condensed Medium" w:eastAsia="華康細黑體" w:hAnsi="Barlow Condensed Medium" w:cs="Arial" w:hint="eastAsia"/>
+                <w:w w:val="75"/>
+                <w:sz w:val="26"/>
+                <w:szCs w:val="26"/>
+              </w:rPr>
+              <w:t>4</w:t>
+            </w:r>
+            <w:r>
+              <w:rPr>
                 <w:rFonts w:ascii="Barlow Condensed Medium" w:eastAsia="華康細黑體" w:hAnsi="Barlow Condensed Medium" w:cs="Arial"/>
                 <w:w w:val="75"/>
                 <w:sz w:val="26"/>
                 <w:szCs w:val="26"/>
               </w:rPr>
-              <w:t>3.</w:t>
+              <w:t>.</w:t>
             </w:r>
           </w:p>
         </w:tc>
@@ -26640,106 +26122,7 @@
                 <w:sz w:val="26"/>
                 <w:szCs w:val="26"/>
               </w:rPr>
-              <w:t>支派為何會消失</w:t>
-            </w:r>
-            <w:r>
-              <w:rPr>
-                <w:rFonts w:ascii="Barlow Condensed Medium" w:eastAsia="華康中黑體" w:hAnsi="Barlow Condensed Medium" w:cs="Arial" w:hint="eastAsia"/>
-                <w:w w:val="75"/>
-                <w:sz w:val="26"/>
-                <w:szCs w:val="26"/>
-              </w:rPr>
-              <w:t>?</w:t>
-            </w:r>
-          </w:p>
-        </w:tc>
-      </w:tr>
-      <w:tr>
-        <w:tc>
-          <w:tcPr>
-            <w:tcW w:w="238" w:type="dxa"/>
-            <w:tcMar>
-              <w:left w:w="28" w:type="dxa"/>
-              <w:right w:w="28" w:type="dxa"/>
-            </w:tcMar>
-          </w:tcPr>
-          <w:p>
-            <w:pPr>
-              <w:snapToGrid w:val="0"/>
-              <w:spacing w:line="300" w:lineRule="exact"/>
-              <w:rPr>
-                <w:rFonts w:ascii="Barlow Condensed Medium" w:eastAsia="華康細黑體" w:hAnsi="Barlow Condensed Medium" w:cs="Arial"/>
-                <w:w w:val="75"/>
-                <w:sz w:val="26"/>
-                <w:szCs w:val="26"/>
-              </w:rPr>
-            </w:pPr>
-            <w:r>
-              <w:rPr>
-                <w:rFonts w:ascii="Barlow Condensed Medium" w:eastAsia="華康細黑體" w:hAnsi="Barlow Condensed Medium" w:cs="Arial" w:hint="eastAsia"/>
-                <w:w w:val="75"/>
-                <w:sz w:val="26"/>
-                <w:szCs w:val="26"/>
-              </w:rPr>
-              <w:t>4</w:t>
-            </w:r>
-            <w:r>
-              <w:rPr>
-                <w:rFonts w:ascii="Barlow Condensed Medium" w:eastAsia="華康細黑體" w:hAnsi="Barlow Condensed Medium" w:cs="Arial"/>
-                <w:w w:val="75"/>
-                <w:sz w:val="26"/>
-                <w:szCs w:val="26"/>
-              </w:rPr>
-              <w:t>.</w:t>
-            </w:r>
-          </w:p>
-        </w:tc>
-        <w:tc>
-          <w:tcPr>
-            <w:tcW w:w="2607" w:type="dxa"/>
-            <w:tcMar>
-              <w:left w:w="57" w:type="dxa"/>
-              <w:right w:w="57" w:type="dxa"/>
-            </w:tcMar>
-          </w:tcPr>
-          <w:p>
-            <w:pPr>
-              <w:snapToGrid w:val="0"/>
-              <w:spacing w:line="300" w:lineRule="exact"/>
-              <w:jc w:val="both"/>
-              <w:rPr>
-                <w:rFonts w:ascii="Barlow Condensed Medium" w:eastAsia="華康中黑體" w:hAnsi="Barlow Condensed Medium" w:cs="Arial"/>
-                <w:w w:val="75"/>
-                <w:sz w:val="26"/>
-                <w:szCs w:val="26"/>
-              </w:rPr>
-            </w:pPr>
-            <w:r>
-              <w:rPr>
-                <w:rFonts w:ascii="Barlow Condensed Medium" w:eastAsia="華康中黑體" w:hAnsi="Barlow Condensed Medium" w:cs="Arial" w:hint="eastAsia"/>
-                <w:w w:val="75"/>
-                <w:sz w:val="26"/>
-                <w:szCs w:val="26"/>
-              </w:rPr>
-              <w:t>神的榮光如何變成</w:t>
-            </w:r>
-            <w:r>
-              <w:rPr>
-                <w:rFonts w:ascii="Barlow Condensed Medium" w:eastAsia="華康中黑體" w:hAnsi="Barlow Condensed Medium" w:cs="Arial" w:hint="eastAsia"/>
-                <w:w w:val="75"/>
-                <w:sz w:val="26"/>
-                <w:szCs w:val="26"/>
-              </w:rPr>
-              <w:t>以色列</w:t>
-            </w:r>
-            <w:r>
-              <w:rPr>
-                <w:rFonts w:ascii="Barlow Condensed Medium" w:eastAsia="華康中黑體" w:hAnsi="Barlow Condensed Medium" w:cs="Arial" w:hint="eastAsia"/>
-                <w:w w:val="75"/>
-                <w:sz w:val="26"/>
-                <w:szCs w:val="26"/>
-              </w:rPr>
-              <w:t>的榮光</w:t>
+              <w:t>事奉　神的態度是什麼</w:t>
             </w:r>
             <w:r>
               <w:rPr>
@@ -26775,402 +26158,6 @@
         <w:spacing w:line="260" w:lineRule="exact"/>
         <w:jc w:val="both"/>
         <w:rPr>
-          <w:rFonts w:ascii="Barlow Condensed Medium" w:eastAsia="標楷體" w:hAnsi="Barlow Condensed Medium" w:cstheme="minorHAnsi"/>
-          <w:w w:val="120"/>
-          <w:sz w:val="20"/>
-          <w:szCs w:val="20"/>
-        </w:rPr>
-      </w:pPr>
-      <w:r>
-        <w:rPr>
-          <w:rFonts w:ascii="華康正顏楷體W9" w:eastAsia="華康正顏楷體W9" w:hAnsi="Calibri" w:cs="Calibri" w:hint="eastAsia"/>
-          <w:w w:val="125"/>
-        </w:rPr>
-        <w:t>§推薦資源</w:t>
-      </w:r>
-    </w:p>
-    <w:p>
-      <w:pPr>
-        <w:kinsoku w:val="0"/>
-        <w:snapToGrid w:val="0"/>
-        <w:spacing w:line="260" w:lineRule="exact"/>
-        <w:jc w:val="both"/>
-        <w:rPr>
-          <w:rFonts w:ascii="Barlow Condensed Medium" w:eastAsia="標楷體" w:hAnsi="Barlow Condensed Medium" w:cstheme="minorHAnsi"/>
-          <w:sz w:val="20"/>
-          <w:szCs w:val="20"/>
-        </w:rPr>
-      </w:pPr>
-      <w:r>
-        <w:rPr>
-          <w:rFonts w:ascii="Barlow Condensed Medium" w:eastAsia="標楷體" w:hAnsi="Barlow Condensed Medium" w:cstheme="minorHAnsi"/>
-          <w:sz w:val="20"/>
-          <w:szCs w:val="20"/>
-        </w:rPr>
-        <w:t>“</w:t>
-      </w:r>
-      <w:r>
-        <w:rPr>
-          <w:rFonts w:ascii="Barlow Condensed Medium" w:eastAsia="標楷體" w:hAnsi="Barlow Condensed Medium" w:cstheme="minorHAnsi" w:hint="eastAsia"/>
-          <w:sz w:val="20"/>
-          <w:szCs w:val="20"/>
-        </w:rPr>
-        <w:t>The Chosen</w:t>
-      </w:r>
-      <w:r>
-        <w:rPr>
-          <w:rFonts w:ascii="Barlow Condensed Medium" w:eastAsia="標楷體" w:hAnsi="Barlow Condensed Medium" w:cstheme="minorHAnsi"/>
-          <w:sz w:val="20"/>
-          <w:szCs w:val="20"/>
-        </w:rPr>
-        <w:t>”</w:t>
-      </w:r>
-      <w:r>
-        <w:rPr>
-          <w:rFonts w:ascii="Barlow Condensed Medium" w:eastAsia="標楷體" w:hAnsi="Barlow Condensed Medium" w:cstheme="minorHAnsi" w:hint="eastAsia"/>
-          <w:sz w:val="20"/>
-          <w:szCs w:val="20"/>
-        </w:rPr>
-        <w:t>(</w:t>
-      </w:r>
-      <w:proofErr w:type="gramStart"/>
-      <w:r>
-        <w:rPr>
-          <w:rFonts w:ascii="Barlow Condensed Medium" w:eastAsia="標楷體" w:hAnsi="Barlow Condensed Medium" w:cstheme="minorHAnsi" w:hint="eastAsia"/>
-          <w:sz w:val="20"/>
-          <w:szCs w:val="20"/>
-        </w:rPr>
-        <w:t>天選之</w:t>
-      </w:r>
-      <w:proofErr w:type="gramEnd"/>
-      <w:r>
-        <w:rPr>
-          <w:rFonts w:ascii="Barlow Condensed Medium" w:eastAsia="標楷體" w:hAnsi="Barlow Condensed Medium" w:cstheme="minorHAnsi" w:hint="eastAsia"/>
-          <w:sz w:val="20"/>
-          <w:szCs w:val="20"/>
-        </w:rPr>
-        <w:t>人</w:t>
-      </w:r>
-      <w:r>
-        <w:rPr>
-          <w:rFonts w:ascii="Barlow Condensed Medium" w:eastAsia="標楷體" w:hAnsi="Barlow Condensed Medium" w:cstheme="minorHAnsi" w:hint="eastAsia"/>
-          <w:sz w:val="20"/>
-          <w:szCs w:val="20"/>
-        </w:rPr>
-        <w:t>)</w:t>
-      </w:r>
-      <w:r>
-        <w:rPr>
-          <w:rFonts w:ascii="Barlow Condensed Medium" w:eastAsia="標楷體" w:hAnsi="Barlow Condensed Medium" w:cstheme="minorHAnsi" w:hint="eastAsia"/>
-          <w:sz w:val="20"/>
-          <w:szCs w:val="20"/>
-        </w:rPr>
-        <w:t>影集</w:t>
-      </w:r>
-      <w:r>
-        <w:rPr>
-          <w:rFonts w:ascii="Barlow Condensed Medium" w:eastAsia="標楷體" w:hAnsi="Barlow Condensed Medium" w:cstheme="minorHAnsi" w:hint="eastAsia"/>
-          <w:sz w:val="20"/>
-          <w:szCs w:val="20"/>
-        </w:rPr>
-        <w:t>，</w:t>
-      </w:r>
-    </w:p>
-    <w:p>
-      <w:pPr>
-        <w:kinsoku w:val="0"/>
-        <w:snapToGrid w:val="0"/>
-        <w:spacing w:line="260" w:lineRule="exact"/>
-        <w:jc w:val="both"/>
-        <w:rPr>
-          <w:rFonts w:ascii="Barlow Condensed Medium" w:eastAsia="標楷體" w:hAnsi="Barlow Condensed Medium" w:cstheme="minorHAnsi"/>
-          <w:sz w:val="20"/>
-          <w:szCs w:val="20"/>
-        </w:rPr>
-      </w:pPr>
-      <w:r>
-        <w:rPr>
-          <w:rFonts w:ascii="Barlow Condensed Medium" w:eastAsia="標楷體" w:hAnsi="Barlow Condensed Medium" w:cstheme="minorHAnsi" w:hint="eastAsia"/>
-          <w:sz w:val="20"/>
-          <w:szCs w:val="20"/>
-        </w:rPr>
-        <w:t>福音書改編免費網上觀賞</w:t>
-      </w:r>
-      <w:r>
-        <w:rPr>
-          <w:rFonts w:ascii="Barlow Condensed Medium" w:eastAsia="標楷體" w:hAnsi="Barlow Condensed Medium" w:cstheme="minorHAnsi" w:hint="eastAsia"/>
-          <w:sz w:val="20"/>
-          <w:szCs w:val="20"/>
-        </w:rPr>
-        <w:t>。雖然改</w:t>
-      </w:r>
-      <w:r>
-        <w:rPr>
-          <w:rFonts w:ascii="Barlow Condensed Medium" w:eastAsia="標楷體" w:hAnsi="Barlow Condensed Medium" w:cstheme="minorHAnsi" w:hint="eastAsia"/>
-          <w:sz w:val="20"/>
-          <w:szCs w:val="20"/>
-        </w:rPr>
-        <w:t>編</w:t>
-      </w:r>
-      <w:r>
-        <w:rPr>
-          <w:rFonts w:ascii="Barlow Condensed Medium" w:eastAsia="標楷體" w:hAnsi="Barlow Condensed Medium" w:cstheme="minorHAnsi" w:hint="eastAsia"/>
-          <w:sz w:val="20"/>
-          <w:szCs w:val="20"/>
-        </w:rPr>
-        <w:t>的有點現代</w:t>
-      </w:r>
-      <w:r>
-        <w:rPr>
-          <w:rFonts w:ascii="Barlow Condensed Medium" w:eastAsia="標楷體" w:hAnsi="Barlow Condensed Medium" w:cstheme="minorHAnsi" w:hint="eastAsia"/>
-          <w:sz w:val="20"/>
-          <w:szCs w:val="20"/>
-        </w:rPr>
-        <w:t>觀點</w:t>
-      </w:r>
-      <w:r>
-        <w:rPr>
-          <w:rFonts w:ascii="Barlow Condensed Medium" w:eastAsia="標楷體" w:hAnsi="Barlow Condensed Medium" w:cstheme="minorHAnsi" w:hint="eastAsia"/>
-          <w:sz w:val="20"/>
-          <w:szCs w:val="20"/>
-        </w:rPr>
-        <w:t>和</w:t>
-      </w:r>
-      <w:r>
-        <w:rPr>
-          <w:rFonts w:ascii="Barlow Condensed Medium" w:eastAsia="標楷體" w:hAnsi="Barlow Condensed Medium" w:cstheme="minorHAnsi" w:hint="eastAsia"/>
-          <w:sz w:val="20"/>
-          <w:szCs w:val="20"/>
-        </w:rPr>
-        <w:t>角色設定誇張</w:t>
-      </w:r>
-      <w:r>
-        <w:rPr>
-          <w:rFonts w:ascii="Barlow Condensed Medium" w:eastAsia="標楷體" w:hAnsi="Barlow Condensed Medium" w:cstheme="minorHAnsi" w:hint="eastAsia"/>
-          <w:sz w:val="20"/>
-          <w:szCs w:val="20"/>
-        </w:rPr>
-        <w:t>，但是</w:t>
-      </w:r>
-      <w:r>
-        <w:rPr>
-          <w:rFonts w:ascii="Barlow Condensed Medium" w:eastAsia="標楷體" w:hAnsi="Barlow Condensed Medium" w:cstheme="minorHAnsi" w:hint="eastAsia"/>
-          <w:sz w:val="20"/>
-          <w:szCs w:val="20"/>
-        </w:rPr>
-        <w:t>仍不失</w:t>
-      </w:r>
-      <w:r>
-        <w:rPr>
-          <w:rFonts w:ascii="Barlow Condensed Medium" w:eastAsia="標楷體" w:hAnsi="Barlow Condensed Medium" w:cstheme="minorHAnsi" w:hint="eastAsia"/>
-          <w:sz w:val="20"/>
-          <w:szCs w:val="20"/>
-        </w:rPr>
-        <w:t>認識福音的好處。</w:t>
-      </w:r>
-      <w:r>
-        <w:rPr>
-          <w:rFonts w:ascii="Barlow Condensed Medium" w:eastAsia="標楷體" w:hAnsi="Barlow Condensed Medium" w:cstheme="minorHAnsi" w:hint="eastAsia"/>
-          <w:sz w:val="20"/>
-          <w:szCs w:val="20"/>
-        </w:rPr>
-        <w:t>有中文華語發音</w:t>
-      </w:r>
-      <w:r>
-        <w:rPr>
-          <w:rFonts w:ascii="Barlow Condensed Medium" w:eastAsia="標楷體" w:hAnsi="Barlow Condensed Medium" w:cstheme="minorHAnsi"/>
-          <w:sz w:val="20"/>
-          <w:szCs w:val="20"/>
-        </w:rPr>
-        <w:t>[</w:t>
-      </w:r>
-      <w:r>
-        <w:rPr>
-          <w:rFonts w:ascii="Barlow Condensed Medium" w:eastAsia="標楷體" w:hAnsi="Barlow Condensed Medium" w:cstheme="minorHAnsi" w:hint="eastAsia"/>
-          <w:sz w:val="20"/>
-          <w:szCs w:val="20"/>
-        </w:rPr>
-        <w:t>點齒輪，選</w:t>
-      </w:r>
-      <w:r>
-        <w:rPr>
-          <w:rFonts w:ascii="Barlow Condensed Medium" w:eastAsia="標楷體" w:hAnsi="Barlow Condensed Medium" w:cstheme="minorHAnsi" w:hint="eastAsia"/>
-          <w:sz w:val="20"/>
-          <w:szCs w:val="20"/>
-        </w:rPr>
-        <w:t>Chinese</w:t>
-      </w:r>
-      <w:r>
-        <w:rPr>
-          <w:rFonts w:ascii="Barlow Condensed Medium" w:eastAsia="標楷體" w:hAnsi="Barlow Condensed Medium" w:cstheme="minorHAnsi"/>
-          <w:sz w:val="20"/>
-          <w:szCs w:val="20"/>
-        </w:rPr>
-        <w:t xml:space="preserve"> </w:t>
-      </w:r>
-      <w:r>
-        <w:rPr>
-          <w:rFonts w:ascii="Barlow Condensed Medium" w:eastAsia="標楷體" w:hAnsi="Barlow Condensed Medium" w:cstheme="minorHAnsi" w:hint="eastAsia"/>
-          <w:sz w:val="20"/>
-          <w:szCs w:val="20"/>
-        </w:rPr>
-        <w:t>(Taiwan)</w:t>
-      </w:r>
-      <w:r>
-        <w:rPr>
-          <w:rFonts w:ascii="Barlow Condensed Medium" w:eastAsia="標楷體" w:hAnsi="Barlow Condensed Medium" w:cstheme="minorHAnsi"/>
-          <w:sz w:val="20"/>
-          <w:szCs w:val="20"/>
-        </w:rPr>
-        <w:t>]</w:t>
-      </w:r>
-      <w:r>
-        <w:rPr>
-          <w:rFonts w:ascii="Barlow Condensed Medium" w:eastAsia="標楷體" w:hAnsi="Barlow Condensed Medium" w:cstheme="minorHAnsi" w:hint="eastAsia"/>
-          <w:sz w:val="20"/>
-          <w:szCs w:val="20"/>
-        </w:rPr>
-        <w:t>。目前出到第五季。</w:t>
-      </w:r>
-    </w:p>
-    <w:p>
-      <w:pPr>
-        <w:kinsoku w:val="0"/>
-        <w:snapToGrid w:val="0"/>
-        <w:spacing w:line="260" w:lineRule="exact"/>
-        <w:jc w:val="both"/>
-        <w:rPr>
-          <w:rFonts w:ascii="Barlow Condensed Medium" w:eastAsia="標楷體" w:hAnsi="Barlow Condensed Medium" w:cstheme="minorHAnsi"/>
-          <w:sz w:val="20"/>
-          <w:szCs w:val="20"/>
-        </w:rPr>
-      </w:pPr>
-      <w:r>
-        <w:rPr>
-          <w:rFonts w:ascii="Barlow Condensed Medium" w:eastAsia="標楷體" w:hAnsi="Barlow Condensed Medium" w:cstheme="minorHAnsi"/>
-          <w:sz w:val="20"/>
-          <w:szCs w:val="20"/>
-        </w:rPr>
-        <w:t>https://watch.thechosen.tv/</w:t>
-      </w:r>
-    </w:p>
-    <w:p>
-      <w:pPr>
-        <w:kinsoku w:val="0"/>
-        <w:snapToGrid w:val="0"/>
-        <w:spacing w:line="260" w:lineRule="exact"/>
-        <w:jc w:val="both"/>
-        <w:rPr>
-          <w:rFonts w:ascii="Barlow Condensed Medium" w:eastAsia="標楷體" w:hAnsi="Barlow Condensed Medium" w:cstheme="minorHAnsi"/>
-          <w:sz w:val="20"/>
-          <w:szCs w:val="20"/>
-        </w:rPr>
-      </w:pPr>
-      <w:r>
-        <w:rPr>
-          <w:rFonts w:ascii="Barlow Condensed Medium" w:eastAsia="標楷體" w:hAnsi="Barlow Condensed Medium" w:cstheme="minorHAnsi"/>
-          <w:noProof/>
-          <w:sz w:val="20"/>
-          <w:szCs w:val="20"/>
-        </w:rPr>
-        <w:drawing>
-          <wp:anchor distT="0" distB="0" distL="114300" distR="114300" simplePos="0" relativeHeight="251668480" behindDoc="1" locked="0" layoutInCell="1" allowOverlap="1" wp14:anchorId="7E0AD27D" wp14:editId="17EC0956">
-            <wp:simplePos x="0" y="0"/>
-            <wp:positionH relativeFrom="column">
-              <wp:posOffset>437835</wp:posOffset>
-            </wp:positionH>
-            <wp:positionV relativeFrom="paragraph">
-              <wp:posOffset>34290</wp:posOffset>
-            </wp:positionV>
-            <wp:extent cx="988060" cy="1131570"/>
-            <wp:effectExtent l="0" t="0" r="2540" b="0"/>
-            <wp:wrapTight wrapText="bothSides">
-              <wp:wrapPolygon edited="0">
-                <wp:start x="0" y="0"/>
-                <wp:lineTo x="0" y="21091"/>
-                <wp:lineTo x="21239" y="21091"/>
-                <wp:lineTo x="21239" y="0"/>
-                <wp:lineTo x="0" y="0"/>
-              </wp:wrapPolygon>
-            </wp:wrapTight>
-            <wp:docPr id="27" name="圖片 27"/>
-            <wp:cNvGraphicFramePr>
-              <a:graphicFrameLocks xmlns:a="http://schemas.openxmlformats.org/drawingml/2006/main" noChangeAspect="1"/>
-            </wp:cNvGraphicFramePr>
-            <a:graphic xmlns:a="http://schemas.openxmlformats.org/drawingml/2006/main">
-              <a:graphicData uri="http://schemas.openxmlformats.org/drawingml/2006/picture">
-                <pic:pic xmlns:pic="http://schemas.openxmlformats.org/drawingml/2006/picture">
-                  <pic:nvPicPr>
-                    <pic:cNvPr id="27" name="The Chozen - TV.png"/>
-                    <pic:cNvPicPr/>
-                  </pic:nvPicPr>
-                  <pic:blipFill>
-                    <a:blip r:embed="rId16" cstate="print">
-                      <a:extLst>
-                        <a:ext uri="{28A0092B-C50C-407E-A947-70E740481C1C}">
-                          <a14:useLocalDpi xmlns:a14="http://schemas.microsoft.com/office/drawing/2010/main" val="0"/>
-                        </a:ext>
-                      </a:extLst>
-                    </a:blip>
-                    <a:stretch>
-                      <a:fillRect/>
-                    </a:stretch>
-                  </pic:blipFill>
-                  <pic:spPr>
-                    <a:xfrm>
-                      <a:off x="0" y="0"/>
-                      <a:ext cx="988060" cy="1131570"/>
-                    </a:xfrm>
-                    <a:prstGeom prst="rect">
-                      <a:avLst/>
-                    </a:prstGeom>
-                  </pic:spPr>
-                </pic:pic>
-              </a:graphicData>
-            </a:graphic>
-            <wp14:sizeRelH relativeFrom="page">
-              <wp14:pctWidth>0</wp14:pctWidth>
-            </wp14:sizeRelH>
-            <wp14:sizeRelV relativeFrom="page">
-              <wp14:pctHeight>0</wp14:pctHeight>
-            </wp14:sizeRelV>
-          </wp:anchor>
-        </w:drawing>
-      </w:r>
-    </w:p>
-    <w:p>
-      <w:pPr>
-        <w:kinsoku w:val="0"/>
-        <w:snapToGrid w:val="0"/>
-        <w:spacing w:line="260" w:lineRule="exact"/>
-        <w:jc w:val="both"/>
-        <w:rPr>
-          <w:rFonts w:ascii="Barlow Condensed Medium" w:eastAsia="標楷體" w:hAnsi="Barlow Condensed Medium" w:cstheme="minorHAnsi"/>
-          <w:sz w:val="20"/>
-          <w:szCs w:val="20"/>
-        </w:rPr>
-      </w:pPr>
-    </w:p>
-    <w:p>
-      <w:pPr>
-        <w:kinsoku w:val="0"/>
-        <w:snapToGrid w:val="0"/>
-        <w:spacing w:line="260" w:lineRule="exact"/>
-        <w:jc w:val="both"/>
-        <w:rPr>
-          <w:rFonts w:ascii="Barlow Condensed Medium" w:eastAsia="標楷體" w:hAnsi="Barlow Condensed Medium" w:cstheme="minorHAnsi"/>
-          <w:sz w:val="20"/>
-          <w:szCs w:val="20"/>
-        </w:rPr>
-      </w:pPr>
-    </w:p>
-    <w:p>
-      <w:pPr>
-        <w:kinsoku w:val="0"/>
-        <w:snapToGrid w:val="0"/>
-        <w:spacing w:line="260" w:lineRule="exact"/>
-        <w:jc w:val="both"/>
-        <w:rPr>
           <w:rFonts w:ascii="Barlow Condensed Medium" w:eastAsia="華康細黑體" w:hAnsi="Barlow Condensed Medium"/>
           <w:w w:val="75"/>
           <w:sz w:val="26"/>
@@ -27190,6 +26177,7 @@
         <w:rPr>
           <w:rFonts w:ascii="Barlow Condensed Medium" w:hAnsi="Barlow Condensed Medium"/>
           <w:noProof/>
+          <w:lang w:bidi="he-IL"/>
         </w:rPr>
         <mc:AlternateContent>
           <mc:Choice Requires="wps">
@@ -27255,7 +26243,7 @@
           </mc:Choice>
           <mc:Fallback>
             <w:pict>
-              <v:line w14:anchorId="264209B3" id="直線接點 6" o:spid="_x0000_s1026" style="position:absolute;z-index:251665408;visibility:visible;mso-wrap-style:square;mso-width-percent:0;mso-height-percent:0;mso-wrap-distance-left:9pt;mso-wrap-distance-top:0;mso-wrap-distance-right:9pt;mso-wrap-distance-bottom:0;mso-position-horizontal:absolute;mso-position-horizontal-relative:page;mso-position-vertical:absolute;mso-position-vertical-relative:page;mso-width-percent:0;mso-height-percent:0;mso-width-relative:margin;mso-height-relative:margin" from="343.9pt,19.85pt" to="345.05pt,710.95pt" o:gfxdata="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" strokecolor="black [3213]" strokeweight=".5pt">
+              <v:line w14:anchorId="587190F2" id="直線接點 6" o:spid="_x0000_s1026" style="position:absolute;z-index:251665408;visibility:visible;mso-wrap-style:square;mso-width-percent:0;mso-height-percent:0;mso-wrap-distance-left:9pt;mso-wrap-distance-top:0;mso-wrap-distance-right:9pt;mso-wrap-distance-bottom:0;mso-position-horizontal:absolute;mso-position-horizontal-relative:page;mso-position-vertical:absolute;mso-position-vertical-relative:page;mso-width-percent:0;mso-height-percent:0;mso-width-relative:margin;mso-height-relative:margin" from="343.9pt,19.85pt" to="345.05pt,710.95pt" o:gfxdata="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" strokecolor="black [3213]" strokeweight=".5pt">
                 <v:stroke dashstyle="3 1" joinstyle="miter"/>
                 <w10:wrap anchorx="page" anchory="page"/>
               </v:line>
@@ -27267,6 +26255,7 @@
         <w:rPr>
           <w:rFonts w:ascii="Barlow Condensed Medium" w:hAnsi="Barlow Condensed Medium"/>
           <w:noProof/>
+          <w:lang w:bidi="he-IL"/>
         </w:rPr>
         <mc:AlternateContent>
           <mc:Choice Requires="wps">
@@ -27332,7 +26321,7 @@
           </mc:Choice>
           <mc:Fallback>
             <w:pict>
-              <v:line w14:anchorId="70D843F4" id="直線接點 4" o:spid="_x0000_s1026" style="position:absolute;z-index:251661312;visibility:visible;mso-wrap-style:square;mso-width-percent:0;mso-height-percent:0;mso-wrap-distance-left:9pt;mso-wrap-distance-top:0;mso-wrap-distance-right:9pt;mso-wrap-distance-bottom:0;mso-position-horizontal:absolute;mso-position-horizontal-relative:page;mso-position-vertical:absolute;mso-position-vertical-relative:page;mso-width-percent:0;mso-height-percent:0;mso-width-relative:margin;mso-height-relative:margin" from="343.9pt,19.85pt" to="345.05pt,710.95pt" o:gfxdata="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" strokecolor="black [3213]" strokeweight=".5pt">
+              <v:line w14:anchorId="3BF3CFB8" id="直線接點 4" o:spid="_x0000_s1026" style="position:absolute;z-index:251661312;visibility:visible;mso-wrap-style:square;mso-width-percent:0;mso-height-percent:0;mso-wrap-distance-left:9pt;mso-wrap-distance-top:0;mso-wrap-distance-right:9pt;mso-wrap-distance-bottom:0;mso-position-horizontal:absolute;mso-position-horizontal-relative:page;mso-position-vertical:absolute;mso-position-vertical-relative:page;mso-width-percent:0;mso-height-percent:0;mso-width-relative:margin;mso-height-relative:margin" from="343.9pt,19.85pt" to="345.05pt,710.95pt" o:gfxdata="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" strokecolor="black [3213]" strokeweight=".5pt">
                 <v:stroke dashstyle="3 1" joinstyle="miter"/>
                 <w10:wrap anchorx="page" anchory="page"/>
               </v:line>
@@ -27354,7 +26343,6 @@
         </w:rPr>
         <w:t>本</w:t>
       </w:r>
-      <w:proofErr w:type="gramStart"/>
       <w:r>
         <w:rPr>
           <w:rFonts w:ascii="Barlow Condensed Medium" w:eastAsia="華康正顏楷體W9" w:hAnsi="Barlow Condensed Medium" w:cstheme="minorHAnsi"/>
@@ -27362,7 +26350,6 @@
         </w:rPr>
         <w:t>週講章</w:t>
       </w:r>
-      <w:proofErr w:type="gramEnd"/>
       <w:r>
         <w:rPr>
           <w:rFonts w:ascii="Barlow Condensed Medium" w:eastAsia="華康正顏楷體W9" w:hAnsi="Barlow Condensed Medium" w:cstheme="minorHAnsi"/>
@@ -27526,7 +26513,7 @@
           <w:sz w:val="26"/>
           <w:szCs w:val="26"/>
         </w:rPr>
-        <w:t>勇士的數目</w:t>
+        <w:t>大衛懼怕　神</w:t>
       </w:r>
       <w:r>
         <w:rPr>
@@ -27601,7 +26588,6 @@
               </w:rPr>
               <w:t xml:space="preserve"> </w:t>
             </w:r>
-            <w:proofErr w:type="gramStart"/>
             <w:r>
               <w:rPr>
                 <w:rFonts w:ascii="Barlow Condensed Medium" w:eastAsia="華康儷中黑" w:hAnsi="Barlow Condensed Medium" w:cs="Calibri" w:hint="eastAsia"/>
@@ -27611,7 +26597,6 @@
               </w:rPr>
               <w:t>代上</w:t>
             </w:r>
-            <w:proofErr w:type="gramEnd"/>
             <w:r>
               <w:rPr>
                 <w:rFonts w:ascii="Barlow Condensed Medium" w:eastAsia="華康儷中黑" w:hAnsi="Barlow Condensed Medium" w:cs="Calibri" w:hint="eastAsia"/>
@@ -27619,7 +26604,25 @@
                 <w:sz w:val="26"/>
                 <w:szCs w:val="26"/>
               </w:rPr>
-              <w:t>7:1-7</w:t>
+              <w:t>13</w:t>
+            </w:r>
+            <w:r>
+              <w:rPr>
+                <w:rFonts w:ascii="Barlow Condensed Medium" w:eastAsia="華康儷中黑" w:hAnsi="Barlow Condensed Medium" w:cs="Calibri" w:hint="eastAsia"/>
+                <w:w w:val="72"/>
+                <w:sz w:val="26"/>
+                <w:szCs w:val="26"/>
+              </w:rPr>
+              <w:t>:1-</w:t>
+            </w:r>
+            <w:r>
+              <w:rPr>
+                <w:rFonts w:ascii="Barlow Condensed Medium" w:eastAsia="華康儷中黑" w:hAnsi="Barlow Condensed Medium" w:cs="Calibri" w:hint="eastAsia"/>
+                <w:w w:val="72"/>
+                <w:sz w:val="26"/>
+                <w:szCs w:val="26"/>
+              </w:rPr>
+              <w:t>14</w:t>
             </w:r>
           </w:p>
         </w:tc>
@@ -27656,7 +26659,7 @@
       <w:pPr>
         <w:kinsoku w:val="0"/>
         <w:snapToGrid w:val="0"/>
-        <w:spacing w:afterLines="50" w:after="165" w:line="300" w:lineRule="exact"/>
+        <w:spacing w:afterLines="50" w:after="165" w:line="290" w:lineRule="exact"/>
         <w:jc w:val="both"/>
         <w:rPr>
           <w:rFonts w:ascii="Barlow Condensed Medium" w:eastAsia="華康細黑體" w:hAnsi="Barlow Condensed Medium" w:cs="微軟正黑體"/>
@@ -27672,107 +26675,7 @@
           <w:sz w:val="26"/>
           <w:szCs w:val="26"/>
         </w:rPr>
-        <w:t>對於能回歸故土的以色列人而言，雖然沒有國家，卻有不能忘記家族光榮。而以</w:t>
-      </w:r>
-      <w:proofErr w:type="gramStart"/>
-      <w:r>
-        <w:rPr>
-          <w:rFonts w:ascii="Barlow Condensed Medium" w:eastAsia="華康儷中黑" w:hAnsi="Barlow Condensed Medium" w:hint="eastAsia"/>
-          <w:w w:val="70"/>
-          <w:sz w:val="26"/>
-          <w:szCs w:val="26"/>
-        </w:rPr>
-        <w:t>薩迦</w:t>
-      </w:r>
-      <w:proofErr w:type="gramEnd"/>
-      <w:r>
-        <w:rPr>
-          <w:rFonts w:ascii="Barlow Condensed Medium" w:eastAsia="華康儷中黑" w:hAnsi="Barlow Condensed Medium" w:hint="eastAsia"/>
-          <w:w w:val="70"/>
-          <w:sz w:val="26"/>
-          <w:szCs w:val="26"/>
-        </w:rPr>
-        <w:t>、便雅</w:t>
-      </w:r>
-      <w:proofErr w:type="gramStart"/>
-      <w:r>
-        <w:rPr>
-          <w:rFonts w:ascii="Barlow Condensed Medium" w:eastAsia="華康儷中黑" w:hAnsi="Barlow Condensed Medium" w:hint="eastAsia"/>
-          <w:w w:val="70"/>
-          <w:sz w:val="26"/>
-          <w:szCs w:val="26"/>
-        </w:rPr>
-        <w:t>憫</w:t>
-      </w:r>
-      <w:proofErr w:type="gramEnd"/>
-      <w:r>
-        <w:rPr>
-          <w:rFonts w:ascii="Barlow Condensed Medium" w:eastAsia="華康儷中黑" w:hAnsi="Barlow Condensed Medium" w:hint="eastAsia"/>
-          <w:w w:val="70"/>
-          <w:sz w:val="26"/>
-          <w:szCs w:val="26"/>
-        </w:rPr>
-        <w:t>、拿</w:t>
-      </w:r>
-      <w:proofErr w:type="gramStart"/>
-      <w:r>
-        <w:rPr>
-          <w:rFonts w:ascii="Barlow Condensed Medium" w:eastAsia="華康儷中黑" w:hAnsi="Barlow Condensed Medium" w:hint="eastAsia"/>
-          <w:w w:val="70"/>
-          <w:sz w:val="26"/>
-          <w:szCs w:val="26"/>
-        </w:rPr>
-        <w:t>弗</w:t>
-      </w:r>
-      <w:proofErr w:type="gramEnd"/>
-      <w:r>
-        <w:rPr>
-          <w:rFonts w:ascii="Barlow Condensed Medium" w:eastAsia="華康儷中黑" w:hAnsi="Barlow Condensed Medium" w:hint="eastAsia"/>
-          <w:w w:val="70"/>
-          <w:sz w:val="26"/>
-          <w:szCs w:val="26"/>
-        </w:rPr>
-        <w:t>他利、</w:t>
-      </w:r>
-      <w:proofErr w:type="gramStart"/>
-      <w:r>
-        <w:rPr>
-          <w:rFonts w:ascii="Barlow Condensed Medium" w:eastAsia="華康儷中黑" w:hAnsi="Barlow Condensed Medium" w:hint="eastAsia"/>
-          <w:w w:val="70"/>
-          <w:sz w:val="26"/>
-          <w:szCs w:val="26"/>
-        </w:rPr>
-        <w:t>瑪</w:t>
-      </w:r>
-      <w:proofErr w:type="gramEnd"/>
-      <w:r>
-        <w:rPr>
-          <w:rFonts w:ascii="Barlow Condensed Medium" w:eastAsia="華康儷中黑" w:hAnsi="Barlow Condensed Medium" w:hint="eastAsia"/>
-          <w:w w:val="70"/>
-          <w:sz w:val="26"/>
-          <w:szCs w:val="26"/>
-        </w:rPr>
-        <w:t>拿西和</w:t>
-      </w:r>
-      <w:proofErr w:type="gramStart"/>
-      <w:r>
-        <w:rPr>
-          <w:rFonts w:ascii="Barlow Condensed Medium" w:eastAsia="華康儷中黑" w:hAnsi="Barlow Condensed Medium" w:hint="eastAsia"/>
-          <w:w w:val="70"/>
-          <w:sz w:val="26"/>
-          <w:szCs w:val="26"/>
-        </w:rPr>
-        <w:t>以法蓮在</w:t>
-      </w:r>
-      <w:proofErr w:type="gramEnd"/>
-      <w:r>
-        <w:rPr>
-          <w:rFonts w:ascii="Barlow Condensed Medium" w:eastAsia="華康儷中黑" w:hAnsi="Barlow Condensed Medium" w:hint="eastAsia"/>
-          <w:w w:val="70"/>
-          <w:sz w:val="26"/>
-          <w:szCs w:val="26"/>
-        </w:rPr>
-        <w:t>十二支派中的光榮就是戰士。</w:t>
+        <w:t>大衛自己常常尋求　神。如今作王，迎回約櫃，一是要尊榮　神，二則希望百姓也能認識和尋求　神。因此召聚領袖商議，取得共識，乃是英明領袖的風範。</w:t>
       </w:r>
       <w:r>
         <w:rPr>
@@ -27781,9 +26684,8 @@
           <w:sz w:val="26"/>
           <w:szCs w:val="26"/>
         </w:rPr>
-        <w:t>若遺忘了以色列王國的光榮，就等於是遺忘了　神的恩典和</w:t>
+        <w:t>實踐一個信念可以驗證信念的價值，比如助人為快樂之本，人必須從親身的助人去體驗這樣的快樂，然後這信念因為被證實，就加深了人的信心。信仰也是一樣，大衛因為經驗　神的話的實現，真如　神的預言，他被全以色列人膏立為王。和過去總總出生入死的爭戰，都有　神的帶領和守護。因此，為了凝聚以色列人的心，大衛希望百姓能認識和同共事奉這位，以色列的祖先的　神耶和華。但是，一個人信容易選擇，眾人要信就不是獨裁獨斷能改變的人心。就像自己的錢愛怎麼花就怎麼花，但是眾人公家的錢就必須遵守一定的矩規和法度，不然就會有貪污的問題。不像獨裁政權下，有權力就能貪污，失去權力，沒貪污的都會被判貪污。而令人讚賞的是，君王雖是獨裁制，大衛卻願意用族長和領袖的共識來決議迎回約櫃，而由王決策來承擔責任。今日基督徒在會議中尋求在聖靈中的共識也是如此，永遠　神的</w:t>
       </w:r>
-      <w:proofErr w:type="gramStart"/>
       <w:r>
         <w:rPr>
           <w:rFonts w:ascii="Barlow Condensed Medium" w:eastAsia="華康細黑體" w:hAnsi="Barlow Condensed Medium" w:cs="微軟正黑體" w:hint="eastAsia"/>
@@ -27791,9 +26693,8 @@
           <w:sz w:val="26"/>
           <w:szCs w:val="26"/>
         </w:rPr>
-        <w:t>聖約</w:t>
+        <w:t xml:space="preserve"> </w:t>
       </w:r>
-      <w:proofErr w:type="gramEnd"/>
       <w:r>
         <w:rPr>
           <w:rFonts w:ascii="Barlow Condensed Medium" w:eastAsia="華康細黑體" w:hAnsi="Barlow Condensed Medium" w:cs="微軟正黑體" w:hint="eastAsia"/>
@@ -27801,150 +26702,14 @@
           <w:sz w:val="26"/>
           <w:szCs w:val="26"/>
         </w:rPr>
-        <w:t>。也就是說，以色列曾經有過的一切光榮都是　神所賜予，也就是　神自己的榮光。像以</w:t>
-      </w:r>
-      <w:proofErr w:type="gramStart"/>
-      <w:r>
-        <w:rPr>
-          <w:rFonts w:ascii="Barlow Condensed Medium" w:eastAsia="華康細黑體" w:hAnsi="Barlow Condensed Medium" w:cs="微軟正黑體" w:hint="eastAsia"/>
-          <w:w w:val="70"/>
-          <w:sz w:val="26"/>
-          <w:szCs w:val="26"/>
-        </w:rPr>
-        <w:t>薩迦</w:t>
-      </w:r>
-      <w:proofErr w:type="gramEnd"/>
-      <w:r>
-        <w:rPr>
-          <w:rFonts w:ascii="Barlow Condensed Medium" w:eastAsia="華康細黑體" w:hAnsi="Barlow Condensed Medium" w:cs="微軟正黑體" w:hint="eastAsia"/>
-          <w:w w:val="70"/>
-          <w:sz w:val="26"/>
-          <w:szCs w:val="26"/>
-        </w:rPr>
-        <w:t>的後人陀拉就是</w:t>
-      </w:r>
-      <w:proofErr w:type="gramStart"/>
-      <w:r>
-        <w:rPr>
-          <w:rFonts w:ascii="Barlow Condensed Medium" w:eastAsia="華康細黑體" w:hAnsi="Barlow Condensed Medium" w:cs="微軟正黑體" w:hint="eastAsia"/>
-          <w:w w:val="70"/>
-          <w:sz w:val="26"/>
-          <w:szCs w:val="26"/>
-        </w:rPr>
-        <w:t>一位士</w:t>
-      </w:r>
-      <w:proofErr w:type="gramEnd"/>
-      <w:r>
-        <w:rPr>
-          <w:rFonts w:ascii="Barlow Condensed Medium" w:eastAsia="華康細黑體" w:hAnsi="Barlow Condensed Medium" w:cs="微軟正黑體" w:hint="eastAsia"/>
-          <w:w w:val="70"/>
-          <w:sz w:val="26"/>
-          <w:szCs w:val="26"/>
-        </w:rPr>
-        <w:t>師</w:t>
-      </w:r>
-      <w:r>
-        <w:rPr>
-          <w:rFonts w:ascii="Barlow Condensed Medium" w:eastAsia="華康細黑體" w:hAnsi="Barlow Condensed Medium" w:cs="微軟正黑體" w:hint="eastAsia"/>
-          <w:w w:val="70"/>
-          <w:sz w:val="26"/>
-          <w:szCs w:val="26"/>
-        </w:rPr>
-        <w:t>(</w:t>
-      </w:r>
-      <w:r>
-        <w:rPr>
-          <w:rFonts w:ascii="Barlow Condensed Medium" w:eastAsia="華康細黑體" w:hAnsi="Barlow Condensed Medium" w:cs="微軟正黑體" w:hint="eastAsia"/>
-          <w:w w:val="70"/>
-          <w:sz w:val="26"/>
-          <w:szCs w:val="26"/>
-        </w:rPr>
-        <w:t>士</w:t>
-      </w:r>
-      <w:r>
-        <w:rPr>
-          <w:rFonts w:ascii="Barlow Condensed Medium" w:eastAsia="華康細黑體" w:hAnsi="Barlow Condensed Medium" w:cs="微軟正黑體" w:hint="eastAsia"/>
-          <w:w w:val="70"/>
-          <w:sz w:val="26"/>
-          <w:szCs w:val="26"/>
-        </w:rPr>
-        <w:t>10)</w:t>
-      </w:r>
-      <w:r>
-        <w:rPr>
-          <w:rFonts w:ascii="Barlow Condensed Medium" w:eastAsia="華康細黑體" w:hAnsi="Barlow Condensed Medium" w:cs="微軟正黑體" w:hint="eastAsia"/>
-          <w:w w:val="70"/>
-          <w:sz w:val="26"/>
-          <w:szCs w:val="26"/>
-        </w:rPr>
-        <w:t>，就是一位拯救過以色列人的軍事領袖。</w:t>
-      </w:r>
-      <w:proofErr w:type="gramStart"/>
-      <w:r>
-        <w:rPr>
-          <w:rFonts w:ascii="Barlow Condensed Medium" w:eastAsia="華康細黑體" w:hAnsi="Barlow Condensed Medium" w:cs="微軟正黑體" w:hint="eastAsia"/>
-          <w:w w:val="70"/>
-          <w:sz w:val="26"/>
-          <w:szCs w:val="26"/>
-        </w:rPr>
-        <w:t>可以說是當時</w:t>
-      </w:r>
-      <w:proofErr w:type="gramEnd"/>
-      <w:r>
-        <w:rPr>
-          <w:rFonts w:ascii="Barlow Condensed Medium" w:eastAsia="華康細黑體" w:hAnsi="Barlow Condensed Medium" w:cs="微軟正黑體" w:hint="eastAsia"/>
-          <w:w w:val="70"/>
-          <w:sz w:val="26"/>
-          <w:szCs w:val="26"/>
-        </w:rPr>
-        <w:t>的彌賽亞，有沒有</w:t>
-      </w:r>
-      <w:proofErr w:type="gramStart"/>
-      <w:r>
-        <w:rPr>
-          <w:rFonts w:ascii="Barlow Condensed Medium" w:eastAsia="華康細黑體" w:hAnsi="Barlow Condensed Medium" w:cs="微軟正黑體" w:hint="eastAsia"/>
-          <w:w w:val="70"/>
-          <w:sz w:val="26"/>
-          <w:szCs w:val="26"/>
-        </w:rPr>
-        <w:t>受膏抹</w:t>
-      </w:r>
-      <w:proofErr w:type="gramEnd"/>
-      <w:r>
-        <w:rPr>
-          <w:rFonts w:ascii="Barlow Condensed Medium" w:eastAsia="華康細黑體" w:hAnsi="Barlow Condensed Medium" w:cs="微軟正黑體" w:hint="eastAsia"/>
-          <w:w w:val="70"/>
-          <w:sz w:val="26"/>
-          <w:szCs w:val="26"/>
-        </w:rPr>
-        <w:t>的儀式並不重要，重要的是　神的揀選。又在以色列王國初期，隨著掃羅王和大衛王四處爭戰的勇士，就是參與了以色列建國的勇士，這些支派的子民都應分享這樣的光榮。歷代志的家譜同時記載了家族的光榮，就是為了重建以色列民族的自信心，而這信心更重要的源頭就是來自獨</w:t>
-      </w:r>
-      <w:proofErr w:type="gramStart"/>
-      <w:r>
-        <w:rPr>
-          <w:rFonts w:ascii="Barlow Condensed Medium" w:eastAsia="華康細黑體" w:hAnsi="Barlow Condensed Medium" w:cs="微軟正黑體" w:hint="eastAsia"/>
-          <w:w w:val="70"/>
-          <w:sz w:val="26"/>
-          <w:szCs w:val="26"/>
-        </w:rPr>
-        <w:t>一</w:t>
-      </w:r>
-      <w:proofErr w:type="gramEnd"/>
-      <w:r>
-        <w:rPr>
-          <w:rFonts w:ascii="Barlow Condensed Medium" w:eastAsia="華康細黑體" w:hAnsi="Barlow Condensed Medium" w:cs="微軟正黑體" w:hint="eastAsia"/>
-          <w:w w:val="70"/>
-          <w:sz w:val="26"/>
-          <w:szCs w:val="26"/>
-        </w:rPr>
-        <w:t>神耶和華的信仰，因為以色列王國的光榮，就是在　神耶和華的應許和聖約下，以預言應驗的方式所實現的。</w:t>
+        <w:t>心意勝過人的心意。就不只是智慧的決策，更是一種信念的堅持。</w:t>
       </w:r>
     </w:p>
     <w:p>
       <w:pPr>
         <w:kinsoku w:val="0"/>
         <w:snapToGrid w:val="0"/>
-        <w:spacing w:afterLines="50" w:after="165" w:line="300" w:lineRule="exact"/>
+        <w:spacing w:afterLines="50" w:after="165" w:line="290" w:lineRule="exact"/>
         <w:jc w:val="both"/>
         <w:rPr>
           <w:rFonts w:ascii="Barlow Condensed Medium" w:eastAsia="華康細黑體" w:hAnsi="Barlow Condensed Medium" w:cs="微軟正黑體"/>
@@ -27960,7 +26725,7 @@
           <w:sz w:val="26"/>
           <w:szCs w:val="26"/>
         </w:rPr>
-        <w:t>關於勇士的人數應該是大衛晚期清點人口</w:t>
+        <w:t>自約櫃被非利士人擄走，後來停在基列‧耶琳到大衛作王約過了</w:t>
       </w:r>
       <w:r>
         <w:rPr>
@@ -27969,7 +26734,7 @@
           <w:sz w:val="26"/>
           <w:szCs w:val="26"/>
         </w:rPr>
-        <w:t>(</w:t>
+        <w:t>80</w:t>
       </w:r>
       <w:r>
         <w:rPr>
@@ -27978,99 +26743,7 @@
           <w:sz w:val="26"/>
           <w:szCs w:val="26"/>
         </w:rPr>
-        <w:t>撒下</w:t>
-      </w:r>
-      <w:r>
-        <w:rPr>
-          <w:rFonts w:ascii="Barlow Condensed Medium" w:eastAsia="華康儷中黑" w:hAnsi="Barlow Condensed Medium" w:hint="eastAsia"/>
-          <w:w w:val="70"/>
-          <w:sz w:val="26"/>
-          <w:szCs w:val="26"/>
-        </w:rPr>
-        <w:t>24)</w:t>
-      </w:r>
-      <w:r>
-        <w:rPr>
-          <w:rFonts w:ascii="Barlow Condensed Medium" w:eastAsia="華康儷中黑" w:hAnsi="Barlow Condensed Medium" w:hint="eastAsia"/>
-          <w:w w:val="70"/>
-          <w:sz w:val="26"/>
-          <w:szCs w:val="26"/>
-        </w:rPr>
-        <w:t>所留下的記錄，即是當年以</w:t>
-      </w:r>
-      <w:proofErr w:type="gramStart"/>
-      <w:r>
-        <w:rPr>
-          <w:rFonts w:ascii="Barlow Condensed Medium" w:eastAsia="華康儷中黑" w:hAnsi="Barlow Condensed Medium" w:hint="eastAsia"/>
-          <w:w w:val="70"/>
-          <w:sz w:val="26"/>
-          <w:szCs w:val="26"/>
-        </w:rPr>
-        <w:t>薩迦</w:t>
-      </w:r>
-      <w:proofErr w:type="gramEnd"/>
-      <w:r>
-        <w:rPr>
-          <w:rFonts w:ascii="Barlow Condensed Medium" w:eastAsia="華康儷中黑" w:hAnsi="Barlow Condensed Medium" w:hint="eastAsia"/>
-          <w:w w:val="70"/>
-          <w:sz w:val="26"/>
-          <w:szCs w:val="26"/>
-        </w:rPr>
-        <w:t>，可能包括他同母</w:t>
-      </w:r>
-      <w:r>
-        <w:rPr>
-          <w:rFonts w:ascii="Barlow Condensed Medium" w:eastAsia="華康儷中黑" w:hAnsi="Barlow Condensed Medium" w:hint="eastAsia"/>
-          <w:w w:val="70"/>
-          <w:sz w:val="26"/>
-          <w:szCs w:val="26"/>
-        </w:rPr>
-        <w:t>(</w:t>
-      </w:r>
-      <w:r>
-        <w:rPr>
-          <w:rFonts w:ascii="Barlow Condensed Medium" w:eastAsia="華康儷中黑" w:hAnsi="Barlow Condensed Medium" w:hint="eastAsia"/>
-          <w:w w:val="70"/>
-          <w:sz w:val="26"/>
-          <w:szCs w:val="26"/>
-        </w:rPr>
-        <w:t>利亞</w:t>
-      </w:r>
-      <w:r>
-        <w:rPr>
-          <w:rFonts w:ascii="Barlow Condensed Medium" w:eastAsia="華康儷中黑" w:hAnsi="Barlow Condensed Medium" w:hint="eastAsia"/>
-          <w:w w:val="70"/>
-          <w:sz w:val="26"/>
-          <w:szCs w:val="26"/>
-        </w:rPr>
-        <w:t>)</w:t>
-      </w:r>
-      <w:r>
-        <w:rPr>
-          <w:rFonts w:ascii="Barlow Condensed Medium" w:eastAsia="華康儷中黑" w:hAnsi="Barlow Condensed Medium" w:hint="eastAsia"/>
-          <w:w w:val="70"/>
-          <w:sz w:val="26"/>
-          <w:szCs w:val="26"/>
-        </w:rPr>
-        <w:t>兄弟西布倫，兩支派可出戰的人數就約</w:t>
-      </w:r>
-      <w:r>
-        <w:rPr>
-          <w:rFonts w:ascii="Barlow Condensed Medium" w:eastAsia="華康儷中黑" w:hAnsi="Barlow Condensed Medium" w:hint="eastAsia"/>
-          <w:w w:val="70"/>
-          <w:sz w:val="26"/>
-          <w:szCs w:val="26"/>
-        </w:rPr>
-        <w:t>14</w:t>
-      </w:r>
-      <w:r>
-        <w:rPr>
-          <w:rFonts w:ascii="Barlow Condensed Medium" w:eastAsia="華康儷中黑" w:hAnsi="Barlow Condensed Medium" w:hint="eastAsia"/>
-          <w:w w:val="70"/>
-          <w:sz w:val="26"/>
-          <w:szCs w:val="26"/>
-        </w:rPr>
-        <w:t>萬多人。</w:t>
+        <w:t>年，搬遷的規矩可能被多數人遺忘，包括利未人鳥撒。　神憤怒，故意讓牛在平地失蹄。</w:t>
       </w:r>
       <w:r>
         <w:rPr>
@@ -28079,9 +26752,8 @@
           <w:sz w:val="26"/>
           <w:szCs w:val="26"/>
         </w:rPr>
-        <w:t>當年大衛王清點王國的人口而被　神懲罰，聖經沒有明說原因。應該是與人的驕傲有關，即世上君王依靠國家力量建力的武力，而不依靠　神。那麼用以色列王</w:t>
+        <w:t>有共識固然是好的，但是另一個關鍵的執行因素是專業。就像我們國家要買武器，專業當然是國防部，而立法院只是民意機關，只被賦予國家財務收支動用權的審查權，連買什麼都要管，就是請鬼拿藥單，沒有鬼才怪（所有的鬼都是人在搞鬼）。因此，當時大衛身邊的利未人顯然是失業太久，自己的本業都搞不清楚，才會讓接約櫃熱鬧風光的氣氛瞬間變成送喪的憂愁。按摩西律法，約櫃只能由專職</w:t>
       </w:r>
-      <w:proofErr w:type="gramStart"/>
       <w:r>
         <w:rPr>
           <w:rFonts w:ascii="Barlow Condensed Medium" w:eastAsia="華康細黑體" w:hAnsi="Barlow Condensed Medium" w:cs="微軟正黑體" w:hint="eastAsia"/>
@@ -28089,9 +26761,10 @@
           <w:sz w:val="26"/>
           <w:szCs w:val="26"/>
         </w:rPr>
-        <w:t>之名去點數</w:t>
+        <w:t>的利未人</w:t>
       </w:r>
-      <w:proofErr w:type="gramEnd"/>
+      <w:bookmarkStart w:id="6" w:name="_GoBack"/>
+      <w:bookmarkEnd w:id="6"/>
       <w:r>
         <w:rPr>
           <w:rFonts w:ascii="Barlow Condensed Medium" w:eastAsia="華康細黑體" w:hAnsi="Barlow Condensed Medium" w:cs="微軟正黑體" w:hint="eastAsia"/>
@@ -28099,83 +26772,14 @@
           <w:sz w:val="26"/>
           <w:szCs w:val="26"/>
         </w:rPr>
-        <w:t>人民，和用以色列家族</w:t>
-      </w:r>
-      <w:proofErr w:type="gramStart"/>
-      <w:r>
-        <w:rPr>
-          <w:rFonts w:ascii="Barlow Condensed Medium" w:eastAsia="華康細黑體" w:hAnsi="Barlow Condensed Medium" w:cs="微軟正黑體" w:hint="eastAsia"/>
-          <w:w w:val="70"/>
-          <w:sz w:val="26"/>
-          <w:szCs w:val="26"/>
-        </w:rPr>
-        <w:t>之名去點數</w:t>
-      </w:r>
-      <w:proofErr w:type="gramEnd"/>
-      <w:r>
-        <w:rPr>
-          <w:rFonts w:ascii="Barlow Condensed Medium" w:eastAsia="華康細黑體" w:hAnsi="Barlow Condensed Medium" w:cs="微軟正黑體" w:hint="eastAsia"/>
-          <w:w w:val="70"/>
-          <w:sz w:val="26"/>
-          <w:szCs w:val="26"/>
-        </w:rPr>
-        <w:t>有什麼不同？前者是點數王的子民，後者乃是點數　神的子民。所以，在回歸之後，以色列沒有自己的王時，重提各支派點數過的勇士人數，也等於是重新宣告以色列各支派乃是　神的子民。</w:t>
-      </w:r>
-      <w:r>
-        <w:rPr>
-          <w:rFonts w:ascii="Barlow Condensed Medium" w:eastAsia="華康細黑體" w:hAnsi="Barlow Condensed Medium" w:cs="微軟正黑體" w:hint="eastAsia"/>
-          <w:w w:val="70"/>
-          <w:sz w:val="26"/>
-          <w:szCs w:val="26"/>
-        </w:rPr>
-        <w:t>雖然，今日的勇士人數遠遠不能與昔日相比，但是真正能使以色列得勝的力量卻沒有一絲減少，就是　神耶和華。</w:t>
-      </w:r>
-      <w:proofErr w:type="gramStart"/>
-      <w:r>
-        <w:rPr>
-          <w:rFonts w:ascii="Barlow Condensed Medium" w:eastAsia="華康細黑體" w:hAnsi="Barlow Condensed Medium" w:cs="微軟正黑體" w:hint="eastAsia"/>
-          <w:w w:val="70"/>
-          <w:sz w:val="26"/>
-          <w:szCs w:val="26"/>
-        </w:rPr>
-        <w:t>又這種</w:t>
-      </w:r>
-      <w:proofErr w:type="gramEnd"/>
-      <w:r>
-        <w:rPr>
-          <w:rFonts w:ascii="Barlow Condensed Medium" w:eastAsia="華康細黑體" w:hAnsi="Barlow Condensed Medium" w:cs="微軟正黑體" w:hint="eastAsia"/>
-          <w:w w:val="70"/>
-          <w:sz w:val="26"/>
-          <w:szCs w:val="26"/>
-        </w:rPr>
-        <w:t>以　神的子民來看待自己的人民的思想，對今日的各國家政體或組織中的領袖是一種提醒。尊重，甚至敬畏，人民的人權、自由和各種隱私，才能興起國家，使</w:t>
-      </w:r>
-      <w:proofErr w:type="gramStart"/>
-      <w:r>
-        <w:rPr>
-          <w:rFonts w:ascii="Barlow Condensed Medium" w:eastAsia="華康細黑體" w:hAnsi="Barlow Condensed Medium" w:cs="微軟正黑體" w:hint="eastAsia"/>
-          <w:w w:val="70"/>
-          <w:sz w:val="26"/>
-          <w:szCs w:val="26"/>
-        </w:rPr>
-        <w:t>國家蒙福</w:t>
-      </w:r>
-      <w:proofErr w:type="gramEnd"/>
-      <w:r>
-        <w:rPr>
-          <w:rFonts w:ascii="Barlow Condensed Medium" w:eastAsia="華康細黑體" w:hAnsi="Barlow Condensed Medium" w:cs="微軟正黑體" w:hint="eastAsia"/>
-          <w:w w:val="70"/>
-          <w:sz w:val="26"/>
-          <w:szCs w:val="26"/>
-        </w:rPr>
-        <w:t>。那些以黑道的方式在操控軍隊或假借　神的名義剝奪人權的政權和獨裁者，不配得任何榮光，也不會受世人的紀念，只是人類文明中的污點。</w:t>
+        <w:t>用槓子抬，絕對不能用手碰。而初次迎約櫃第一個錯就是用牛車載約櫃，而第二個錯卻答錯了　神出的考題。就是一路上都是上下起伏的山路，為何偏偏到了平坦的基頓禾場牛才失蹄。而鳥撒不是不懂規矩，就是不信任定規矩的　神會為自己負責。也就是說，約櫃掉下來，　神必然有能力自己救它。而這個專業的失誤，就是不夠信任　神且用聖潔的規矩來維護　神的聖潔。</w:t>
       </w:r>
     </w:p>
     <w:p>
       <w:pPr>
         <w:kinsoku w:val="0"/>
         <w:snapToGrid w:val="0"/>
-        <w:spacing w:afterLines="50" w:after="165" w:line="300" w:lineRule="exact"/>
+        <w:spacing w:afterLines="50" w:after="165" w:line="290" w:lineRule="exact"/>
         <w:jc w:val="both"/>
         <w:rPr>
           <w:rFonts w:ascii="Barlow Condensed Medium" w:eastAsia="華康細黑體" w:hAnsi="Barlow Condensed Medium" w:cs="微軟正黑體"/>
@@ -28191,107 +26795,7 @@
           <w:sz w:val="26"/>
           <w:szCs w:val="26"/>
         </w:rPr>
-        <w:t>歷代志的家譜參考了創世記和</w:t>
-      </w:r>
-      <w:proofErr w:type="gramStart"/>
-      <w:r>
-        <w:rPr>
-          <w:rFonts w:ascii="Barlow Condensed Medium" w:eastAsia="華康儷中黑" w:hAnsi="Barlow Condensed Medium" w:hint="eastAsia"/>
-          <w:w w:val="70"/>
-          <w:sz w:val="26"/>
-          <w:szCs w:val="26"/>
-        </w:rPr>
-        <w:t>民數</w:t>
-      </w:r>
-      <w:proofErr w:type="gramEnd"/>
-      <w:r>
-        <w:rPr>
-          <w:rFonts w:ascii="Barlow Condensed Medium" w:eastAsia="華康儷中黑" w:hAnsi="Barlow Condensed Medium" w:hint="eastAsia"/>
-          <w:w w:val="70"/>
-          <w:sz w:val="26"/>
-          <w:szCs w:val="26"/>
-        </w:rPr>
-        <w:t>記，</w:t>
-      </w:r>
-      <w:proofErr w:type="gramStart"/>
-      <w:r>
-        <w:rPr>
-          <w:rFonts w:ascii="Barlow Condensed Medium" w:eastAsia="華康儷中黑" w:hAnsi="Barlow Condensed Medium" w:hint="eastAsia"/>
-          <w:w w:val="70"/>
-          <w:sz w:val="26"/>
-          <w:szCs w:val="26"/>
-        </w:rPr>
-        <w:t>而眾子的</w:t>
-      </w:r>
-      <w:proofErr w:type="gramEnd"/>
-      <w:r>
-        <w:rPr>
-          <w:rFonts w:ascii="Barlow Condensed Medium" w:eastAsia="華康儷中黑" w:hAnsi="Barlow Condensed Medium" w:hint="eastAsia"/>
-          <w:w w:val="70"/>
-          <w:sz w:val="26"/>
-          <w:szCs w:val="26"/>
-        </w:rPr>
-        <w:t>數目減少乃是只記載主要領袖。又</w:t>
-      </w:r>
-      <w:proofErr w:type="gramStart"/>
-      <w:r>
-        <w:rPr>
-          <w:rFonts w:ascii="Barlow Condensed Medium" w:eastAsia="華康儷中黑" w:hAnsi="Barlow Condensed Medium" w:hint="eastAsia"/>
-          <w:w w:val="70"/>
-          <w:sz w:val="26"/>
-          <w:szCs w:val="26"/>
-        </w:rPr>
-        <w:t>未提但支派</w:t>
-      </w:r>
-      <w:proofErr w:type="gramEnd"/>
-      <w:r>
-        <w:rPr>
-          <w:rFonts w:ascii="Barlow Condensed Medium" w:eastAsia="華康儷中黑" w:hAnsi="Barlow Condensed Medium" w:hint="eastAsia"/>
-          <w:w w:val="70"/>
-          <w:sz w:val="26"/>
-          <w:szCs w:val="26"/>
-        </w:rPr>
-        <w:t>，可能已消失。加上便雅</w:t>
-      </w:r>
-      <w:proofErr w:type="gramStart"/>
-      <w:r>
-        <w:rPr>
-          <w:rFonts w:ascii="Barlow Condensed Medium" w:eastAsia="華康儷中黑" w:hAnsi="Barlow Condensed Medium" w:hint="eastAsia"/>
-          <w:w w:val="70"/>
-          <w:sz w:val="26"/>
-          <w:szCs w:val="26"/>
-        </w:rPr>
-        <w:t>憫</w:t>
-      </w:r>
-      <w:proofErr w:type="gramEnd"/>
-      <w:r>
-        <w:rPr>
-          <w:rFonts w:ascii="Barlow Condensed Medium" w:eastAsia="華康儷中黑" w:hAnsi="Barlow Condensed Medium" w:hint="eastAsia"/>
-          <w:w w:val="70"/>
-          <w:sz w:val="26"/>
-          <w:szCs w:val="26"/>
-        </w:rPr>
-        <w:t>之子一人</w:t>
-      </w:r>
-      <w:proofErr w:type="gramStart"/>
-      <w:r>
-        <w:rPr>
-          <w:rFonts w:ascii="Barlow Condensed Medium" w:eastAsia="華康儷中黑" w:hAnsi="Barlow Condensed Medium" w:hint="eastAsia"/>
-          <w:w w:val="70"/>
-          <w:sz w:val="26"/>
-          <w:szCs w:val="26"/>
-        </w:rPr>
-        <w:t>改稱耶疊</w:t>
-      </w:r>
-      <w:proofErr w:type="gramEnd"/>
-      <w:r>
-        <w:rPr>
-          <w:rFonts w:ascii="Barlow Condensed Medium" w:eastAsia="華康儷中黑" w:hAnsi="Barlow Condensed Medium" w:hint="eastAsia"/>
-          <w:w w:val="70"/>
-          <w:sz w:val="26"/>
-          <w:szCs w:val="26"/>
-        </w:rPr>
-        <w:t>，實是人事已非。</w:t>
+        <w:t>大衛為烏撒用手扶了約櫃被　神擊殺而自責，因為用人的想法事奉　神，卻造成　神的不悅。這讓大衛戒慎恐懼，停止遷移約櫃，要重新確認　神定的規矩。</w:t>
       </w:r>
       <w:r>
         <w:rPr>
@@ -28300,531 +26804,14 @@
           <w:sz w:val="26"/>
           <w:szCs w:val="26"/>
         </w:rPr>
-        <w:t>7</w:t>
-      </w:r>
-      <w:r>
-        <w:rPr>
-          <w:rFonts w:ascii="Barlow Condensed Medium" w:eastAsia="華康細黑體" w:hAnsi="Barlow Condensed Medium" w:cs="微軟正黑體" w:hint="eastAsia"/>
-          <w:w w:val="70"/>
-          <w:sz w:val="26"/>
-          <w:szCs w:val="26"/>
-        </w:rPr>
-        <w:t>章</w:t>
-      </w:r>
-      <w:r>
-        <w:rPr>
-          <w:rFonts w:ascii="Barlow Condensed Medium" w:eastAsia="華康細黑體" w:hAnsi="Barlow Condensed Medium" w:cs="微軟正黑體" w:hint="eastAsia"/>
-          <w:w w:val="70"/>
-          <w:sz w:val="26"/>
-          <w:szCs w:val="26"/>
-        </w:rPr>
-        <w:t>6</w:t>
-      </w:r>
-      <w:r>
-        <w:rPr>
-          <w:rFonts w:ascii="Barlow Condensed Medium" w:eastAsia="華康細黑體" w:hAnsi="Barlow Condensed Medium" w:cs="微軟正黑體" w:hint="eastAsia"/>
-          <w:w w:val="70"/>
-          <w:sz w:val="26"/>
-          <w:szCs w:val="26"/>
-        </w:rPr>
-        <w:t>節</w:t>
-      </w:r>
-      <w:proofErr w:type="gramStart"/>
-      <w:r>
-        <w:rPr>
-          <w:rFonts w:ascii="Barlow Condensed Medium" w:eastAsia="華康細黑體" w:hAnsi="Barlow Condensed Medium" w:cs="微軟正黑體" w:hint="eastAsia"/>
-          <w:w w:val="70"/>
-          <w:sz w:val="26"/>
-          <w:szCs w:val="26"/>
-        </w:rPr>
-        <w:t>說便雅憫</w:t>
-      </w:r>
-      <w:proofErr w:type="gramEnd"/>
-      <w:r>
-        <w:rPr>
-          <w:rFonts w:ascii="Barlow Condensed Medium" w:eastAsia="華康細黑體" w:hAnsi="Barlow Condensed Medium" w:cs="微軟正黑體" w:hint="eastAsia"/>
-          <w:w w:val="70"/>
-          <w:sz w:val="26"/>
-          <w:szCs w:val="26"/>
-        </w:rPr>
-        <w:t>有三子，而</w:t>
-      </w:r>
-      <w:r>
-        <w:rPr>
-          <w:rFonts w:ascii="Barlow Condensed Medium" w:eastAsia="華康細黑體" w:hAnsi="Barlow Condensed Medium" w:cs="微軟正黑體" w:hint="eastAsia"/>
-          <w:w w:val="70"/>
-          <w:sz w:val="26"/>
-          <w:szCs w:val="26"/>
-        </w:rPr>
-        <w:t>8</w:t>
-      </w:r>
-      <w:r>
-        <w:rPr>
-          <w:rFonts w:ascii="Barlow Condensed Medium" w:eastAsia="華康細黑體" w:hAnsi="Barlow Condensed Medium" w:cs="微軟正黑體" w:hint="eastAsia"/>
-          <w:w w:val="70"/>
-          <w:sz w:val="26"/>
-          <w:szCs w:val="26"/>
-        </w:rPr>
-        <w:t>章</w:t>
-      </w:r>
-      <w:r>
-        <w:rPr>
-          <w:rFonts w:ascii="Barlow Condensed Medium" w:eastAsia="華康細黑體" w:hAnsi="Barlow Condensed Medium" w:cs="微軟正黑體" w:hint="eastAsia"/>
-          <w:w w:val="70"/>
-          <w:sz w:val="26"/>
-          <w:szCs w:val="26"/>
-        </w:rPr>
-        <w:t>1</w:t>
-      </w:r>
-      <w:r>
-        <w:rPr>
-          <w:rFonts w:ascii="Barlow Condensed Medium" w:eastAsia="華康細黑體" w:hAnsi="Barlow Condensed Medium" w:cs="微軟正黑體" w:hint="eastAsia"/>
-          <w:w w:val="70"/>
-          <w:sz w:val="26"/>
-          <w:szCs w:val="26"/>
-        </w:rPr>
-        <w:t>節卻說有五子，且只有長子的名字相同。所以，有學者認為前者是西布倫</w:t>
-      </w:r>
-      <w:proofErr w:type="gramStart"/>
-      <w:r>
-        <w:rPr>
-          <w:rFonts w:ascii="Barlow Condensed Medium" w:eastAsia="華康細黑體" w:hAnsi="Barlow Condensed Medium" w:cs="微軟正黑體" w:hint="eastAsia"/>
-          <w:w w:val="70"/>
-          <w:sz w:val="26"/>
-          <w:szCs w:val="26"/>
-        </w:rPr>
-        <w:t>誤抄為</w:t>
-      </w:r>
-      <w:proofErr w:type="gramEnd"/>
-      <w:r>
-        <w:rPr>
-          <w:rFonts w:ascii="Barlow Condensed Medium" w:eastAsia="華康細黑體" w:hAnsi="Barlow Condensed Medium" w:cs="微軟正黑體" w:hint="eastAsia"/>
-          <w:w w:val="70"/>
-          <w:sz w:val="26"/>
-          <w:szCs w:val="26"/>
-        </w:rPr>
-        <w:t>便雅</w:t>
-      </w:r>
-      <w:proofErr w:type="gramStart"/>
-      <w:r>
-        <w:rPr>
-          <w:rFonts w:ascii="Barlow Condensed Medium" w:eastAsia="華康細黑體" w:hAnsi="Barlow Condensed Medium" w:cs="微軟正黑體" w:hint="eastAsia"/>
-          <w:w w:val="70"/>
-          <w:sz w:val="26"/>
-          <w:szCs w:val="26"/>
-        </w:rPr>
-        <w:t>憫</w:t>
-      </w:r>
-      <w:proofErr w:type="gramEnd"/>
-      <w:r>
-        <w:rPr>
-          <w:rFonts w:ascii="Barlow Condensed Medium" w:eastAsia="華康細黑體" w:hAnsi="Barlow Condensed Medium" w:cs="微軟正黑體" w:hint="eastAsia"/>
-          <w:w w:val="70"/>
-          <w:sz w:val="26"/>
-          <w:szCs w:val="26"/>
-        </w:rPr>
-        <w:t>，</w:t>
-      </w:r>
-      <w:proofErr w:type="gramStart"/>
-      <w:r>
-        <w:rPr>
-          <w:rFonts w:ascii="Barlow Condensed Medium" w:eastAsia="華康細黑體" w:hAnsi="Barlow Condensed Medium" w:cs="微軟正黑體" w:hint="eastAsia"/>
-          <w:w w:val="70"/>
-          <w:sz w:val="26"/>
-          <w:szCs w:val="26"/>
-        </w:rPr>
-        <w:t>但是眾子的</w:t>
-      </w:r>
-      <w:proofErr w:type="gramEnd"/>
-      <w:r>
-        <w:rPr>
-          <w:rFonts w:ascii="Barlow Condensed Medium" w:eastAsia="華康細黑體" w:hAnsi="Barlow Condensed Medium" w:cs="微軟正黑體" w:hint="eastAsia"/>
-          <w:w w:val="70"/>
-          <w:sz w:val="26"/>
-          <w:szCs w:val="26"/>
-        </w:rPr>
-        <w:t>名字又與創世記和</w:t>
-      </w:r>
-      <w:proofErr w:type="gramStart"/>
-      <w:r>
-        <w:rPr>
-          <w:rFonts w:ascii="Barlow Condensed Medium" w:eastAsia="華康細黑體" w:hAnsi="Barlow Condensed Medium" w:cs="微軟正黑體" w:hint="eastAsia"/>
-          <w:w w:val="70"/>
-          <w:sz w:val="26"/>
-          <w:szCs w:val="26"/>
-        </w:rPr>
-        <w:t>民數</w:t>
-      </w:r>
-      <w:proofErr w:type="gramEnd"/>
-      <w:r>
-        <w:rPr>
-          <w:rFonts w:ascii="Barlow Condensed Medium" w:eastAsia="華康細黑體" w:hAnsi="Barlow Condensed Medium" w:cs="微軟正黑體" w:hint="eastAsia"/>
-          <w:w w:val="70"/>
-          <w:sz w:val="26"/>
-          <w:szCs w:val="26"/>
-        </w:rPr>
-        <w:t>記的記載完全不同。反而是</w:t>
-      </w:r>
-      <w:proofErr w:type="gramStart"/>
-      <w:r>
-        <w:rPr>
-          <w:rFonts w:ascii="Barlow Condensed Medium" w:eastAsia="華康細黑體" w:hAnsi="Barlow Condensed Medium" w:cs="微軟正黑體" w:hint="eastAsia"/>
-          <w:w w:val="70"/>
-          <w:sz w:val="26"/>
-          <w:szCs w:val="26"/>
-        </w:rPr>
-        <w:t>5</w:t>
-      </w:r>
-      <w:r>
-        <w:rPr>
-          <w:rFonts w:ascii="Barlow Condensed Medium" w:eastAsia="華康細黑體" w:hAnsi="Barlow Condensed Medium" w:cs="微軟正黑體" w:hint="eastAsia"/>
-          <w:w w:val="70"/>
-          <w:sz w:val="26"/>
-          <w:szCs w:val="26"/>
-        </w:rPr>
-        <w:t>節說到</w:t>
-      </w:r>
-      <w:proofErr w:type="gramEnd"/>
-      <w:r>
-        <w:rPr>
-          <w:rFonts w:ascii="Barlow Condensed Medium" w:eastAsia="華康細黑體" w:hAnsi="Barlow Condensed Medium" w:cs="微軟正黑體" w:hint="eastAsia"/>
-          <w:w w:val="70"/>
-          <w:sz w:val="26"/>
-          <w:szCs w:val="26"/>
-        </w:rPr>
-        <w:t>「他們的兄弟」還比較可能是指以</w:t>
-      </w:r>
-      <w:proofErr w:type="gramStart"/>
-      <w:r>
-        <w:rPr>
-          <w:rFonts w:ascii="Barlow Condensed Medium" w:eastAsia="華康細黑體" w:hAnsi="Barlow Condensed Medium" w:cs="微軟正黑體" w:hint="eastAsia"/>
-          <w:w w:val="70"/>
-          <w:sz w:val="26"/>
-          <w:szCs w:val="26"/>
-        </w:rPr>
-        <w:t>薩迦</w:t>
-      </w:r>
-      <w:proofErr w:type="gramEnd"/>
-      <w:r>
-        <w:rPr>
-          <w:rFonts w:ascii="Barlow Condensed Medium" w:eastAsia="華康細黑體" w:hAnsi="Barlow Condensed Medium" w:cs="微軟正黑體" w:hint="eastAsia"/>
-          <w:w w:val="70"/>
-          <w:sz w:val="26"/>
-          <w:szCs w:val="26"/>
-        </w:rPr>
-        <w:t>的兄弟西布倫。無論如何，這都顯示十二支派的家族性和地域性的區分在以色列的王國時代已經漸漸消失，小支派幾乎被</w:t>
-      </w:r>
-      <w:proofErr w:type="gramStart"/>
-      <w:r>
-        <w:rPr>
-          <w:rFonts w:ascii="Barlow Condensed Medium" w:eastAsia="華康細黑體" w:hAnsi="Barlow Condensed Medium" w:cs="微軟正黑體" w:hint="eastAsia"/>
-          <w:w w:val="70"/>
-          <w:sz w:val="26"/>
-          <w:szCs w:val="26"/>
-        </w:rPr>
-        <w:t>以法蓮和</w:t>
-      </w:r>
-      <w:proofErr w:type="gramEnd"/>
-      <w:r>
-        <w:rPr>
-          <w:rFonts w:ascii="Barlow Condensed Medium" w:eastAsia="華康細黑體" w:hAnsi="Barlow Condensed Medium" w:cs="微軟正黑體" w:hint="eastAsia"/>
-          <w:w w:val="70"/>
-          <w:sz w:val="26"/>
-          <w:szCs w:val="26"/>
-        </w:rPr>
-        <w:t>猶大，北和南的兩大支派收編了。甚至到被擄之後，小支派的後人就更難有家族可依附。所以，比較可能的事實就是，希布倫和</w:t>
-      </w:r>
-      <w:proofErr w:type="gramStart"/>
-      <w:r>
-        <w:rPr>
-          <w:rFonts w:ascii="Barlow Condensed Medium" w:eastAsia="華康細黑體" w:hAnsi="Barlow Condensed Medium" w:cs="微軟正黑體" w:hint="eastAsia"/>
-          <w:w w:val="70"/>
-          <w:sz w:val="26"/>
-          <w:szCs w:val="26"/>
-        </w:rPr>
-        <w:t>但</w:t>
-      </w:r>
-      <w:proofErr w:type="gramEnd"/>
-      <w:r>
-        <w:rPr>
-          <w:rFonts w:ascii="Barlow Condensed Medium" w:eastAsia="華康細黑體" w:hAnsi="Barlow Condensed Medium" w:cs="微軟正黑體" w:hint="eastAsia"/>
-          <w:w w:val="70"/>
-          <w:sz w:val="26"/>
-          <w:szCs w:val="26"/>
-        </w:rPr>
-        <w:t>支派早已消失。特別是但，它後來遷到最北方，還有緊臨的拿</w:t>
-      </w:r>
-      <w:proofErr w:type="gramStart"/>
-      <w:r>
-        <w:rPr>
-          <w:rFonts w:ascii="Barlow Condensed Medium" w:eastAsia="華康細黑體" w:hAnsi="Barlow Condensed Medium" w:cs="微軟正黑體" w:hint="eastAsia"/>
-          <w:w w:val="70"/>
-          <w:sz w:val="26"/>
-          <w:szCs w:val="26"/>
-        </w:rPr>
-        <w:t>弗</w:t>
-      </w:r>
-      <w:proofErr w:type="gramEnd"/>
-      <w:r>
-        <w:rPr>
-          <w:rFonts w:ascii="Barlow Condensed Medium" w:eastAsia="華康細黑體" w:hAnsi="Barlow Condensed Medium" w:cs="微軟正黑體" w:hint="eastAsia"/>
-          <w:w w:val="70"/>
-          <w:sz w:val="26"/>
-          <w:szCs w:val="26"/>
-        </w:rPr>
-        <w:t>他利</w:t>
-      </w:r>
-      <w:proofErr w:type="gramStart"/>
-      <w:r>
-        <w:rPr>
-          <w:rFonts w:ascii="Barlow Condensed Medium" w:eastAsia="華康細黑體" w:hAnsi="Barlow Condensed Medium" w:cs="微軟正黑體" w:hint="eastAsia"/>
-          <w:w w:val="70"/>
-          <w:sz w:val="26"/>
-          <w:szCs w:val="26"/>
-        </w:rPr>
-        <w:t>和亞設</w:t>
-      </w:r>
-      <w:proofErr w:type="gramEnd"/>
-      <w:r>
-        <w:rPr>
-          <w:rFonts w:ascii="Barlow Condensed Medium" w:eastAsia="華康細黑體" w:hAnsi="Barlow Condensed Medium" w:cs="微軟正黑體" w:hint="eastAsia"/>
-          <w:w w:val="70"/>
-          <w:sz w:val="26"/>
-          <w:szCs w:val="26"/>
-        </w:rPr>
-        <w:t>，是除了河東的半個</w:t>
-      </w:r>
-      <w:proofErr w:type="gramStart"/>
-      <w:r>
-        <w:rPr>
-          <w:rFonts w:ascii="Barlow Condensed Medium" w:eastAsia="華康細黑體" w:hAnsi="Barlow Condensed Medium" w:cs="微軟正黑體" w:hint="eastAsia"/>
-          <w:w w:val="70"/>
-          <w:sz w:val="26"/>
-          <w:szCs w:val="26"/>
-        </w:rPr>
-        <w:t>瑪</w:t>
-      </w:r>
-      <w:proofErr w:type="gramEnd"/>
-      <w:r>
-        <w:rPr>
-          <w:rFonts w:ascii="Barlow Condensed Medium" w:eastAsia="華康細黑體" w:hAnsi="Barlow Condensed Medium" w:cs="微軟正黑體" w:hint="eastAsia"/>
-          <w:w w:val="70"/>
-          <w:sz w:val="26"/>
-          <w:szCs w:val="26"/>
-        </w:rPr>
-        <w:t>拿西</w:t>
-      </w:r>
-      <w:proofErr w:type="gramStart"/>
-      <w:r>
-        <w:rPr>
-          <w:rFonts w:ascii="Barlow Condensed Medium" w:eastAsia="華康細黑體" w:hAnsi="Barlow Condensed Medium" w:cs="微軟正黑體" w:hint="eastAsia"/>
-          <w:w w:val="70"/>
-          <w:sz w:val="26"/>
-          <w:szCs w:val="26"/>
-        </w:rPr>
-        <w:t>以外，最早被亞</w:t>
-      </w:r>
-      <w:proofErr w:type="gramEnd"/>
-      <w:r>
-        <w:rPr>
-          <w:rFonts w:ascii="Barlow Condensed Medium" w:eastAsia="華康細黑體" w:hAnsi="Barlow Condensed Medium" w:cs="微軟正黑體" w:hint="eastAsia"/>
-          <w:w w:val="70"/>
-          <w:sz w:val="26"/>
-          <w:szCs w:val="26"/>
-        </w:rPr>
-        <w:t>述吞併和遷移的支派。又若兩處真的是</w:t>
-      </w:r>
-      <w:proofErr w:type="gramStart"/>
-      <w:r>
-        <w:rPr>
-          <w:rFonts w:ascii="Barlow Condensed Medium" w:eastAsia="華康細黑體" w:hAnsi="Barlow Condensed Medium" w:cs="微軟正黑體" w:hint="eastAsia"/>
-          <w:w w:val="70"/>
-          <w:sz w:val="26"/>
-          <w:szCs w:val="26"/>
-        </w:rPr>
-        <w:t>把便雅憫</w:t>
-      </w:r>
-      <w:proofErr w:type="gramEnd"/>
-      <w:r>
-        <w:rPr>
-          <w:rFonts w:ascii="Barlow Condensed Medium" w:eastAsia="華康細黑體" w:hAnsi="Barlow Condensed Medium" w:cs="微軟正黑體" w:hint="eastAsia"/>
-          <w:w w:val="70"/>
-          <w:sz w:val="26"/>
-          <w:szCs w:val="26"/>
-        </w:rPr>
-        <w:t>眾多子孫分開說，有趣的地方是，</w:t>
-      </w:r>
-      <w:r>
-        <w:rPr>
-          <w:rFonts w:ascii="Barlow Condensed Medium" w:eastAsia="華康細黑體" w:hAnsi="Barlow Condensed Medium" w:cs="微軟正黑體" w:hint="eastAsia"/>
-          <w:w w:val="70"/>
-          <w:sz w:val="26"/>
-          <w:szCs w:val="26"/>
-        </w:rPr>
-        <w:t>8:1</w:t>
-      </w:r>
-      <w:r>
-        <w:rPr>
-          <w:rFonts w:ascii="Barlow Condensed Medium" w:eastAsia="華康細黑體" w:hAnsi="Barlow Condensed Medium" w:cs="微軟正黑體" w:hint="eastAsia"/>
-          <w:w w:val="70"/>
-          <w:sz w:val="26"/>
-          <w:szCs w:val="26"/>
-        </w:rPr>
-        <w:t>中的「</w:t>
-      </w:r>
-      <w:proofErr w:type="gramStart"/>
-      <w:r>
-        <w:rPr>
-          <w:rFonts w:ascii="Barlow Condensed Medium" w:eastAsia="華康細黑體" w:hAnsi="Barlow Condensed Medium" w:cs="微軟正黑體" w:hint="eastAsia"/>
-          <w:w w:val="70"/>
-          <w:sz w:val="26"/>
-          <w:szCs w:val="26"/>
-        </w:rPr>
-        <w:t>亞實別</w:t>
-      </w:r>
-      <w:proofErr w:type="gramEnd"/>
-      <w:r>
-        <w:rPr>
-          <w:rFonts w:ascii="Barlow Condensed Medium" w:eastAsia="華康細黑體" w:hAnsi="Barlow Condensed Medium" w:cs="微軟正黑體" w:hint="eastAsia"/>
-          <w:w w:val="70"/>
-          <w:sz w:val="26"/>
-          <w:szCs w:val="26"/>
-        </w:rPr>
-        <w:t>」原意是「</w:t>
-      </w:r>
-      <w:proofErr w:type="gramStart"/>
-      <w:r>
-        <w:rPr>
-          <w:rFonts w:ascii="Barlow Condensed Medium" w:eastAsia="華康細黑體" w:hAnsi="Barlow Condensed Medium" w:cs="微軟正黑體" w:hint="eastAsia"/>
-          <w:w w:val="70"/>
-          <w:sz w:val="26"/>
-          <w:szCs w:val="26"/>
-        </w:rPr>
-        <w:t>屬巴力</w:t>
-      </w:r>
-      <w:proofErr w:type="gramEnd"/>
-      <w:r>
-        <w:rPr>
-          <w:rFonts w:ascii="Barlow Condensed Medium" w:eastAsia="華康細黑體" w:hAnsi="Barlow Condensed Medium" w:cs="微軟正黑體" w:hint="eastAsia"/>
-          <w:w w:val="70"/>
-          <w:sz w:val="26"/>
-          <w:szCs w:val="26"/>
-        </w:rPr>
-        <w:t>的人」，因為</w:t>
-      </w:r>
-      <w:proofErr w:type="gramStart"/>
-      <w:r>
-        <w:rPr>
-          <w:rFonts w:ascii="Barlow Condensed Medium" w:eastAsia="華康細黑體" w:hAnsi="Barlow Condensed Medium" w:cs="微軟正黑體" w:hint="eastAsia"/>
-          <w:w w:val="70"/>
-          <w:sz w:val="26"/>
-          <w:szCs w:val="26"/>
-        </w:rPr>
-        <w:t>對假神偶像</w:t>
-      </w:r>
-      <w:proofErr w:type="gramEnd"/>
-      <w:r>
-        <w:rPr>
-          <w:rFonts w:ascii="Barlow Condensed Medium" w:eastAsia="華康細黑體" w:hAnsi="Barlow Condensed Medium" w:cs="微軟正黑體" w:hint="eastAsia"/>
-          <w:w w:val="70"/>
-          <w:sz w:val="26"/>
-          <w:szCs w:val="26"/>
-        </w:rPr>
-        <w:t>的厭惡使這名字不討喜，就被改稱為</w:t>
-      </w:r>
-      <w:r>
-        <w:rPr>
-          <w:rFonts w:ascii="Barlow Condensed Medium" w:eastAsia="華康細黑體" w:hAnsi="Barlow Condensed Medium" w:cs="微軟正黑體" w:hint="eastAsia"/>
-          <w:w w:val="70"/>
-          <w:sz w:val="26"/>
-          <w:szCs w:val="26"/>
-        </w:rPr>
-        <w:t>7:5</w:t>
-      </w:r>
-      <w:r>
-        <w:rPr>
-          <w:rFonts w:ascii="Barlow Condensed Medium" w:eastAsia="華康細黑體" w:hAnsi="Barlow Condensed Medium" w:cs="微軟正黑體" w:hint="eastAsia"/>
-          <w:w w:val="70"/>
-          <w:sz w:val="26"/>
-          <w:szCs w:val="26"/>
-        </w:rPr>
-        <w:t>中的「</w:t>
-      </w:r>
-      <w:proofErr w:type="gramStart"/>
-      <w:r>
-        <w:rPr>
-          <w:rFonts w:ascii="Barlow Condensed Medium" w:eastAsia="華康細黑體" w:hAnsi="Barlow Condensed Medium" w:cs="微軟正黑體" w:hint="eastAsia"/>
-          <w:w w:val="70"/>
-          <w:sz w:val="26"/>
-          <w:szCs w:val="26"/>
-        </w:rPr>
-        <w:t>耶疊</w:t>
-      </w:r>
-      <w:proofErr w:type="gramEnd"/>
-      <w:r>
-        <w:rPr>
-          <w:rFonts w:ascii="Barlow Condensed Medium" w:eastAsia="華康細黑體" w:hAnsi="Barlow Condensed Medium" w:cs="微軟正黑體" w:hint="eastAsia"/>
-          <w:w w:val="70"/>
-          <w:sz w:val="26"/>
-          <w:szCs w:val="26"/>
-        </w:rPr>
-        <w:t xml:space="preserve">」，意思是「　</w:t>
-      </w:r>
-      <w:proofErr w:type="gramStart"/>
-      <w:r>
-        <w:rPr>
-          <w:rFonts w:ascii="Barlow Condensed Medium" w:eastAsia="華康細黑體" w:hAnsi="Barlow Condensed Medium" w:cs="微軟正黑體" w:hint="eastAsia"/>
-          <w:w w:val="70"/>
-          <w:sz w:val="26"/>
-          <w:szCs w:val="26"/>
-        </w:rPr>
-        <w:t>神使自己</w:t>
-      </w:r>
-      <w:proofErr w:type="gramEnd"/>
-      <w:r>
-        <w:rPr>
-          <w:rFonts w:ascii="Barlow Condensed Medium" w:eastAsia="華康細黑體" w:hAnsi="Barlow Condensed Medium" w:cs="微軟正黑體" w:hint="eastAsia"/>
-          <w:w w:val="70"/>
-          <w:sz w:val="26"/>
-          <w:szCs w:val="26"/>
-        </w:rPr>
-        <w:t>為人所知」或是「　神所認識的」。意思是，要找</w:t>
-      </w:r>
-      <w:r>
-        <w:rPr>
-          <w:rFonts w:ascii="Barlow Condensed Medium" w:eastAsia="華康細黑體" w:hAnsi="Barlow Condensed Medium" w:cs="微軟正黑體" w:hint="eastAsia"/>
-          <w:w w:val="70"/>
-          <w:sz w:val="26"/>
-          <w:szCs w:val="26"/>
-        </w:rPr>
-        <w:t>回完整的十二支派只是個形式上</w:t>
-      </w:r>
-      <w:proofErr w:type="gramStart"/>
-      <w:r>
-        <w:rPr>
-          <w:rFonts w:ascii="Barlow Condensed Medium" w:eastAsia="華康細黑體" w:hAnsi="Barlow Condensed Medium" w:cs="微軟正黑體" w:hint="eastAsia"/>
-          <w:w w:val="70"/>
-          <w:sz w:val="26"/>
-          <w:szCs w:val="26"/>
-        </w:rPr>
-        <w:t>的想理而已</w:t>
-      </w:r>
-      <w:proofErr w:type="gramEnd"/>
-      <w:r>
-        <w:rPr>
-          <w:rFonts w:ascii="Barlow Condensed Medium" w:eastAsia="華康細黑體" w:hAnsi="Barlow Condensed Medium" w:cs="微軟正黑體" w:hint="eastAsia"/>
-          <w:w w:val="70"/>
-          <w:sz w:val="26"/>
-          <w:szCs w:val="26"/>
-        </w:rPr>
-        <w:t>。</w:t>
+        <w:t>任何人的死都令人憂傷，不過烏撒是死於輕忽了自己的專業，所以那地被稱為「毗列斯‧烏撒」，就是「衝殺烏撒」，意思就是秒殺烏撒，這比心肌梗塞走的還快，也算好走。又經文譯作大衛生氣，應該是生自己的氣，到底是哪裡搞錯，得罪了　神。這對大衛是全新的信仰經驗，拯救人的　神為何要擊殺沒有惡意的人。擊殺不是惡的報應，而是不潔與聖潔不能共存的事實。就是用人的想法想取代　神高標準的道德或是態度的要求是行不通的。因此，大衛害怕　神，因為這約櫃象徵　神的同在，卻不是人可以任意操控的，而是被　神聖潔的律法所限定的，一旦出錯，就有人無法承擔的災禍。因為　神是活的，不能被操控。</w:t>
       </w:r>
     </w:p>
     <w:p>
       <w:pPr>
         <w:kinsoku w:val="0"/>
         <w:snapToGrid w:val="0"/>
-        <w:spacing w:afterLines="50" w:after="165" w:line="300" w:lineRule="exact"/>
+        <w:spacing w:afterLines="50" w:after="165" w:line="290" w:lineRule="exact"/>
         <w:rPr>
           <w:rFonts w:ascii="Cambria" w:eastAsia="華康細黑體" w:hAnsi="Cambria" w:cs="Cambria"/>
           <w:w w:val="70"/>
@@ -28848,7 +26835,7 @@
           <w:sz w:val="26"/>
           <w:szCs w:val="26"/>
         </w:rPr>
-        <w:t>做公民的光榮感</w:t>
+        <w:t>「有求」為何要「必應」</w:t>
       </w:r>
       <w:r>
         <w:rPr>
@@ -28866,9 +26853,8 @@
           <w:sz w:val="26"/>
           <w:szCs w:val="26"/>
         </w:rPr>
-        <w:t>記得國中讀寄宿學校，晚上同學教會偷溜到學校對面的「柑仔店」看電視。印象深刻的八點檔，</w:t>
+        <w:t>約翰福音</w:t>
       </w:r>
-      <w:proofErr w:type="gramStart"/>
       <w:r>
         <w:rPr>
           <w:rFonts w:ascii="Cambria" w:eastAsia="華康細黑體" w:hAnsi="Cambria" w:cs="Cambria" w:hint="eastAsia"/>
@@ -28876,9 +26862,8 @@
           <w:sz w:val="26"/>
           <w:szCs w:val="26"/>
         </w:rPr>
-        <w:t>劇名忘了</w:t>
+        <w:t>14:14</w:t>
       </w:r>
-      <w:proofErr w:type="gramEnd"/>
       <w:r>
         <w:rPr>
           <w:rFonts w:ascii="Cambria" w:eastAsia="華康細黑體" w:hAnsi="Cambria" w:cs="Cambria" w:hint="eastAsia"/>
@@ -28886,114 +26871,14 @@
           <w:sz w:val="26"/>
           <w:szCs w:val="26"/>
         </w:rPr>
-        <w:t>，演的是廣州起義，黃花崗七十二烈士的故事。當時小小的心靈超愛國，都是因為有這些開國烈士。連它的主題曲「易水寒」看著看著，</w:t>
-      </w:r>
-      <w:proofErr w:type="gramStart"/>
-      <w:r>
-        <w:rPr>
-          <w:rFonts w:ascii="Cambria" w:eastAsia="華康細黑體" w:hAnsi="Cambria" w:cs="Cambria" w:hint="eastAsia"/>
-          <w:w w:val="70"/>
-          <w:sz w:val="26"/>
-          <w:szCs w:val="26"/>
-        </w:rPr>
-        <w:t>都會背會唱</w:t>
-      </w:r>
-      <w:proofErr w:type="gramEnd"/>
-      <w:r>
-        <w:rPr>
-          <w:rFonts w:ascii="Cambria" w:eastAsia="華康細黑體" w:hAnsi="Cambria" w:cs="Cambria" w:hint="eastAsia"/>
-          <w:w w:val="70"/>
-          <w:sz w:val="26"/>
-          <w:szCs w:val="26"/>
-        </w:rPr>
-        <w:t>了，是直接唱到心裡去。這些烈士爭的是自由和人權，以及一個現代知識份子的良心。前一陣我才知道，黃花崗烈士墓碑上的名字中有二人稱謂是牧師。我真的好愛這開國的精神和這面國旗。可是時代好像變了，台灣人只剩下政黨和</w:t>
-      </w:r>
-      <w:proofErr w:type="gramStart"/>
-      <w:r>
-        <w:rPr>
-          <w:rFonts w:ascii="Cambria" w:eastAsia="華康細黑體" w:hAnsi="Cambria" w:cs="Cambria" w:hint="eastAsia"/>
-          <w:w w:val="70"/>
-          <w:sz w:val="26"/>
-          <w:szCs w:val="26"/>
-        </w:rPr>
-        <w:t>族群間的仇恨</w:t>
-      </w:r>
-      <w:proofErr w:type="gramEnd"/>
-      <w:r>
-        <w:rPr>
-          <w:rFonts w:ascii="Cambria" w:eastAsia="華康細黑體" w:hAnsi="Cambria" w:cs="Cambria" w:hint="eastAsia"/>
-          <w:w w:val="70"/>
-          <w:sz w:val="26"/>
-          <w:szCs w:val="26"/>
-        </w:rPr>
-        <w:t>，這時代的政客蔑視誠實、公義和利他而犧牲的價值；</w:t>
-      </w:r>
-      <w:proofErr w:type="gramStart"/>
-      <w:r>
-        <w:rPr>
-          <w:rFonts w:ascii="Cambria" w:eastAsia="華康細黑體" w:hAnsi="Cambria" w:cs="Cambria" w:hint="eastAsia"/>
-          <w:w w:val="70"/>
-          <w:sz w:val="26"/>
-          <w:szCs w:val="26"/>
-        </w:rPr>
-        <w:t>甘願心昧著</w:t>
-      </w:r>
-      <w:proofErr w:type="gramEnd"/>
-      <w:r>
-        <w:rPr>
-          <w:rFonts w:ascii="Cambria" w:eastAsia="華康細黑體" w:hAnsi="Cambria" w:cs="Cambria" w:hint="eastAsia"/>
-          <w:w w:val="70"/>
-          <w:sz w:val="26"/>
-          <w:szCs w:val="26"/>
-        </w:rPr>
-        <w:t>良心說謊、製造聲量，為了財富和權力出賣道德標準、國家和除了自己以外的一切。所以，以色列人的家譜到底是要找回什麼光榮感，對於</w:t>
-      </w:r>
-      <w:proofErr w:type="gramStart"/>
-      <w:r>
-        <w:rPr>
-          <w:rFonts w:ascii="Cambria" w:eastAsia="華康細黑體" w:hAnsi="Cambria" w:cs="Cambria" w:hint="eastAsia"/>
-          <w:w w:val="70"/>
-          <w:sz w:val="26"/>
-          <w:szCs w:val="26"/>
-        </w:rPr>
-        <w:t>一</w:t>
-      </w:r>
-      <w:proofErr w:type="gramEnd"/>
-      <w:r>
-        <w:rPr>
-          <w:rFonts w:ascii="Cambria" w:eastAsia="華康細黑體" w:hAnsi="Cambria" w:cs="Cambria" w:hint="eastAsia"/>
-          <w:w w:val="70"/>
-          <w:sz w:val="26"/>
-          <w:szCs w:val="26"/>
-        </w:rPr>
-        <w:t>承認自己的君王、先祖和國家都犯罪的民族而言，他們剩下的盼望只有作耶和華子民這個光榮了，因為只有公義、</w:t>
-      </w:r>
-      <w:proofErr w:type="gramStart"/>
-      <w:r>
-        <w:rPr>
-          <w:rFonts w:ascii="Cambria" w:eastAsia="華康細黑體" w:hAnsi="Cambria" w:cs="Cambria" w:hint="eastAsia"/>
-          <w:w w:val="70"/>
-          <w:sz w:val="26"/>
-          <w:szCs w:val="26"/>
-        </w:rPr>
-        <w:t>憫憐</w:t>
-      </w:r>
-      <w:proofErr w:type="gramEnd"/>
-      <w:r>
-        <w:rPr>
-          <w:rFonts w:ascii="Cambria" w:eastAsia="華康細黑體" w:hAnsi="Cambria" w:cs="Cambria" w:hint="eastAsia"/>
-          <w:w w:val="70"/>
-          <w:sz w:val="26"/>
-          <w:szCs w:val="26"/>
-        </w:rPr>
-        <w:t>和絕對良善的　神值得人尋求，是永遠信實可靠的。</w:t>
+        <w:t>耶穌說：「你們若奉我的名向我求甚麼，我必成全。」常會讓人誤解「奉耶穌的名」帶有如咒語般的魔力，更糟的則只是結尾形式化的敬語。關鍵在於耶穌授權奉他的名又向他求的思意，不是簽了他的名字的空白支票，而是有條件的背書：不是按人的心意，而是按　神的心意來成全。所以，當一個人宣稱他奉耶穌的名，就表示他認同耶穌一切的教導和生命的典範，是出於　神的良善且在這良善的限定下，與耶穌站在同的立場，陳明接來所要祈求的。有所求的當然就不該是個人的名和利，又若求符合　神的公義、憐憫和良善的實現，　神就必然要回應，乃是為了祂自己的榮耀。所以，在永活真神的信仰中，不會用「緣」這個字，因為緣是隨機而遇的意思，如果真理不能確定，人和　神的關係要看緣分，這些都是偶像神明不能有求必應的借口。但是，基督的父、永活真　神的話語必要實現，不是靠緣分，而是靠著至高良善本身的真理、信實和權能。</w:t>
       </w:r>
     </w:p>
     <w:p>
       <w:pPr>
         <w:kinsoku w:val="0"/>
         <w:snapToGrid w:val="0"/>
-        <w:spacing w:afterLines="50" w:after="165" w:line="300" w:lineRule="exact"/>
+        <w:spacing w:afterLines="50" w:after="165" w:line="290" w:lineRule="exact"/>
         <w:jc w:val="both"/>
         <w:rPr>
           <w:rFonts w:ascii="Barlow Condensed Medium" w:eastAsia="華康儷中黑" w:hAnsi="Barlow Condensed Medium"/>
@@ -29009,67 +26894,7 @@
           <w:sz w:val="26"/>
           <w:szCs w:val="26"/>
         </w:rPr>
-        <w:t>家譜可能只記載回歸之民的支系，又多次提及便雅</w:t>
-      </w:r>
-      <w:proofErr w:type="gramStart"/>
-      <w:r>
-        <w:rPr>
-          <w:rFonts w:ascii="Barlow Condensed Medium" w:eastAsia="華康儷中黑" w:hAnsi="Barlow Condensed Medium" w:hint="eastAsia"/>
-          <w:w w:val="70"/>
-          <w:sz w:val="26"/>
-          <w:szCs w:val="26"/>
-        </w:rPr>
-        <w:t>憫</w:t>
-      </w:r>
-      <w:proofErr w:type="gramEnd"/>
-      <w:r>
-        <w:rPr>
-          <w:rFonts w:ascii="Barlow Condensed Medium" w:eastAsia="華康儷中黑" w:hAnsi="Barlow Condensed Medium" w:hint="eastAsia"/>
-          <w:w w:val="70"/>
-          <w:sz w:val="26"/>
-          <w:szCs w:val="26"/>
-        </w:rPr>
-        <w:t>支派，不管</w:t>
-      </w:r>
-      <w:proofErr w:type="gramStart"/>
-      <w:r>
-        <w:rPr>
-          <w:rFonts w:ascii="Barlow Condensed Medium" w:eastAsia="華康儷中黑" w:hAnsi="Barlow Condensed Medium" w:hint="eastAsia"/>
-          <w:w w:val="70"/>
-          <w:sz w:val="26"/>
-          <w:szCs w:val="26"/>
-        </w:rPr>
-        <w:t>是不是誤抄</w:t>
-      </w:r>
-      <w:proofErr w:type="gramEnd"/>
-      <w:r>
-        <w:rPr>
-          <w:rFonts w:ascii="Barlow Condensed Medium" w:eastAsia="華康儷中黑" w:hAnsi="Barlow Condensed Medium" w:hint="eastAsia"/>
-          <w:w w:val="70"/>
-          <w:sz w:val="26"/>
-          <w:szCs w:val="26"/>
-        </w:rPr>
-        <w:t>，都是要導向第一個以色列</w:t>
-      </w:r>
-      <w:proofErr w:type="gramStart"/>
-      <w:r>
-        <w:rPr>
-          <w:rFonts w:ascii="Barlow Condensed Medium" w:eastAsia="華康儷中黑" w:hAnsi="Barlow Condensed Medium" w:hint="eastAsia"/>
-          <w:w w:val="70"/>
-          <w:sz w:val="26"/>
-          <w:szCs w:val="26"/>
-        </w:rPr>
-        <w:t>王掃羅</w:t>
-      </w:r>
-      <w:proofErr w:type="gramEnd"/>
-      <w:r>
-        <w:rPr>
-          <w:rFonts w:ascii="Barlow Condensed Medium" w:eastAsia="華康儷中黑" w:hAnsi="Barlow Condensed Medium" w:hint="eastAsia"/>
-          <w:w w:val="70"/>
-          <w:sz w:val="26"/>
-          <w:szCs w:val="26"/>
-        </w:rPr>
-        <w:t>。但是光榮不在列王，卻在勇士心中的　神。</w:t>
+        <w:t>約櫃被暫時停放在俄別‧以東的家，卻受大大賜福。可能他就是懂得事奉耶和華規矩的利未人。這大衛明白，要站在　神聖潔的立場事奉祂，才能得　神祝福。</w:t>
       </w:r>
       <w:r>
         <w:rPr>
@@ -29078,7 +26903,7 @@
           <w:sz w:val="26"/>
           <w:szCs w:val="26"/>
         </w:rPr>
-        <w:t>什麼是勇士？力量再大、武藝再好，若不是為崇高的目的、保護他人和弱小、公義和</w:t>
+        <w:t>這位俄別‧以東被認為就是</w:t>
       </w:r>
       <w:r>
         <w:rPr>
@@ -29087,7 +26912,7 @@
           <w:sz w:val="26"/>
           <w:szCs w:val="26"/>
         </w:rPr>
-        <w:t>良</w:t>
+        <w:t>15:18,25</w:t>
       </w:r>
       <w:r>
         <w:rPr>
@@ -29096,9 +26921,8 @@
           <w:sz w:val="26"/>
           <w:szCs w:val="26"/>
         </w:rPr>
-        <w:t>善的價值，甚至願意犧牲自己，又怎麼可以</w:t>
+        <w:t>和</w:t>
       </w:r>
-      <w:proofErr w:type="gramStart"/>
       <w:r>
         <w:rPr>
           <w:rFonts w:ascii="Barlow Condensed Medium" w:eastAsia="華康細黑體" w:hAnsi="Barlow Condensed Medium" w:cs="微軟正黑體" w:hint="eastAsia"/>
@@ -29106,9 +26930,8 @@
           <w:sz w:val="26"/>
           <w:szCs w:val="26"/>
         </w:rPr>
-        <w:t>稱作勇呢</w:t>
+        <w:t>26:4-8</w:t>
       </w:r>
-      <w:proofErr w:type="gramEnd"/>
       <w:r>
         <w:rPr>
           <w:rFonts w:ascii="Barlow Condensed Medium" w:eastAsia="華康細黑體" w:hAnsi="Barlow Condensed Medium" w:cs="微軟正黑體" w:hint="eastAsia"/>
@@ -29116,9 +26939,8 @@
           <w:sz w:val="26"/>
           <w:szCs w:val="26"/>
         </w:rPr>
-        <w:t>？這也是知恥近乎勇的意義，就是堅持是非對錯，卻不因為錯的是自己而轉彎。但是，無恥近乎神勇的人，所有好處</w:t>
+        <w:t>所提到的那位守門的利未人。有趣的是，傳承和知道如何處理　神的約櫃規矩的，竟然是一個忠心的聖殿守門人。這又讓大衛明白，　神的賜福不是因為約櫃本身，而是人如何按　神的規矩處理祂的約櫃的態度。特別是敬拜　神的事，要從私人的祭壇，進到國家級的聖</w:t>
       </w:r>
-      <w:proofErr w:type="gramStart"/>
       <w:r>
         <w:rPr>
           <w:rFonts w:ascii="Barlow Condensed Medium" w:eastAsia="華康細黑體" w:hAnsi="Barlow Condensed Medium" w:cs="微軟正黑體" w:hint="eastAsia"/>
@@ -29126,9 +26948,8 @@
           <w:sz w:val="26"/>
           <w:szCs w:val="26"/>
         </w:rPr>
-        <w:t>自己全端走</w:t>
+        <w:t>殿</w:t>
       </w:r>
-      <w:proofErr w:type="gramEnd"/>
       <w:r>
         <w:rPr>
           <w:rFonts w:ascii="Barlow Condensed Medium" w:eastAsia="華康細黑體" w:hAnsi="Barlow Condensed Medium" w:cs="微軟正黑體" w:hint="eastAsia"/>
@@ -29136,7 +26957,7 @@
           <w:sz w:val="26"/>
           <w:szCs w:val="26"/>
         </w:rPr>
-        <w:t>，回頭還罵別人笨。這樣的人永遠不能明白大衛是如何成為勇士的，就是為了捍衛　神的榮光。</w:t>
+        <w:t>，就更需要要求聖潔的規矩。若說規矩有什麼魔力，就是守相同的規矩，就能使群人表現出相同的態度。而事奉　神的態度就是：戒慎恐懼，加忠心信實。</w:t>
       </w:r>
       <w:r>
         <w:rPr>
@@ -29149,8 +26970,8 @@
       </w:r>
     </w:p>
     <w:sectPr>
-      <w:headerReference w:type="even" r:id="rId17"/>
-      <w:headerReference w:type="default" r:id="rId18"/>
+      <w:headerReference w:type="even" r:id="rId16"/>
+      <w:headerReference w:type="default" r:id="rId17"/>
       <w:type w:val="evenPage"/>
       <w:pgSz w:w="20639" w:h="14572" w:orient="landscape" w:code="12"/>
       <w:pgMar w:top="794" w:right="567" w:bottom="510" w:left="567" w:header="340" w:footer="454" w:gutter="0"/>
@@ -29168,7 +26989,7 @@
 </file>
 
 <file path=word/endnotes.xml><?xml version="1.0" encoding="utf-8"?>
-<w:endnotes xmlns:wpc="http://schemas.microsoft.com/office/word/2010/wordprocessingCanvas" xmlns:cx="http://schemas.microsoft.com/office/drawing/2014/chartex" xmlns:cx1="http://schemas.microsoft.com/office/drawing/2015/9/8/chartex" xmlns:cx2="http://schemas.microsoft.com/office/drawing/2015/10/21/chartex" xmlns:cx3="http://schemas.microsoft.com/office/drawing/2016/5/9/chartex" xmlns:cx4="http://schemas.microsoft.com/office/drawing/2016/5/10/chartex" xmlns:cx5="http://schemas.microsoft.com/office/drawing/2016/5/11/chartex" xmlns:cx6="http://schemas.microsoft.com/office/drawing/2016/5/12/chartex" xmlns:cx7="http://schemas.microsoft.com/office/drawing/2016/5/13/chartex" xmlns:cx8="http://schemas.microsoft.com/office/drawing/2016/5/14/chartex" xmlns:mc="http://schemas.openxmlformats.org/markup-compatibility/2006" xmlns:aink="http://schemas.microsoft.com/office/drawing/2016/ink" xmlns:am3d="http://schemas.microsoft.com/office/drawing/2017/model3d" xmlns:o="urn:schemas-microsoft-com:office:office" xmlns:oel="http://schemas.microsoft.com/office/2019/extlst" xmlns:r="http://schemas.openxmlformats.org/officeDocument/2006/relationships" xmlns:m="http://schemas.openxmlformats.org/officeDocument/2006/math" xmlns:v="urn:schemas-microsoft-com:vml" xmlns:wp14="http://schemas.microsoft.com/office/word/2010/wordprocessingDrawing" xmlns:wp="http://schemas.openxmlformats.org/drawingml/2006/wordprocessingDrawing" xmlns:w10="urn:schemas-microsoft-com:office:word" xmlns:w="http://schemas.openxmlformats.org/wordprocessingml/2006/main" xmlns:w14="http://schemas.microsoft.com/office/word/2010/wordml" xmlns:w15="http://schemas.microsoft.com/office/word/2012/wordml" xmlns:w16cex="http://schemas.microsoft.com/office/word/2018/wordml/cex" xmlns:w16cid="http://schemas.microsoft.com/office/word/2016/wordml/cid" xmlns:w16="http://schemas.microsoft.com/office/word/2018/wordml" xmlns:w16du="http://schemas.microsoft.com/office/word/2023/wordml/word16du" xmlns:w16sdtdh="http://schemas.microsoft.com/office/word/2020/wordml/sdtdatahash" xmlns:w16sdtfl="http://schemas.microsoft.com/office/word/2024/wordml/sdtformatlock" xmlns:w16se="http://schemas.microsoft.com/office/word/2015/wordml/symex" xmlns:wpg="http://schemas.microsoft.com/office/word/2010/wordprocessingGroup" xmlns:wpi="http://schemas.microsoft.com/office/word/2010/wordprocessingInk" xmlns:wne="http://schemas.microsoft.com/office/word/2006/wordml" xmlns:wps="http://schemas.microsoft.com/office/word/2010/wordprocessingShape" mc:Ignorable="w14 w15 w16se w16cid w16 w16cex w16sdtdh w16sdtfl w16du wp14">
+<w:endnotes xmlns:wpc="http://schemas.microsoft.com/office/word/2010/wordprocessingCanvas" xmlns:mc="http://schemas.openxmlformats.org/markup-compatibility/2006" xmlns:o="urn:schemas-microsoft-com:office:office" xmlns:r="http://schemas.openxmlformats.org/officeDocument/2006/relationships" xmlns:m="http://schemas.openxmlformats.org/officeDocument/2006/math" xmlns:v="urn:schemas-microsoft-com:vml" xmlns:wp14="http://schemas.microsoft.com/office/word/2010/wordprocessingDrawing" xmlns:wp="http://schemas.openxmlformats.org/drawingml/2006/wordprocessingDrawing" xmlns:w10="urn:schemas-microsoft-com:office:word" xmlns:w="http://schemas.openxmlformats.org/wordprocessingml/2006/main" xmlns:w14="http://schemas.microsoft.com/office/word/2010/wordml" xmlns:w15="http://schemas.microsoft.com/office/word/2012/wordml" xmlns:wpg="http://schemas.microsoft.com/office/word/2010/wordprocessingGroup" xmlns:wpi="http://schemas.microsoft.com/office/word/2010/wordprocessingInk" xmlns:wne="http://schemas.microsoft.com/office/word/2006/wordml" xmlns:wps="http://schemas.microsoft.com/office/word/2010/wordprocessingShape" mc:Ignorable="w14 w15 wp14">
   <w:endnote w:type="separator" w:id="-1">
     <w:p>
       <w:r>
@@ -29187,7 +27008,7 @@
 </file>
 
 <file path=word/footnotes.xml><?xml version="1.0" encoding="utf-8"?>
-<w:footnotes xmlns:wpc="http://schemas.microsoft.com/office/word/2010/wordprocessingCanvas" xmlns:cx="http://schemas.microsoft.com/office/drawing/2014/chartex" xmlns:cx1="http://schemas.microsoft.com/office/drawing/2015/9/8/chartex" xmlns:cx2="http://schemas.microsoft.com/office/drawing/2015/10/21/chartex" xmlns:cx3="http://schemas.microsoft.com/office/drawing/2016/5/9/chartex" xmlns:cx4="http://schemas.microsoft.com/office/drawing/2016/5/10/chartex" xmlns:cx5="http://schemas.microsoft.com/office/drawing/2016/5/11/chartex" xmlns:cx6="http://schemas.microsoft.com/office/drawing/2016/5/12/chartex" xmlns:cx7="http://schemas.microsoft.com/office/drawing/2016/5/13/chartex" xmlns:cx8="http://schemas.microsoft.com/office/drawing/2016/5/14/chartex" xmlns:mc="http://schemas.openxmlformats.org/markup-compatibility/2006" xmlns:aink="http://schemas.microsoft.com/office/drawing/2016/ink" xmlns:am3d="http://schemas.microsoft.com/office/drawing/2017/model3d" xmlns:o="urn:schemas-microsoft-com:office:office" xmlns:oel="http://schemas.microsoft.com/office/2019/extlst" xmlns:r="http://schemas.openxmlformats.org/officeDocument/2006/relationships" xmlns:m="http://schemas.openxmlformats.org/officeDocument/2006/math" xmlns:v="urn:schemas-microsoft-com:vml" xmlns:wp14="http://schemas.microsoft.com/office/word/2010/wordprocessingDrawing" xmlns:wp="http://schemas.openxmlformats.org/drawingml/2006/wordprocessingDrawing" xmlns:w10="urn:schemas-microsoft-com:office:word" xmlns:w="http://schemas.openxmlformats.org/wordprocessingml/2006/main" xmlns:w14="http://schemas.microsoft.com/office/word/2010/wordml" xmlns:w15="http://schemas.microsoft.com/office/word/2012/wordml" xmlns:w16cex="http://schemas.microsoft.com/office/word/2018/wordml/cex" xmlns:w16cid="http://schemas.microsoft.com/office/word/2016/wordml/cid" xmlns:w16="http://schemas.microsoft.com/office/word/2018/wordml" xmlns:w16du="http://schemas.microsoft.com/office/word/2023/wordml/word16du" xmlns:w16sdtdh="http://schemas.microsoft.com/office/word/2020/wordml/sdtdatahash" xmlns:w16sdtfl="http://schemas.microsoft.com/office/word/2024/wordml/sdtformatlock" xmlns:w16se="http://schemas.microsoft.com/office/word/2015/wordml/symex" xmlns:wpg="http://schemas.microsoft.com/office/word/2010/wordprocessingGroup" xmlns:wpi="http://schemas.microsoft.com/office/word/2010/wordprocessingInk" xmlns:wne="http://schemas.microsoft.com/office/word/2006/wordml" xmlns:wps="http://schemas.microsoft.com/office/word/2010/wordprocessingShape" mc:Ignorable="w14 w15 w16se w16cid w16 w16cex w16sdtdh w16sdtfl w16du wp14">
+<w:footnotes xmlns:wpc="http://schemas.microsoft.com/office/word/2010/wordprocessingCanvas" xmlns:mc="http://schemas.openxmlformats.org/markup-compatibility/2006" xmlns:o="urn:schemas-microsoft-com:office:office" xmlns:r="http://schemas.openxmlformats.org/officeDocument/2006/relationships" xmlns:m="http://schemas.openxmlformats.org/officeDocument/2006/math" xmlns:v="urn:schemas-microsoft-com:vml" xmlns:wp14="http://schemas.microsoft.com/office/word/2010/wordprocessingDrawing" xmlns:wp="http://schemas.openxmlformats.org/drawingml/2006/wordprocessingDrawing" xmlns:w10="urn:schemas-microsoft-com:office:word" xmlns:w="http://schemas.openxmlformats.org/wordprocessingml/2006/main" xmlns:w14="http://schemas.microsoft.com/office/word/2010/wordml" xmlns:w15="http://schemas.microsoft.com/office/word/2012/wordml" xmlns:wpg="http://schemas.microsoft.com/office/word/2010/wordprocessingGroup" xmlns:wpi="http://schemas.microsoft.com/office/word/2010/wordprocessingInk" xmlns:wne="http://schemas.microsoft.com/office/word/2006/wordml" xmlns:wps="http://schemas.microsoft.com/office/word/2010/wordprocessingShape" mc:Ignorable="w14 w15 wp14">
   <w:footnote w:type="separator" w:id="-1">
     <w:p>
       <w:r>
@@ -29206,7 +27027,7 @@
 </file>
 
 <file path=word/header1.xml><?xml version="1.0" encoding="utf-8"?>
-<w:hdr xmlns:wpc="http://schemas.microsoft.com/office/word/2010/wordprocessingCanvas" xmlns:cx="http://schemas.microsoft.com/office/drawing/2014/chartex" xmlns:cx1="http://schemas.microsoft.com/office/drawing/2015/9/8/chartex" xmlns:cx2="http://schemas.microsoft.com/office/drawing/2015/10/21/chartex" xmlns:cx3="http://schemas.microsoft.com/office/drawing/2016/5/9/chartex" xmlns:cx4="http://schemas.microsoft.com/office/drawing/2016/5/10/chartex" xmlns:cx5="http://schemas.microsoft.com/office/drawing/2016/5/11/chartex" xmlns:cx6="http://schemas.microsoft.com/office/drawing/2016/5/12/chartex" xmlns:cx7="http://schemas.microsoft.com/office/drawing/2016/5/13/chartex" xmlns:cx8="http://schemas.microsoft.com/office/drawing/2016/5/14/chartex" xmlns:mc="http://schemas.openxmlformats.org/markup-compatibility/2006" xmlns:aink="http://schemas.microsoft.com/office/drawing/2016/ink" xmlns:am3d="http://schemas.microsoft.com/office/drawing/2017/model3d" xmlns:o="urn:schemas-microsoft-com:office:office" xmlns:oel="http://schemas.microsoft.com/office/2019/extlst" xmlns:r="http://schemas.openxmlformats.org/officeDocument/2006/relationships" xmlns:m="http://schemas.openxmlformats.org/officeDocument/2006/math" xmlns:v="urn:schemas-microsoft-com:vml" xmlns:wp14="http://schemas.microsoft.com/office/word/2010/wordprocessingDrawing" xmlns:wp="http://schemas.openxmlformats.org/drawingml/2006/wordprocessingDrawing" xmlns:w10="urn:schemas-microsoft-com:office:word" xmlns:w="http://schemas.openxmlformats.org/wordprocessingml/2006/main" xmlns:w14="http://schemas.microsoft.com/office/word/2010/wordml" xmlns:w15="http://schemas.microsoft.com/office/word/2012/wordml" xmlns:w16cex="http://schemas.microsoft.com/office/word/2018/wordml/cex" xmlns:w16cid="http://schemas.microsoft.com/office/word/2016/wordml/cid" xmlns:w16="http://schemas.microsoft.com/office/word/2018/wordml" xmlns:w16du="http://schemas.microsoft.com/office/word/2023/wordml/word16du" xmlns:w16sdtdh="http://schemas.microsoft.com/office/word/2020/wordml/sdtdatahash" xmlns:w16sdtfl="http://schemas.microsoft.com/office/word/2024/wordml/sdtformatlock" xmlns:w16se="http://schemas.microsoft.com/office/word/2015/wordml/symex" xmlns:wpg="http://schemas.microsoft.com/office/word/2010/wordprocessingGroup" xmlns:wpi="http://schemas.microsoft.com/office/word/2010/wordprocessingInk" xmlns:wne="http://schemas.microsoft.com/office/word/2006/wordml" xmlns:wps="http://schemas.microsoft.com/office/word/2010/wordprocessingShape" mc:Ignorable="w14 w15 w16se w16cid w16 w16cex w16sdtdh w16sdtfl w16du wp14">
+<w:hdr xmlns:wpc="http://schemas.microsoft.com/office/word/2010/wordprocessingCanvas" xmlns:mc="http://schemas.openxmlformats.org/markup-compatibility/2006" xmlns:o="urn:schemas-microsoft-com:office:office" xmlns:r="http://schemas.openxmlformats.org/officeDocument/2006/relationships" xmlns:m="http://schemas.openxmlformats.org/officeDocument/2006/math" xmlns:v="urn:schemas-microsoft-com:vml" xmlns:wp14="http://schemas.microsoft.com/office/word/2010/wordprocessingDrawing" xmlns:wp="http://schemas.openxmlformats.org/drawingml/2006/wordprocessingDrawing" xmlns:w10="urn:schemas-microsoft-com:office:word" xmlns:w="http://schemas.openxmlformats.org/wordprocessingml/2006/main" xmlns:w14="http://schemas.microsoft.com/office/word/2010/wordml" xmlns:w15="http://schemas.microsoft.com/office/word/2012/wordml" xmlns:wpg="http://schemas.microsoft.com/office/word/2010/wordprocessingGroup" xmlns:wpi="http://schemas.microsoft.com/office/word/2010/wordprocessingInk" xmlns:wne="http://schemas.microsoft.com/office/word/2006/wordml" xmlns:wps="http://schemas.microsoft.com/office/word/2010/wordprocessingShape" mc:Ignorable="w14 w15 wp14">
   <w:p>
     <w:pPr>
       <w:pStyle w:val="a4"/>
@@ -29664,7 +27485,7 @@
 </file>
 
 <file path=word/header2.xml><?xml version="1.0" encoding="utf-8"?>
-<w:hdr xmlns:wpc="http://schemas.microsoft.com/office/word/2010/wordprocessingCanvas" xmlns:cx="http://schemas.microsoft.com/office/drawing/2014/chartex" xmlns:cx1="http://schemas.microsoft.com/office/drawing/2015/9/8/chartex" xmlns:cx2="http://schemas.microsoft.com/office/drawing/2015/10/21/chartex" xmlns:cx3="http://schemas.microsoft.com/office/drawing/2016/5/9/chartex" xmlns:cx4="http://schemas.microsoft.com/office/drawing/2016/5/10/chartex" xmlns:cx5="http://schemas.microsoft.com/office/drawing/2016/5/11/chartex" xmlns:cx6="http://schemas.microsoft.com/office/drawing/2016/5/12/chartex" xmlns:cx7="http://schemas.microsoft.com/office/drawing/2016/5/13/chartex" xmlns:cx8="http://schemas.microsoft.com/office/drawing/2016/5/14/chartex" xmlns:mc="http://schemas.openxmlformats.org/markup-compatibility/2006" xmlns:aink="http://schemas.microsoft.com/office/drawing/2016/ink" xmlns:am3d="http://schemas.microsoft.com/office/drawing/2017/model3d" xmlns:o="urn:schemas-microsoft-com:office:office" xmlns:oel="http://schemas.microsoft.com/office/2019/extlst" xmlns:r="http://schemas.openxmlformats.org/officeDocument/2006/relationships" xmlns:m="http://schemas.openxmlformats.org/officeDocument/2006/math" xmlns:v="urn:schemas-microsoft-com:vml" xmlns:wp14="http://schemas.microsoft.com/office/word/2010/wordprocessingDrawing" xmlns:wp="http://schemas.openxmlformats.org/drawingml/2006/wordprocessingDrawing" xmlns:w10="urn:schemas-microsoft-com:office:word" xmlns:w="http://schemas.openxmlformats.org/wordprocessingml/2006/main" xmlns:w14="http://schemas.microsoft.com/office/word/2010/wordml" xmlns:w15="http://schemas.microsoft.com/office/word/2012/wordml" xmlns:w16cex="http://schemas.microsoft.com/office/word/2018/wordml/cex" xmlns:w16cid="http://schemas.microsoft.com/office/word/2016/wordml/cid" xmlns:w16="http://schemas.microsoft.com/office/word/2018/wordml" xmlns:w16du="http://schemas.microsoft.com/office/word/2023/wordml/word16du" xmlns:w16sdtdh="http://schemas.microsoft.com/office/word/2020/wordml/sdtdatahash" xmlns:w16sdtfl="http://schemas.microsoft.com/office/word/2024/wordml/sdtformatlock" xmlns:w16se="http://schemas.microsoft.com/office/word/2015/wordml/symex" xmlns:wpg="http://schemas.microsoft.com/office/word/2010/wordprocessingGroup" xmlns:wpi="http://schemas.microsoft.com/office/word/2010/wordprocessingInk" xmlns:wne="http://schemas.microsoft.com/office/word/2006/wordml" xmlns:wps="http://schemas.microsoft.com/office/word/2010/wordprocessingShape" mc:Ignorable="w14 w15 w16se w16cid w16 w16cex w16sdtdh w16sdtfl w16du wp14">
+<w:hdr xmlns:wpc="http://schemas.microsoft.com/office/word/2010/wordprocessingCanvas" xmlns:mc="http://schemas.openxmlformats.org/markup-compatibility/2006" xmlns:o="urn:schemas-microsoft-com:office:office" xmlns:r="http://schemas.openxmlformats.org/officeDocument/2006/relationships" xmlns:m="http://schemas.openxmlformats.org/officeDocument/2006/math" xmlns:v="urn:schemas-microsoft-com:vml" xmlns:wp14="http://schemas.microsoft.com/office/word/2010/wordprocessingDrawing" xmlns:wp="http://schemas.openxmlformats.org/drawingml/2006/wordprocessingDrawing" xmlns:w10="urn:schemas-microsoft-com:office:word" xmlns:w="http://schemas.openxmlformats.org/wordprocessingml/2006/main" xmlns:w14="http://schemas.microsoft.com/office/word/2010/wordml" xmlns:w15="http://schemas.microsoft.com/office/word/2012/wordml" xmlns:wpg="http://schemas.microsoft.com/office/word/2010/wordprocessingGroup" xmlns:wpi="http://schemas.microsoft.com/office/word/2010/wordprocessingInk" xmlns:wne="http://schemas.microsoft.com/office/word/2006/wordml" xmlns:wps="http://schemas.microsoft.com/office/word/2010/wordprocessingShape" mc:Ignorable="w14 w15 wp14">
   <w:p>
     <w:pPr>
       <w:pStyle w:val="a4"/>
@@ -30122,7 +27943,7 @@
 </file>
 
 <file path=word/header3.xml><?xml version="1.0" encoding="utf-8"?>
-<w:hdr xmlns:wpc="http://schemas.microsoft.com/office/word/2010/wordprocessingCanvas" xmlns:cx="http://schemas.microsoft.com/office/drawing/2014/chartex" xmlns:cx1="http://schemas.microsoft.com/office/drawing/2015/9/8/chartex" xmlns:cx2="http://schemas.microsoft.com/office/drawing/2015/10/21/chartex" xmlns:cx3="http://schemas.microsoft.com/office/drawing/2016/5/9/chartex" xmlns:cx4="http://schemas.microsoft.com/office/drawing/2016/5/10/chartex" xmlns:cx5="http://schemas.microsoft.com/office/drawing/2016/5/11/chartex" xmlns:cx6="http://schemas.microsoft.com/office/drawing/2016/5/12/chartex" xmlns:cx7="http://schemas.microsoft.com/office/drawing/2016/5/13/chartex" xmlns:cx8="http://schemas.microsoft.com/office/drawing/2016/5/14/chartex" xmlns:mc="http://schemas.openxmlformats.org/markup-compatibility/2006" xmlns:aink="http://schemas.microsoft.com/office/drawing/2016/ink" xmlns:am3d="http://schemas.microsoft.com/office/drawing/2017/model3d" xmlns:o="urn:schemas-microsoft-com:office:office" xmlns:oel="http://schemas.microsoft.com/office/2019/extlst" xmlns:r="http://schemas.openxmlformats.org/officeDocument/2006/relationships" xmlns:m="http://schemas.openxmlformats.org/officeDocument/2006/math" xmlns:v="urn:schemas-microsoft-com:vml" xmlns:wp14="http://schemas.microsoft.com/office/word/2010/wordprocessingDrawing" xmlns:wp="http://schemas.openxmlformats.org/drawingml/2006/wordprocessingDrawing" xmlns:w10="urn:schemas-microsoft-com:office:word" xmlns:w="http://schemas.openxmlformats.org/wordprocessingml/2006/main" xmlns:w14="http://schemas.microsoft.com/office/word/2010/wordml" xmlns:w15="http://schemas.microsoft.com/office/word/2012/wordml" xmlns:w16cex="http://schemas.microsoft.com/office/word/2018/wordml/cex" xmlns:w16cid="http://schemas.microsoft.com/office/word/2016/wordml/cid" xmlns:w16="http://schemas.microsoft.com/office/word/2018/wordml" xmlns:w16du="http://schemas.microsoft.com/office/word/2023/wordml/word16du" xmlns:w16sdtdh="http://schemas.microsoft.com/office/word/2020/wordml/sdtdatahash" xmlns:w16sdtfl="http://schemas.microsoft.com/office/word/2024/wordml/sdtformatlock" xmlns:w16se="http://schemas.microsoft.com/office/word/2015/wordml/symex" xmlns:wpg="http://schemas.microsoft.com/office/word/2010/wordprocessingGroup" xmlns:wpi="http://schemas.microsoft.com/office/word/2010/wordprocessingInk" xmlns:wne="http://schemas.microsoft.com/office/word/2006/wordml" xmlns:wps="http://schemas.microsoft.com/office/word/2010/wordprocessingShape" mc:Ignorable="w14 w15 w16se w16cid w16 w16cex w16sdtdh w16sdtfl w16du wp14">
+<w:hdr xmlns:wpc="http://schemas.microsoft.com/office/word/2010/wordprocessingCanvas" xmlns:mc="http://schemas.openxmlformats.org/markup-compatibility/2006" xmlns:o="urn:schemas-microsoft-com:office:office" xmlns:r="http://schemas.openxmlformats.org/officeDocument/2006/relationships" xmlns:m="http://schemas.openxmlformats.org/officeDocument/2006/math" xmlns:v="urn:schemas-microsoft-com:vml" xmlns:wp14="http://schemas.microsoft.com/office/word/2010/wordprocessingDrawing" xmlns:wp="http://schemas.openxmlformats.org/drawingml/2006/wordprocessingDrawing" xmlns:w10="urn:schemas-microsoft-com:office:word" xmlns:w="http://schemas.openxmlformats.org/wordprocessingml/2006/main" xmlns:w14="http://schemas.microsoft.com/office/word/2010/wordml" xmlns:w15="http://schemas.microsoft.com/office/word/2012/wordml" xmlns:wpg="http://schemas.microsoft.com/office/word/2010/wordprocessingGroup" xmlns:wpi="http://schemas.microsoft.com/office/word/2010/wordprocessingInk" xmlns:wne="http://schemas.microsoft.com/office/word/2006/wordml" xmlns:wps="http://schemas.microsoft.com/office/word/2010/wordprocessingShape" mc:Ignorable="w14 w15 wp14">
   <w:p>
     <w:pPr>
       <w:pStyle w:val="a4"/>
@@ -30580,7 +28401,7 @@
 </file>
 
 <file path=word/header4.xml><?xml version="1.0" encoding="utf-8"?>
-<w:hdr xmlns:wpc="http://schemas.microsoft.com/office/word/2010/wordprocessingCanvas" xmlns:cx="http://schemas.microsoft.com/office/drawing/2014/chartex" xmlns:cx1="http://schemas.microsoft.com/office/drawing/2015/9/8/chartex" xmlns:cx2="http://schemas.microsoft.com/office/drawing/2015/10/21/chartex" xmlns:cx3="http://schemas.microsoft.com/office/drawing/2016/5/9/chartex" xmlns:cx4="http://schemas.microsoft.com/office/drawing/2016/5/10/chartex" xmlns:cx5="http://schemas.microsoft.com/office/drawing/2016/5/11/chartex" xmlns:cx6="http://schemas.microsoft.com/office/drawing/2016/5/12/chartex" xmlns:cx7="http://schemas.microsoft.com/office/drawing/2016/5/13/chartex" xmlns:cx8="http://schemas.microsoft.com/office/drawing/2016/5/14/chartex" xmlns:mc="http://schemas.openxmlformats.org/markup-compatibility/2006" xmlns:aink="http://schemas.microsoft.com/office/drawing/2016/ink" xmlns:am3d="http://schemas.microsoft.com/office/drawing/2017/model3d" xmlns:o="urn:schemas-microsoft-com:office:office" xmlns:oel="http://schemas.microsoft.com/office/2019/extlst" xmlns:r="http://schemas.openxmlformats.org/officeDocument/2006/relationships" xmlns:m="http://schemas.openxmlformats.org/officeDocument/2006/math" xmlns:v="urn:schemas-microsoft-com:vml" xmlns:wp14="http://schemas.microsoft.com/office/word/2010/wordprocessingDrawing" xmlns:wp="http://schemas.openxmlformats.org/drawingml/2006/wordprocessingDrawing" xmlns:w10="urn:schemas-microsoft-com:office:word" xmlns:w="http://schemas.openxmlformats.org/wordprocessingml/2006/main" xmlns:w14="http://schemas.microsoft.com/office/word/2010/wordml" xmlns:w15="http://schemas.microsoft.com/office/word/2012/wordml" xmlns:w16cex="http://schemas.microsoft.com/office/word/2018/wordml/cex" xmlns:w16cid="http://schemas.microsoft.com/office/word/2016/wordml/cid" xmlns:w16="http://schemas.microsoft.com/office/word/2018/wordml" xmlns:w16du="http://schemas.microsoft.com/office/word/2023/wordml/word16du" xmlns:w16sdtdh="http://schemas.microsoft.com/office/word/2020/wordml/sdtdatahash" xmlns:w16sdtfl="http://schemas.microsoft.com/office/word/2024/wordml/sdtformatlock" xmlns:w16se="http://schemas.microsoft.com/office/word/2015/wordml/symex" xmlns:wpg="http://schemas.microsoft.com/office/word/2010/wordprocessingGroup" xmlns:wpi="http://schemas.microsoft.com/office/word/2010/wordprocessingInk" xmlns:wne="http://schemas.microsoft.com/office/word/2006/wordml" xmlns:wps="http://schemas.microsoft.com/office/word/2010/wordprocessingShape" mc:Ignorable="w14 w15 w16se w16cid w16 w16cex w16sdtdh w16sdtfl w16du wp14">
+<w:hdr xmlns:wpc="http://schemas.microsoft.com/office/word/2010/wordprocessingCanvas" xmlns:mc="http://schemas.openxmlformats.org/markup-compatibility/2006" xmlns:o="urn:schemas-microsoft-com:office:office" xmlns:r="http://schemas.openxmlformats.org/officeDocument/2006/relationships" xmlns:m="http://schemas.openxmlformats.org/officeDocument/2006/math" xmlns:v="urn:schemas-microsoft-com:vml" xmlns:wp14="http://schemas.microsoft.com/office/word/2010/wordprocessingDrawing" xmlns:wp="http://schemas.openxmlformats.org/drawingml/2006/wordprocessingDrawing" xmlns:w10="urn:schemas-microsoft-com:office:word" xmlns:w="http://schemas.openxmlformats.org/wordprocessingml/2006/main" xmlns:w14="http://schemas.microsoft.com/office/word/2010/wordml" xmlns:w15="http://schemas.microsoft.com/office/word/2012/wordml" xmlns:wpg="http://schemas.microsoft.com/office/word/2010/wordprocessingGroup" xmlns:wpi="http://schemas.microsoft.com/office/word/2010/wordprocessingInk" xmlns:wne="http://schemas.microsoft.com/office/word/2006/wordml" xmlns:wps="http://schemas.microsoft.com/office/word/2010/wordprocessingShape" mc:Ignorable="w14 w15 wp14">
   <w:p>
     <w:pPr>
       <w:pStyle w:val="a4"/>
@@ -30652,7 +28473,7 @@
         <w:b/>
         <w:noProof/>
       </w:rPr>
-      <w:t>2617</w:t>
+      <w:t>2618</w:t>
     </w:r>
     <w:r>
       <w:rPr>
@@ -30747,7 +28568,7 @@
         <w:b/>
         <w:noProof/>
       </w:rPr>
-      <w:t>04</w:t>
+      <w:t>05</w:t>
     </w:r>
     <w:r>
       <w:rPr>
@@ -30789,7 +28610,7 @@
         <w:b/>
         <w:noProof/>
       </w:rPr>
-      <w:t>26</w:t>
+      <w:t>03</w:t>
     </w:r>
     <w:r>
       <w:rPr>
@@ -30861,7 +28682,7 @@
         <w:b/>
         <w:noProof/>
       </w:rPr>
-      <w:t>2617</w:t>
+      <w:t>2618</w:t>
     </w:r>
     <w:r>
       <w:rPr>
@@ -30956,7 +28777,7 @@
         <w:b/>
         <w:noProof/>
       </w:rPr>
-      <w:t>04</w:t>
+      <w:t>05</w:t>
     </w:r>
     <w:r>
       <w:rPr>
@@ -30998,7 +28819,7 @@
         <w:b/>
         <w:noProof/>
       </w:rPr>
-      <w:t>26</w:t>
+      <w:t>03</w:t>
     </w:r>
     <w:r>
       <w:rPr>
@@ -31038,7 +28859,7 @@
 </file>
 
 <file path=word/numbering.xml><?xml version="1.0" encoding="utf-8"?>
-<w:numbering xmlns:wpc="http://schemas.microsoft.com/office/word/2010/wordprocessingCanvas" xmlns:cx="http://schemas.microsoft.com/office/drawing/2014/chartex" xmlns:cx1="http://schemas.microsoft.com/office/drawing/2015/9/8/chartex" xmlns:cx2="http://schemas.microsoft.com/office/drawing/2015/10/21/chartex" xmlns:cx3="http://schemas.microsoft.com/office/drawing/2016/5/9/chartex" xmlns:cx4="http://schemas.microsoft.com/office/drawing/2016/5/10/chartex" xmlns:cx5="http://schemas.microsoft.com/office/drawing/2016/5/11/chartex" xmlns:cx6="http://schemas.microsoft.com/office/drawing/2016/5/12/chartex" xmlns:cx7="http://schemas.microsoft.com/office/drawing/2016/5/13/chartex" xmlns:cx8="http://schemas.microsoft.com/office/drawing/2016/5/14/chartex" xmlns:mc="http://schemas.openxmlformats.org/markup-compatibility/2006" xmlns:aink="http://schemas.microsoft.com/office/drawing/2016/ink" xmlns:am3d="http://schemas.microsoft.com/office/drawing/2017/model3d" xmlns:o="urn:schemas-microsoft-com:office:office" xmlns:oel="http://schemas.microsoft.com/office/2019/extlst" xmlns:r="http://schemas.openxmlformats.org/officeDocument/2006/relationships" xmlns:m="http://schemas.openxmlformats.org/officeDocument/2006/math" xmlns:v="urn:schemas-microsoft-com:vml" xmlns:wp14="http://schemas.microsoft.com/office/word/2010/wordprocessingDrawing" xmlns:wp="http://schemas.openxmlformats.org/drawingml/2006/wordprocessingDrawing" xmlns:w10="urn:schemas-microsoft-com:office:word" xmlns:w="http://schemas.openxmlformats.org/wordprocessingml/2006/main" xmlns:w14="http://schemas.microsoft.com/office/word/2010/wordml" xmlns:w15="http://schemas.microsoft.com/office/word/2012/wordml" xmlns:w16cex="http://schemas.microsoft.com/office/word/2018/wordml/cex" xmlns:w16cid="http://schemas.microsoft.com/office/word/2016/wordml/cid" xmlns:w16="http://schemas.microsoft.com/office/word/2018/wordml" xmlns:w16du="http://schemas.microsoft.com/office/word/2023/wordml/word16du" xmlns:w16sdtdh="http://schemas.microsoft.com/office/word/2020/wordml/sdtdatahash" xmlns:w16sdtfl="http://schemas.microsoft.com/office/word/2024/wordml/sdtformatlock" xmlns:w16se="http://schemas.microsoft.com/office/word/2015/wordml/symex" xmlns:wpg="http://schemas.microsoft.com/office/word/2010/wordprocessingGroup" xmlns:wpi="http://schemas.microsoft.com/office/word/2010/wordprocessingInk" xmlns:wne="http://schemas.microsoft.com/office/word/2006/wordml" xmlns:wps="http://schemas.microsoft.com/office/word/2010/wordprocessingShape" mc:Ignorable="w14 w15 w16se w16cid w16 w16cex w16sdtdh w16sdtfl w16du wp14">
+<w:numbering xmlns:wpc="http://schemas.microsoft.com/office/word/2010/wordprocessingCanvas" xmlns:mc="http://schemas.openxmlformats.org/markup-compatibility/2006" xmlns:o="urn:schemas-microsoft-com:office:office" xmlns:r="http://schemas.openxmlformats.org/officeDocument/2006/relationships" xmlns:m="http://schemas.openxmlformats.org/officeDocument/2006/math" xmlns:v="urn:schemas-microsoft-com:vml" xmlns:wp14="http://schemas.microsoft.com/office/word/2010/wordprocessingDrawing" xmlns:wp="http://schemas.openxmlformats.org/drawingml/2006/wordprocessingDrawing" xmlns:w10="urn:schemas-microsoft-com:office:word" xmlns:w="http://schemas.openxmlformats.org/wordprocessingml/2006/main" xmlns:w14="http://schemas.microsoft.com/office/word/2010/wordml" xmlns:w15="http://schemas.microsoft.com/office/word/2012/wordml" xmlns:wpg="http://schemas.microsoft.com/office/word/2010/wordprocessingGroup" xmlns:wpi="http://schemas.microsoft.com/office/word/2010/wordprocessingInk" xmlns:wne="http://schemas.microsoft.com/office/word/2006/wordml" xmlns:wps="http://schemas.microsoft.com/office/word/2010/wordprocessingShape" mc:Ignorable="w14 w15 wp14">
   <w:abstractNum w:abstractNumId="0" w15:restartNumberingAfterBreak="0">
     <w:nsid w:val="0397573A"/>
     <w:multiLevelType w:val="hybridMultilevel"/>
@@ -32641,65 +30462,65 @@
       </w:pPr>
     </w:lvl>
   </w:abstractNum>
-  <w:num w:numId="1" w16cid:durableId="1928538168">
+  <w:num w:numId="1">
     <w:abstractNumId w:val="17"/>
   </w:num>
-  <w:num w:numId="2" w16cid:durableId="386733420">
+  <w:num w:numId="2">
     <w:abstractNumId w:val="5"/>
   </w:num>
-  <w:num w:numId="3" w16cid:durableId="2013146177">
+  <w:num w:numId="3">
     <w:abstractNumId w:val="8"/>
   </w:num>
-  <w:num w:numId="4" w16cid:durableId="447621915">
+  <w:num w:numId="4">
     <w:abstractNumId w:val="3"/>
   </w:num>
-  <w:num w:numId="5" w16cid:durableId="1306352466">
+  <w:num w:numId="5">
     <w:abstractNumId w:val="9"/>
   </w:num>
-  <w:num w:numId="6" w16cid:durableId="391344153">
+  <w:num w:numId="6">
     <w:abstractNumId w:val="16"/>
   </w:num>
-  <w:num w:numId="7" w16cid:durableId="353776395">
+  <w:num w:numId="7">
     <w:abstractNumId w:val="15"/>
   </w:num>
-  <w:num w:numId="8" w16cid:durableId="849026488">
+  <w:num w:numId="8">
     <w:abstractNumId w:val="7"/>
   </w:num>
-  <w:num w:numId="9" w16cid:durableId="1087848039">
+  <w:num w:numId="9">
     <w:abstractNumId w:val="13"/>
   </w:num>
-  <w:num w:numId="10" w16cid:durableId="1304197506">
+  <w:num w:numId="10">
     <w:abstractNumId w:val="4"/>
   </w:num>
-  <w:num w:numId="11" w16cid:durableId="883753366">
+  <w:num w:numId="11">
     <w:abstractNumId w:val="10"/>
   </w:num>
-  <w:num w:numId="12" w16cid:durableId="758064085">
+  <w:num w:numId="12">
     <w:abstractNumId w:val="2"/>
   </w:num>
-  <w:num w:numId="13" w16cid:durableId="457532870">
+  <w:num w:numId="13">
     <w:abstractNumId w:val="11"/>
   </w:num>
-  <w:num w:numId="14" w16cid:durableId="1308389990">
+  <w:num w:numId="14">
     <w:abstractNumId w:val="12"/>
   </w:num>
-  <w:num w:numId="15" w16cid:durableId="1542858720">
+  <w:num w:numId="15">
     <w:abstractNumId w:val="1"/>
   </w:num>
-  <w:num w:numId="16" w16cid:durableId="73816510">
+  <w:num w:numId="16">
     <w:abstractNumId w:val="0"/>
   </w:num>
-  <w:num w:numId="17" w16cid:durableId="377050796">
+  <w:num w:numId="17">
     <w:abstractNumId w:val="14"/>
   </w:num>
-  <w:num w:numId="18" w16cid:durableId="1279603578">
+  <w:num w:numId="18">
     <w:abstractNumId w:val="6"/>
   </w:num>
 </w:numbering>
 </file>
 
 <file path=word/styles.xml><?xml version="1.0" encoding="utf-8"?>
-<w:styles xmlns:mc="http://schemas.openxmlformats.org/markup-compatibility/2006" xmlns:r="http://schemas.openxmlformats.org/officeDocument/2006/relationships" xmlns:w="http://schemas.openxmlformats.org/wordprocessingml/2006/main" xmlns:w14="http://schemas.microsoft.com/office/word/2010/wordml" xmlns:w15="http://schemas.microsoft.com/office/word/2012/wordml" xmlns:w16cex="http://schemas.microsoft.com/office/word/2018/wordml/cex" xmlns:w16cid="http://schemas.microsoft.com/office/word/2016/wordml/cid" xmlns:w16="http://schemas.microsoft.com/office/word/2018/wordml" xmlns:w16du="http://schemas.microsoft.com/office/word/2023/wordml/word16du" xmlns:w16sdtdh="http://schemas.microsoft.com/office/word/2020/wordml/sdtdatahash" xmlns:w16sdtfl="http://schemas.microsoft.com/office/word/2024/wordml/sdtformatlock" xmlns:w16se="http://schemas.microsoft.com/office/word/2015/wordml/symex" mc:Ignorable="w14 w15 w16se w16cid w16 w16cex w16sdtdh w16sdtfl w16du">
+<w:styles xmlns:mc="http://schemas.openxmlformats.org/markup-compatibility/2006" xmlns:r="http://schemas.openxmlformats.org/officeDocument/2006/relationships" xmlns:w="http://schemas.openxmlformats.org/wordprocessingml/2006/main" xmlns:w14="http://schemas.microsoft.com/office/word/2010/wordml" xmlns:w15="http://schemas.microsoft.com/office/word/2012/wordml" mc:Ignorable="w14 w15">
   <w:docDefaults>
     <w:rPrDefault>
       <w:rPr>
@@ -32712,7 +30533,7 @@
     </w:rPrDefault>
     <w:pPrDefault/>
   </w:docDefaults>
-  <w:latentStyles w:defLockedState="0" w:defUIPriority="99" w:defSemiHidden="0" w:defUnhideWhenUsed="0" w:defQFormat="0" w:count="376">
+  <w:latentStyles w:defLockedState="0" w:defUIPriority="99" w:defSemiHidden="0" w:defUnhideWhenUsed="0" w:defQFormat="0" w:count="371">
     <w:lsdException w:name="Normal" w:uiPriority="0" w:qFormat="1"/>
     <w:lsdException w:name="heading 1" w:uiPriority="9" w:qFormat="1"/>
     <w:lsdException w:name="heading 2" w:semiHidden="1" w:uiPriority="9" w:unhideWhenUsed="1" w:qFormat="1"/>
@@ -33084,11 +30905,6 @@
     <w:lsdException w:name="List Table 5 Dark Accent 6" w:uiPriority="50"/>
     <w:lsdException w:name="List Table 6 Colorful Accent 6" w:uiPriority="51"/>
     <w:lsdException w:name="List Table 7 Colorful Accent 6" w:uiPriority="52"/>
-    <w:lsdException w:name="Mention" w:semiHidden="1" w:unhideWhenUsed="1"/>
-    <w:lsdException w:name="Smart Hyperlink" w:semiHidden="1" w:unhideWhenUsed="1"/>
-    <w:lsdException w:name="Hashtag" w:semiHidden="1" w:unhideWhenUsed="1"/>
-    <w:lsdException w:name="Unresolved Mention" w:semiHidden="1" w:unhideWhenUsed="1"/>
-    <w:lsdException w:name="Smart Link" w:semiHidden="1" w:unhideWhenUsed="1"/>
   </w:latentStyles>
   <w:style w:type="paragraph" w:default="1" w:styleId="a">
     <w:name w:val="Normal"/>
@@ -33744,7 +31560,7 @@
 </file>
 
 <file path=customXml/itemProps1.xml><?xml version="1.0" encoding="utf-8"?>
-<ds:datastoreItem xmlns:ds="http://schemas.openxmlformats.org/officeDocument/2006/customXml" ds:itemID="{40063A7B-0699-455D-A21A-81319186EC5B}">
+<ds:datastoreItem xmlns:ds="http://schemas.openxmlformats.org/officeDocument/2006/customXml" ds:itemID="{A97D68A4-F085-43FC-B322-6BE49FB6E5A7}">
   <ds:schemaRefs>
     <ds:schemaRef ds:uri="http://schemas.openxmlformats.org/officeDocument/2006/bibliography"/>
   </ds:schemaRefs>
